--- a/por/docx/34.content.docx
+++ b/por/docx/34.content.docx
@@ -4,39 +4,88 @@
   <w:body>
     <w:p/>
     <w:p>
-      <w:r/>
+      <w:pPr/>
+      <w:r>
+        <w:rPr>
+          <w:lang w:val="pt_PT" w:bidi="pt_PT"/>
+        </w:rPr>
+      </w:r>
     </w:p>
     <w:p>
       <w:pPr>
         <w:pStyle w:val="Heading2"/>
       </w:pPr>
       <w:r>
+        <w:rPr>
+          <w:lang w:val="pt_PT" w:bidi="pt_PT"/>
+        </w:rPr>
+        <w:t>Resource: Notas de Tradução (unfoldingWord)</w:t>
+      </w:r>
+      <w:r>
+        <w:rPr>
+          <w:lang w:val="pt_PT" w:bidi="pt_PT"/>
+        </w:rPr>
+      </w:r>
+    </w:p>
+    <w:p>
+      <w:pPr>
+        <w:pStyle w:val="Heading2"/>
+      </w:pPr>
+      <w:r>
+        <w:rPr>
+          <w:lang w:val="pt_PT" w:bidi="pt_PT"/>
+        </w:rPr>
         <w:t>License Information</w:t>
       </w:r>
-      <w:r/>
-    </w:p>
-    <w:p>
-      <w:r/>
+      <w:r>
+        <w:rPr>
+          <w:lang w:val="pt_PT" w:bidi="pt_PT"/>
+        </w:rPr>
+      </w:r>
+    </w:p>
+    <w:p>
+      <w:pPr/>
+      <w:r>
+        <w:rPr>
+          <w:lang w:val="pt_PT" w:bidi="pt_PT"/>
+        </w:rPr>
+      </w:r>
       <w:r>
         <w:rPr>
           <w:b/>
-        </w:rPr>
-        <w:t>Translation Notes (unfoldingWord)</w:t>
-      </w:r>
-      <w:r>
+          <w:lang w:val="pt_PT" w:bidi="pt_PT"/>
+        </w:rPr>
+        <w:t>Notas de Tradução (unfoldingWord)</w:t>
+      </w:r>
+      <w:r>
+        <w:rPr>
+          <w:lang w:val="pt_PT" w:bidi="pt_PT"/>
+        </w:rPr>
         <w:t xml:space="preserve"> (Portuguese) is based on</w:t>
       </w:r>
       <w:r>
+        <w:rPr>
+          <w:lang w:val="pt_PT" w:bidi="pt_PT"/>
+        </w:rPr>
         <w:t xml:space="preserve">: </w:t>
       </w:r>
       <w:r>
+        <w:rPr>
+          <w:lang w:val="pt_PT" w:bidi="pt_PT"/>
+        </w:rPr>
         <w:t>unfoldingWord® Translation Notes</w:t>
       </w:r>
       <w:r>
+        <w:rPr>
+          <w:lang w:val="pt_PT" w:bidi="pt_PT"/>
+        </w:rPr>
         <w:t xml:space="preserve">, </w:t>
       </w:r>
       <w:hyperlink r:id="rId13">
         <w:r>
+          <w:rPr>
+            <w:lang w:val="pt_PT" w:bidi="pt_PT"/>
+          </w:rPr>
           <w:rPr>
             <w:color w:val="0000EE"/>
             <w:u w:val="single"/>
@@ -45,10 +94,16 @@
         </w:r>
       </w:hyperlink>
       <w:r>
+        <w:rPr>
+          <w:lang w:val="pt_PT" w:bidi="pt_PT"/>
+        </w:rPr>
         <w:t xml:space="preserve">, 2022, which is licensed under a </w:t>
       </w:r>
       <w:hyperlink r:id="rId14">
         <w:r>
+          <w:rPr>
+            <w:lang w:val="pt_PT" w:bidi="pt_PT"/>
+          </w:rPr>
           <w:rPr>
             <w:color w:val="0000EE"/>
             <w:u w:val="single"/>
@@ -57,24 +112,50 @@
         </w:r>
       </w:hyperlink>
       <w:r>
+        <w:rPr>
+          <w:lang w:val="pt_PT" w:bidi="pt_PT"/>
+        </w:rPr>
         <w:t>.</w:t>
       </w:r>
-      <w:r/>
-    </w:p>
-    <w:p>
-      <w:r/>
-      <w:r>
+      <w:r>
+        <w:rPr>
+          <w:lang w:val="pt_PT" w:bidi="pt_PT"/>
+        </w:rPr>
+      </w:r>
+    </w:p>
+    <w:p>
+      <w:pPr/>
+      <w:r>
+        <w:rPr>
+          <w:lang w:val="pt_PT" w:bidi="pt_PT"/>
+        </w:rPr>
+      </w:r>
+      <w:r>
+        <w:rPr>
+          <w:lang w:val="pt_PT" w:bidi="pt_PT"/>
+        </w:rPr>
         <w:t>This PDF version is provided under the same license.</w:t>
       </w:r>
-      <w:r/>
-      <w:r/>
+      <w:r>
+        <w:rPr>
+          <w:lang w:val="pt_PT" w:bidi="pt_PT"/>
+        </w:rPr>
+      </w:r>
+      <w:r>
+        <w:rPr>
+          <w:lang w:val="pt_PT" w:bidi="pt_PT"/>
+        </w:rPr>
+      </w:r>
     </w:p>
     <w:p>
       <w:pPr>
         <w:pStyle w:val="Heading1"/>
       </w:pPr>
       <w:r>
-        <w:t>Translation Notes (unfoldingWord)</w:t>
+        <w:rPr>
+          <w:lang w:val="pt_PT" w:bidi="pt_PT"/>
+        </w:rPr>
+        <w:t>Notas de Tradução (unfoldingWord)</w:t>
       </w:r>
     </w:p>
     <w:p>
@@ -96,22 +177,120 @@
       </w:pPr>
     </w:p>
     <w:p>
-      <w:r/>
+      <w:pPr/>
+      <w:r>
+        <w:rPr>
+          <w:lang w:val="pt_PT" w:bidi="pt_PT"/>
+        </w:rPr>
+      </w:r>
     </w:p>
     <w:p>
       <w:pPr>
         <w:pStyle w:val="Heading2"/>
       </w:pPr>
       <w:r>
+        <w:rPr>
+          <w:lang w:val="pt_PT" w:bidi="pt_PT"/>
+        </w:rPr>
+        <w:t>NAM</w:t>
+      </w:r>
+      <w:r>
+        <w:rPr>
+          <w:lang w:val="pt_PT" w:bidi="pt_PT"/>
+        </w:rPr>
+      </w:r>
+    </w:p>
+    <w:p>
+      <w:pPr/>
+      <w:r>
+        <w:rPr>
+          <w:lang w:val="pt_PT" w:bidi="pt_PT"/>
+        </w:rPr>
+      </w:r>
+      <w:r>
+        <w:rPr>
+          <w:i/>
+          <w:lang w:val="pt_PT" w:bidi="pt_PT"/>
+        </w:rPr>
+        <w:t>Naum - Introdução, Naum - Introdução ao capítulo 1, Naum - Introdução ao capítulo 2, Naum - Introdução ao capítulo 3</w:t>
+      </w:r>
+      <w:r>
+        <w:rPr>
+          <w:lang w:val="pt_PT" w:bidi="pt_PT"/>
+        </w:rPr>
+      </w:r>
+    </w:p>
+    <w:p>
+      <w:pPr/>
+      <w:r>
+        <w:rPr>
+          <w:lang w:val="pt_PT" w:bidi="pt_PT"/>
+        </w:rPr>
+      </w:r>
+      <w:r>
+        <w:rPr>
+          <w:lang w:val="pt_PT" w:bidi="pt_PT"/>
+        </w:rPr>
+        <w:t xml:space="preserve"> </w:t>
+      </w:r>
+      <w:r>
+        <w:rPr>
+          <w:lang w:val="pt_PT" w:bidi="pt_PT"/>
+        </w:rPr>
+      </w:r>
+      <w:r>
+        <w:rPr>
+          <w:lang w:val="pt_PT" w:bidi="pt_PT"/>
+        </w:rPr>
+      </w:r>
+    </w:p>
+    <w:p>
+      <w:pPr>
+        <w:sectPr>
+          <w:footnotePr>
+            <w:numRestart w:val="eachSect"/>
+          </w:footnotePr>
+          <w:type w:val="continuous"/>
+          <w:pgSz w:w="12240" w:h="15840" w:code="1"/>
+          <w:pgMar w:top="1440" w:right="1440" w:bottom="1440" w:left="1440" w:header="504" w:footer="504" w:gutter="0"/>
+          <w:cols w:space="708"/>
+          <w:titlePg/>
+          <w:docGrid w:linePitch="360"/>
+        </w:sectPr>
+      </w:pPr>
+    </w:p>
+    <w:p>
+      <w:pPr/>
+      <w:r>
+        <w:rPr>
+          <w:lang w:val="pt_PT" w:bidi="pt_PT"/>
+        </w:rPr>
+      </w:r>
+    </w:p>
+    <w:p>
+      <w:pPr>
+        <w:pStyle w:val="Heading2"/>
+      </w:pPr>
+      <w:r>
+        <w:rPr>
+          <w:lang w:val="pt_PT" w:bidi="pt_PT"/>
+        </w:rPr>
         <w:t>Naum - Introdução</w:t>
       </w:r>
-      <w:r/>
+      <w:r>
+        <w:rPr>
+          <w:lang w:val="pt_PT" w:bidi="pt_PT"/>
+        </w:rPr>
+      </w:r>
     </w:p>
     <w:p>
       <w:pPr>
         <w:pStyle w:val="Heading3"/>
       </w:pPr>
       <w:r>
+        <w:rPr>
+          <w:lang w:val="pt_PT" w:bidi="pt_PT"/>
+        </w:rPr>
         <w:t>Introdução geral</w:t>
       </w:r>
     </w:p>
@@ -120,7 +299,32 @@
         <w:pStyle w:val="Heading4"/>
       </w:pPr>
       <w:r>
+        <w:rPr>
+          <w:lang w:val="pt_PT" w:bidi="pt_PT"/>
+        </w:rPr>
         <w:t>Esboço do livro de Naum</w:t>
+      </w:r>
+    </w:p>
+    <w:p>
+      <w:pPr>
+        <w:pStyle w:val="ListNumber"/>
+        <w:numPr>
+          <w:ilvl w:val="0"/>
+          <w:numId w:val="14"/>
+        </w:numPr>
+        <w:spacing w:line="240" w:lineRule="auto"/>
+        <w:ind w:left="720"/>
+      </w:pPr>
+      <w:r>
+        <w:rPr>
+          <w:lang w:val="pt_PT" w:bidi="pt_PT"/>
+        </w:rPr>
+      </w:r>
+      <w:r>
+        <w:rPr>
+          <w:lang w:val="pt_PT" w:bidi="pt_PT"/>
+        </w:rPr>
+        <w:t>Naum apresenta este livro (1.1)</w:t>
       </w:r>
     </w:p>
     <w:p>
@@ -129,9 +333,16 @@
         <w:spacing w:line="240" w:lineRule="auto"/>
         <w:ind w:left="720"/>
       </w:pPr>
-      <w:r/>
-      <w:r>
-        <w:t>Naum apresenta este livro (1.1)</w:t>
+      <w:r>
+        <w:rPr>
+          <w:lang w:val="pt_PT" w:bidi="pt_PT"/>
+        </w:rPr>
+      </w:r>
+      <w:r>
+        <w:rPr>
+          <w:lang w:val="pt_PT" w:bidi="pt_PT"/>
+        </w:rPr>
+        <w:t>Yahweh destruirá seus inimigos (1.2–6)</w:t>
       </w:r>
     </w:p>
     <w:p>
@@ -140,9 +351,16 @@
         <w:spacing w:line="240" w:lineRule="auto"/>
         <w:ind w:left="720"/>
       </w:pPr>
-      <w:r/>
-      <w:r>
-        <w:t>Yahweh destruirá seus inimigos (1.2–6)</w:t>
+      <w:r>
+        <w:rPr>
+          <w:lang w:val="pt_PT" w:bidi="pt_PT"/>
+        </w:rPr>
+      </w:r>
+      <w:r>
+        <w:rPr>
+          <w:lang w:val="pt_PT" w:bidi="pt_PT"/>
+        </w:rPr>
+        <w:t>Yahweh cuida de seu povo e destruirá Nínive (1.7–15)</w:t>
       </w:r>
     </w:p>
     <w:p>
@@ -151,19 +369,15 @@
         <w:spacing w:line="240" w:lineRule="auto"/>
         <w:ind w:left="720"/>
       </w:pPr>
-      <w:r/>
-      <w:r>
-        <w:t>Yahweh cuida de seu povo e destruirá Nínive (1.7–15)</w:t>
-      </w:r>
-    </w:p>
-    <w:p>
-      <w:pPr>
-        <w:pStyle w:val="ListNumber"/>
-        <w:spacing w:line="240" w:lineRule="auto"/>
-        <w:ind w:left="720"/>
-      </w:pPr>
-      <w:r/>
-      <w:r>
+      <w:r>
+        <w:rPr>
+          <w:lang w:val="pt_PT" w:bidi="pt_PT"/>
+        </w:rPr>
+      </w:r>
+      <w:r>
+        <w:rPr>
+          <w:lang w:val="pt_PT" w:bidi="pt_PT"/>
+        </w:rPr>
         <w:t>Naum descreve como Nínive cairá (2.1–3.19)</w:t>
       </w:r>
     </w:p>
@@ -172,18 +386,37 @@
         <w:pStyle w:val="Heading4"/>
       </w:pPr>
       <w:r>
+        <w:rPr>
+          <w:lang w:val="pt_PT" w:bidi="pt_PT"/>
+        </w:rPr>
         <w:t>Sobre o que é o livro de Naum?</w:t>
       </w:r>
     </w:p>
     <w:p>
-      <w:r/>
-      <w:r>
+      <w:pPr/>
+      <w:r>
+        <w:rPr>
+          <w:lang w:val="pt_PT" w:bidi="pt_PT"/>
+        </w:rPr>
+      </w:r>
+      <w:r>
+        <w:rPr>
+          <w:lang w:val="pt_PT" w:bidi="pt_PT"/>
+        </w:rPr>
         <w:t>O livro de Naum contém profecias sobre como Yahweh julgaria e puniria Nínive.</w:t>
       </w:r>
     </w:p>
     <w:p>
-      <w:r/>
-      <w:r>
+      <w:pPr/>
+      <w:r>
+        <w:rPr>
+          <w:lang w:val="pt_PT" w:bidi="pt_PT"/>
+        </w:rPr>
+      </w:r>
+      <w:r>
+        <w:rPr>
+          <w:lang w:val="pt_PT" w:bidi="pt_PT"/>
+        </w:rPr>
         <w:t>Nínive era a capital do Império Assírio, que era extremamente poderoso e cruel. Estava conquistando e absorvendo os reinos ao seu redor. Os assírios já haviam conquistado o reino do norte de Israel e estavam ameaçando o reino do sul de Judá. O público do livro são as pessoas de Judá. Este livro foi escrito para encorajar sua fé em Deus e dar-lhes confiança de que os assírios seriam derrotados.</w:t>
       </w:r>
     </w:p>
@@ -192,18 +425,35 @@
         <w:pStyle w:val="Heading4"/>
       </w:pPr>
       <w:r>
+        <w:rPr>
+          <w:lang w:val="pt_PT" w:bidi="pt_PT"/>
+        </w:rPr>
         <w:t>Como deve ser traduzido o título deste livro?</w:t>
       </w:r>
     </w:p>
     <w:p>
-      <w:r/>
-      <w:r>
+      <w:pPr/>
+      <w:r>
+        <w:rPr>
+          <w:lang w:val="pt_PT" w:bidi="pt_PT"/>
+        </w:rPr>
+      </w:r>
+      <w:r>
+        <w:rPr>
+          <w:lang w:val="pt_PT" w:bidi="pt_PT"/>
+        </w:rPr>
         <w:t xml:space="preserve">“O livro de Naum” ou apenas “Naum” é o título tradicional deste livro. Os tradutores podem optar por chamá-lo de “As profecias de Naum". (Veja: </w:t>
       </w:r>
       <w:r>
+        <w:rPr>
+          <w:lang w:val="pt_PT" w:bidi="pt_PT"/>
+        </w:rPr>
         <w:t>Como traduzir nomes</w:t>
       </w:r>
       <w:r>
+        <w:rPr>
+          <w:lang w:val="pt_PT" w:bidi="pt_PT"/>
+        </w:rPr>
         <w:t>)</w:t>
       </w:r>
     </w:p>
@@ -212,24 +462,49 @@
         <w:pStyle w:val="Heading4"/>
       </w:pPr>
       <w:r>
+        <w:rPr>
+          <w:lang w:val="pt_PT" w:bidi="pt_PT"/>
+        </w:rPr>
         <w:t>Quem escreveu o livro de Naum?</w:t>
       </w:r>
     </w:p>
     <w:p>
-      <w:r/>
-      <w:r>
+      <w:pPr/>
+      <w:r>
+        <w:rPr>
+          <w:lang w:val="pt_PT" w:bidi="pt_PT"/>
+        </w:rPr>
+      </w:r>
+      <w:r>
+        <w:rPr>
+          <w:lang w:val="pt_PT" w:bidi="pt_PT"/>
+        </w:rPr>
         <w:t>O profeta Naum pronunciou essas profecias, e ele ou um de seus discípulos as escreveu. Naum era um profeta de Elcos, uma cidade desconhecida, provavelmente localizada em Judá.</w:t>
       </w:r>
     </w:p>
     <w:p>
-      <w:r/>
-      <w:r>
+      <w:pPr/>
+      <w:r>
+        <w:rPr>
+          <w:lang w:val="pt_PT" w:bidi="pt_PT"/>
+        </w:rPr>
+      </w:r>
+      <w:r>
+        <w:rPr>
+          <w:lang w:val="pt_PT" w:bidi="pt_PT"/>
+        </w:rPr>
         <w:t xml:space="preserve">Naum menciona a destruição de Tebas, uma cidade no Egito, como um evento passado, ocorrido por volta de 663 a.C. Ele profetizou sobre a destruição de Nínive, que aconteceu em 612 a.C. Portanto, o livro de Naum foi escrito em algum momento entre 663 e 612 a.C. (Veja: </w:t>
       </w:r>
       <w:r>
+        <w:rPr>
+          <w:lang w:val="pt_PT" w:bidi="pt_PT"/>
+        </w:rPr>
         <w:t>Profeta</w:t>
       </w:r>
       <w:r>
+        <w:rPr>
+          <w:lang w:val="pt_PT" w:bidi="pt_PT"/>
+        </w:rPr>
         <w:t>)</w:t>
       </w:r>
     </w:p>
@@ -238,6 +513,9 @@
         <w:pStyle w:val="Heading3"/>
       </w:pPr>
       <w:r>
+        <w:rPr>
+          <w:lang w:val="pt_PT" w:bidi="pt_PT"/>
+        </w:rPr>
         <w:t>Problemas de tradução</w:t>
       </w:r>
     </w:p>
@@ -246,16 +524,30 @@
         <w:pStyle w:val="Heading4"/>
       </w:pPr>
       <w:r>
+        <w:rPr>
+          <w:lang w:val="pt_PT" w:bidi="pt_PT"/>
+        </w:rPr>
         <w:t>Personificação</w:t>
       </w:r>
     </w:p>
     <w:p>
-      <w:r/>
-      <w:r>
+      <w:pPr/>
+      <w:r>
+        <w:rPr>
+          <w:lang w:val="pt_PT" w:bidi="pt_PT"/>
+        </w:rPr>
+      </w:r>
+      <w:r>
+        <w:rPr>
+          <w:lang w:val="pt_PT" w:bidi="pt_PT"/>
+        </w:rPr>
         <w:t xml:space="preserve">Nesta profecia, Yahweh frequentemente se dirige ao povo de Judá e ao povo de Nínive simplesmente como “Judá” e “Nínive”, usando os nomes da nação e da cidade para representar o povo. Ele também utiliza verbos no singular que descrevem a nação ou cidade realizando ações que as pessoas fazem, como Judá usando um jugo e grilhões </w:t>
       </w:r>
       <w:hyperlink r:id="rId15">
         <w:r>
+          <w:rPr>
+            <w:lang w:val="pt_PT" w:bidi="pt_PT"/>
+          </w:rPr>
           <w:rPr>
             <w:color w:val="0000EE"/>
             <w:u w:val="single"/>
@@ -264,10 +556,16 @@
         </w:r>
       </w:hyperlink>
       <w:r>
+        <w:rPr>
+          <w:lang w:val="pt_PT" w:bidi="pt_PT"/>
+        </w:rPr>
         <w:t xml:space="preserve"> ou celebrando festivais e cumprindo votos </w:t>
       </w:r>
       <w:hyperlink r:id="rId16">
         <w:r>
+          <w:rPr>
+            <w:lang w:val="pt_PT" w:bidi="pt_PT"/>
+          </w:rPr>
           <w:rPr>
             <w:color w:val="0000EE"/>
             <w:u w:val="single"/>
@@ -276,10 +574,16 @@
         </w:r>
       </w:hyperlink>
       <w:r>
+        <w:rPr>
+          <w:lang w:val="pt_PT" w:bidi="pt_PT"/>
+        </w:rPr>
         <w:t xml:space="preserve">. Ele descreve Nínive como um soldado que guarda muralhas, vigia uma estrada e fortalece seus lombos </w:t>
       </w:r>
       <w:hyperlink r:id="rId17">
         <w:r>
+          <w:rPr>
+            <w:lang w:val="pt_PT" w:bidi="pt_PT"/>
+          </w:rPr>
           <w:rPr>
             <w:color w:val="0000EE"/>
             <w:u w:val="single"/>
@@ -288,10 +592,16 @@
         </w:r>
       </w:hyperlink>
       <w:r>
+        <w:rPr>
+          <w:lang w:val="pt_PT" w:bidi="pt_PT"/>
+        </w:rPr>
         <w:t xml:space="preserve">, e também como uma prostituta que Yahweh despirá e cobrirá de imundície </w:t>
       </w:r>
       <w:hyperlink r:id="rId18">
         <w:r>
+          <w:rPr>
+            <w:lang w:val="pt_PT" w:bidi="pt_PT"/>
+          </w:rPr>
           <w:rPr>
             <w:color w:val="0000EE"/>
             <w:u w:val="single"/>
@@ -300,10 +610,16 @@
         </w:r>
       </w:hyperlink>
       <w:r>
+        <w:rPr>
+          <w:lang w:val="pt_PT" w:bidi="pt_PT"/>
+        </w:rPr>
         <w:t xml:space="preserve">, e como um bêbado que se esconde </w:t>
       </w:r>
       <w:hyperlink r:id="rId19">
         <w:r>
+          <w:rPr>
+            <w:lang w:val="pt_PT" w:bidi="pt_PT"/>
+          </w:rPr>
           <w:rPr>
             <w:color w:val="0000EE"/>
             <w:u w:val="single"/>
@@ -312,12 +628,21 @@
         </w:r>
       </w:hyperlink>
       <w:r>
+        <w:rPr>
+          <w:lang w:val="pt_PT" w:bidi="pt_PT"/>
+        </w:rPr>
         <w:t xml:space="preserve">. Se não estiver claro que essas coisas descrevem o povo como um todo, você poderia explicar isso em uma nota de rodapé ou usar uma das ideias em </w:t>
       </w:r>
       <w:r>
+        <w:rPr>
+          <w:lang w:val="pt_PT" w:bidi="pt_PT"/>
+        </w:rPr>
         <w:t>Personificação</w:t>
       </w:r>
       <w:r>
+        <w:rPr>
+          <w:lang w:val="pt_PT" w:bidi="pt_PT"/>
+        </w:rPr>
         <w:t>.</w:t>
       </w:r>
     </w:p>
@@ -326,52 +651,108 @@
         <w:pStyle w:val="Heading4"/>
       </w:pPr>
       <w:r>
+        <w:rPr>
+          <w:lang w:val="pt_PT" w:bidi="pt_PT"/>
+        </w:rPr>
         <w:t>Declarações breves e desconexas</w:t>
       </w:r>
     </w:p>
     <w:p>
-      <w:r/>
-      <w:r>
+      <w:pPr/>
+      <w:r>
+        <w:rPr>
+          <w:lang w:val="pt_PT" w:bidi="pt_PT"/>
+        </w:rPr>
+      </w:r>
+      <w:r>
+        <w:rPr>
+          <w:lang w:val="pt_PT" w:bidi="pt_PT"/>
+        </w:rPr>
         <w:t>Nas descrições da batalha por Nínive, Naum utiliza declarações curtas que não estão conectadas ao restante da profecia. Por exemplo, é difícil identificar quem é "Ele" e "eles" em 2.5 ou quem está dizendo "Pare, pare" em 2.8. Não há explicação sobre a quem se aplicam as declarações de 2.10: "Vazio, desolado e arruinado! O coração se derrete, os joelhos tremem, há angústia em todos os lombos, e todos os rostos perdem a cor". As declarações de 3.1–3 são semelhantes. A razão parece ser que Naum está reproduzindo, em sua descrição, a confusão, a angústia e a sobrecarga dos sentidos que ocorrem na batalha. Tente reproduzir esse efeito em sua tradução de uma forma que faça sentido em seu idioma.</w:t>
       </w:r>
-      <w:r/>
-      <w:r/>
-    </w:p>
-    <w:p>
-      <w:r/>
+      <w:r>
+        <w:rPr>
+          <w:lang w:val="pt_PT" w:bidi="pt_PT"/>
+        </w:rPr>
+      </w:r>
+      <w:r>
+        <w:rPr>
+          <w:lang w:val="pt_PT" w:bidi="pt_PT"/>
+        </w:rPr>
+      </w:r>
+    </w:p>
+    <w:p>
+      <w:pPr/>
+      <w:r>
+        <w:rPr>
+          <w:lang w:val="pt_PT" w:bidi="pt_PT"/>
+        </w:rPr>
+      </w:r>
     </w:p>
     <w:p>
       <w:pPr>
         <w:pStyle w:val="Heading2"/>
       </w:pPr>
       <w:r>
+        <w:rPr>
+          <w:lang w:val="pt_PT" w:bidi="pt_PT"/>
+        </w:rPr>
         <w:t>Naum - Introdução ao capítulo 1</w:t>
       </w:r>
-      <w:r/>
+      <w:r>
+        <w:rPr>
+          <w:lang w:val="pt_PT" w:bidi="pt_PT"/>
+        </w:rPr>
+      </w:r>
     </w:p>
     <w:p>
       <w:pPr>
         <w:pStyle w:val="Heading3"/>
       </w:pPr>
       <w:r>
+        <w:rPr>
+          <w:lang w:val="pt_PT" w:bidi="pt_PT"/>
+        </w:rPr>
         <w:t>Estrutura e formatação</w:t>
       </w:r>
     </w:p>
     <w:p>
-      <w:r/>
-      <w:r>
+      <w:pPr/>
+      <w:r>
+        <w:rPr>
+          <w:lang w:val="pt_PT" w:bidi="pt_PT"/>
+        </w:rPr>
+      </w:r>
+      <w:r>
+        <w:rPr>
+          <w:lang w:val="pt_PT" w:bidi="pt_PT"/>
+        </w:rPr>
         <w:t xml:space="preserve">Algumas traduções preferem destacar citações extensas, orações e canções. Algumas bíblias posicionam as linhas de todo o livro (exceto o versículo 1 deste capítulo) mais à direita na página do que o texto regular para indicar que são profecias poéticas. (Veja: </w:t>
       </w:r>
       <w:r>
+        <w:rPr>
+          <w:lang w:val="pt_PT" w:bidi="pt_PT"/>
+        </w:rPr>
         <w:t>Profeta</w:t>
       </w:r>
       <w:r>
+        <w:rPr>
+          <w:lang w:val="pt_PT" w:bidi="pt_PT"/>
+        </w:rPr>
         <w:t>)</w:t>
       </w:r>
     </w:p>
     <w:p>
-      <w:r/>
-      <w:r>
+      <w:pPr/>
+      <w:r>
+        <w:rPr>
+          <w:lang w:val="pt_PT" w:bidi="pt_PT"/>
+        </w:rPr>
+      </w:r>
+      <w:r>
+        <w:rPr>
+          <w:lang w:val="pt_PT" w:bidi="pt_PT"/>
+        </w:rPr>
         <w:t>Embora esteja dividido em três capítulos, este livro é uma longa profecia.</w:t>
       </w:r>
     </w:p>
@@ -380,7 +761,32 @@
         <w:pStyle w:val="Heading4"/>
       </w:pPr>
       <w:r>
+        <w:rPr>
+          <w:lang w:val="pt_PT" w:bidi="pt_PT"/>
+        </w:rPr>
         <w:t>Esboço do capítulo 1</w:t>
+      </w:r>
+    </w:p>
+    <w:p>
+      <w:pPr>
+        <w:pStyle w:val="ListNumber"/>
+        <w:numPr>
+          <w:ilvl w:val="0"/>
+          <w:numId w:val="15"/>
+        </w:numPr>
+        <w:spacing w:line="240" w:lineRule="auto"/>
+        <w:ind w:left="720"/>
+      </w:pPr>
+      <w:r>
+        <w:rPr>
+          <w:lang w:val="pt_PT" w:bidi="pt_PT"/>
+        </w:rPr>
+      </w:r>
+      <w:r>
+        <w:rPr>
+          <w:lang w:val="pt_PT" w:bidi="pt_PT"/>
+        </w:rPr>
+        <w:t>Naum apresenta este livro (1.1)</w:t>
       </w:r>
     </w:p>
     <w:p>
@@ -389,9 +795,16 @@
         <w:spacing w:line="240" w:lineRule="auto"/>
         <w:ind w:left="720"/>
       </w:pPr>
-      <w:r/>
-      <w:r>
-        <w:t>Naum apresenta este livro (1.1)</w:t>
+      <w:r>
+        <w:rPr>
+          <w:lang w:val="pt_PT" w:bidi="pt_PT"/>
+        </w:rPr>
+      </w:r>
+      <w:r>
+        <w:rPr>
+          <w:lang w:val="pt_PT" w:bidi="pt_PT"/>
+        </w:rPr>
+        <w:t>Yahweh destruirá seus inimigos (1.2–6)</w:t>
       </w:r>
     </w:p>
     <w:p>
@@ -400,9 +813,219 @@
         <w:spacing w:line="240" w:lineRule="auto"/>
         <w:ind w:left="720"/>
       </w:pPr>
-      <w:r/>
-      <w:r>
-        <w:t>Yahweh destruirá seus inimigos (1.2–6)</w:t>
+      <w:r>
+        <w:rPr>
+          <w:lang w:val="pt_PT" w:bidi="pt_PT"/>
+        </w:rPr>
+      </w:r>
+      <w:r>
+        <w:rPr>
+          <w:lang w:val="pt_PT" w:bidi="pt_PT"/>
+        </w:rPr>
+        <w:t>Yahweh cuida do seu povo e destruirá Nínive (1.7–15)</w:t>
+      </w:r>
+    </w:p>
+    <w:p>
+      <w:pPr>
+        <w:pStyle w:val="Heading3"/>
+      </w:pPr>
+      <w:r>
+        <w:rPr>
+          <w:lang w:val="pt_PT" w:bidi="pt_PT"/>
+        </w:rPr>
+        <w:t>Conceitos religiosos e culturais neste capítulo</w:t>
+      </w:r>
+    </w:p>
+    <w:p>
+      <w:pPr>
+        <w:pStyle w:val="Heading4"/>
+      </w:pPr>
+      <w:r>
+        <w:rPr>
+          <w:lang w:val="pt_PT" w:bidi="pt_PT"/>
+        </w:rPr>
+        <w:t>A ira de Yahweh contra Nínive</w:t>
+      </w:r>
+    </w:p>
+    <w:p>
+      <w:pPr/>
+      <w:r>
+        <w:rPr>
+          <w:lang w:val="pt_PT" w:bidi="pt_PT"/>
+        </w:rPr>
+      </w:r>
+      <w:r>
+        <w:rPr>
+          <w:lang w:val="pt_PT" w:bidi="pt_PT"/>
+        </w:rPr>
+        <w:t>Esta profecia deve ser lida em referência ao livro de Jonas. O livro de Jonas descreve como o povo de Nínive, a capital da Assíria, se arrependeu quando Jonas os avisou de que Yahweh estava zangado com eles. O livro de Naum, escrito pouco mais de cem anos depois do livro de Jonas, indica que os ninivitas haviam retornado aos seus maus caminhos e em breve seriam punidos por Deus. Ler os dois livros juntos mostra a misericórdia e paciência de Deus, bem como sua ira e julgamento pela crueldade, maldade e pecado.</w:t>
+      </w:r>
+    </w:p>
+    <w:p>
+      <w:pPr>
+        <w:pStyle w:val="Heading4"/>
+      </w:pPr>
+      <w:r>
+        <w:rPr>
+          <w:lang w:val="pt_PT" w:bidi="pt_PT"/>
+        </w:rPr>
+        <w:t>Destruição total</w:t>
+      </w:r>
+    </w:p>
+    <w:p>
+      <w:pPr/>
+      <w:r>
+        <w:rPr>
+          <w:lang w:val="pt_PT" w:bidi="pt_PT"/>
+        </w:rPr>
+      </w:r>
+      <w:r>
+        <w:rPr>
+          <w:lang w:val="pt_PT" w:bidi="pt_PT"/>
+        </w:rPr>
+        <w:t>Na época da profecia de Naum, a Assíria controlava quase todo o Oriente Próximo. Os assírios eram extremamente violentos e cruéis com os povos que conquistavam, incluindo Israel. Por isso, Naum profetizou que os assírios seriam completamente destruídos como nação e como povo (1.14). Esta profecia se cumpriu de forma muito repentina em 612 a.C.</w:t>
+      </w:r>
+    </w:p>
+    <w:p>
+      <w:pPr>
+        <w:pStyle w:val="Heading3"/>
+      </w:pPr>
+      <w:r>
+        <w:rPr>
+          <w:lang w:val="pt_PT" w:bidi="pt_PT"/>
+        </w:rPr>
+        <w:t>Problemas de tradução neste capítulo</w:t>
+      </w:r>
+    </w:p>
+    <w:p>
+      <w:pPr>
+        <w:pStyle w:val="Heading4"/>
+      </w:pPr>
+      <w:r>
+        <w:rPr>
+          <w:lang w:val="pt_PT" w:bidi="pt_PT"/>
+        </w:rPr>
+        <w:t>Discurso direto</w:t>
+      </w:r>
+    </w:p>
+    <w:p>
+      <w:pPr/>
+      <w:r>
+        <w:rPr>
+          <w:lang w:val="pt_PT" w:bidi="pt_PT"/>
+        </w:rPr>
+      </w:r>
+      <w:r>
+        <w:rPr>
+          <w:lang w:val="pt_PT" w:bidi="pt_PT"/>
+        </w:rPr>
+        <w:t>O público deste livro são as pessoas de Judá, que estão em perigo de ataque pela nação cruel e poderosa da Assíria, representada neste livro por sua capital, Nínive. Este capítulo começa descrevendo a ira de Yahweh contra seus inimigos e seu amor por seu povo. Em seguida, Yahweh começa a se dirigir diretamente a Nínive no versículo 9 e continua a fazê-lo em vários momentos ao longo do livro. As pessoas de Nínive não fazem parte do público deste livro, no entanto. O discurso a Nínive tem a intenção de mostrar ao povo de Judá a atitude de Yahweh em relação ao povo de Nínive e suas ações malignas. Este discurso direto também serve para informar ao povo de Judá que Yahweh destruirá Nínive. Yahweh também se dirige diretamente a Judá nos versículos 12, 13 e 15.</w:t>
+      </w:r>
+      <w:r>
+        <w:rPr>
+          <w:lang w:val="pt_PT" w:bidi="pt_PT"/>
+        </w:rPr>
+      </w:r>
+      <w:r>
+        <w:rPr>
+          <w:lang w:val="pt_PT" w:bidi="pt_PT"/>
+        </w:rPr>
+      </w:r>
+    </w:p>
+    <w:p>
+      <w:pPr/>
+      <w:r>
+        <w:rPr>
+          <w:lang w:val="pt_PT" w:bidi="pt_PT"/>
+        </w:rPr>
+      </w:r>
+    </w:p>
+    <w:p>
+      <w:pPr>
+        <w:pStyle w:val="Heading2"/>
+      </w:pPr>
+      <w:r>
+        <w:rPr>
+          <w:lang w:val="pt_PT" w:bidi="pt_PT"/>
+        </w:rPr>
+        <w:t>Naum - Introdução ao capítulo 2</w:t>
+      </w:r>
+      <w:r>
+        <w:rPr>
+          <w:lang w:val="pt_PT" w:bidi="pt_PT"/>
+        </w:rPr>
+      </w:r>
+    </w:p>
+    <w:p>
+      <w:pPr>
+        <w:pStyle w:val="Heading3"/>
+      </w:pPr>
+      <w:r>
+        <w:rPr>
+          <w:lang w:val="pt_PT" w:bidi="pt_PT"/>
+        </w:rPr>
+        <w:t>Estrutura e formatação</w:t>
+      </w:r>
+    </w:p>
+    <w:p>
+      <w:pPr/>
+      <w:r>
+        <w:rPr>
+          <w:lang w:val="pt_PT" w:bidi="pt_PT"/>
+        </w:rPr>
+      </w:r>
+      <w:r>
+        <w:rPr>
+          <w:lang w:val="pt_PT" w:bidi="pt_PT"/>
+        </w:rPr>
+        <w:t>Se você decidiu formatar o texto deste livro em linhas curtas de poesia, vai querer continuar fazendo isso neste capítulo.</w:t>
+      </w:r>
+    </w:p>
+    <w:p>
+      <w:pPr/>
+      <w:r>
+        <w:rPr>
+          <w:lang w:val="pt_PT" w:bidi="pt_PT"/>
+        </w:rPr>
+      </w:r>
+      <w:r>
+        <w:rPr>
+          <w:lang w:val="pt_PT" w:bidi="pt_PT"/>
+        </w:rPr>
+        <w:t>Embora esteja dividido em três capítulos, este livro contém uma longa profecia.</w:t>
+      </w:r>
+    </w:p>
+    <w:p>
+      <w:pPr>
+        <w:pStyle w:val="Heading4"/>
+      </w:pPr>
+      <w:r>
+        <w:rPr>
+          <w:lang w:val="pt_PT" w:bidi="pt_PT"/>
+        </w:rPr>
+        <w:t>Esboço do capítulo 2</w:t>
+      </w:r>
+    </w:p>
+    <w:p>
+      <w:pPr>
+        <w:pStyle w:val="ListNumber"/>
+        <w:numPr>
+          <w:ilvl w:val="0"/>
+          <w:numId w:val="16"/>
+        </w:numPr>
+        <w:spacing w:line="240" w:lineRule="auto"/>
+        <w:ind w:left="720"/>
+      </w:pPr>
+      <w:r>
+        <w:rPr>
+          <w:lang w:val="pt_PT" w:bidi="pt_PT"/>
+        </w:rPr>
+      </w:r>
+      <w:r>
+        <w:rPr>
+          <w:lang w:val="pt_PT" w:bidi="pt_PT"/>
+        </w:rPr>
+        <w:t>Descrição da batalha que destrói Nínive (2.1–10)</w:t>
       </w:r>
     </w:p>
     <w:p>
@@ -411,9 +1034,16 @@
         <w:spacing w:line="240" w:lineRule="auto"/>
         <w:ind w:left="720"/>
       </w:pPr>
-      <w:r/>
-      <w:r>
-        <w:t>Yahweh cuida do seu povo e destruirá Nínive (1.7–15)</w:t>
+      <w:r>
+        <w:rPr>
+          <w:lang w:val="pt_PT" w:bidi="pt_PT"/>
+        </w:rPr>
+      </w:r>
+      <w:r>
+        <w:rPr>
+          <w:lang w:val="pt_PT" w:bidi="pt_PT"/>
+        </w:rPr>
+        <w:t>Comparação de Nínive a uma cova de leões (2.11–13)</w:t>
       </w:r>
     </w:p>
     <w:p>
@@ -421,7 +1051,10 @@
         <w:pStyle w:val="Heading3"/>
       </w:pPr>
       <w:r>
-        <w:t>Conceitos religiosos e culturais neste capítulo</w:t>
+        <w:rPr>
+          <w:lang w:val="pt_PT" w:bidi="pt_PT"/>
+        </w:rPr>
+        <w:t>Problemas de tradução</w:t>
       </w:r>
     </w:p>
     <w:p>
@@ -429,13 +1062,24 @@
         <w:pStyle w:val="Heading4"/>
       </w:pPr>
       <w:r>
-        <w:t>A ira de Yahweh contra Nínive</w:t>
-      </w:r>
-    </w:p>
-    <w:p>
-      <w:r/>
-      <w:r>
-        <w:t>Esta profecia deve ser lida em referência ao livro de Jonas. O livro de Jonas descreve como o povo de Nínive, a capital da Assíria, se arrependeu quando Jonas os avisou de que Yahweh estava zangado com eles. O livro de Naum, escrito pouco mais de cem anos depois do livro de Jonas, indica que os ninivitas haviam retornado aos seus maus caminhos e em breve seriam punidos por Deus. Ler os dois livros juntos mostra a misericórdia e paciência de Deus, bem como sua ira e julgamento pela crueldade, maldade e pecado.</w:t>
+        <w:rPr>
+          <w:lang w:val="pt_PT" w:bidi="pt_PT"/>
+        </w:rPr>
+        <w:t>Do passado e presente para o futuro</w:t>
+      </w:r>
+    </w:p>
+    <w:p>
+      <w:pPr/>
+      <w:r>
+        <w:rPr>
+          <w:lang w:val="pt_PT" w:bidi="pt_PT"/>
+        </w:rPr>
+      </w:r>
+      <w:r>
+        <w:rPr>
+          <w:lang w:val="pt_PT" w:bidi="pt_PT"/>
+        </w:rPr>
+        <w:t>Neste capítulo, Naum descreve uma batalha por Nínive na qual a cidade é destruída. Ele relata a batalha e a devastação resultante como se estivesse assistindo ao acontecimento, provavelmente porque Deus lhe mostrou isso em uma visão (1.1). No entanto, a batalha real e a destruição ocorreram muitos anos depois de Naum ter proferido essa profecia. Se for útil na sua tradução, você pode explicar isso em uma nota de rodapé, ou pode mudar os verbos para o futuro para que seus leitores saibam que Naum estava prevendo algo que aconteceria mais tarde; não estava acontecendo naquele momento.</w:t>
       </w:r>
     </w:p>
     <w:p>
@@ -443,13 +1087,58 @@
         <w:pStyle w:val="Heading4"/>
       </w:pPr>
       <w:r>
-        <w:t>Destruição total</w:t>
-      </w:r>
-    </w:p>
-    <w:p>
-      <w:r/>
-      <w:r>
-        <w:t>Na época da profecia de Naum, a Assíria controlava quase todo o Oriente Próximo. Os assírios eram extremamente violentos e cruéis com os povos que conquistavam, incluindo Israel. Por isso, Naum profetizou que os assírios seriam completamente destruídos como nação e como povo (1.14). Esta profecia se cumpriu de forma muito repentina em 612 a.C.</w:t>
+        <w:rPr>
+          <w:lang w:val="pt_PT" w:bidi="pt_PT"/>
+        </w:rPr>
+        <w:t>Metáfora estendida</w:t>
+      </w:r>
+    </w:p>
+    <w:p>
+      <w:pPr/>
+      <w:r>
+        <w:rPr>
+          <w:lang w:val="pt_PT" w:bidi="pt_PT"/>
+        </w:rPr>
+      </w:r>
+      <w:r>
+        <w:rPr>
+          <w:lang w:val="pt_PT" w:bidi="pt_PT"/>
+        </w:rPr>
+        <w:t>Há uma metáfora estendida em 2.11–13. Nesta metáfora, Yahweh compara Nínive a uma cova de leões e seus habitantes a leões que matam e devoram seus inimigos. Se isso não estiver claro para seus leitores, você pode querer fornecer uma explicação em uma nota de rodapé. (Veja: metáfora estendida).</w:t>
+      </w:r>
+      <w:r>
+        <w:rPr>
+          <w:lang w:val="pt_PT" w:bidi="pt_PT"/>
+        </w:rPr>
+      </w:r>
+      <w:r>
+        <w:rPr>
+          <w:lang w:val="pt_PT" w:bidi="pt_PT"/>
+        </w:rPr>
+      </w:r>
+    </w:p>
+    <w:p>
+      <w:pPr/>
+      <w:r>
+        <w:rPr>
+          <w:lang w:val="pt_PT" w:bidi="pt_PT"/>
+        </w:rPr>
+      </w:r>
+    </w:p>
+    <w:p>
+      <w:pPr>
+        <w:pStyle w:val="Heading2"/>
+      </w:pPr>
+      <w:r>
+        <w:rPr>
+          <w:lang w:val="pt_PT" w:bidi="pt_PT"/>
+        </w:rPr>
+        <w:t>Naum - Introdução ao capítulo 3</w:t>
+      </w:r>
+      <w:r>
+        <w:rPr>
+          <w:lang w:val="pt_PT" w:bidi="pt_PT"/>
+        </w:rPr>
       </w:r>
     </w:p>
     <w:p>
@@ -457,7 +1146,38 @@
         <w:pStyle w:val="Heading3"/>
       </w:pPr>
       <w:r>
-        <w:t>Problemas de tradução neste capítulo</w:t>
+        <w:rPr>
+          <w:lang w:val="pt_PT" w:bidi="pt_PT"/>
+        </w:rPr>
+        <w:t>Estrutura e formatação</w:t>
+      </w:r>
+    </w:p>
+    <w:p>
+      <w:pPr/>
+      <w:r>
+        <w:rPr>
+          <w:lang w:val="pt_PT" w:bidi="pt_PT"/>
+        </w:rPr>
+      </w:r>
+      <w:r>
+        <w:rPr>
+          <w:lang w:val="pt_PT" w:bidi="pt_PT"/>
+        </w:rPr>
+        <w:t>Se você optou por formatar o texto deste livro em linhas curtas de poesia, vai querer continuar fazendo isso neste capítulo.</w:t>
+      </w:r>
+    </w:p>
+    <w:p>
+      <w:pPr/>
+      <w:r>
+        <w:rPr>
+          <w:lang w:val="pt_PT" w:bidi="pt_PT"/>
+        </w:rPr>
+      </w:r>
+      <w:r>
+        <w:rPr>
+          <w:lang w:val="pt_PT" w:bidi="pt_PT"/>
+        </w:rPr>
+        <w:t>Embora esteja dividido em três capítulos, o livro contém uma longa profecia.</w:t>
       </w:r>
     </w:p>
     <w:p>
@@ -465,55 +1185,32 @@
         <w:pStyle w:val="Heading4"/>
       </w:pPr>
       <w:r>
-        <w:t>Discurso direto</w:t>
-      </w:r>
-    </w:p>
-    <w:p>
-      <w:r/>
-      <w:r>
-        <w:t>O público deste livro são as pessoas de Judá, que estão em perigo de ataque pela nação cruel e poderosa da Assíria, representada neste livro por sua capital, Nínive. Este capítulo começa descrevendo a ira de Yahweh contra seus inimigos e seu amor por seu povo. Em seguida, Yahweh começa a se dirigir diretamente a Nínive no versículo 9 e continua a fazê-lo em vários momentos ao longo do livro. As pessoas de Nínive não fazem parte do público deste livro, no entanto. O discurso a Nínive tem a intenção de mostrar ao povo de Judá a atitude de Yahweh em relação ao povo de Nínive e suas ações malignas. Este discurso direto também serve para informar ao povo de Judá que Yahweh destruirá Nínive. Yahweh também se dirige diretamente a Judá nos versículos 12, 13 e 15.</w:t>
-      </w:r>
-      <w:r/>
-      <w:r/>
-    </w:p>
-    <w:p>
-      <w:r/>
-    </w:p>
-    <w:p>
-      <w:pPr>
-        <w:pStyle w:val="Heading2"/>
-      </w:pPr>
-      <w:r>
-        <w:t>Naum - Introdução ao capítulo 2</w:t>
-      </w:r>
-      <w:r/>
-    </w:p>
-    <w:p>
-      <w:pPr>
-        <w:pStyle w:val="Heading3"/>
-      </w:pPr>
-      <w:r>
-        <w:t>Estrutura e formatação</w:t>
-      </w:r>
-    </w:p>
-    <w:p>
-      <w:r/>
-      <w:r>
-        <w:t>Se você decidiu formatar o texto deste livro em linhas curtas de poesia, vai querer continuar fazendo isso neste capítulo.</w:t>
-      </w:r>
-    </w:p>
-    <w:p>
-      <w:r/>
-      <w:r>
-        <w:t>Embora esteja dividido em três capítulos, este livro contém uma longa profecia.</w:t>
-      </w:r>
-    </w:p>
-    <w:p>
-      <w:pPr>
-        <w:pStyle w:val="Heading4"/>
-      </w:pPr>
-      <w:r>
-        <w:t>Esboço do capítulo 2</w:t>
+        <w:rPr>
+          <w:lang w:val="pt_PT" w:bidi="pt_PT"/>
+        </w:rPr>
+        <w:t>Esboço do capítulo 3</w:t>
+      </w:r>
+    </w:p>
+    <w:p>
+      <w:pPr>
+        <w:pStyle w:val="ListNumber"/>
+        <w:numPr>
+          <w:ilvl w:val="0"/>
+          <w:numId w:val="17"/>
+        </w:numPr>
+        <w:spacing w:line="240" w:lineRule="auto"/>
+        <w:ind w:left="720"/>
+      </w:pPr>
+      <w:r>
+        <w:rPr>
+          <w:lang w:val="pt_PT" w:bidi="pt_PT"/>
+        </w:rPr>
+      </w:r>
+      <w:r>
+        <w:rPr>
+          <w:lang w:val="pt_PT" w:bidi="pt_PT"/>
+        </w:rPr>
+        <w:t>Ai de Nínive (3.1–3)</w:t>
       </w:r>
     </w:p>
     <w:p>
@@ -522,9 +1219,16 @@
         <w:spacing w:line="240" w:lineRule="auto"/>
         <w:ind w:left="720"/>
       </w:pPr>
-      <w:r/>
-      <w:r>
-        <w:t>Descrição da batalha que destrói Nínive (2.1–10)</w:t>
+      <w:r>
+        <w:rPr>
+          <w:lang w:val="pt_PT" w:bidi="pt_PT"/>
+        </w:rPr>
+      </w:r>
+      <w:r>
+        <w:rPr>
+          <w:lang w:val="pt_PT" w:bidi="pt_PT"/>
+        </w:rPr>
+        <w:t>Nínive, a prostituta (3.4–7)</w:t>
       </w:r>
     </w:p>
     <w:p>
@@ -533,87 +1237,16 @@
         <w:spacing w:line="240" w:lineRule="auto"/>
         <w:ind w:left="720"/>
       </w:pPr>
-      <w:r/>
-      <w:r>
-        <w:t>Comparação de Nínive a uma cova de leões (2.11–13)</w:t>
-      </w:r>
-    </w:p>
-    <w:p>
-      <w:pPr>
-        <w:pStyle w:val="Heading3"/>
-      </w:pPr>
-      <w:r>
-        <w:t>Problemas de tradução</w:t>
-      </w:r>
-    </w:p>
-    <w:p>
-      <w:pPr>
-        <w:pStyle w:val="Heading4"/>
-      </w:pPr>
-      <w:r>
-        <w:t>Do passado e presente para o futuro</w:t>
-      </w:r>
-    </w:p>
-    <w:p>
-      <w:r/>
-      <w:r>
-        <w:t>Neste capítulo, Naum descreve uma batalha por Nínive na qual a cidade é destruída. Ele relata a batalha e a devastação resultante como se estivesse assistindo ao acontecimento, provavelmente porque Deus lhe mostrou isso em uma visão (1.1). No entanto, a batalha real e a destruição ocorreram muitos anos depois de Naum ter proferido essa profecia. Se for útil na sua tradução, você pode explicar isso em uma nota de rodapé, ou pode mudar os verbos para o futuro para que seus leitores saibam que Naum estava prevendo algo que aconteceria mais tarde; não estava acontecendo naquele momento.</w:t>
-      </w:r>
-    </w:p>
-    <w:p>
-      <w:pPr>
-        <w:pStyle w:val="Heading4"/>
-      </w:pPr>
-      <w:r>
-        <w:t>Metáfora estendida</w:t>
-      </w:r>
-    </w:p>
-    <w:p>
-      <w:r/>
-      <w:r>
-        <w:t>Há uma metáfora estendida em 2.11–13. Nesta metáfora, Yahweh compara Nínive a uma cova de leões e seus habitantes a leões que matam e devoram seus inimigos. Se isso não estiver claro para seus leitores, você pode querer fornecer uma explicação em uma nota de rodapé. (Veja: metáfora estendida).</w:t>
-      </w:r>
-      <w:r/>
-      <w:r/>
-    </w:p>
-    <w:p>
-      <w:r/>
-    </w:p>
-    <w:p>
-      <w:pPr>
-        <w:pStyle w:val="Heading2"/>
-      </w:pPr>
-      <w:r>
-        <w:t>Naum - Introdução ao capítulo 3</w:t>
-      </w:r>
-      <w:r/>
-    </w:p>
-    <w:p>
-      <w:pPr>
-        <w:pStyle w:val="Heading3"/>
-      </w:pPr>
-      <w:r>
-        <w:t>Estrutura e formatação</w:t>
-      </w:r>
-    </w:p>
-    <w:p>
-      <w:r/>
-      <w:r>
-        <w:t>Se você optou por formatar o texto deste livro em linhas curtas de poesia, vai querer continuar fazendo isso neste capítulo.</w:t>
-      </w:r>
-    </w:p>
-    <w:p>
-      <w:r/>
-      <w:r>
-        <w:t>Embora esteja dividido em três capítulos, o livro contém uma longa profecia.</w:t>
-      </w:r>
-    </w:p>
-    <w:p>
-      <w:pPr>
-        <w:pStyle w:val="Heading4"/>
-      </w:pPr>
-      <w:r>
-        <w:t>Esboço do capítulo 3</w:t>
+      <w:r>
+        <w:rPr>
+          <w:lang w:val="pt_PT" w:bidi="pt_PT"/>
+        </w:rPr>
+      </w:r>
+      <w:r>
+        <w:rPr>
+          <w:lang w:val="pt_PT" w:bidi="pt_PT"/>
+        </w:rPr>
+        <w:t>O exemplo de Tebas (3.8–11)</w:t>
       </w:r>
     </w:p>
     <w:p>
@@ -622,41 +1255,15 @@
         <w:spacing w:line="240" w:lineRule="auto"/>
         <w:ind w:left="720"/>
       </w:pPr>
-      <w:r/>
-      <w:r>
-        <w:t>Ai de Nínive (3.1–3)</w:t>
-      </w:r>
-    </w:p>
-    <w:p>
-      <w:pPr>
-        <w:pStyle w:val="ListNumber"/>
-        <w:spacing w:line="240" w:lineRule="auto"/>
-        <w:ind w:left="720"/>
-      </w:pPr>
-      <w:r/>
-      <w:r>
-        <w:t>Nínive, a prostituta (3.4–7)</w:t>
-      </w:r>
-    </w:p>
-    <w:p>
-      <w:pPr>
-        <w:pStyle w:val="ListNumber"/>
-        <w:spacing w:line="240" w:lineRule="auto"/>
-        <w:ind w:left="720"/>
-      </w:pPr>
-      <w:r/>
-      <w:r>
-        <w:t>O exemplo de Tebas (3.8–11)</w:t>
-      </w:r>
-    </w:p>
-    <w:p>
-      <w:pPr>
-        <w:pStyle w:val="ListNumber"/>
-        <w:spacing w:line="240" w:lineRule="auto"/>
-        <w:ind w:left="720"/>
-      </w:pPr>
-      <w:r/>
-      <w:r>
+      <w:r>
+        <w:rPr>
+          <w:lang w:val="pt_PT" w:bidi="pt_PT"/>
+        </w:rPr>
+      </w:r>
+      <w:r>
+        <w:rPr>
+          <w:lang w:val="pt_PT" w:bidi="pt_PT"/>
+        </w:rPr>
         <w:t>A destruição de Nínive é inevitável (3.12–19)</w:t>
       </w:r>
     </w:p>
@@ -665,6 +1272,9 @@
         <w:pStyle w:val="Heading3"/>
       </w:pPr>
       <w:r>
+        <w:rPr>
+          <w:lang w:val="pt_PT" w:bidi="pt_PT"/>
+        </w:rPr>
         <w:t>Conceitos religiosos e culturais nesse capítulo</w:t>
       </w:r>
     </w:p>
@@ -673,12 +1283,23 @@
         <w:pStyle w:val="Heading4"/>
       </w:pPr>
       <w:r>
+        <w:rPr>
+          <w:lang w:val="pt_PT" w:bidi="pt_PT"/>
+        </w:rPr>
         <w:t>Os gafanhotos em 3.15–17</w:t>
       </w:r>
     </w:p>
     <w:p>
-      <w:r/>
-      <w:r>
+      <w:pPr/>
+      <w:r>
+        <w:rPr>
+          <w:lang w:val="pt_PT" w:bidi="pt_PT"/>
+        </w:rPr>
+      </w:r>
+      <w:r>
+        <w:rPr>
+          <w:lang w:val="pt_PT" w:bidi="pt_PT"/>
+        </w:rPr>
         <w:t>Ataques de gafanhotos ocorriam frequentemente no antigo Oriente Próximo. Um gafanhoto é um tipo de inseto que vinha em números incontáveis. Havia tantos que escureciam o céu como uma nuvem negra que bloqueava a luz do sol. Eles frequentemente apareciam após um longo período sem chuva. Desciam sobre quaisquer colheitas que estivessem sobrevivendo nos campos e as deixavam nuas. Os gafanhotos não podiam ser detidos e causavam danos terríveis. Por essa razão, invasões de gafanhotos serviam como uma imagem poderosa de ataques militares avassaladores no Antigo Testamento.</w:t>
       </w:r>
     </w:p>
@@ -687,16 +1308,35 @@
         <w:pStyle w:val="Heading3"/>
       </w:pPr>
       <w:r>
+        <w:rPr>
+          <w:lang w:val="pt_PT" w:bidi="pt_PT"/>
+        </w:rPr>
         <w:t>Problema de tradução</w:t>
       </w:r>
     </w:p>
     <w:p>
-      <w:r/>
-      <w:r>
+      <w:pPr/>
+      <w:r>
+        <w:rPr>
+          <w:lang w:val="pt_PT" w:bidi="pt_PT"/>
+        </w:rPr>
+      </w:r>
+      <w:r>
+        <w:rPr>
+          <w:lang w:val="pt_PT" w:bidi="pt_PT"/>
+        </w:rPr>
         <w:t>Há uma metáfora estendida em 3.4–7. Nesta metáfora, Yahweh compara Nínive a uma prostituta que controla os homens por meio de charme e feitiçaria. Tanto a prostituição quanto a feitiçaria estavam associadas ao culto de ídolos, e na Bíblia, a prostituição é usada como uma metáfora para o culto de ídolos. Assim como uma prostituta não é fiel a um marido, as pessoas que adoram ídolos não são fiéis ao único Deus verdadeiro, aquele que merece adoração. Nínive era uma cidade muito poderosa e próspera e, portanto, era atraente para que outros adotassem os modos de Nínive e adorassem os deuses de Nínive. Se isso não estiver claro para seus leitores, você pode querer fornecer uma explicação em uma nota de rodapé. (Veja: Metáfora estendida).</w:t>
       </w:r>
-      <w:r/>
-      <w:r/>
+      <w:r>
+        <w:rPr>
+          <w:lang w:val="pt_PT" w:bidi="pt_PT"/>
+        </w:rPr>
+      </w:r>
+      <w:r>
+        <w:rPr>
+          <w:lang w:val="pt_PT" w:bidi="pt_PT"/>
+        </w:rPr>
+      </w:r>
     </w:p>
     <w:sectPr>
       <w:footnotePr>
@@ -2588,6 +3228,30 @@
   <w:num w:numId="13" w16cid:durableId="592781308">
     <w:abstractNumId w:val="11"/>
   </w:num>
+  <w:num w:numId="14">
+    <w:abstractNumId w:val="3"/>
+    <w:lvlOverride w:ilvl="0">
+      <w:startOverride w:val="1"/>
+    </w:lvlOverride>
+  </w:num>
+  <w:num w:numId="15">
+    <w:abstractNumId w:val="3"/>
+    <w:lvlOverride w:ilvl="0">
+      <w:startOverride w:val="1"/>
+    </w:lvlOverride>
+  </w:num>
+  <w:num w:numId="16">
+    <w:abstractNumId w:val="3"/>
+    <w:lvlOverride w:ilvl="0">
+      <w:startOverride w:val="1"/>
+    </w:lvlOverride>
+  </w:num>
+  <w:num w:numId="17">
+    <w:abstractNumId w:val="3"/>
+    <w:lvlOverride w:ilvl="0">
+      <w:startOverride w:val="1"/>
+    </w:lvlOverride>
+  </w:num>
   <w:numIdMacAtCleanup w:val="10"/>
 </w:numbering>
 </file>
@@ -2598,7 +3262,7 @@
     <w:rPrDefault>
       <w:rPr>
         <w:rFonts w:ascii="Times New Roman" w:eastAsia="Times New Roman" w:hAnsi="Times New Roman" w:cs="Times New Roman"/>
-        <w:lang w:val="en-US" w:eastAsia="en-US" w:bidi="ar-SA"/>
+        <w:lang w:val="pt_PT" w:eastAsia="en-US" w:bidi="ar-SA"/>
       </w:rPr>
     </w:rPrDefault>
     <w:pPrDefault/>

--- a/por/docx/34.content.docx
+++ b/por/docx/34.content.docx
@@ -28,22 +28,6 @@
       </w:r>
     </w:p>
     <w:p>
-      <w:pPr>
-        <w:pStyle w:val="Heading2"/>
-      </w:pPr>
-      <w:r>
-        <w:rPr>
-          <w:lang w:val="pt_PT" w:bidi="pt_PT"/>
-        </w:rPr>
-        <w:t>License Information</w:t>
-      </w:r>
-      <w:r>
-        <w:rPr>
-          <w:lang w:val="pt_PT" w:bidi="pt_PT"/>
-        </w:rPr>
-      </w:r>
-    </w:p>
-    <w:p>
       <w:pPr/>
       <w:r>
         <w:rPr>
@@ -55,86 +39,37 @@
           <w:b/>
           <w:lang w:val="pt_PT" w:bidi="pt_PT"/>
         </w:rPr>
-        <w:t>Notas de Tradução (unfoldingWord)</w:t>
-      </w:r>
-      <w:r>
-        <w:rPr>
-          <w:lang w:val="pt_PT" w:bidi="pt_PT"/>
-        </w:rPr>
-        <w:t xml:space="preserve"> (Portuguese) is based on</w:t>
-      </w:r>
-      <w:r>
-        <w:rPr>
-          <w:lang w:val="pt_PT" w:bidi="pt_PT"/>
-        </w:rPr>
-        <w:t xml:space="preserve">: </w:t>
-      </w:r>
-      <w:r>
-        <w:rPr>
-          <w:lang w:val="pt_PT" w:bidi="pt_PT"/>
-        </w:rPr>
         <w:t>unfoldingWord® Translation Notes</w:t>
       </w:r>
       <w:r>
         <w:rPr>
           <w:lang w:val="pt_PT" w:bidi="pt_PT"/>
         </w:rPr>
-        <w:t xml:space="preserve">, </w:t>
-      </w:r>
-      <w:hyperlink r:id="rId13">
-        <w:r>
-          <w:rPr>
-            <w:lang w:val="pt_PT" w:bidi="pt_PT"/>
-          </w:rPr>
-          <w:rPr>
-            <w:color w:val="0000EE"/>
-            <w:u w:val="single"/>
-          </w:rPr>
-          <w:t>unfoldingWord</w:t>
-        </w:r>
-      </w:hyperlink>
-      <w:r>
-        <w:rPr>
-          <w:lang w:val="pt_PT" w:bidi="pt_PT"/>
-        </w:rPr>
-        <w:t xml:space="preserve">, 2022, which is licensed under a </w:t>
-      </w:r>
-      <w:hyperlink r:id="rId14">
-        <w:r>
-          <w:rPr>
-            <w:lang w:val="pt_PT" w:bidi="pt_PT"/>
-          </w:rPr>
-          <w:rPr>
-            <w:color w:val="0000EE"/>
-            <w:u w:val="single"/>
-          </w:rPr>
-          <w:t>CC BY-SA 4.0 license</w:t>
-        </w:r>
-      </w:hyperlink>
-      <w:r>
-        <w:rPr>
-          <w:lang w:val="pt_PT" w:bidi="pt_PT"/>
-        </w:rPr>
-        <w:t>.</w:t>
-      </w:r>
-      <w:r>
-        <w:rPr>
-          <w:lang w:val="pt_PT" w:bidi="pt_PT"/>
-        </w:rPr>
-      </w:r>
-    </w:p>
-    <w:p>
-      <w:pPr/>
-      <w:r>
-        <w:rPr>
-          <w:lang w:val="pt_PT" w:bidi="pt_PT"/>
-        </w:rPr>
-      </w:r>
-      <w:r>
-        <w:rPr>
-          <w:lang w:val="pt_PT" w:bidi="pt_PT"/>
-        </w:rPr>
-        <w:t>This PDF version is provided under the same license.</w:t>
+        <w:t xml:space="preserve"> © 2022 unfoldingWord. Released under CC BY-SA 4.0 license. </w:t>
+      </w:r>
+      <w:r>
+        <w:rPr>
+          <w:lang w:val="pt_PT" w:bidi="pt_PT"/>
+        </w:rPr>
+        <w:t>unfoldingWord® Translation Notes</w:t>
+      </w:r>
+      <w:r>
+        <w:rPr>
+          <w:lang w:val="pt_PT" w:bidi="pt_PT"/>
+        </w:rPr>
+        <w:t xml:space="preserve"> has been adapted in the following languages: Tok Pisin, Arabic (عربي), French (Français), Hindi (हिंदी), Indonesian (Bahasa Indonesia), Portuguese (Português), Russian (Русский), Spanish (Español), Swahili (Kiswahili), and Simplified Chinese (简体中文) from </w:t>
+      </w:r>
+      <w:r>
+        <w:rPr>
+          <w:lang w:val="pt_PT" w:bidi="pt_PT"/>
+        </w:rPr>
+        <w:t>unfoldingWord® Translation Notes</w:t>
+      </w:r>
+      <w:r>
+        <w:rPr>
+          <w:lang w:val="pt_PT" w:bidi="pt_PT"/>
+        </w:rPr>
+        <w:t xml:space="preserve"> © 2022 unfoldingWord. Released under CC BY-SA 4.0 license by Mission Mutual</w:t>
       </w:r>
       <w:r>
         <w:rPr>
@@ -543,7 +478,7 @@
         </w:rPr>
         <w:t xml:space="preserve">Nesta profecia, Yahweh frequentemente se dirige ao povo de Judá e ao povo de Nínive simplesmente como “Judá” e “Nínive”, usando os nomes da nação e da cidade para representar o povo. Ele também utiliza verbos no singular que descrevem a nação ou cidade realizando ações que as pessoas fazem, como Judá usando um jugo e grilhões </w:t>
       </w:r>
-      <w:hyperlink r:id="rId15">
+      <w:hyperlink r:id="rId13">
         <w:r>
           <w:rPr>
             <w:lang w:val="pt_PT" w:bidi="pt_PT"/>
@@ -561,7 +496,7 @@
         </w:rPr>
         <w:t xml:space="preserve"> ou celebrando festivais e cumprindo votos </w:t>
       </w:r>
-      <w:hyperlink r:id="rId16">
+      <w:hyperlink r:id="rId14">
         <w:r>
           <w:rPr>
             <w:lang w:val="pt_PT" w:bidi="pt_PT"/>
@@ -579,7 +514,7 @@
         </w:rPr>
         <w:t xml:space="preserve">. Ele descreve Nínive como um soldado que guarda muralhas, vigia uma estrada e fortalece seus lombos </w:t>
       </w:r>
-      <w:hyperlink r:id="rId17">
+      <w:hyperlink r:id="rId15">
         <w:r>
           <w:rPr>
             <w:lang w:val="pt_PT" w:bidi="pt_PT"/>
@@ -597,7 +532,7 @@
         </w:rPr>
         <w:t xml:space="preserve">, e também como uma prostituta que Yahweh despirá e cobrirá de imundície </w:t>
       </w:r>
-      <w:hyperlink r:id="rId18">
+      <w:hyperlink r:id="rId16">
         <w:r>
           <w:rPr>
             <w:lang w:val="pt_PT" w:bidi="pt_PT"/>
@@ -615,7 +550,7 @@
         </w:rPr>
         <w:t xml:space="preserve">, e como um bêbado que se esconde </w:t>
       </w:r>
-      <w:hyperlink r:id="rId19">
+      <w:hyperlink r:id="rId17">
         <w:r>
           <w:rPr>
             <w:lang w:val="pt_PT" w:bidi="pt_PT"/>

--- a/por/docx/34.content.docx
+++ b/por/docx/34.content.docx
@@ -28,6 +28,22 @@
       </w:r>
     </w:p>
     <w:p>
+      <w:pPr>
+        <w:pStyle w:val="Heading2"/>
+      </w:pPr>
+      <w:r>
+        <w:rPr>
+          <w:lang w:val="pt_PT" w:bidi="pt_PT"/>
+        </w:rPr>
+        <w:t>License Information</w:t>
+      </w:r>
+      <w:r>
+        <w:rPr>
+          <w:lang w:val="pt_PT" w:bidi="pt_PT"/>
+        </w:rPr>
+      </w:r>
+    </w:p>
+    <w:p>
       <w:pPr/>
       <w:r>
         <w:rPr>
@@ -39,37 +55,86 @@
           <w:b/>
           <w:lang w:val="pt_PT" w:bidi="pt_PT"/>
         </w:rPr>
+        <w:t>Notas de Tradução (unfoldingWord)</w:t>
+      </w:r>
+      <w:r>
+        <w:rPr>
+          <w:lang w:val="pt_PT" w:bidi="pt_PT"/>
+        </w:rPr>
+        <w:t xml:space="preserve"> (Portuguese) is based on</w:t>
+      </w:r>
+      <w:r>
+        <w:rPr>
+          <w:lang w:val="pt_PT" w:bidi="pt_PT"/>
+        </w:rPr>
+        <w:t xml:space="preserve">: </w:t>
+      </w:r>
+      <w:r>
+        <w:rPr>
+          <w:lang w:val="pt_PT" w:bidi="pt_PT"/>
+        </w:rPr>
         <w:t>unfoldingWord® Translation Notes</w:t>
       </w:r>
       <w:r>
         <w:rPr>
           <w:lang w:val="pt_PT" w:bidi="pt_PT"/>
         </w:rPr>
-        <w:t xml:space="preserve"> © 2022 unfoldingWord. Released under CC BY-SA 4.0 license. </w:t>
-      </w:r>
-      <w:r>
-        <w:rPr>
-          <w:lang w:val="pt_PT" w:bidi="pt_PT"/>
-        </w:rPr>
-        <w:t>unfoldingWord® Translation Notes</w:t>
-      </w:r>
-      <w:r>
-        <w:rPr>
-          <w:lang w:val="pt_PT" w:bidi="pt_PT"/>
-        </w:rPr>
-        <w:t xml:space="preserve"> has been adapted in the following languages: Tok Pisin, Arabic (عربي), French (Français), Hindi (हिंदी), Indonesian (Bahasa Indonesia), Portuguese (Português), Russian (Русский), Spanish (Español), Swahili (Kiswahili), and Simplified Chinese (简体中文) from </w:t>
-      </w:r>
-      <w:r>
-        <w:rPr>
-          <w:lang w:val="pt_PT" w:bidi="pt_PT"/>
-        </w:rPr>
-        <w:t>unfoldingWord® Translation Notes</w:t>
-      </w:r>
-      <w:r>
-        <w:rPr>
-          <w:lang w:val="pt_PT" w:bidi="pt_PT"/>
-        </w:rPr>
-        <w:t xml:space="preserve"> © 2022 unfoldingWord. Released under CC BY-SA 4.0 license by Mission Mutual</w:t>
+        <w:t xml:space="preserve">, </w:t>
+      </w:r>
+      <w:hyperlink r:id="rId13">
+        <w:r>
+          <w:rPr>
+            <w:lang w:val="pt_PT" w:bidi="pt_PT"/>
+          </w:rPr>
+          <w:rPr>
+            <w:color w:val="0000EE"/>
+            <w:u w:val="single"/>
+          </w:rPr>
+          <w:t>unfoldingWord</w:t>
+        </w:r>
+      </w:hyperlink>
+      <w:r>
+        <w:rPr>
+          <w:lang w:val="pt_PT" w:bidi="pt_PT"/>
+        </w:rPr>
+        <w:t xml:space="preserve">, 2022, which is licensed under a </w:t>
+      </w:r>
+      <w:hyperlink r:id="rId14">
+        <w:r>
+          <w:rPr>
+            <w:lang w:val="pt_PT" w:bidi="pt_PT"/>
+          </w:rPr>
+          <w:rPr>
+            <w:color w:val="0000EE"/>
+            <w:u w:val="single"/>
+          </w:rPr>
+          <w:t>CC BY-SA 4.0 license</w:t>
+        </w:r>
+      </w:hyperlink>
+      <w:r>
+        <w:rPr>
+          <w:lang w:val="pt_PT" w:bidi="pt_PT"/>
+        </w:rPr>
+        <w:t>.</w:t>
+      </w:r>
+      <w:r>
+        <w:rPr>
+          <w:lang w:val="pt_PT" w:bidi="pt_PT"/>
+        </w:rPr>
+      </w:r>
+    </w:p>
+    <w:p>
+      <w:pPr/>
+      <w:r>
+        <w:rPr>
+          <w:lang w:val="pt_PT" w:bidi="pt_PT"/>
+        </w:rPr>
+      </w:r>
+      <w:r>
+        <w:rPr>
+          <w:lang w:val="pt_PT" w:bidi="pt_PT"/>
+        </w:rPr>
+        <w:t>This PDF version is provided under the same license.</w:t>
       </w:r>
       <w:r>
         <w:rPr>
@@ -478,7 +543,7 @@
         </w:rPr>
         <w:t xml:space="preserve">Nesta profecia, Yahweh frequentemente se dirige ao povo de Judá e ao povo de Nínive simplesmente como “Judá” e “Nínive”, usando os nomes da nação e da cidade para representar o povo. Ele também utiliza verbos no singular que descrevem a nação ou cidade realizando ações que as pessoas fazem, como Judá usando um jugo e grilhões </w:t>
       </w:r>
-      <w:hyperlink r:id="rId13">
+      <w:hyperlink r:id="rId15">
         <w:r>
           <w:rPr>
             <w:lang w:val="pt_PT" w:bidi="pt_PT"/>
@@ -496,7 +561,7 @@
         </w:rPr>
         <w:t xml:space="preserve"> ou celebrando festivais e cumprindo votos </w:t>
       </w:r>
-      <w:hyperlink r:id="rId14">
+      <w:hyperlink r:id="rId16">
         <w:r>
           <w:rPr>
             <w:lang w:val="pt_PT" w:bidi="pt_PT"/>
@@ -514,7 +579,7 @@
         </w:rPr>
         <w:t xml:space="preserve">. Ele descreve Nínive como um soldado que guarda muralhas, vigia uma estrada e fortalece seus lombos </w:t>
       </w:r>
-      <w:hyperlink r:id="rId15">
+      <w:hyperlink r:id="rId17">
         <w:r>
           <w:rPr>
             <w:lang w:val="pt_PT" w:bidi="pt_PT"/>
@@ -532,7 +597,7 @@
         </w:rPr>
         <w:t xml:space="preserve">, e também como uma prostituta que Yahweh despirá e cobrirá de imundície </w:t>
       </w:r>
-      <w:hyperlink r:id="rId16">
+      <w:hyperlink r:id="rId18">
         <w:r>
           <w:rPr>
             <w:lang w:val="pt_PT" w:bidi="pt_PT"/>
@@ -550,7 +615,7 @@
         </w:rPr>
         <w:t xml:space="preserve">, e como um bêbado que se esconde </w:t>
       </w:r>
-      <w:hyperlink r:id="rId17">
+      <w:hyperlink r:id="rId19">
         <w:r>
           <w:rPr>
             <w:lang w:val="pt_PT" w:bidi="pt_PT"/>

--- a/por/docx/34.content.docx
+++ b/por/docx/34.content.docx
@@ -141,13 +141,6 @@
         <w:rPr>
           <w:lang w:val="pt_PT" w:bidi="pt_PT"/>
         </w:rPr>
-      </w:r>
-      <w:r>
-        <w:rPr>
-          <w:i/>
-          <w:lang w:val="pt_PT" w:bidi="pt_PT"/>
-        </w:rPr>
-        <w:t>Naum - Introdução, Naum - Introdução ao capítulo 1, Naum - Introdução ao capítulo 2, Naum - Introdução ao capítulo 3</w:t>
       </w:r>
       <w:r>
         <w:rPr>

--- a/por/docx/34.content.docx
+++ b/por/docx/34.content.docx
@@ -19,7 +19,7 @@
         <w:rPr>
           <w:lang w:val="pt_PT" w:bidi="pt_PT"/>
         </w:rPr>
-        <w:t>Resource: Notas de Tradução (unfoldingWord)</w:t>
+        <w:t>Resource: unfoldingWord® Translation Notes</w:t>
       </w:r>
       <w:r>
         <w:rPr>
@@ -90,7 +90,7 @@
         <w:rPr>
           <w:lang w:val="pt_PT" w:bidi="pt_PT"/>
         </w:rPr>
-        <w:t>Notas de Tradução (unfoldingWord)</w:t>
+        <w:t>unfoldingWord® Translation Notes</w:t>
       </w:r>
     </w:p>
     <w:p>

--- a/por/docx/34.content.docx
+++ b/por/docx/34.content.docx
@@ -612,6 +612,257 @@
         <w:rPr>
           <w:lang w:val="pt_PT" w:bidi="pt_PT"/>
         </w:rPr>
+        <w:t>Naum - Introdução ao capítulo 1</w:t>
+      </w:r>
+      <w:r>
+        <w:rPr>
+          <w:lang w:val="pt_PT" w:bidi="pt_PT"/>
+        </w:rPr>
+      </w:r>
+    </w:p>
+    <w:p>
+      <w:pPr>
+        <w:pStyle w:val="Heading3"/>
+      </w:pPr>
+      <w:r>
+        <w:rPr>
+          <w:lang w:val="pt_PT" w:bidi="pt_PT"/>
+        </w:rPr>
+        <w:t>Estrutura e formatação</w:t>
+      </w:r>
+    </w:p>
+    <w:p>
+      <w:pPr/>
+      <w:r>
+        <w:rPr>
+          <w:lang w:val="pt_PT" w:bidi="pt_PT"/>
+        </w:rPr>
+      </w:r>
+      <w:r>
+        <w:rPr>
+          <w:lang w:val="pt_PT" w:bidi="pt_PT"/>
+        </w:rPr>
+        <w:t xml:space="preserve">Algumas traduções preferem destacar citações extensas, orações e canções. Algumas bíblias posicionam as linhas de todo o livro (exceto o versículo 1 deste capítulo) mais à direita na página do que o texto regular para indicar que são profecias poéticas. (Veja: </w:t>
+      </w:r>
+      <w:r>
+        <w:rPr>
+          <w:lang w:val="pt_PT" w:bidi="pt_PT"/>
+        </w:rPr>
+        <w:t>Profeta</w:t>
+      </w:r>
+      <w:r>
+        <w:rPr>
+          <w:lang w:val="pt_PT" w:bidi="pt_PT"/>
+        </w:rPr>
+        <w:t>)</w:t>
+      </w:r>
+    </w:p>
+    <w:p>
+      <w:pPr/>
+      <w:r>
+        <w:rPr>
+          <w:lang w:val="pt_PT" w:bidi="pt_PT"/>
+        </w:rPr>
+      </w:r>
+      <w:r>
+        <w:rPr>
+          <w:lang w:val="pt_PT" w:bidi="pt_PT"/>
+        </w:rPr>
+        <w:t>Embora esteja dividido em três capítulos, este livro é uma longa profecia.</w:t>
+      </w:r>
+    </w:p>
+    <w:p>
+      <w:pPr>
+        <w:pStyle w:val="Heading4"/>
+      </w:pPr>
+      <w:r>
+        <w:rPr>
+          <w:lang w:val="pt_PT" w:bidi="pt_PT"/>
+        </w:rPr>
+        <w:t>Esboço do capítulo 1</w:t>
+      </w:r>
+    </w:p>
+    <w:p>
+      <w:pPr>
+        <w:pStyle w:val="ListNumber"/>
+        <w:numPr>
+          <w:ilvl w:val="0"/>
+          <w:numId w:val="15"/>
+        </w:numPr>
+        <w:spacing w:line="240" w:lineRule="auto"/>
+        <w:ind w:left="720"/>
+      </w:pPr>
+      <w:r>
+        <w:rPr>
+          <w:lang w:val="pt_PT" w:bidi="pt_PT"/>
+        </w:rPr>
+      </w:r>
+      <w:r>
+        <w:rPr>
+          <w:lang w:val="pt_PT" w:bidi="pt_PT"/>
+        </w:rPr>
+        <w:t>Naum apresenta este livro (1.1)</w:t>
+      </w:r>
+    </w:p>
+    <w:p>
+      <w:pPr>
+        <w:pStyle w:val="ListNumber"/>
+        <w:spacing w:line="240" w:lineRule="auto"/>
+        <w:ind w:left="720"/>
+      </w:pPr>
+      <w:r>
+        <w:rPr>
+          <w:lang w:val="pt_PT" w:bidi="pt_PT"/>
+        </w:rPr>
+      </w:r>
+      <w:r>
+        <w:rPr>
+          <w:lang w:val="pt_PT" w:bidi="pt_PT"/>
+        </w:rPr>
+        <w:t>Yahweh destruirá seus inimigos (1.2–6)</w:t>
+      </w:r>
+    </w:p>
+    <w:p>
+      <w:pPr>
+        <w:pStyle w:val="ListNumber"/>
+        <w:spacing w:line="240" w:lineRule="auto"/>
+        <w:ind w:left="720"/>
+      </w:pPr>
+      <w:r>
+        <w:rPr>
+          <w:lang w:val="pt_PT" w:bidi="pt_PT"/>
+        </w:rPr>
+      </w:r>
+      <w:r>
+        <w:rPr>
+          <w:lang w:val="pt_PT" w:bidi="pt_PT"/>
+        </w:rPr>
+        <w:t>Yahweh cuida do seu povo e destruirá Nínive (1.7–15)</w:t>
+      </w:r>
+    </w:p>
+    <w:p>
+      <w:pPr>
+        <w:pStyle w:val="Heading3"/>
+      </w:pPr>
+      <w:r>
+        <w:rPr>
+          <w:lang w:val="pt_PT" w:bidi="pt_PT"/>
+        </w:rPr>
+        <w:t>Conceitos religiosos e culturais neste capítulo</w:t>
+      </w:r>
+    </w:p>
+    <w:p>
+      <w:pPr>
+        <w:pStyle w:val="Heading4"/>
+      </w:pPr>
+      <w:r>
+        <w:rPr>
+          <w:lang w:val="pt_PT" w:bidi="pt_PT"/>
+        </w:rPr>
+        <w:t>A ira de Yahweh contra Nínive</w:t>
+      </w:r>
+    </w:p>
+    <w:p>
+      <w:pPr/>
+      <w:r>
+        <w:rPr>
+          <w:lang w:val="pt_PT" w:bidi="pt_PT"/>
+        </w:rPr>
+      </w:r>
+      <w:r>
+        <w:rPr>
+          <w:lang w:val="pt_PT" w:bidi="pt_PT"/>
+        </w:rPr>
+        <w:t>Esta profecia deve ser lida em referência ao livro de Jonas. O livro de Jonas descreve como o povo de Nínive, a capital da Assíria, se arrependeu quando Jonas os avisou de que Yahweh estava zangado com eles. O livro de Naum, escrito pouco mais de cem anos depois do livro de Jonas, indica que os ninivitas haviam retornado aos seus maus caminhos e em breve seriam punidos por Deus. Ler os dois livros juntos mostra a misericórdia e paciência de Deus, bem como sua ira e julgamento pela crueldade, maldade e pecado.</w:t>
+      </w:r>
+    </w:p>
+    <w:p>
+      <w:pPr>
+        <w:pStyle w:val="Heading4"/>
+      </w:pPr>
+      <w:r>
+        <w:rPr>
+          <w:lang w:val="pt_PT" w:bidi="pt_PT"/>
+        </w:rPr>
+        <w:t>Destruição total</w:t>
+      </w:r>
+    </w:p>
+    <w:p>
+      <w:pPr/>
+      <w:r>
+        <w:rPr>
+          <w:lang w:val="pt_PT" w:bidi="pt_PT"/>
+        </w:rPr>
+      </w:r>
+      <w:r>
+        <w:rPr>
+          <w:lang w:val="pt_PT" w:bidi="pt_PT"/>
+        </w:rPr>
+        <w:t>Na época da profecia de Naum, a Assíria controlava quase todo o Oriente Próximo. Os assírios eram extremamente violentos e cruéis com os povos que conquistavam, incluindo Israel. Por isso, Naum profetizou que os assírios seriam completamente destruídos como nação e como povo (1.14). Esta profecia se cumpriu de forma muito repentina em 612 a.C.</w:t>
+      </w:r>
+    </w:p>
+    <w:p>
+      <w:pPr>
+        <w:pStyle w:val="Heading3"/>
+      </w:pPr>
+      <w:r>
+        <w:rPr>
+          <w:lang w:val="pt_PT" w:bidi="pt_PT"/>
+        </w:rPr>
+        <w:t>Problemas de tradução neste capítulo</w:t>
+      </w:r>
+    </w:p>
+    <w:p>
+      <w:pPr>
+        <w:pStyle w:val="Heading4"/>
+      </w:pPr>
+      <w:r>
+        <w:rPr>
+          <w:lang w:val="pt_PT" w:bidi="pt_PT"/>
+        </w:rPr>
+        <w:t>Discurso direto</w:t>
+      </w:r>
+    </w:p>
+    <w:p>
+      <w:pPr/>
+      <w:r>
+        <w:rPr>
+          <w:lang w:val="pt_PT" w:bidi="pt_PT"/>
+        </w:rPr>
+      </w:r>
+      <w:r>
+        <w:rPr>
+          <w:lang w:val="pt_PT" w:bidi="pt_PT"/>
+        </w:rPr>
+        <w:t>O público deste livro são as pessoas de Judá, que estão em perigo de ataque pela nação cruel e poderosa da Assíria, representada neste livro por sua capital, Nínive. Este capítulo começa descrevendo a ira de Yahweh contra seus inimigos e seu amor por seu povo. Em seguida, Yahweh começa a se dirigir diretamente a Nínive no versículo 9 e continua a fazê-lo em vários momentos ao longo do livro. As pessoas de Nínive não fazem parte do público deste livro, no entanto. O discurso a Nínive tem a intenção de mostrar ao povo de Judá a atitude de Yahweh em relação ao povo de Nínive e suas ações malignas. Este discurso direto também serve para informar ao povo de Judá que Yahweh destruirá Nínive. Yahweh também se dirige diretamente a Judá nos versículos 12, 13 e 15.</w:t>
+      </w:r>
+      <w:r>
+        <w:rPr>
+          <w:lang w:val="pt_PT" w:bidi="pt_PT"/>
+        </w:rPr>
+      </w:r>
+      <w:r>
+        <w:rPr>
+          <w:lang w:val="pt_PT" w:bidi="pt_PT"/>
+        </w:rPr>
+      </w:r>
+    </w:p>
+    <w:p>
+      <w:pPr/>
+      <w:r>
+        <w:rPr>
+          <w:lang w:val="pt_PT" w:bidi="pt_PT"/>
+        </w:rPr>
+      </w:r>
+    </w:p>
+    <w:p>
+      <w:pPr>
+        <w:pStyle w:val="Heading2"/>
+      </w:pPr>
+      <w:r>
+        <w:rPr>
+          <w:lang w:val="pt_PT" w:bidi="pt_PT"/>
+        </w:rPr>
         <w:t>Naum 1.1 (#1)</w:t>
       </w:r>
       <w:r>
@@ -7528,6 +7779,191 @@
         <w:rPr>
           <w:lang w:val="pt_PT" w:bidi="pt_PT"/>
         </w:rPr>
+        <w:t>Naum - Introdução ao capítulo 2</w:t>
+      </w:r>
+      <w:r>
+        <w:rPr>
+          <w:lang w:val="pt_PT" w:bidi="pt_PT"/>
+        </w:rPr>
+      </w:r>
+    </w:p>
+    <w:p>
+      <w:pPr>
+        <w:pStyle w:val="Heading3"/>
+      </w:pPr>
+      <w:r>
+        <w:rPr>
+          <w:lang w:val="pt_PT" w:bidi="pt_PT"/>
+        </w:rPr>
+        <w:t>Estrutura e formatação</w:t>
+      </w:r>
+    </w:p>
+    <w:p>
+      <w:pPr/>
+      <w:r>
+        <w:rPr>
+          <w:lang w:val="pt_PT" w:bidi="pt_PT"/>
+        </w:rPr>
+      </w:r>
+      <w:r>
+        <w:rPr>
+          <w:lang w:val="pt_PT" w:bidi="pt_PT"/>
+        </w:rPr>
+        <w:t>Se você decidiu formatar o texto deste livro em linhas curtas de poesia, vai querer continuar fazendo isso neste capítulo.</w:t>
+      </w:r>
+    </w:p>
+    <w:p>
+      <w:pPr/>
+      <w:r>
+        <w:rPr>
+          <w:lang w:val="pt_PT" w:bidi="pt_PT"/>
+        </w:rPr>
+      </w:r>
+      <w:r>
+        <w:rPr>
+          <w:lang w:val="pt_PT" w:bidi="pt_PT"/>
+        </w:rPr>
+        <w:t>Embora esteja dividido em três capítulos, este livro contém uma longa profecia.</w:t>
+      </w:r>
+    </w:p>
+    <w:p>
+      <w:pPr>
+        <w:pStyle w:val="Heading4"/>
+      </w:pPr>
+      <w:r>
+        <w:rPr>
+          <w:lang w:val="pt_PT" w:bidi="pt_PT"/>
+        </w:rPr>
+        <w:t>Esboço do capítulo 2</w:t>
+      </w:r>
+    </w:p>
+    <w:p>
+      <w:pPr>
+        <w:pStyle w:val="ListNumber"/>
+        <w:numPr>
+          <w:ilvl w:val="0"/>
+          <w:numId w:val="16"/>
+        </w:numPr>
+        <w:spacing w:line="240" w:lineRule="auto"/>
+        <w:ind w:left="720"/>
+      </w:pPr>
+      <w:r>
+        <w:rPr>
+          <w:lang w:val="pt_PT" w:bidi="pt_PT"/>
+        </w:rPr>
+      </w:r>
+      <w:r>
+        <w:rPr>
+          <w:lang w:val="pt_PT" w:bidi="pt_PT"/>
+        </w:rPr>
+        <w:t>Descrição da batalha que destrói Nínive (2.1–10)</w:t>
+      </w:r>
+    </w:p>
+    <w:p>
+      <w:pPr>
+        <w:pStyle w:val="ListNumber"/>
+        <w:spacing w:line="240" w:lineRule="auto"/>
+        <w:ind w:left="720"/>
+      </w:pPr>
+      <w:r>
+        <w:rPr>
+          <w:lang w:val="pt_PT" w:bidi="pt_PT"/>
+        </w:rPr>
+      </w:r>
+      <w:r>
+        <w:rPr>
+          <w:lang w:val="pt_PT" w:bidi="pt_PT"/>
+        </w:rPr>
+        <w:t>Comparação de Nínive a uma cova de leões (2.11–13)</w:t>
+      </w:r>
+    </w:p>
+    <w:p>
+      <w:pPr>
+        <w:pStyle w:val="Heading3"/>
+      </w:pPr>
+      <w:r>
+        <w:rPr>
+          <w:lang w:val="pt_PT" w:bidi="pt_PT"/>
+        </w:rPr>
+        <w:t>Problemas de tradução</w:t>
+      </w:r>
+    </w:p>
+    <w:p>
+      <w:pPr>
+        <w:pStyle w:val="Heading4"/>
+      </w:pPr>
+      <w:r>
+        <w:rPr>
+          <w:lang w:val="pt_PT" w:bidi="pt_PT"/>
+        </w:rPr>
+        <w:t>Do passado e presente para o futuro</w:t>
+      </w:r>
+    </w:p>
+    <w:p>
+      <w:pPr/>
+      <w:r>
+        <w:rPr>
+          <w:lang w:val="pt_PT" w:bidi="pt_PT"/>
+        </w:rPr>
+      </w:r>
+      <w:r>
+        <w:rPr>
+          <w:lang w:val="pt_PT" w:bidi="pt_PT"/>
+        </w:rPr>
+        <w:t>Neste capítulo, Naum descreve uma batalha por Nínive na qual a cidade é destruída. Ele relata a batalha e a devastação resultante como se estivesse assistindo ao acontecimento, provavelmente porque Deus lhe mostrou isso em uma visão (1.1). No entanto, a batalha real e a destruição ocorreram muitos anos depois de Naum ter proferido essa profecia. Se for útil na sua tradução, você pode explicar isso em uma nota de rodapé, ou pode mudar os verbos para o futuro para que seus leitores saibam que Naum estava prevendo algo que aconteceria mais tarde; não estava acontecendo naquele momento.</w:t>
+      </w:r>
+    </w:p>
+    <w:p>
+      <w:pPr>
+        <w:pStyle w:val="Heading4"/>
+      </w:pPr>
+      <w:r>
+        <w:rPr>
+          <w:lang w:val="pt_PT" w:bidi="pt_PT"/>
+        </w:rPr>
+        <w:t>Metáfora estendida</w:t>
+      </w:r>
+    </w:p>
+    <w:p>
+      <w:pPr/>
+      <w:r>
+        <w:rPr>
+          <w:lang w:val="pt_PT" w:bidi="pt_PT"/>
+        </w:rPr>
+      </w:r>
+      <w:r>
+        <w:rPr>
+          <w:lang w:val="pt_PT" w:bidi="pt_PT"/>
+        </w:rPr>
+        <w:t>Há uma metáfora estendida em 2.11–13. Nesta metáfora, Yahweh compara Nínive a uma cova de leões e seus habitantes a leões que matam e devoram seus inimigos. Se isso não estiver claro para seus leitores, você pode querer fornecer uma explicação em uma nota de rodapé. (Veja: metáfora estendida).</w:t>
+      </w:r>
+      <w:r>
+        <w:rPr>
+          <w:lang w:val="pt_PT" w:bidi="pt_PT"/>
+        </w:rPr>
+      </w:r>
+      <w:r>
+        <w:rPr>
+          <w:lang w:val="pt_PT" w:bidi="pt_PT"/>
+        </w:rPr>
+      </w:r>
+    </w:p>
+    <w:p>
+      <w:pPr/>
+      <w:r>
+        <w:rPr>
+          <w:lang w:val="pt_PT" w:bidi="pt_PT"/>
+        </w:rPr>
+      </w:r>
+    </w:p>
+    <w:p>
+      <w:pPr>
+        <w:pStyle w:val="Heading2"/>
+      </w:pPr>
+      <w:r>
+        <w:rPr>
+          <w:lang w:val="pt_PT" w:bidi="pt_PT"/>
+        </w:rPr>
         <w:t>Naum 2.1 (#1)</w:t>
       </w:r>
       <w:r>
@@ -13387,6 +13823,227 @@
           <w:lang w:val="pt_PT" w:bidi="pt_PT"/>
         </w:rPr>
         <w:t>Expressão idiomática.</w:t>
+      </w:r>
+      <w:r>
+        <w:rPr>
+          <w:lang w:val="pt_PT" w:bidi="pt_PT"/>
+        </w:rPr>
+      </w:r>
+      <w:r>
+        <w:rPr>
+          <w:lang w:val="pt_PT" w:bidi="pt_PT"/>
+        </w:rPr>
+      </w:r>
+    </w:p>
+    <w:p>
+      <w:pPr/>
+      <w:r>
+        <w:rPr>
+          <w:lang w:val="pt_PT" w:bidi="pt_PT"/>
+        </w:rPr>
+      </w:r>
+    </w:p>
+    <w:p>
+      <w:pPr>
+        <w:pStyle w:val="Heading2"/>
+      </w:pPr>
+      <w:r>
+        <w:rPr>
+          <w:lang w:val="pt_PT" w:bidi="pt_PT"/>
+        </w:rPr>
+        <w:t>Naum - Introdução ao capítulo 3</w:t>
+      </w:r>
+      <w:r>
+        <w:rPr>
+          <w:lang w:val="pt_PT" w:bidi="pt_PT"/>
+        </w:rPr>
+      </w:r>
+    </w:p>
+    <w:p>
+      <w:pPr>
+        <w:pStyle w:val="Heading3"/>
+      </w:pPr>
+      <w:r>
+        <w:rPr>
+          <w:lang w:val="pt_PT" w:bidi="pt_PT"/>
+        </w:rPr>
+        <w:t>Estrutura e formatação</w:t>
+      </w:r>
+    </w:p>
+    <w:p>
+      <w:pPr/>
+      <w:r>
+        <w:rPr>
+          <w:lang w:val="pt_PT" w:bidi="pt_PT"/>
+        </w:rPr>
+      </w:r>
+      <w:r>
+        <w:rPr>
+          <w:lang w:val="pt_PT" w:bidi="pt_PT"/>
+        </w:rPr>
+        <w:t>Se você optou por formatar o texto deste livro em linhas curtas de poesia, vai querer continuar fazendo isso neste capítulo.</w:t>
+      </w:r>
+    </w:p>
+    <w:p>
+      <w:pPr/>
+      <w:r>
+        <w:rPr>
+          <w:lang w:val="pt_PT" w:bidi="pt_PT"/>
+        </w:rPr>
+      </w:r>
+      <w:r>
+        <w:rPr>
+          <w:lang w:val="pt_PT" w:bidi="pt_PT"/>
+        </w:rPr>
+        <w:t>Embora esteja dividido em três capítulos, o livro contém uma longa profecia.</w:t>
+      </w:r>
+    </w:p>
+    <w:p>
+      <w:pPr>
+        <w:pStyle w:val="Heading4"/>
+      </w:pPr>
+      <w:r>
+        <w:rPr>
+          <w:lang w:val="pt_PT" w:bidi="pt_PT"/>
+        </w:rPr>
+        <w:t>Esboço do capítulo 3</w:t>
+      </w:r>
+    </w:p>
+    <w:p>
+      <w:pPr>
+        <w:pStyle w:val="ListNumber"/>
+        <w:numPr>
+          <w:ilvl w:val="0"/>
+          <w:numId w:val="17"/>
+        </w:numPr>
+        <w:spacing w:line="240" w:lineRule="auto"/>
+        <w:ind w:left="720"/>
+      </w:pPr>
+      <w:r>
+        <w:rPr>
+          <w:lang w:val="pt_PT" w:bidi="pt_PT"/>
+        </w:rPr>
+      </w:r>
+      <w:r>
+        <w:rPr>
+          <w:lang w:val="pt_PT" w:bidi="pt_PT"/>
+        </w:rPr>
+        <w:t>Ai de Nínive (3.1–3)</w:t>
+      </w:r>
+    </w:p>
+    <w:p>
+      <w:pPr>
+        <w:pStyle w:val="ListNumber"/>
+        <w:spacing w:line="240" w:lineRule="auto"/>
+        <w:ind w:left="720"/>
+      </w:pPr>
+      <w:r>
+        <w:rPr>
+          <w:lang w:val="pt_PT" w:bidi="pt_PT"/>
+        </w:rPr>
+      </w:r>
+      <w:r>
+        <w:rPr>
+          <w:lang w:val="pt_PT" w:bidi="pt_PT"/>
+        </w:rPr>
+        <w:t>Nínive, a prostituta (3.4–7)</w:t>
+      </w:r>
+    </w:p>
+    <w:p>
+      <w:pPr>
+        <w:pStyle w:val="ListNumber"/>
+        <w:spacing w:line="240" w:lineRule="auto"/>
+        <w:ind w:left="720"/>
+      </w:pPr>
+      <w:r>
+        <w:rPr>
+          <w:lang w:val="pt_PT" w:bidi="pt_PT"/>
+        </w:rPr>
+      </w:r>
+      <w:r>
+        <w:rPr>
+          <w:lang w:val="pt_PT" w:bidi="pt_PT"/>
+        </w:rPr>
+        <w:t>O exemplo de Tebas (3.8–11)</w:t>
+      </w:r>
+    </w:p>
+    <w:p>
+      <w:pPr>
+        <w:pStyle w:val="ListNumber"/>
+        <w:spacing w:line="240" w:lineRule="auto"/>
+        <w:ind w:left="720"/>
+      </w:pPr>
+      <w:r>
+        <w:rPr>
+          <w:lang w:val="pt_PT" w:bidi="pt_PT"/>
+        </w:rPr>
+      </w:r>
+      <w:r>
+        <w:rPr>
+          <w:lang w:val="pt_PT" w:bidi="pt_PT"/>
+        </w:rPr>
+        <w:t>A destruição de Nínive é inevitável (3.12–19)</w:t>
+      </w:r>
+    </w:p>
+    <w:p>
+      <w:pPr>
+        <w:pStyle w:val="Heading3"/>
+      </w:pPr>
+      <w:r>
+        <w:rPr>
+          <w:lang w:val="pt_PT" w:bidi="pt_PT"/>
+        </w:rPr>
+        <w:t>Conceitos religiosos e culturais nesse capítulo</w:t>
+      </w:r>
+    </w:p>
+    <w:p>
+      <w:pPr>
+        <w:pStyle w:val="Heading4"/>
+      </w:pPr>
+      <w:r>
+        <w:rPr>
+          <w:lang w:val="pt_PT" w:bidi="pt_PT"/>
+        </w:rPr>
+        <w:t>Os gafanhotos em 3.15–17</w:t>
+      </w:r>
+    </w:p>
+    <w:p>
+      <w:pPr/>
+      <w:r>
+        <w:rPr>
+          <w:lang w:val="pt_PT" w:bidi="pt_PT"/>
+        </w:rPr>
+      </w:r>
+      <w:r>
+        <w:rPr>
+          <w:lang w:val="pt_PT" w:bidi="pt_PT"/>
+        </w:rPr>
+        <w:t>Ataques de gafanhotos ocorriam frequentemente no antigo Oriente Próximo. Um gafanhoto é um tipo de inseto que vinha em números incontáveis. Havia tantos que escureciam o céu como uma nuvem negra que bloqueava a luz do sol. Eles frequentemente apareciam após um longo período sem chuva. Desciam sobre quaisquer colheitas que estivessem sobrevivendo nos campos e as deixavam nuas. Os gafanhotos não podiam ser detidos e causavam danos terríveis. Por essa razão, invasões de gafanhotos serviam como uma imagem poderosa de ataques militares avassaladores no Antigo Testamento.</w:t>
+      </w:r>
+    </w:p>
+    <w:p>
+      <w:pPr>
+        <w:pStyle w:val="Heading3"/>
+      </w:pPr>
+      <w:r>
+        <w:rPr>
+          <w:lang w:val="pt_PT" w:bidi="pt_PT"/>
+        </w:rPr>
+        <w:t>Problema de tradução</w:t>
+      </w:r>
+    </w:p>
+    <w:p>
+      <w:pPr/>
+      <w:r>
+        <w:rPr>
+          <w:lang w:val="pt_PT" w:bidi="pt_PT"/>
+        </w:rPr>
+      </w:r>
+      <w:r>
+        <w:rPr>
+          <w:lang w:val="pt_PT" w:bidi="pt_PT"/>
+        </w:rPr>
+        <w:t>Há uma metáfora estendida em 3.4–7. Nesta metáfora, Yahweh compara Nínive a uma prostituta que controla os homens por meio de charme e feitiçaria. Tanto a prostituição quanto a feitiçaria estavam associadas ao culto de ídolos, e na Bíblia, a prostituição é usada como uma metáfora para o culto de ídolos. Assim como uma prostituta não é fiel a um marido, as pessoas que adoram ídolos não são fiéis ao único Deus verdadeiro, aquele que merece adoração. Nínive era uma cidade muito poderosa e próspera e, portanto, era atraente para que outros adotassem os modos de Nínive e adorassem os deuses de Nínive. Se isso não estiver claro para seus leitores, você pode querer fornecer uma explicação em uma nota de rodapé. (Veja: Metáfora estendida).</w:t>
       </w:r>
       <w:r>
         <w:rPr>
@@ -21235,663 +21892,6 @@
           <w:lang w:val="pt_PT" w:bidi="pt_PT"/>
         </w:rPr>
         <w:t>Hipérbole.</w:t>
-      </w:r>
-      <w:r>
-        <w:rPr>
-          <w:lang w:val="pt_PT" w:bidi="pt_PT"/>
-        </w:rPr>
-      </w:r>
-      <w:r>
-        <w:rPr>
-          <w:lang w:val="pt_PT" w:bidi="pt_PT"/>
-        </w:rPr>
-      </w:r>
-    </w:p>
-    <w:p>
-      <w:pPr/>
-      <w:r>
-        <w:rPr>
-          <w:lang w:val="pt_PT" w:bidi="pt_PT"/>
-        </w:rPr>
-      </w:r>
-    </w:p>
-    <w:p>
-      <w:pPr>
-        <w:pStyle w:val="Heading2"/>
-      </w:pPr>
-      <w:r>
-        <w:rPr>
-          <w:lang w:val="pt_PT" w:bidi="pt_PT"/>
-        </w:rPr>
-        <w:t>Naum - Introdução ao capítulo 1</w:t>
-      </w:r>
-      <w:r>
-        <w:rPr>
-          <w:lang w:val="pt_PT" w:bidi="pt_PT"/>
-        </w:rPr>
-      </w:r>
-    </w:p>
-    <w:p>
-      <w:pPr>
-        <w:pStyle w:val="Heading3"/>
-      </w:pPr>
-      <w:r>
-        <w:rPr>
-          <w:lang w:val="pt_PT" w:bidi="pt_PT"/>
-        </w:rPr>
-        <w:t>Estrutura e formatação</w:t>
-      </w:r>
-    </w:p>
-    <w:p>
-      <w:pPr/>
-      <w:r>
-        <w:rPr>
-          <w:lang w:val="pt_PT" w:bidi="pt_PT"/>
-        </w:rPr>
-      </w:r>
-      <w:r>
-        <w:rPr>
-          <w:lang w:val="pt_PT" w:bidi="pt_PT"/>
-        </w:rPr>
-        <w:t xml:space="preserve">Algumas traduções preferem destacar citações extensas, orações e canções. Algumas bíblias posicionam as linhas de todo o livro (exceto o versículo 1 deste capítulo) mais à direita na página do que o texto regular para indicar que são profecias poéticas. (Veja: </w:t>
-      </w:r>
-      <w:r>
-        <w:rPr>
-          <w:lang w:val="pt_PT" w:bidi="pt_PT"/>
-        </w:rPr>
-        <w:t>Profeta</w:t>
-      </w:r>
-      <w:r>
-        <w:rPr>
-          <w:lang w:val="pt_PT" w:bidi="pt_PT"/>
-        </w:rPr>
-        <w:t>)</w:t>
-      </w:r>
-    </w:p>
-    <w:p>
-      <w:pPr/>
-      <w:r>
-        <w:rPr>
-          <w:lang w:val="pt_PT" w:bidi="pt_PT"/>
-        </w:rPr>
-      </w:r>
-      <w:r>
-        <w:rPr>
-          <w:lang w:val="pt_PT" w:bidi="pt_PT"/>
-        </w:rPr>
-        <w:t>Embora esteja dividido em três capítulos, este livro é uma longa profecia.</w:t>
-      </w:r>
-    </w:p>
-    <w:p>
-      <w:pPr>
-        <w:pStyle w:val="Heading4"/>
-      </w:pPr>
-      <w:r>
-        <w:rPr>
-          <w:lang w:val="pt_PT" w:bidi="pt_PT"/>
-        </w:rPr>
-        <w:t>Esboço do capítulo 1</w:t>
-      </w:r>
-    </w:p>
-    <w:p>
-      <w:pPr>
-        <w:pStyle w:val="ListNumber"/>
-        <w:numPr>
-          <w:ilvl w:val="0"/>
-          <w:numId w:val="15"/>
-        </w:numPr>
-        <w:spacing w:line="240" w:lineRule="auto"/>
-        <w:ind w:left="720"/>
-      </w:pPr>
-      <w:r>
-        <w:rPr>
-          <w:lang w:val="pt_PT" w:bidi="pt_PT"/>
-        </w:rPr>
-      </w:r>
-      <w:r>
-        <w:rPr>
-          <w:lang w:val="pt_PT" w:bidi="pt_PT"/>
-        </w:rPr>
-        <w:t>Naum apresenta este livro (1.1)</w:t>
-      </w:r>
-    </w:p>
-    <w:p>
-      <w:pPr>
-        <w:pStyle w:val="ListNumber"/>
-        <w:spacing w:line="240" w:lineRule="auto"/>
-        <w:ind w:left="720"/>
-      </w:pPr>
-      <w:r>
-        <w:rPr>
-          <w:lang w:val="pt_PT" w:bidi="pt_PT"/>
-        </w:rPr>
-      </w:r>
-      <w:r>
-        <w:rPr>
-          <w:lang w:val="pt_PT" w:bidi="pt_PT"/>
-        </w:rPr>
-        <w:t>Yahweh destruirá seus inimigos (1.2–6)</w:t>
-      </w:r>
-    </w:p>
-    <w:p>
-      <w:pPr>
-        <w:pStyle w:val="ListNumber"/>
-        <w:spacing w:line="240" w:lineRule="auto"/>
-        <w:ind w:left="720"/>
-      </w:pPr>
-      <w:r>
-        <w:rPr>
-          <w:lang w:val="pt_PT" w:bidi="pt_PT"/>
-        </w:rPr>
-      </w:r>
-      <w:r>
-        <w:rPr>
-          <w:lang w:val="pt_PT" w:bidi="pt_PT"/>
-        </w:rPr>
-        <w:t>Yahweh cuida do seu povo e destruirá Nínive (1.7–15)</w:t>
-      </w:r>
-    </w:p>
-    <w:p>
-      <w:pPr>
-        <w:pStyle w:val="Heading3"/>
-      </w:pPr>
-      <w:r>
-        <w:rPr>
-          <w:lang w:val="pt_PT" w:bidi="pt_PT"/>
-        </w:rPr>
-        <w:t>Conceitos religiosos e culturais neste capítulo</w:t>
-      </w:r>
-    </w:p>
-    <w:p>
-      <w:pPr>
-        <w:pStyle w:val="Heading4"/>
-      </w:pPr>
-      <w:r>
-        <w:rPr>
-          <w:lang w:val="pt_PT" w:bidi="pt_PT"/>
-        </w:rPr>
-        <w:t>A ira de Yahweh contra Nínive</w:t>
-      </w:r>
-    </w:p>
-    <w:p>
-      <w:pPr/>
-      <w:r>
-        <w:rPr>
-          <w:lang w:val="pt_PT" w:bidi="pt_PT"/>
-        </w:rPr>
-      </w:r>
-      <w:r>
-        <w:rPr>
-          <w:lang w:val="pt_PT" w:bidi="pt_PT"/>
-        </w:rPr>
-        <w:t>Esta profecia deve ser lida em referência ao livro de Jonas. O livro de Jonas descreve como o povo de Nínive, a capital da Assíria, se arrependeu quando Jonas os avisou de que Yahweh estava zangado com eles. O livro de Naum, escrito pouco mais de cem anos depois do livro de Jonas, indica que os ninivitas haviam retornado aos seus maus caminhos e em breve seriam punidos por Deus. Ler os dois livros juntos mostra a misericórdia e paciência de Deus, bem como sua ira e julgamento pela crueldade, maldade e pecado.</w:t>
-      </w:r>
-    </w:p>
-    <w:p>
-      <w:pPr>
-        <w:pStyle w:val="Heading4"/>
-      </w:pPr>
-      <w:r>
-        <w:rPr>
-          <w:lang w:val="pt_PT" w:bidi="pt_PT"/>
-        </w:rPr>
-        <w:t>Destruição total</w:t>
-      </w:r>
-    </w:p>
-    <w:p>
-      <w:pPr/>
-      <w:r>
-        <w:rPr>
-          <w:lang w:val="pt_PT" w:bidi="pt_PT"/>
-        </w:rPr>
-      </w:r>
-      <w:r>
-        <w:rPr>
-          <w:lang w:val="pt_PT" w:bidi="pt_PT"/>
-        </w:rPr>
-        <w:t>Na época da profecia de Naum, a Assíria controlava quase todo o Oriente Próximo. Os assírios eram extremamente violentos e cruéis com os povos que conquistavam, incluindo Israel. Por isso, Naum profetizou que os assírios seriam completamente destruídos como nação e como povo (1.14). Esta profecia se cumpriu de forma muito repentina em 612 a.C.</w:t>
-      </w:r>
-    </w:p>
-    <w:p>
-      <w:pPr>
-        <w:pStyle w:val="Heading3"/>
-      </w:pPr>
-      <w:r>
-        <w:rPr>
-          <w:lang w:val="pt_PT" w:bidi="pt_PT"/>
-        </w:rPr>
-        <w:t>Problemas de tradução neste capítulo</w:t>
-      </w:r>
-    </w:p>
-    <w:p>
-      <w:pPr>
-        <w:pStyle w:val="Heading4"/>
-      </w:pPr>
-      <w:r>
-        <w:rPr>
-          <w:lang w:val="pt_PT" w:bidi="pt_PT"/>
-        </w:rPr>
-        <w:t>Discurso direto</w:t>
-      </w:r>
-    </w:p>
-    <w:p>
-      <w:pPr/>
-      <w:r>
-        <w:rPr>
-          <w:lang w:val="pt_PT" w:bidi="pt_PT"/>
-        </w:rPr>
-      </w:r>
-      <w:r>
-        <w:rPr>
-          <w:lang w:val="pt_PT" w:bidi="pt_PT"/>
-        </w:rPr>
-        <w:t>O público deste livro são as pessoas de Judá, que estão em perigo de ataque pela nação cruel e poderosa da Assíria, representada neste livro por sua capital, Nínive. Este capítulo começa descrevendo a ira de Yahweh contra seus inimigos e seu amor por seu povo. Em seguida, Yahweh começa a se dirigir diretamente a Nínive no versículo 9 e continua a fazê-lo em vários momentos ao longo do livro. As pessoas de Nínive não fazem parte do público deste livro, no entanto. O discurso a Nínive tem a intenção de mostrar ao povo de Judá a atitude de Yahweh em relação ao povo de Nínive e suas ações malignas. Este discurso direto também serve para informar ao povo de Judá que Yahweh destruirá Nínive. Yahweh também se dirige diretamente a Judá nos versículos 12, 13 e 15.</w:t>
-      </w:r>
-      <w:r>
-        <w:rPr>
-          <w:lang w:val="pt_PT" w:bidi="pt_PT"/>
-        </w:rPr>
-      </w:r>
-      <w:r>
-        <w:rPr>
-          <w:lang w:val="pt_PT" w:bidi="pt_PT"/>
-        </w:rPr>
-      </w:r>
-    </w:p>
-    <w:p>
-      <w:pPr/>
-      <w:r>
-        <w:rPr>
-          <w:lang w:val="pt_PT" w:bidi="pt_PT"/>
-        </w:rPr>
-      </w:r>
-    </w:p>
-    <w:p>
-      <w:pPr>
-        <w:pStyle w:val="Heading2"/>
-      </w:pPr>
-      <w:r>
-        <w:rPr>
-          <w:lang w:val="pt_PT" w:bidi="pt_PT"/>
-        </w:rPr>
-        <w:t>Naum - Introdução ao capítulo 2</w:t>
-      </w:r>
-      <w:r>
-        <w:rPr>
-          <w:lang w:val="pt_PT" w:bidi="pt_PT"/>
-        </w:rPr>
-      </w:r>
-    </w:p>
-    <w:p>
-      <w:pPr>
-        <w:pStyle w:val="Heading3"/>
-      </w:pPr>
-      <w:r>
-        <w:rPr>
-          <w:lang w:val="pt_PT" w:bidi="pt_PT"/>
-        </w:rPr>
-        <w:t>Estrutura e formatação</w:t>
-      </w:r>
-    </w:p>
-    <w:p>
-      <w:pPr/>
-      <w:r>
-        <w:rPr>
-          <w:lang w:val="pt_PT" w:bidi="pt_PT"/>
-        </w:rPr>
-      </w:r>
-      <w:r>
-        <w:rPr>
-          <w:lang w:val="pt_PT" w:bidi="pt_PT"/>
-        </w:rPr>
-        <w:t>Se você decidiu formatar o texto deste livro em linhas curtas de poesia, vai querer continuar fazendo isso neste capítulo.</w:t>
-      </w:r>
-    </w:p>
-    <w:p>
-      <w:pPr/>
-      <w:r>
-        <w:rPr>
-          <w:lang w:val="pt_PT" w:bidi="pt_PT"/>
-        </w:rPr>
-      </w:r>
-      <w:r>
-        <w:rPr>
-          <w:lang w:val="pt_PT" w:bidi="pt_PT"/>
-        </w:rPr>
-        <w:t>Embora esteja dividido em três capítulos, este livro contém uma longa profecia.</w:t>
-      </w:r>
-    </w:p>
-    <w:p>
-      <w:pPr>
-        <w:pStyle w:val="Heading4"/>
-      </w:pPr>
-      <w:r>
-        <w:rPr>
-          <w:lang w:val="pt_PT" w:bidi="pt_PT"/>
-        </w:rPr>
-        <w:t>Esboço do capítulo 2</w:t>
-      </w:r>
-    </w:p>
-    <w:p>
-      <w:pPr>
-        <w:pStyle w:val="ListNumber"/>
-        <w:numPr>
-          <w:ilvl w:val="0"/>
-          <w:numId w:val="16"/>
-        </w:numPr>
-        <w:spacing w:line="240" w:lineRule="auto"/>
-        <w:ind w:left="720"/>
-      </w:pPr>
-      <w:r>
-        <w:rPr>
-          <w:lang w:val="pt_PT" w:bidi="pt_PT"/>
-        </w:rPr>
-      </w:r>
-      <w:r>
-        <w:rPr>
-          <w:lang w:val="pt_PT" w:bidi="pt_PT"/>
-        </w:rPr>
-        <w:t>Descrição da batalha que destrói Nínive (2.1–10)</w:t>
-      </w:r>
-    </w:p>
-    <w:p>
-      <w:pPr>
-        <w:pStyle w:val="ListNumber"/>
-        <w:spacing w:line="240" w:lineRule="auto"/>
-        <w:ind w:left="720"/>
-      </w:pPr>
-      <w:r>
-        <w:rPr>
-          <w:lang w:val="pt_PT" w:bidi="pt_PT"/>
-        </w:rPr>
-      </w:r>
-      <w:r>
-        <w:rPr>
-          <w:lang w:val="pt_PT" w:bidi="pt_PT"/>
-        </w:rPr>
-        <w:t>Comparação de Nínive a uma cova de leões (2.11–13)</w:t>
-      </w:r>
-    </w:p>
-    <w:p>
-      <w:pPr>
-        <w:pStyle w:val="Heading3"/>
-      </w:pPr>
-      <w:r>
-        <w:rPr>
-          <w:lang w:val="pt_PT" w:bidi="pt_PT"/>
-        </w:rPr>
-        <w:t>Problemas de tradução</w:t>
-      </w:r>
-    </w:p>
-    <w:p>
-      <w:pPr>
-        <w:pStyle w:val="Heading4"/>
-      </w:pPr>
-      <w:r>
-        <w:rPr>
-          <w:lang w:val="pt_PT" w:bidi="pt_PT"/>
-        </w:rPr>
-        <w:t>Do passado e presente para o futuro</w:t>
-      </w:r>
-    </w:p>
-    <w:p>
-      <w:pPr/>
-      <w:r>
-        <w:rPr>
-          <w:lang w:val="pt_PT" w:bidi="pt_PT"/>
-        </w:rPr>
-      </w:r>
-      <w:r>
-        <w:rPr>
-          <w:lang w:val="pt_PT" w:bidi="pt_PT"/>
-        </w:rPr>
-        <w:t>Neste capítulo, Naum descreve uma batalha por Nínive na qual a cidade é destruída. Ele relata a batalha e a devastação resultante como se estivesse assistindo ao acontecimento, provavelmente porque Deus lhe mostrou isso em uma visão (1.1). No entanto, a batalha real e a destruição ocorreram muitos anos depois de Naum ter proferido essa profecia. Se for útil na sua tradução, você pode explicar isso em uma nota de rodapé, ou pode mudar os verbos para o futuro para que seus leitores saibam que Naum estava prevendo algo que aconteceria mais tarde; não estava acontecendo naquele momento.</w:t>
-      </w:r>
-    </w:p>
-    <w:p>
-      <w:pPr>
-        <w:pStyle w:val="Heading4"/>
-      </w:pPr>
-      <w:r>
-        <w:rPr>
-          <w:lang w:val="pt_PT" w:bidi="pt_PT"/>
-        </w:rPr>
-        <w:t>Metáfora estendida</w:t>
-      </w:r>
-    </w:p>
-    <w:p>
-      <w:pPr/>
-      <w:r>
-        <w:rPr>
-          <w:lang w:val="pt_PT" w:bidi="pt_PT"/>
-        </w:rPr>
-      </w:r>
-      <w:r>
-        <w:rPr>
-          <w:lang w:val="pt_PT" w:bidi="pt_PT"/>
-        </w:rPr>
-        <w:t>Há uma metáfora estendida em 2.11–13. Nesta metáfora, Yahweh compara Nínive a uma cova de leões e seus habitantes a leões que matam e devoram seus inimigos. Se isso não estiver claro para seus leitores, você pode querer fornecer uma explicação em uma nota de rodapé. (Veja: metáfora estendida).</w:t>
-      </w:r>
-      <w:r>
-        <w:rPr>
-          <w:lang w:val="pt_PT" w:bidi="pt_PT"/>
-        </w:rPr>
-      </w:r>
-      <w:r>
-        <w:rPr>
-          <w:lang w:val="pt_PT" w:bidi="pt_PT"/>
-        </w:rPr>
-      </w:r>
-    </w:p>
-    <w:p>
-      <w:pPr/>
-      <w:r>
-        <w:rPr>
-          <w:lang w:val="pt_PT" w:bidi="pt_PT"/>
-        </w:rPr>
-      </w:r>
-    </w:p>
-    <w:p>
-      <w:pPr>
-        <w:pStyle w:val="Heading2"/>
-      </w:pPr>
-      <w:r>
-        <w:rPr>
-          <w:lang w:val="pt_PT" w:bidi="pt_PT"/>
-        </w:rPr>
-        <w:t>Naum - Introdução ao capítulo 3</w:t>
-      </w:r>
-      <w:r>
-        <w:rPr>
-          <w:lang w:val="pt_PT" w:bidi="pt_PT"/>
-        </w:rPr>
-      </w:r>
-    </w:p>
-    <w:p>
-      <w:pPr>
-        <w:pStyle w:val="Heading3"/>
-      </w:pPr>
-      <w:r>
-        <w:rPr>
-          <w:lang w:val="pt_PT" w:bidi="pt_PT"/>
-        </w:rPr>
-        <w:t>Estrutura e formatação</w:t>
-      </w:r>
-    </w:p>
-    <w:p>
-      <w:pPr/>
-      <w:r>
-        <w:rPr>
-          <w:lang w:val="pt_PT" w:bidi="pt_PT"/>
-        </w:rPr>
-      </w:r>
-      <w:r>
-        <w:rPr>
-          <w:lang w:val="pt_PT" w:bidi="pt_PT"/>
-        </w:rPr>
-        <w:t>Se você optou por formatar o texto deste livro em linhas curtas de poesia, vai querer continuar fazendo isso neste capítulo.</w:t>
-      </w:r>
-    </w:p>
-    <w:p>
-      <w:pPr/>
-      <w:r>
-        <w:rPr>
-          <w:lang w:val="pt_PT" w:bidi="pt_PT"/>
-        </w:rPr>
-      </w:r>
-      <w:r>
-        <w:rPr>
-          <w:lang w:val="pt_PT" w:bidi="pt_PT"/>
-        </w:rPr>
-        <w:t>Embora esteja dividido em três capítulos, o livro contém uma longa profecia.</w:t>
-      </w:r>
-    </w:p>
-    <w:p>
-      <w:pPr>
-        <w:pStyle w:val="Heading4"/>
-      </w:pPr>
-      <w:r>
-        <w:rPr>
-          <w:lang w:val="pt_PT" w:bidi="pt_PT"/>
-        </w:rPr>
-        <w:t>Esboço do capítulo 3</w:t>
-      </w:r>
-    </w:p>
-    <w:p>
-      <w:pPr>
-        <w:pStyle w:val="ListNumber"/>
-        <w:numPr>
-          <w:ilvl w:val="0"/>
-          <w:numId w:val="17"/>
-        </w:numPr>
-        <w:spacing w:line="240" w:lineRule="auto"/>
-        <w:ind w:left="720"/>
-      </w:pPr>
-      <w:r>
-        <w:rPr>
-          <w:lang w:val="pt_PT" w:bidi="pt_PT"/>
-        </w:rPr>
-      </w:r>
-      <w:r>
-        <w:rPr>
-          <w:lang w:val="pt_PT" w:bidi="pt_PT"/>
-        </w:rPr>
-        <w:t>Ai de Nínive (3.1–3)</w:t>
-      </w:r>
-    </w:p>
-    <w:p>
-      <w:pPr>
-        <w:pStyle w:val="ListNumber"/>
-        <w:spacing w:line="240" w:lineRule="auto"/>
-        <w:ind w:left="720"/>
-      </w:pPr>
-      <w:r>
-        <w:rPr>
-          <w:lang w:val="pt_PT" w:bidi="pt_PT"/>
-        </w:rPr>
-      </w:r>
-      <w:r>
-        <w:rPr>
-          <w:lang w:val="pt_PT" w:bidi="pt_PT"/>
-        </w:rPr>
-        <w:t>Nínive, a prostituta (3.4–7)</w:t>
-      </w:r>
-    </w:p>
-    <w:p>
-      <w:pPr>
-        <w:pStyle w:val="ListNumber"/>
-        <w:spacing w:line="240" w:lineRule="auto"/>
-        <w:ind w:left="720"/>
-      </w:pPr>
-      <w:r>
-        <w:rPr>
-          <w:lang w:val="pt_PT" w:bidi="pt_PT"/>
-        </w:rPr>
-      </w:r>
-      <w:r>
-        <w:rPr>
-          <w:lang w:val="pt_PT" w:bidi="pt_PT"/>
-        </w:rPr>
-        <w:t>O exemplo de Tebas (3.8–11)</w:t>
-      </w:r>
-    </w:p>
-    <w:p>
-      <w:pPr>
-        <w:pStyle w:val="ListNumber"/>
-        <w:spacing w:line="240" w:lineRule="auto"/>
-        <w:ind w:left="720"/>
-      </w:pPr>
-      <w:r>
-        <w:rPr>
-          <w:lang w:val="pt_PT" w:bidi="pt_PT"/>
-        </w:rPr>
-      </w:r>
-      <w:r>
-        <w:rPr>
-          <w:lang w:val="pt_PT" w:bidi="pt_PT"/>
-        </w:rPr>
-        <w:t>A destruição de Nínive é inevitável (3.12–19)</w:t>
-      </w:r>
-    </w:p>
-    <w:p>
-      <w:pPr>
-        <w:pStyle w:val="Heading3"/>
-      </w:pPr>
-      <w:r>
-        <w:rPr>
-          <w:lang w:val="pt_PT" w:bidi="pt_PT"/>
-        </w:rPr>
-        <w:t>Conceitos religiosos e culturais nesse capítulo</w:t>
-      </w:r>
-    </w:p>
-    <w:p>
-      <w:pPr>
-        <w:pStyle w:val="Heading4"/>
-      </w:pPr>
-      <w:r>
-        <w:rPr>
-          <w:lang w:val="pt_PT" w:bidi="pt_PT"/>
-        </w:rPr>
-        <w:t>Os gafanhotos em 3.15–17</w:t>
-      </w:r>
-    </w:p>
-    <w:p>
-      <w:pPr/>
-      <w:r>
-        <w:rPr>
-          <w:lang w:val="pt_PT" w:bidi="pt_PT"/>
-        </w:rPr>
-      </w:r>
-      <w:r>
-        <w:rPr>
-          <w:lang w:val="pt_PT" w:bidi="pt_PT"/>
-        </w:rPr>
-        <w:t>Ataques de gafanhotos ocorriam frequentemente no antigo Oriente Próximo. Um gafanhoto é um tipo de inseto que vinha em números incontáveis. Havia tantos que escureciam o céu como uma nuvem negra que bloqueava a luz do sol. Eles frequentemente apareciam após um longo período sem chuva. Desciam sobre quaisquer colheitas que estivessem sobrevivendo nos campos e as deixavam nuas. Os gafanhotos não podiam ser detidos e causavam danos terríveis. Por essa razão, invasões de gafanhotos serviam como uma imagem poderosa de ataques militares avassaladores no Antigo Testamento.</w:t>
-      </w:r>
-    </w:p>
-    <w:p>
-      <w:pPr>
-        <w:pStyle w:val="Heading3"/>
-      </w:pPr>
-      <w:r>
-        <w:rPr>
-          <w:lang w:val="pt_PT" w:bidi="pt_PT"/>
-        </w:rPr>
-        <w:t>Problema de tradução</w:t>
-      </w:r>
-    </w:p>
-    <w:p>
-      <w:pPr/>
-      <w:r>
-        <w:rPr>
-          <w:lang w:val="pt_PT" w:bidi="pt_PT"/>
-        </w:rPr>
-      </w:r>
-      <w:r>
-        <w:rPr>
-          <w:lang w:val="pt_PT" w:bidi="pt_PT"/>
-        </w:rPr>
-        <w:t>Há uma metáfora estendida em 3.4–7. Nesta metáfora, Yahweh compara Nínive a uma prostituta que controla os homens por meio de charme e feitiçaria. Tanto a prostituição quanto a feitiçaria estavam associadas ao culto de ídolos, e na Bíblia, a prostituição é usada como uma metáfora para o culto de ídolos. Assim como uma prostituta não é fiel a um marido, as pessoas que adoram ídolos não são fiéis ao único Deus verdadeiro, aquele que merece adoração. Nínive era uma cidade muito poderosa e próspera e, portanto, era atraente para que outros adotassem os modos de Nínive e adorassem os deuses de Nínive. Se isso não estiver claro para seus leitores, você pode querer fornecer uma explicação em uma nota de rodapé. (Veja: Metáfora estendida).</w:t>
       </w:r>
       <w:r>
         <w:rPr>

--- a/por/docx/34.content.docx
+++ b/por/docx/34.content.docx
@@ -880,6 +880,20 @@
       </w:r>
       <w:r>
         <w:rPr>
+          <w:lang w:val="pt_PT" w:bidi="pt_PT"/>
+        </w:rPr>
+        <w:t>מַשָּׂ֖א</w:t>
+      </w:r>
+    </w:p>
+    <w:p>
+      <w:pPr/>
+      <w:r>
+        <w:rPr>
+          <w:lang w:val="pt_PT" w:bidi="pt_PT"/>
+        </w:rPr>
+      </w:r>
+      <w:r>
+        <w:rPr>
           <w:b/>
           <w:lang w:val="pt_PT" w:bidi="pt_PT"/>
         </w:rPr>
@@ -990,6 +1004,20 @@
       </w:r>
       <w:r>
         <w:rPr>
+          <w:lang w:val="pt_PT" w:bidi="pt_PT"/>
+        </w:rPr>
+        <w:t>הָ⁠אֶלְקֹשִֽׁי</w:t>
+      </w:r>
+    </w:p>
+    <w:p>
+      <w:pPr/>
+      <w:r>
+        <w:rPr>
+          <w:lang w:val="pt_PT" w:bidi="pt_PT"/>
+        </w:rPr>
+      </w:r>
+      <w:r>
+        <w:rPr>
           <w:b/>
           <w:lang w:val="pt_PT" w:bidi="pt_PT"/>
         </w:rPr>
@@ -1236,6 +1264,20 @@
       </w:r>
       <w:r>
         <w:rPr>
+          <w:lang w:val="pt_PT" w:bidi="pt_PT"/>
+        </w:rPr>
+        <w:t>אֵ֣ל קַנּ֤וֹא וְ⁠נֹקֵם֙ יְהוָ֔ה נֹקֵ֥ם יְהוָ֖ה וּ⁠בַ֣עַל חֵמָ֑ה</w:t>
+      </w:r>
+    </w:p>
+    <w:p>
+      <w:pPr/>
+      <w:r>
+        <w:rPr>
+          <w:lang w:val="pt_PT" w:bidi="pt_PT"/>
+        </w:rPr>
+      </w:r>
+      <w:r>
+        <w:rPr>
           <w:b/>
           <w:lang w:val="pt_PT" w:bidi="pt_PT"/>
         </w:rPr>
@@ -1333,6 +1375,20 @@
       </w:r>
       <w:r>
         <w:rPr>
+          <w:lang w:val="pt_PT" w:bidi="pt_PT"/>
+        </w:rPr>
+        <w:t>וּ⁠בַ֣עַל חֵמָ֑ה</w:t>
+      </w:r>
+    </w:p>
+    <w:p>
+      <w:pPr/>
+      <w:r>
+        <w:rPr>
+          <w:lang w:val="pt_PT" w:bidi="pt_PT"/>
+        </w:rPr>
+      </w:r>
+      <w:r>
+        <w:rPr>
           <w:b/>
           <w:lang w:val="pt_PT" w:bidi="pt_PT"/>
         </w:rPr>
@@ -1456,6 +1512,20 @@
       </w:r>
       <w:r>
         <w:rPr>
+          <w:lang w:val="pt_PT" w:bidi="pt_PT"/>
+        </w:rPr>
+        <w:t>נֹקֵ֤ם יְהוָה֙ לְ⁠צָרָ֔י⁠ו וְ⁠נוֹטֵ֥ר ה֖וּא לְ⁠אֹיְבָֽי⁠ו</w:t>
+      </w:r>
+    </w:p>
+    <w:p>
+      <w:pPr/>
+      <w:r>
+        <w:rPr>
+          <w:lang w:val="pt_PT" w:bidi="pt_PT"/>
+        </w:rPr>
+      </w:r>
+      <w:r>
+        <w:rPr>
           <w:b/>
           <w:lang w:val="pt_PT" w:bidi="pt_PT"/>
         </w:rPr>
@@ -1566,6 +1636,20 @@
       </w:r>
       <w:r>
         <w:rPr>
+          <w:lang w:val="pt_PT" w:bidi="pt_PT"/>
+        </w:rPr>
+        <w:t>וְ⁠נוֹטֵ֥ר ה֖וּא לְ⁠אֹיְבָֽי⁠ו</w:t>
+      </w:r>
+    </w:p>
+    <w:p>
+      <w:pPr/>
+      <w:r>
+        <w:rPr>
+          <w:lang w:val="pt_PT" w:bidi="pt_PT"/>
+        </w:rPr>
+      </w:r>
+      <w:r>
+        <w:rPr>
           <w:b/>
           <w:lang w:val="pt_PT" w:bidi="pt_PT"/>
         </w:rPr>
@@ -1676,6 +1760,20 @@
       </w:r>
       <w:r>
         <w:rPr>
+          <w:lang w:val="pt_PT" w:bidi="pt_PT"/>
+        </w:rPr>
+        <w:t>אֶ֤רֶךְ אַפַּ֨יִם֙</w:t>
+      </w:r>
+    </w:p>
+    <w:p>
+      <w:pPr/>
+      <w:r>
+        <w:rPr>
+          <w:lang w:val="pt_PT" w:bidi="pt_PT"/>
+        </w:rPr>
+      </w:r>
+      <w:r>
+        <w:rPr>
           <w:b/>
           <w:lang w:val="pt_PT" w:bidi="pt_PT"/>
         </w:rPr>
@@ -1772,6 +1870,20 @@
       </w:r>
       <w:r>
         <w:rPr>
+          <w:lang w:val="pt_PT" w:bidi="pt_PT"/>
+        </w:rPr>
+        <w:t>ו⁠גדול־כֹּ֔חַ</w:t>
+      </w:r>
+    </w:p>
+    <w:p>
+      <w:pPr/>
+      <w:r>
+        <w:rPr>
+          <w:lang w:val="pt_PT" w:bidi="pt_PT"/>
+        </w:rPr>
+      </w:r>
+      <w:r>
+        <w:rPr>
           <w:b/>
           <w:lang w:val="pt_PT" w:bidi="pt_PT"/>
         </w:rPr>
@@ -1881,6 +1993,20 @@
       </w:r>
       <w:r>
         <w:rPr>
+          <w:lang w:val="pt_PT" w:bidi="pt_PT"/>
+        </w:rPr>
+        <w:t>וְ⁠נַקֵּ֖ה לֹ֣א יְנַקֶּ֑ה</w:t>
+      </w:r>
+    </w:p>
+    <w:p>
+      <w:pPr/>
+      <w:r>
+        <w:rPr>
+          <w:lang w:val="pt_PT" w:bidi="pt_PT"/>
+        </w:rPr>
+      </w:r>
+      <w:r>
+        <w:rPr>
           <w:b/>
           <w:lang w:val="pt_PT" w:bidi="pt_PT"/>
         </w:rPr>
@@ -1991,6 +2117,20 @@
       </w:r>
       <w:r>
         <w:rPr>
+          <w:lang w:val="pt_PT" w:bidi="pt_PT"/>
+        </w:rPr>
+        <w:t>גּוֹעֵ֤ר</w:t>
+      </w:r>
+    </w:p>
+    <w:p>
+      <w:pPr/>
+      <w:r>
+        <w:rPr>
+          <w:lang w:val="pt_PT" w:bidi="pt_PT"/>
+        </w:rPr>
+      </w:r>
+      <w:r>
+        <w:rPr>
           <w:b/>
           <w:lang w:val="pt_PT" w:bidi="pt_PT"/>
         </w:rPr>
@@ -2087,6 +2227,20 @@
       </w:r>
       <w:r>
         <w:rPr>
+          <w:lang w:val="pt_PT" w:bidi="pt_PT"/>
+        </w:rPr>
+        <w:t>אֻמְלַ֤ל בָּשָׁן֙</w:t>
+      </w:r>
+    </w:p>
+    <w:p>
+      <w:pPr/>
+      <w:r>
+        <w:rPr>
+          <w:lang w:val="pt_PT" w:bidi="pt_PT"/>
+        </w:rPr>
+      </w:r>
+      <w:r>
+        <w:rPr>
           <w:b/>
           <w:lang w:val="pt_PT" w:bidi="pt_PT"/>
         </w:rPr>
@@ -2190,6 +2344,20 @@
       </w:r>
       <w:r>
         <w:rPr>
+          <w:lang w:val="pt_PT" w:bidi="pt_PT"/>
+        </w:rPr>
+        <w:t>וְ⁠כַרְמֶ֔ל</w:t>
+      </w:r>
+    </w:p>
+    <w:p>
+      <w:pPr/>
+      <w:r>
+        <w:rPr>
+          <w:lang w:val="pt_PT" w:bidi="pt_PT"/>
+        </w:rPr>
+      </w:r>
+      <w:r>
+        <w:rPr>
           <w:b/>
           <w:lang w:val="pt_PT" w:bidi="pt_PT"/>
         </w:rPr>
@@ -2287,6 +2455,20 @@
       </w:r>
       <w:r>
         <w:rPr>
+          <w:lang w:val="pt_PT" w:bidi="pt_PT"/>
+        </w:rPr>
+        <w:t>וְ⁠כַרְמֶ֔ל</w:t>
+      </w:r>
+    </w:p>
+    <w:p>
+      <w:pPr/>
+      <w:r>
+        <w:rPr>
+          <w:lang w:val="pt_PT" w:bidi="pt_PT"/>
+        </w:rPr>
+      </w:r>
+      <w:r>
+        <w:rPr>
           <w:b/>
           <w:lang w:val="pt_PT" w:bidi="pt_PT"/>
         </w:rPr>
@@ -2370,6 +2552,20 @@
       </w:r>
       <w:r>
         <w:rPr>
+          <w:lang w:val="pt_PT" w:bidi="pt_PT"/>
+        </w:rPr>
+        <w:t>וְ⁠הַ⁠גְּבָע֖וֹת הִתְמֹגָ֑גוּ</w:t>
+      </w:r>
+    </w:p>
+    <w:p>
+      <w:pPr/>
+      <w:r>
+        <w:rPr>
+          <w:lang w:val="pt_PT" w:bidi="pt_PT"/>
+        </w:rPr>
+      </w:r>
+      <w:r>
+        <w:rPr>
           <w:b/>
           <w:lang w:val="pt_PT" w:bidi="pt_PT"/>
         </w:rPr>
@@ -2473,6 +2669,20 @@
       </w:r>
       <w:r>
         <w:rPr>
+          <w:lang w:val="pt_PT" w:bidi="pt_PT"/>
+        </w:rPr>
+        <w:t>יֹ֥שְׁבֵי בָֽ⁠הּ</w:t>
+      </w:r>
+    </w:p>
+    <w:p>
+      <w:pPr/>
+      <w:r>
+        <w:rPr>
+          <w:lang w:val="pt_PT" w:bidi="pt_PT"/>
+        </w:rPr>
+      </w:r>
+      <w:r>
+        <w:rPr>
           <w:b/>
           <w:lang w:val="pt_PT" w:bidi="pt_PT"/>
         </w:rPr>
@@ -2569,6 +2779,20 @@
       </w:r>
       <w:r>
         <w:rPr>
+          <w:lang w:val="pt_PT" w:bidi="pt_PT"/>
+        </w:rPr>
+        <w:t>לִ⁠פְנֵ֤י זַעְמ⁠וֹ֙ מִ֣י יַֽעֲמ֔וֹד וּ⁠מִ֥י יָק֖וּם בַּ⁠חֲר֣וֹן אַפּ֑⁠וֹ</w:t>
+      </w:r>
+    </w:p>
+    <w:p>
+      <w:pPr/>
+      <w:r>
+        <w:rPr>
+          <w:lang w:val="pt_PT" w:bidi="pt_PT"/>
+        </w:rPr>
+      </w:r>
+      <w:r>
+        <w:rPr>
           <w:b/>
           <w:lang w:val="pt_PT" w:bidi="pt_PT"/>
         </w:rPr>
@@ -2692,6 +2916,20 @@
       </w:r>
       <w:r>
         <w:rPr>
+          <w:lang w:val="pt_PT" w:bidi="pt_PT"/>
+        </w:rPr>
+        <w:t>לִ⁠פְנֵ֤י</w:t>
+      </w:r>
+    </w:p>
+    <w:p>
+      <w:pPr/>
+      <w:r>
+        <w:rPr>
+          <w:lang w:val="pt_PT" w:bidi="pt_PT"/>
+        </w:rPr>
+      </w:r>
+      <w:r>
+        <w:rPr>
           <w:b/>
           <w:lang w:val="pt_PT" w:bidi="pt_PT"/>
         </w:rPr>
@@ -2801,6 +3039,20 @@
       </w:r>
       <w:r>
         <w:rPr>
+          <w:lang w:val="pt_PT" w:bidi="pt_PT"/>
+        </w:rPr>
+        <w:t>בַּ⁠חֲר֣וֹן אַפּ֑⁠וֹ</w:t>
+      </w:r>
+    </w:p>
+    <w:p>
+      <w:pPr/>
+      <w:r>
+        <w:rPr>
+          <w:lang w:val="pt_PT" w:bidi="pt_PT"/>
+        </w:rPr>
+      </w:r>
+      <w:r>
+        <w:rPr>
           <w:b/>
           <w:lang w:val="pt_PT" w:bidi="pt_PT"/>
         </w:rPr>
@@ -3059,6 +3311,20 @@
       </w:r>
       <w:r>
         <w:rPr>
+          <w:lang w:val="pt_PT" w:bidi="pt_PT"/>
+        </w:rPr>
+        <w:t>וּ⁠מִ֥י יָק֖וּם בַּ⁠חֲר֣וֹן אַפּ֑⁠וֹ</w:t>
+      </w:r>
+    </w:p>
+    <w:p>
+      <w:pPr/>
+      <w:r>
+        <w:rPr>
+          <w:lang w:val="pt_PT" w:bidi="pt_PT"/>
+        </w:rPr>
+      </w:r>
+      <w:r>
+        <w:rPr>
           <w:b/>
           <w:lang w:val="pt_PT" w:bidi="pt_PT"/>
         </w:rPr>
@@ -3253,6 +3519,20 @@
       </w:r>
       <w:r>
         <w:rPr>
+          <w:lang w:val="pt_PT" w:bidi="pt_PT"/>
+        </w:rPr>
+        <w:t>לְ⁠מָע֖וֹז</w:t>
+      </w:r>
+    </w:p>
+    <w:p>
+      <w:pPr/>
+      <w:r>
+        <w:rPr>
+          <w:lang w:val="pt_PT" w:bidi="pt_PT"/>
+        </w:rPr>
+      </w:r>
+      <w:r>
+        <w:rPr>
           <w:b/>
           <w:lang w:val="pt_PT" w:bidi="pt_PT"/>
         </w:rPr>
@@ -3363,6 +3643,20 @@
       </w:r>
       <w:r>
         <w:rPr>
+          <w:lang w:val="pt_PT" w:bidi="pt_PT"/>
+        </w:rPr>
+        <w:t>בְּ⁠י֣וֹם צָרָ֑ה</w:t>
+      </w:r>
+    </w:p>
+    <w:p>
+      <w:pPr/>
+      <w:r>
+        <w:rPr>
+          <w:lang w:val="pt_PT" w:bidi="pt_PT"/>
+        </w:rPr>
+      </w:r>
+      <w:r>
+        <w:rPr>
           <w:b/>
           <w:lang w:val="pt_PT" w:bidi="pt_PT"/>
         </w:rPr>
@@ -3485,6 +3779,20 @@
       </w:r>
       <w:r>
         <w:rPr>
+          <w:lang w:val="pt_PT" w:bidi="pt_PT"/>
+        </w:rPr>
+        <w:t>חֹ֥סֵי בֽ⁠וֹ</w:t>
+      </w:r>
+    </w:p>
+    <w:p>
+      <w:pPr/>
+      <w:r>
+        <w:rPr>
+          <w:lang w:val="pt_PT" w:bidi="pt_PT"/>
+        </w:rPr>
+      </w:r>
+      <w:r>
+        <w:rPr>
           <w:b/>
           <w:lang w:val="pt_PT" w:bidi="pt_PT"/>
         </w:rPr>
@@ -3595,6 +3903,20 @@
       </w:r>
       <w:r>
         <w:rPr>
+          <w:lang w:val="pt_PT" w:bidi="pt_PT"/>
+        </w:rPr>
+        <w:t>מְקוֹמָ֑⁠הּ</w:t>
+      </w:r>
+    </w:p>
+    <w:p>
+      <w:pPr/>
+      <w:r>
+        <w:rPr>
+          <w:lang w:val="pt_PT" w:bidi="pt_PT"/>
+        </w:rPr>
+      </w:r>
+      <w:r>
+        <w:rPr>
           <w:b/>
           <w:lang w:val="pt_PT" w:bidi="pt_PT"/>
         </w:rPr>
@@ -3718,6 +4040,20 @@
       </w:r>
       <w:r>
         <w:rPr>
+          <w:lang w:val="pt_PT" w:bidi="pt_PT"/>
+        </w:rPr>
+        <w:t>וְ⁠אֹיְבָ֖י⁠ו יְרַדֶּף־חֹֽשֶׁךְ</w:t>
+      </w:r>
+    </w:p>
+    <w:p>
+      <w:pPr/>
+      <w:r>
+        <w:rPr>
+          <w:lang w:val="pt_PT" w:bidi="pt_PT"/>
+        </w:rPr>
+      </w:r>
+      <w:r>
+        <w:rPr>
           <w:b/>
           <w:lang w:val="pt_PT" w:bidi="pt_PT"/>
         </w:rPr>
@@ -3841,6 +4177,20 @@
       </w:r>
       <w:r>
         <w:rPr>
+          <w:lang w:val="pt_PT" w:bidi="pt_PT"/>
+        </w:rPr>
+        <w:t>מַה־תְּחַשְּׁבוּ⁠ן֙ אֶל־יְהוָ֔ה</w:t>
+      </w:r>
+    </w:p>
+    <w:p>
+      <w:pPr/>
+      <w:r>
+        <w:rPr>
+          <w:lang w:val="pt_PT" w:bidi="pt_PT"/>
+        </w:rPr>
+      </w:r>
+      <w:r>
+        <w:rPr>
           <w:b/>
           <w:lang w:val="pt_PT" w:bidi="pt_PT"/>
         </w:rPr>
@@ -3938,6 +4288,20 @@
       </w:r>
       <w:r>
         <w:rPr>
+          <w:lang w:val="pt_PT" w:bidi="pt_PT"/>
+        </w:rPr>
+        <w:t>תְּחַשְּׁבוּ⁠ן֙</w:t>
+      </w:r>
+    </w:p>
+    <w:p>
+      <w:pPr/>
+      <w:r>
+        <w:rPr>
+          <w:lang w:val="pt_PT" w:bidi="pt_PT"/>
+        </w:rPr>
+      </w:r>
+      <w:r>
+        <w:rPr>
           <w:b/>
           <w:lang w:val="pt_PT" w:bidi="pt_PT"/>
         </w:rPr>
@@ -4034,6 +4398,20 @@
       </w:r>
       <w:r>
         <w:rPr>
+          <w:lang w:val="pt_PT" w:bidi="pt_PT"/>
+        </w:rPr>
+        <w:t>תְּחַשְּׁבוּ⁠ן֙</w:t>
+      </w:r>
+    </w:p>
+    <w:p>
+      <w:pPr/>
+      <w:r>
+        <w:rPr>
+          <w:lang w:val="pt_PT" w:bidi="pt_PT"/>
+        </w:rPr>
+      </w:r>
+      <w:r>
+        <w:rPr>
           <w:b/>
           <w:lang w:val="pt_PT" w:bidi="pt_PT"/>
         </w:rPr>
@@ -4130,6 +4508,20 @@
       </w:r>
       <w:r>
         <w:rPr>
+          <w:lang w:val="pt_PT" w:bidi="pt_PT"/>
+        </w:rPr>
+        <w:t>צָרָֽה</w:t>
+      </w:r>
+    </w:p>
+    <w:p>
+      <w:pPr/>
+      <w:r>
+        <w:rPr>
+          <w:lang w:val="pt_PT" w:bidi="pt_PT"/>
+        </w:rPr>
+      </w:r>
+      <w:r>
+        <w:rPr>
           <w:b/>
           <w:lang w:val="pt_PT" w:bidi="pt_PT"/>
         </w:rPr>
@@ -4253,6 +4645,20 @@
       </w:r>
       <w:r>
         <w:rPr>
+          <w:lang w:val="pt_PT" w:bidi="pt_PT"/>
+        </w:rPr>
+        <w:t>לֹֽא־תָק֥וּם</w:t>
+      </w:r>
+    </w:p>
+    <w:p>
+      <w:pPr/>
+      <w:r>
+        <w:rPr>
+          <w:lang w:val="pt_PT" w:bidi="pt_PT"/>
+        </w:rPr>
+      </w:r>
+      <w:r>
+        <w:rPr>
           <w:b/>
           <w:lang w:val="pt_PT" w:bidi="pt_PT"/>
         </w:rPr>
@@ -4642,6 +5048,20 @@
       </w:r>
       <w:r>
         <w:rPr>
+          <w:lang w:val="pt_PT" w:bidi="pt_PT"/>
+        </w:rPr>
+        <w:t>אֻ֨כְּל֔וּ</w:t>
+      </w:r>
+    </w:p>
+    <w:p>
+      <w:pPr/>
+      <w:r>
+        <w:rPr>
+          <w:lang w:val="pt_PT" w:bidi="pt_PT"/>
+        </w:rPr>
+      </w:r>
+      <w:r>
+        <w:rPr>
           <w:b/>
           <w:lang w:val="pt_PT" w:bidi="pt_PT"/>
         </w:rPr>
@@ -4725,6 +5145,20 @@
       </w:r>
       <w:r>
         <w:rPr>
+          <w:lang w:val="pt_PT" w:bidi="pt_PT"/>
+        </w:rPr>
+        <w:t>מִמֵּ֣⁠ךְ</w:t>
+      </w:r>
+    </w:p>
+    <w:p>
+      <w:pPr/>
+      <w:r>
+        <w:rPr>
+          <w:lang w:val="pt_PT" w:bidi="pt_PT"/>
+        </w:rPr>
+      </w:r>
+      <w:r>
+        <w:rPr>
           <w:b/>
           <w:lang w:val="pt_PT" w:bidi="pt_PT"/>
         </w:rPr>
@@ -4834,6 +5268,20 @@
       </w:r>
       <w:r>
         <w:rPr>
+          <w:lang w:val="pt_PT" w:bidi="pt_PT"/>
+        </w:rPr>
+        <w:t>מִמֵּ֣⁠ךְ</w:t>
+      </w:r>
+    </w:p>
+    <w:p>
+      <w:pPr/>
+      <w:r>
+        <w:rPr>
+          <w:lang w:val="pt_PT" w:bidi="pt_PT"/>
+        </w:rPr>
+      </w:r>
+      <w:r>
+        <w:rPr>
           <w:b/>
           <w:lang w:val="pt_PT" w:bidi="pt_PT"/>
         </w:rPr>
@@ -4943,6 +5391,20 @@
       </w:r>
       <w:r>
         <w:rPr>
+          <w:lang w:val="pt_PT" w:bidi="pt_PT"/>
+        </w:rPr>
+        <w:t>מִמֵּ֣⁠ךְ יָצָ֔א</w:t>
+      </w:r>
+    </w:p>
+    <w:p>
+      <w:pPr/>
+      <w:r>
+        <w:rPr>
+          <w:lang w:val="pt_PT" w:bidi="pt_PT"/>
+        </w:rPr>
+      </w:r>
+      <w:r>
+        <w:rPr>
           <w:b/>
           <w:lang w:val="pt_PT" w:bidi="pt_PT"/>
         </w:rPr>
@@ -5026,6 +5488,20 @@
       </w:r>
       <w:r>
         <w:rPr>
+          <w:lang w:val="pt_PT" w:bidi="pt_PT"/>
+        </w:rPr>
+        <w:t>חֹשֵׁ֥ב &amp; רָעָ֑ה יֹעֵ֖ץ בְּלִיָּֽעַל</w:t>
+      </w:r>
+    </w:p>
+    <w:p>
+      <w:pPr/>
+      <w:r>
+        <w:rPr>
+          <w:lang w:val="pt_PT" w:bidi="pt_PT"/>
+        </w:rPr>
+      </w:r>
+      <w:r>
+        <w:rPr>
           <w:b/>
           <w:lang w:val="pt_PT" w:bidi="pt_PT"/>
         </w:rPr>
@@ -5287,6 +5763,20 @@
       </w:r>
       <w:r>
         <w:rPr>
+          <w:lang w:val="pt_PT" w:bidi="pt_PT"/>
+        </w:rPr>
+        <w:t>שְׁלֵמִים֙</w:t>
+      </w:r>
+    </w:p>
+    <w:p>
+      <w:pPr/>
+      <w:r>
+        <w:rPr>
+          <w:lang w:val="pt_PT" w:bidi="pt_PT"/>
+        </w:rPr>
+      </w:r>
+      <w:r>
+        <w:rPr>
           <w:b/>
           <w:lang w:val="pt_PT" w:bidi="pt_PT"/>
         </w:rPr>
@@ -5403,6 +5893,20 @@
       </w:r>
       <w:r>
         <w:rPr>
+          <w:lang w:val="pt_PT" w:bidi="pt_PT"/>
+        </w:rPr>
+        <w:t>שְׁלֵמִים֙</w:t>
+      </w:r>
+    </w:p>
+    <w:p>
+      <w:pPr/>
+      <w:r>
+        <w:rPr>
+          <w:lang w:val="pt_PT" w:bidi="pt_PT"/>
+        </w:rPr>
+      </w:r>
+      <w:r>
+        <w:rPr>
           <w:b/>
           <w:lang w:val="pt_PT" w:bidi="pt_PT"/>
         </w:rPr>
@@ -5623,6 +6127,20 @@
       </w:r>
       <w:r>
         <w:rPr>
+          <w:lang w:val="pt_PT" w:bidi="pt_PT"/>
+        </w:rPr>
+        <w:t>נָגֹ֖זּוּ</w:t>
+      </w:r>
+    </w:p>
+    <w:p>
+      <w:pPr/>
+      <w:r>
+        <w:rPr>
+          <w:lang w:val="pt_PT" w:bidi="pt_PT"/>
+        </w:rPr>
+      </w:r>
+      <w:r>
+        <w:rPr>
           <w:b/>
           <w:lang w:val="pt_PT" w:bidi="pt_PT"/>
         </w:rPr>
@@ -5746,6 +6264,20 @@
       </w:r>
       <w:r>
         <w:rPr>
+          <w:lang w:val="pt_PT" w:bidi="pt_PT"/>
+        </w:rPr>
+        <w:t>נָגֹ֖זּוּ</w:t>
+      </w:r>
+    </w:p>
+    <w:p>
+      <w:pPr/>
+      <w:r>
+        <w:rPr>
+          <w:lang w:val="pt_PT" w:bidi="pt_PT"/>
+        </w:rPr>
+      </w:r>
+      <w:r>
+        <w:rPr>
           <w:b/>
           <w:lang w:val="pt_PT" w:bidi="pt_PT"/>
         </w:rPr>
@@ -5842,6 +6374,20 @@
       </w:r>
       <w:r>
         <w:rPr>
+          <w:lang w:val="pt_PT" w:bidi="pt_PT"/>
+        </w:rPr>
+        <w:t>וְ⁠עָבָ֑ר</w:t>
+      </w:r>
+    </w:p>
+    <w:p>
+      <w:pPr/>
+      <w:r>
+        <w:rPr>
+          <w:lang w:val="pt_PT" w:bidi="pt_PT"/>
+        </w:rPr>
+      </w:r>
+      <w:r>
+        <w:rPr>
           <w:b/>
           <w:lang w:val="pt_PT" w:bidi="pt_PT"/>
         </w:rPr>
@@ -5976,6 +6522,20 @@
       </w:r>
       <w:r>
         <w:rPr>
+          <w:lang w:val="pt_PT" w:bidi="pt_PT"/>
+        </w:rPr>
+        <w:t>וְ⁠עִ֨נִּתִ֔⁠ךְ</w:t>
+      </w:r>
+    </w:p>
+    <w:p>
+      <w:pPr/>
+      <w:r>
+        <w:rPr>
+          <w:lang w:val="pt_PT" w:bidi="pt_PT"/>
+        </w:rPr>
+      </w:r>
+      <w:r>
+        <w:rPr>
           <w:b/>
           <w:lang w:val="pt_PT" w:bidi="pt_PT"/>
         </w:rPr>
@@ -6099,6 +6659,20 @@
       </w:r>
       <w:r>
         <w:rPr>
+          <w:lang w:val="pt_PT" w:bidi="pt_PT"/>
+        </w:rPr>
+        <w:t>מֹטֵ֖⁠הוּ</w:t>
+      </w:r>
+    </w:p>
+    <w:p>
+      <w:pPr/>
+      <w:r>
+        <w:rPr>
+          <w:lang w:val="pt_PT" w:bidi="pt_PT"/>
+        </w:rPr>
+      </w:r>
+      <w:r>
+        <w:rPr>
           <w:b/>
           <w:lang w:val="pt_PT" w:bidi="pt_PT"/>
         </w:rPr>
@@ -6247,6 +6821,20 @@
       </w:r>
       <w:r>
         <w:rPr>
+          <w:lang w:val="pt_PT" w:bidi="pt_PT"/>
+        </w:rPr>
+        <w:t>מֹטֵ֖⁠הוּ</w:t>
+      </w:r>
+    </w:p>
+    <w:p>
+      <w:pPr/>
+      <w:r>
+        <w:rPr>
+          <w:lang w:val="pt_PT" w:bidi="pt_PT"/>
+        </w:rPr>
+      </w:r>
+      <w:r>
+        <w:rPr>
           <w:b/>
           <w:lang w:val="pt_PT" w:bidi="pt_PT"/>
         </w:rPr>
@@ -6370,6 +6958,20 @@
       </w:r>
       <w:r>
         <w:rPr>
+          <w:lang w:val="pt_PT" w:bidi="pt_PT"/>
+        </w:rPr>
+        <w:t>מֵֽ⁠עָלָ֑יִ⁠ךְ וּ⁠מוֹסְרֹתַ֖יִ⁠ךְ</w:t>
+      </w:r>
+    </w:p>
+    <w:p>
+      <w:pPr/>
+      <w:r>
+        <w:rPr>
+          <w:lang w:val="pt_PT" w:bidi="pt_PT"/>
+        </w:rPr>
+      </w:r>
+      <w:r>
+        <w:rPr>
           <w:b/>
           <w:lang w:val="pt_PT" w:bidi="pt_PT"/>
         </w:rPr>
@@ -6480,6 +7082,20 @@
       </w:r>
       <w:r>
         <w:rPr>
+          <w:lang w:val="pt_PT" w:bidi="pt_PT"/>
+        </w:rPr>
+        <w:t>וּ⁠מוֹסְרֹתַ֖יִ⁠ךְ אֲנַתֵּֽק</w:t>
+      </w:r>
+    </w:p>
+    <w:p>
+      <w:pPr/>
+      <w:r>
+        <w:rPr>
+          <w:lang w:val="pt_PT" w:bidi="pt_PT"/>
+        </w:rPr>
+      </w:r>
+      <w:r>
+        <w:rPr>
           <w:b/>
           <w:lang w:val="pt_PT" w:bidi="pt_PT"/>
         </w:rPr>
@@ -6603,6 +7219,20 @@
       </w:r>
       <w:r>
         <w:rPr>
+          <w:lang w:val="pt_PT" w:bidi="pt_PT"/>
+        </w:rPr>
+        <w:t>עָלֶ֨י⁠ךָ֙</w:t>
+      </w:r>
+    </w:p>
+    <w:p>
+      <w:pPr/>
+      <w:r>
+        <w:rPr>
+          <w:lang w:val="pt_PT" w:bidi="pt_PT"/>
+        </w:rPr>
+      </w:r>
+      <w:r>
+        <w:rPr>
           <w:b/>
           <w:lang w:val="pt_PT" w:bidi="pt_PT"/>
         </w:rPr>
@@ -6712,6 +7342,20 @@
       </w:r>
       <w:r>
         <w:rPr>
+          <w:lang w:val="pt_PT" w:bidi="pt_PT"/>
+        </w:rPr>
+        <w:t>לֹֽא־יִזָּרַ֥ע מִ⁠שִּׁמְ⁠ךָ֖</w:t>
+      </w:r>
+    </w:p>
+    <w:p>
+      <w:pPr/>
+      <w:r>
+        <w:rPr>
+          <w:lang w:val="pt_PT" w:bidi="pt_PT"/>
+        </w:rPr>
+      </w:r>
+      <w:r>
+        <w:rPr>
           <w:b/>
           <w:lang w:val="pt_PT" w:bidi="pt_PT"/>
         </w:rPr>
@@ -6835,6 +7479,20 @@
       </w:r>
       <w:r>
         <w:rPr>
+          <w:lang w:val="pt_PT" w:bidi="pt_PT"/>
+        </w:rPr>
+        <w:t>אַכְרִ֨ית</w:t>
+      </w:r>
+    </w:p>
+    <w:p>
+      <w:pPr/>
+      <w:r>
+        <w:rPr>
+          <w:lang w:val="pt_PT" w:bidi="pt_PT"/>
+        </w:rPr>
+      </w:r>
+      <w:r>
+        <w:rPr>
           <w:b/>
           <w:lang w:val="pt_PT" w:bidi="pt_PT"/>
         </w:rPr>
@@ -6945,6 +7603,20 @@
       </w:r>
       <w:r>
         <w:rPr>
+          <w:lang w:val="pt_PT" w:bidi="pt_PT"/>
+        </w:rPr>
+        <w:t>הִנֵּ֨ה</w:t>
+      </w:r>
+    </w:p>
+    <w:p>
+      <w:pPr/>
+      <w:r>
+        <w:rPr>
+          <w:lang w:val="pt_PT" w:bidi="pt_PT"/>
+        </w:rPr>
+      </w:r>
+      <w:r>
+        <w:rPr>
           <w:b/>
           <w:lang w:val="pt_PT" w:bidi="pt_PT"/>
         </w:rPr>
@@ -7041,6 +7713,20 @@
       </w:r>
       <w:r>
         <w:rPr>
+          <w:lang w:val="pt_PT" w:bidi="pt_PT"/>
+        </w:rPr>
+        <w:t>רַגְלֵ֤י מְבַשֵּׂר֙</w:t>
+      </w:r>
+    </w:p>
+    <w:p>
+      <w:pPr/>
+      <w:r>
+        <w:rPr>
+          <w:lang w:val="pt_PT" w:bidi="pt_PT"/>
+        </w:rPr>
+      </w:r>
+      <w:r>
+        <w:rPr>
           <w:b/>
           <w:lang w:val="pt_PT" w:bidi="pt_PT"/>
         </w:rPr>
@@ -7151,6 +7837,20 @@
       </w:r>
       <w:r>
         <w:rPr>
+          <w:lang w:val="pt_PT" w:bidi="pt_PT"/>
+        </w:rPr>
+        <w:t>חָגִּ֧י &amp; חַגַּ֖יִ⁠ךְ</w:t>
+      </w:r>
+    </w:p>
+    <w:p>
+      <w:pPr/>
+      <w:r>
+        <w:rPr>
+          <w:lang w:val="pt_PT" w:bidi="pt_PT"/>
+        </w:rPr>
+      </w:r>
+      <w:r>
+        <w:rPr>
           <w:b/>
           <w:lang w:val="pt_PT" w:bidi="pt_PT"/>
         </w:rPr>
@@ -7261,6 +7961,20 @@
       </w:r>
       <w:r>
         <w:rPr>
+          <w:lang w:val="pt_PT" w:bidi="pt_PT"/>
+        </w:rPr>
+        <w:t>יְהוּדָ֛ה</w:t>
+      </w:r>
+    </w:p>
+    <w:p>
+      <w:pPr/>
+      <w:r>
+        <w:rPr>
+          <w:lang w:val="pt_PT" w:bidi="pt_PT"/>
+        </w:rPr>
+      </w:r>
+      <w:r>
+        <w:rPr>
           <w:b/>
           <w:lang w:val="pt_PT" w:bidi="pt_PT"/>
         </w:rPr>
@@ -7357,6 +8071,20 @@
       </w:r>
       <w:r>
         <w:rPr>
+          <w:lang w:val="pt_PT" w:bidi="pt_PT"/>
+        </w:rPr>
+        <w:t>בְּלִיַּ֖עַל</w:t>
+      </w:r>
+    </w:p>
+    <w:p>
+      <w:pPr/>
+      <w:r>
+        <w:rPr>
+          <w:lang w:val="pt_PT" w:bidi="pt_PT"/>
+        </w:rPr>
+      </w:r>
+      <w:r>
+        <w:rPr>
           <w:b/>
           <w:lang w:val="pt_PT" w:bidi="pt_PT"/>
         </w:rPr>
@@ -7453,6 +8181,20 @@
       </w:r>
       <w:r>
         <w:rPr>
+          <w:lang w:val="pt_PT" w:bidi="pt_PT"/>
+        </w:rPr>
+        <w:t>כֻּלֹּ֥⁠ה נִכְרָֽת</w:t>
+      </w:r>
+    </w:p>
+    <w:p>
+      <w:pPr/>
+      <w:r>
+        <w:rPr>
+          <w:lang w:val="pt_PT" w:bidi="pt_PT"/>
+        </w:rPr>
+      </w:r>
+      <w:r>
+        <w:rPr>
           <w:b/>
           <w:lang w:val="pt_PT" w:bidi="pt_PT"/>
         </w:rPr>
@@ -7563,6 +8305,20 @@
       </w:r>
       <w:r>
         <w:rPr>
+          <w:lang w:val="pt_PT" w:bidi="pt_PT"/>
+        </w:rPr>
+        <w:t>כֻּלֹּ֥⁠ה נִכְרָֽת</w:t>
+      </w:r>
+    </w:p>
+    <w:p>
+      <w:pPr/>
+      <w:r>
+        <w:rPr>
+          <w:lang w:val="pt_PT" w:bidi="pt_PT"/>
+        </w:rPr>
+      </w:r>
+      <w:r>
+        <w:rPr>
           <w:b/>
           <w:lang w:val="pt_PT" w:bidi="pt_PT"/>
         </w:rPr>
@@ -7649,6 +8405,20 @@
         <w:rPr>
           <w:lang w:val="pt_PT" w:bidi="pt_PT"/>
         </w:rPr>
+      </w:r>
+    </w:p>
+    <w:p>
+      <w:pPr/>
+      <w:r>
+        <w:rPr>
+          <w:lang w:val="pt_PT" w:bidi="pt_PT"/>
+        </w:rPr>
+      </w:r>
+      <w:r>
+        <w:rPr>
+          <w:lang w:val="pt_PT" w:bidi="pt_PT"/>
+        </w:rPr>
+        <w:t>כֻּלֹּ֥⁠ה נִכְרָֽת</w:t>
       </w:r>
     </w:p>
     <w:p>
@@ -7981,6 +8751,20 @@
       </w:r>
       <w:r>
         <w:rPr>
+          <w:lang w:val="pt_PT" w:bidi="pt_PT"/>
+        </w:rPr>
+        <w:t>עָלָ֥ה מֵפִ֛יץ עַל־פָּנַ֖יִ⁠ךְ</w:t>
+      </w:r>
+    </w:p>
+    <w:p>
+      <w:pPr/>
+      <w:r>
+        <w:rPr>
+          <w:lang w:val="pt_PT" w:bidi="pt_PT"/>
+        </w:rPr>
+      </w:r>
+      <w:r>
+        <w:rPr>
           <w:b/>
           <w:lang w:val="pt_PT" w:bidi="pt_PT"/>
         </w:rPr>
@@ -8091,6 +8875,20 @@
       </w:r>
       <w:r>
         <w:rPr>
+          <w:lang w:val="pt_PT" w:bidi="pt_PT"/>
+        </w:rPr>
+        <w:t>עָלָ֥ה</w:t>
+      </w:r>
+    </w:p>
+    <w:p>
+      <w:pPr/>
+      <w:r>
+        <w:rPr>
+          <w:lang w:val="pt_PT" w:bidi="pt_PT"/>
+        </w:rPr>
+      </w:r>
+      <w:r>
+        <w:rPr>
           <w:b/>
           <w:lang w:val="pt_PT" w:bidi="pt_PT"/>
         </w:rPr>
@@ -8174,6 +8972,20 @@
       </w:r>
       <w:r>
         <w:rPr>
+          <w:lang w:val="pt_PT" w:bidi="pt_PT"/>
+        </w:rPr>
+        <w:t>פָּנַ֖יִ⁠ךְ</w:t>
+      </w:r>
+    </w:p>
+    <w:p>
+      <w:pPr/>
+      <w:r>
+        <w:rPr>
+          <w:lang w:val="pt_PT" w:bidi="pt_PT"/>
+        </w:rPr>
+      </w:r>
+      <w:r>
+        <w:rPr>
           <w:b/>
           <w:lang w:val="pt_PT" w:bidi="pt_PT"/>
         </w:rPr>
@@ -8283,6 +9095,20 @@
       </w:r>
       <w:r>
         <w:rPr>
+          <w:lang w:val="pt_PT" w:bidi="pt_PT"/>
+        </w:rPr>
+        <w:t>פָּנַ֖יִ⁠ךְ</w:t>
+      </w:r>
+    </w:p>
+    <w:p>
+      <w:pPr/>
+      <w:r>
+        <w:rPr>
+          <w:lang w:val="pt_PT" w:bidi="pt_PT"/>
+        </w:rPr>
+      </w:r>
+      <w:r>
+        <w:rPr>
           <w:b/>
           <w:lang w:val="pt_PT" w:bidi="pt_PT"/>
         </w:rPr>
@@ -8392,6 +9218,20 @@
       </w:r>
       <w:r>
         <w:rPr>
+          <w:lang w:val="pt_PT" w:bidi="pt_PT"/>
+        </w:rPr>
+        <w:t>אַמֵּ֥ץ כֹּ֖חַ מְאֹֽד</w:t>
+      </w:r>
+    </w:p>
+    <w:p>
+      <w:pPr/>
+      <w:r>
+        <w:rPr>
+          <w:lang w:val="pt_PT" w:bidi="pt_PT"/>
+        </w:rPr>
+      </w:r>
+      <w:r>
+        <w:rPr>
           <w:b/>
           <w:lang w:val="pt_PT" w:bidi="pt_PT"/>
         </w:rPr>
@@ -8515,6 +9355,20 @@
       </w:r>
       <w:r>
         <w:rPr>
+          <w:lang w:val="pt_PT" w:bidi="pt_PT"/>
+        </w:rPr>
+        <w:t>חַזֵּ֣ק מָתְנַ֔יִם</w:t>
+      </w:r>
+    </w:p>
+    <w:p>
+      <w:pPr/>
+      <w:r>
+        <w:rPr>
+          <w:lang w:val="pt_PT" w:bidi="pt_PT"/>
+        </w:rPr>
+      </w:r>
+      <w:r>
+        <w:rPr>
           <w:b/>
           <w:lang w:val="pt_PT" w:bidi="pt_PT"/>
         </w:rPr>
@@ -8638,6 +9492,20 @@
       </w:r>
       <w:r>
         <w:rPr>
+          <w:lang w:val="pt_PT" w:bidi="pt_PT"/>
+        </w:rPr>
+        <w:t>שָׁ֤ב</w:t>
+      </w:r>
+    </w:p>
+    <w:p>
+      <w:pPr/>
+      <w:r>
+        <w:rPr>
+          <w:lang w:val="pt_PT" w:bidi="pt_PT"/>
+        </w:rPr>
+      </w:r>
+      <w:r>
+        <w:rPr>
           <w:b/>
           <w:lang w:val="pt_PT" w:bidi="pt_PT"/>
         </w:rPr>
@@ -8858,6 +9726,20 @@
       </w:r>
       <w:r>
         <w:rPr>
+          <w:lang w:val="pt_PT" w:bidi="pt_PT"/>
+        </w:rPr>
+        <w:t>בְקָקוּ⁠ם֙ בֹּֽקְקִ֔ים</w:t>
+      </w:r>
+    </w:p>
+    <w:p>
+      <w:pPr/>
+      <w:r>
+        <w:rPr>
+          <w:lang w:val="pt_PT" w:bidi="pt_PT"/>
+        </w:rPr>
+      </w:r>
+      <w:r>
+        <w:rPr>
           <w:b/>
           <w:lang w:val="pt_PT" w:bidi="pt_PT"/>
         </w:rPr>
@@ -8968,6 +9850,20 @@
       </w:r>
       <w:r>
         <w:rPr>
+          <w:lang w:val="pt_PT" w:bidi="pt_PT"/>
+        </w:rPr>
+        <w:t>גִּבֹּרֵ֜י⁠הוּ</w:t>
+      </w:r>
+    </w:p>
+    <w:p>
+      <w:pPr/>
+      <w:r>
+        <w:rPr>
+          <w:lang w:val="pt_PT" w:bidi="pt_PT"/>
+        </w:rPr>
+      </w:r>
+      <w:r>
+        <w:rPr>
           <w:b/>
           <w:lang w:val="pt_PT" w:bidi="pt_PT"/>
         </w:rPr>
@@ -9064,6 +9960,20 @@
       </w:r>
       <w:r>
         <w:rPr>
+          <w:lang w:val="pt_PT" w:bidi="pt_PT"/>
+        </w:rPr>
+        <w:t>מְתֻלָּעִ֔ים</w:t>
+      </w:r>
+    </w:p>
+    <w:p>
+      <w:pPr/>
+      <w:r>
+        <w:rPr>
+          <w:lang w:val="pt_PT" w:bidi="pt_PT"/>
+        </w:rPr>
+      </w:r>
+      <w:r>
+        <w:rPr>
           <w:b/>
           <w:lang w:val="pt_PT" w:bidi="pt_PT"/>
         </w:rPr>
@@ -9161,6 +10071,20 @@
       </w:r>
       <w:r>
         <w:rPr>
+          <w:lang w:val="pt_PT" w:bidi="pt_PT"/>
+        </w:rPr>
+        <w:t>בְּ⁠אֵשׁ &amp; הָ⁠רֶ֖כֶב</w:t>
+      </w:r>
+    </w:p>
+    <w:p>
+      <w:pPr/>
+      <w:r>
+        <w:rPr>
+          <w:lang w:val="pt_PT" w:bidi="pt_PT"/>
+        </w:rPr>
+      </w:r>
+      <w:r>
+        <w:rPr>
           <w:b/>
           <w:lang w:val="pt_PT" w:bidi="pt_PT"/>
         </w:rPr>
@@ -9271,6 +10195,20 @@
       </w:r>
       <w:r>
         <w:rPr>
+          <w:lang w:val="pt_PT" w:bidi="pt_PT"/>
+        </w:rPr>
+        <w:t>בְּ⁠אֵשׁ־פְּלָד֥וֹת</w:t>
+      </w:r>
+    </w:p>
+    <w:p>
+      <w:pPr/>
+      <w:r>
+        <w:rPr>
+          <w:lang w:val="pt_PT" w:bidi="pt_PT"/>
+        </w:rPr>
+      </w:r>
+      <w:r>
+        <w:rPr>
           <w:b/>
           <w:lang w:val="pt_PT" w:bidi="pt_PT"/>
         </w:rPr>
@@ -9394,6 +10332,20 @@
       </w:r>
       <w:r>
         <w:rPr>
+          <w:lang w:val="pt_PT" w:bidi="pt_PT"/>
+        </w:rPr>
+        <w:t>וְ⁠הַ⁠בְּרֹשִׁ֖ים</w:t>
+      </w:r>
+    </w:p>
+    <w:p>
+      <w:pPr/>
+      <w:r>
+        <w:rPr>
+          <w:lang w:val="pt_PT" w:bidi="pt_PT"/>
+        </w:rPr>
+      </w:r>
+      <w:r>
+        <w:rPr>
           <w:b/>
           <w:lang w:val="pt_PT" w:bidi="pt_PT"/>
         </w:rPr>
@@ -9504,6 +10456,20 @@
       </w:r>
       <w:r>
         <w:rPr>
+          <w:lang w:val="pt_PT" w:bidi="pt_PT"/>
+        </w:rPr>
+        <w:t>יִתְהוֹלְל֣וּ</w:t>
+      </w:r>
+    </w:p>
+    <w:p>
+      <w:pPr/>
+      <w:r>
+        <w:rPr>
+          <w:lang w:val="pt_PT" w:bidi="pt_PT"/>
+        </w:rPr>
+      </w:r>
+      <w:r>
+        <w:rPr>
           <w:b/>
           <w:lang w:val="pt_PT" w:bidi="pt_PT"/>
         </w:rPr>
@@ -9587,6 +10553,20 @@
       </w:r>
       <w:r>
         <w:rPr>
+          <w:lang w:val="pt_PT" w:bidi="pt_PT"/>
+        </w:rPr>
+        <w:t>כַּ⁠לַּפִּידִ֔ם</w:t>
+      </w:r>
+    </w:p>
+    <w:p>
+      <w:pPr/>
+      <w:r>
+        <w:rPr>
+          <w:lang w:val="pt_PT" w:bidi="pt_PT"/>
+        </w:rPr>
+      </w:r>
+      <w:r>
+        <w:rPr>
           <w:b/>
           <w:lang w:val="pt_PT" w:bidi="pt_PT"/>
         </w:rPr>
@@ -9670,6 +10650,20 @@
       </w:r>
       <w:r>
         <w:rPr>
+          <w:lang w:val="pt_PT" w:bidi="pt_PT"/>
+        </w:rPr>
+        <w:t>כַּ⁠בְּרָקִ֖ים יְרוֹצֵֽצוּ</w:t>
+      </w:r>
+    </w:p>
+    <w:p>
+      <w:pPr/>
+      <w:r>
+        <w:rPr>
+          <w:lang w:val="pt_PT" w:bidi="pt_PT"/>
+        </w:rPr>
+      </w:r>
+      <w:r>
+        <w:rPr>
           <w:b/>
           <w:lang w:val="pt_PT" w:bidi="pt_PT"/>
         </w:rPr>
@@ -9753,6 +10747,20 @@
       </w:r>
       <w:r>
         <w:rPr>
+          <w:lang w:val="pt_PT" w:bidi="pt_PT"/>
+        </w:rPr>
+        <w:t>יִזְכֹּר֙</w:t>
+      </w:r>
+    </w:p>
+    <w:p>
+      <w:pPr/>
+      <w:r>
+        <w:rPr>
+          <w:lang w:val="pt_PT" w:bidi="pt_PT"/>
+        </w:rPr>
+      </w:r>
+      <w:r>
+        <w:rPr>
           <w:b/>
           <w:lang w:val="pt_PT" w:bidi="pt_PT"/>
         </w:rPr>
@@ -9863,6 +10871,20 @@
       </w:r>
       <w:r>
         <w:rPr>
+          <w:lang w:val="pt_PT" w:bidi="pt_PT"/>
+        </w:rPr>
+        <w:t>חֽוֹמָתָ֔⁠הּ</w:t>
+      </w:r>
+    </w:p>
+    <w:p>
+      <w:pPr/>
+      <w:r>
+        <w:rPr>
+          <w:lang w:val="pt_PT" w:bidi="pt_PT"/>
+        </w:rPr>
+      </w:r>
+      <w:r>
+        <w:rPr>
           <w:b/>
           <w:lang w:val="pt_PT" w:bidi="pt_PT"/>
         </w:rPr>
@@ -9973,6 +10995,20 @@
       </w:r>
       <w:r>
         <w:rPr>
+          <w:lang w:val="pt_PT" w:bidi="pt_PT"/>
+        </w:rPr>
+        <w:t>וְ⁠הֻכַ֖ן הַ⁠סֹּכֵֽךְ</w:t>
+      </w:r>
+    </w:p>
+    <w:p>
+      <w:pPr/>
+      <w:r>
+        <w:rPr>
+          <w:lang w:val="pt_PT" w:bidi="pt_PT"/>
+        </w:rPr>
+      </w:r>
+      <w:r>
+        <w:rPr>
           <w:b/>
           <w:lang w:val="pt_PT" w:bidi="pt_PT"/>
         </w:rPr>
@@ -10276,6 +11312,20 @@
       </w:r>
       <w:r>
         <w:rPr>
+          <w:lang w:val="pt_PT" w:bidi="pt_PT"/>
+        </w:rPr>
+        <w:t>נִפְתָּ֑חוּ</w:t>
+      </w:r>
+    </w:p>
+    <w:p>
+      <w:pPr/>
+      <w:r>
+        <w:rPr>
+          <w:lang w:val="pt_PT" w:bidi="pt_PT"/>
+        </w:rPr>
+      </w:r>
+      <w:r>
+        <w:rPr>
           <w:b/>
           <w:lang w:val="pt_PT" w:bidi="pt_PT"/>
         </w:rPr>
@@ -10385,6 +11435,20 @@
       </w:r>
       <w:r>
         <w:rPr>
+          <w:lang w:val="pt_PT" w:bidi="pt_PT"/>
+        </w:rPr>
+        <w:t>וְ⁠הַֽ⁠הֵיכָ֖ל נָמֽוֹג</w:t>
+      </w:r>
+    </w:p>
+    <w:p>
+      <w:pPr/>
+      <w:r>
+        <w:rPr>
+          <w:lang w:val="pt_PT" w:bidi="pt_PT"/>
+        </w:rPr>
+      </w:r>
+      <w:r>
+        <w:rPr>
           <w:b/>
           <w:lang w:val="pt_PT" w:bidi="pt_PT"/>
         </w:rPr>
@@ -10481,6 +11545,20 @@
       </w:r>
       <w:r>
         <w:rPr>
+          <w:lang w:val="pt_PT" w:bidi="pt_PT"/>
+        </w:rPr>
+        <w:t>וְ⁠הֻצַּ֖ב</w:t>
+      </w:r>
+    </w:p>
+    <w:p>
+      <w:pPr/>
+      <w:r>
+        <w:rPr>
+          <w:lang w:val="pt_PT" w:bidi="pt_PT"/>
+        </w:rPr>
+      </w:r>
+      <w:r>
+        <w:rPr>
           <w:b/>
           <w:lang w:val="pt_PT" w:bidi="pt_PT"/>
         </w:rPr>
@@ -10591,6 +11669,20 @@
       </w:r>
       <w:r>
         <w:rPr>
+          <w:lang w:val="pt_PT" w:bidi="pt_PT"/>
+        </w:rPr>
+        <w:t>גֻּלְּתָ֣ה</w:t>
+      </w:r>
+    </w:p>
+    <w:p>
+      <w:pPr/>
+      <w:r>
+        <w:rPr>
+          <w:lang w:val="pt_PT" w:bidi="pt_PT"/>
+        </w:rPr>
+      </w:r>
+      <w:r>
+        <w:rPr>
           <w:b/>
           <w:lang w:val="pt_PT" w:bidi="pt_PT"/>
         </w:rPr>
@@ -10687,6 +11779,20 @@
       </w:r>
       <w:r>
         <w:rPr>
+          <w:lang w:val="pt_PT" w:bidi="pt_PT"/>
+        </w:rPr>
+        <w:t>הֹֽעֲלָ֑תָה</w:t>
+      </w:r>
+    </w:p>
+    <w:p>
+      <w:pPr/>
+      <w:r>
+        <w:rPr>
+          <w:lang w:val="pt_PT" w:bidi="pt_PT"/>
+        </w:rPr>
+      </w:r>
+      <w:r>
+        <w:rPr>
           <w:b/>
           <w:lang w:val="pt_PT" w:bidi="pt_PT"/>
         </w:rPr>
@@ -10907,6 +12013,20 @@
       </w:r>
       <w:r>
         <w:rPr>
+          <w:lang w:val="pt_PT" w:bidi="pt_PT"/>
+        </w:rPr>
+        <w:t>גֻּלְּתָ֣ה הֹֽעֲלָ֑תָה וְ⁠אַמְהֹתֶ֗י⁠הָ</w:t>
+      </w:r>
+    </w:p>
+    <w:p>
+      <w:pPr/>
+      <w:r>
+        <w:rPr>
+          <w:lang w:val="pt_PT" w:bidi="pt_PT"/>
+        </w:rPr>
+      </w:r>
+      <w:r>
+        <w:rPr>
           <w:b/>
           <w:lang w:val="pt_PT" w:bidi="pt_PT"/>
         </w:rPr>
@@ -11004,6 +12124,20 @@
       </w:r>
       <w:r>
         <w:rPr>
+          <w:lang w:val="pt_PT" w:bidi="pt_PT"/>
+        </w:rPr>
+        <w:t>לִבְבֵ⁠הֶֽן</w:t>
+      </w:r>
+    </w:p>
+    <w:p>
+      <w:pPr/>
+      <w:r>
+        <w:rPr>
+          <w:lang w:val="pt_PT" w:bidi="pt_PT"/>
+        </w:rPr>
+      </w:r>
+      <w:r>
+        <w:rPr>
           <w:b/>
           <w:lang w:val="pt_PT" w:bidi="pt_PT"/>
         </w:rPr>
@@ -11100,6 +12234,20 @@
       </w:r>
       <w:r>
         <w:rPr>
+          <w:lang w:val="pt_PT" w:bidi="pt_PT"/>
+        </w:rPr>
+        <w:t>מְתֹפְפֹ֖ת עַל־לִבְבֵ⁠הֶֽן</w:t>
+      </w:r>
+    </w:p>
+    <w:p>
+      <w:pPr/>
+      <w:r>
+        <w:rPr>
+          <w:lang w:val="pt_PT" w:bidi="pt_PT"/>
+        </w:rPr>
+      </w:r>
+      <w:r>
+        <w:rPr>
           <w:b/>
           <w:lang w:val="pt_PT" w:bidi="pt_PT"/>
         </w:rPr>
@@ -11196,6 +12344,20 @@
       </w:r>
       <w:r>
         <w:rPr>
+          <w:lang w:val="pt_PT" w:bidi="pt_PT"/>
+        </w:rPr>
+        <w:t>כִ⁠בְרֵֽכַת־מַ֖יִם</w:t>
+      </w:r>
+    </w:p>
+    <w:p>
+      <w:pPr/>
+      <w:r>
+        <w:rPr>
+          <w:lang w:val="pt_PT" w:bidi="pt_PT"/>
+        </w:rPr>
+      </w:r>
+      <w:r>
+        <w:rPr>
           <w:b/>
           <w:lang w:val="pt_PT" w:bidi="pt_PT"/>
         </w:rPr>
@@ -11293,6 +12455,20 @@
       </w:r>
       <w:r>
         <w:rPr>
+          <w:lang w:val="pt_PT" w:bidi="pt_PT"/>
+        </w:rPr>
+        <w:t>מִ֣⁠ימֵי הִ֑יא</w:t>
+      </w:r>
+    </w:p>
+    <w:p>
+      <w:pPr/>
+      <w:r>
+        <w:rPr>
+          <w:lang w:val="pt_PT" w:bidi="pt_PT"/>
+        </w:rPr>
+      </w:r>
+      <w:r>
+        <w:rPr>
           <w:b/>
           <w:lang w:val="pt_PT" w:bidi="pt_PT"/>
         </w:rPr>
@@ -11409,6 +12585,20 @@
       </w:r>
       <w:r>
         <w:rPr>
+          <w:lang w:val="pt_PT" w:bidi="pt_PT"/>
+        </w:rPr>
+        <w:t>וְ⁠הֵ֣מָּה</w:t>
+      </w:r>
+    </w:p>
+    <w:p>
+      <w:pPr/>
+      <w:r>
+        <w:rPr>
+          <w:lang w:val="pt_PT" w:bidi="pt_PT"/>
+        </w:rPr>
+      </w:r>
+      <w:r>
+        <w:rPr>
           <w:b/>
           <w:lang w:val="pt_PT" w:bidi="pt_PT"/>
         </w:rPr>
@@ -11505,6 +12695,20 @@
       </w:r>
       <w:r>
         <w:rPr>
+          <w:lang w:val="pt_PT" w:bidi="pt_PT"/>
+        </w:rPr>
+        <w:t>עִמְד֥וּ עֲמֹ֖דוּ</w:t>
+      </w:r>
+    </w:p>
+    <w:p>
+      <w:pPr/>
+      <w:r>
+        <w:rPr>
+          <w:lang w:val="pt_PT" w:bidi="pt_PT"/>
+        </w:rPr>
+      </w:r>
+      <w:r>
+        <w:rPr>
           <w:b/>
           <w:lang w:val="pt_PT" w:bidi="pt_PT"/>
         </w:rPr>
@@ -11685,6 +12889,20 @@
       </w:r>
       <w:r>
         <w:rPr>
+          <w:lang w:val="pt_PT" w:bidi="pt_PT"/>
+        </w:rPr>
+        <w:t>וְ⁠אֵ֥ין קֵ֨צֶה֙ לַ⁠תְּכוּנָ֔ה</w:t>
+      </w:r>
+    </w:p>
+    <w:p>
+      <w:pPr/>
+      <w:r>
+        <w:rPr>
+          <w:lang w:val="pt_PT" w:bidi="pt_PT"/>
+        </w:rPr>
+      </w:r>
+      <w:r>
+        <w:rPr>
           <w:b/>
           <w:lang w:val="pt_PT" w:bidi="pt_PT"/>
         </w:rPr>
@@ -11782,6 +13000,20 @@
       </w:r>
       <w:r>
         <w:rPr>
+          <w:lang w:val="pt_PT" w:bidi="pt_PT"/>
+        </w:rPr>
+        <w:t>כְּלִ֥י חֶמְדָּֽה</w:t>
+      </w:r>
+    </w:p>
+    <w:p>
+      <w:pPr/>
+      <w:r>
+        <w:rPr>
+          <w:lang w:val="pt_PT" w:bidi="pt_PT"/>
+        </w:rPr>
+      </w:r>
+      <w:r>
+        <w:rPr>
           <w:b/>
           <w:lang w:val="pt_PT" w:bidi="pt_PT"/>
         </w:rPr>
@@ -11878,6 +13110,20 @@
       </w:r>
       <w:r>
         <w:rPr>
+          <w:lang w:val="pt_PT" w:bidi="pt_PT"/>
+        </w:rPr>
+        <w:t>בּוּקָ֥ה וּ⁠מְבוּקָ֖ה וּ⁠מְבֻלָּקָ֑ה</w:t>
+      </w:r>
+    </w:p>
+    <w:p>
+      <w:pPr/>
+      <w:r>
+        <w:rPr>
+          <w:lang w:val="pt_PT" w:bidi="pt_PT"/>
+        </w:rPr>
+      </w:r>
+      <w:r>
+        <w:rPr>
           <w:b/>
           <w:lang w:val="pt_PT" w:bidi="pt_PT"/>
         </w:rPr>
@@ -11975,6 +13221,20 @@
       </w:r>
       <w:r>
         <w:rPr>
+          <w:lang w:val="pt_PT" w:bidi="pt_PT"/>
+        </w:rPr>
+        <w:t>וְ⁠לֵ֨ב</w:t>
+      </w:r>
+    </w:p>
+    <w:p>
+      <w:pPr/>
+      <w:r>
+        <w:rPr>
+          <w:lang w:val="pt_PT" w:bidi="pt_PT"/>
+        </w:rPr>
+      </w:r>
+      <w:r>
+        <w:rPr>
           <w:b/>
           <w:lang w:val="pt_PT" w:bidi="pt_PT"/>
         </w:rPr>
@@ -12071,6 +13331,20 @@
       </w:r>
       <w:r>
         <w:rPr>
+          <w:lang w:val="pt_PT" w:bidi="pt_PT"/>
+        </w:rPr>
+        <w:t>וְ⁠לֵ֨ב נָמֵ֜ס</w:t>
+      </w:r>
+    </w:p>
+    <w:p>
+      <w:pPr/>
+      <w:r>
+        <w:rPr>
+          <w:lang w:val="pt_PT" w:bidi="pt_PT"/>
+        </w:rPr>
+      </w:r>
+      <w:r>
+        <w:rPr>
           <w:b/>
           <w:lang w:val="pt_PT" w:bidi="pt_PT"/>
         </w:rPr>
@@ -12181,6 +13455,20 @@
       </w:r>
       <w:r>
         <w:rPr>
+          <w:lang w:val="pt_PT" w:bidi="pt_PT"/>
+        </w:rPr>
+        <w:t>וְ⁠חַלְחָלָה֙ בְּ⁠כָל־מָתְנַ֔יִם</w:t>
+      </w:r>
+    </w:p>
+    <w:p>
+      <w:pPr/>
+      <w:r>
+        <w:rPr>
+          <w:lang w:val="pt_PT" w:bidi="pt_PT"/>
+        </w:rPr>
+      </w:r>
+      <w:r>
+        <w:rPr>
           <w:b/>
           <w:lang w:val="pt_PT" w:bidi="pt_PT"/>
         </w:rPr>
@@ -12297,6 +13585,20 @@
       </w:r>
       <w:r>
         <w:rPr>
+          <w:lang w:val="pt_PT" w:bidi="pt_PT"/>
+        </w:rPr>
+        <w:t>קִבְּצ֥וּ פָארֽוּר</w:t>
+      </w:r>
+    </w:p>
+    <w:p>
+      <w:pPr/>
+      <w:r>
+        <w:rPr>
+          <w:lang w:val="pt_PT" w:bidi="pt_PT"/>
+        </w:rPr>
+      </w:r>
+      <w:r>
+        <w:rPr>
           <w:b/>
           <w:lang w:val="pt_PT" w:bidi="pt_PT"/>
         </w:rPr>
@@ -12490,6 +13792,20 @@
       </w:r>
       <w:r>
         <w:rPr>
+          <w:lang w:val="pt_PT" w:bidi="pt_PT"/>
+        </w:rPr>
+        <w:t>מְע֣וֹן אֲרָי֔וֹת</w:t>
+      </w:r>
+    </w:p>
+    <w:p>
+      <w:pPr/>
+      <w:r>
+        <w:rPr>
+          <w:lang w:val="pt_PT" w:bidi="pt_PT"/>
+        </w:rPr>
+      </w:r>
+      <w:r>
+        <w:rPr>
           <w:b/>
           <w:lang w:val="pt_PT" w:bidi="pt_PT"/>
         </w:rPr>
@@ -12573,6 +13889,20 @@
       </w:r>
       <w:r>
         <w:rPr>
+          <w:lang w:val="pt_PT" w:bidi="pt_PT"/>
+        </w:rPr>
+        <w:t>לָבִ֥יא שָׁ֛ם</w:t>
+      </w:r>
+    </w:p>
+    <w:p>
+      <w:pPr/>
+      <w:r>
+        <w:rPr>
+          <w:lang w:val="pt_PT" w:bidi="pt_PT"/>
+        </w:rPr>
+      </w:r>
+      <w:r>
+        <w:rPr>
           <w:b/>
           <w:lang w:val="pt_PT" w:bidi="pt_PT"/>
         </w:rPr>
@@ -12670,6 +14000,20 @@
       </w:r>
       <w:r>
         <w:rPr>
+          <w:lang w:val="pt_PT" w:bidi="pt_PT"/>
+        </w:rPr>
+        <w:t>גּ֥וּר אַרְיֵ֖ה</w:t>
+      </w:r>
+    </w:p>
+    <w:p>
+      <w:pPr/>
+      <w:r>
+        <w:rPr>
+          <w:lang w:val="pt_PT" w:bidi="pt_PT"/>
+        </w:rPr>
+      </w:r>
+      <w:r>
+        <w:rPr>
           <w:b/>
           <w:lang w:val="pt_PT" w:bidi="pt_PT"/>
         </w:rPr>
@@ -12767,6 +14111,20 @@
       </w:r>
       <w:r>
         <w:rPr>
+          <w:lang w:val="pt_PT" w:bidi="pt_PT"/>
+        </w:rPr>
+        <w:t>טֹרֵף֙ בְּ⁠דֵ֣י</w:t>
+      </w:r>
+    </w:p>
+    <w:p>
+      <w:pPr/>
+      <w:r>
+        <w:rPr>
+          <w:lang w:val="pt_PT" w:bidi="pt_PT"/>
+        </w:rPr>
+      </w:r>
+      <w:r>
+        <w:rPr>
           <w:b/>
           <w:lang w:val="pt_PT" w:bidi="pt_PT"/>
         </w:rPr>
@@ -12850,6 +14208,20 @@
       </w:r>
       <w:r>
         <w:rPr>
+          <w:lang w:val="pt_PT" w:bidi="pt_PT"/>
+        </w:rPr>
+        <w:t>וּ⁠מְחַנֵּ֖ק</w:t>
+      </w:r>
+    </w:p>
+    <w:p>
+      <w:pPr/>
+      <w:r>
+        <w:rPr>
+          <w:lang w:val="pt_PT" w:bidi="pt_PT"/>
+        </w:rPr>
+      </w:r>
+      <w:r>
+        <w:rPr>
           <w:b/>
           <w:lang w:val="pt_PT" w:bidi="pt_PT"/>
         </w:rPr>
@@ -12933,6 +14305,20 @@
       </w:r>
       <w:r>
         <w:rPr>
+          <w:lang w:val="pt_PT" w:bidi="pt_PT"/>
+        </w:rPr>
+        <w:t>וַ⁠יְמַלֵּא־טֶ֣רֶף חֹרָ֔י⁠ו וּ⁠מְעֹֽנֹתָ֖י⁠ו טְרֵפָֽה</w:t>
+      </w:r>
+    </w:p>
+    <w:p>
+      <w:pPr/>
+      <w:r>
+        <w:rPr>
+          <w:lang w:val="pt_PT" w:bidi="pt_PT"/>
+        </w:rPr>
+      </w:r>
+      <w:r>
+        <w:rPr>
           <w:b/>
           <w:lang w:val="pt_PT" w:bidi="pt_PT"/>
         </w:rPr>
@@ -13043,6 +14429,20 @@
       </w:r>
       <w:r>
         <w:rPr>
+          <w:lang w:val="pt_PT" w:bidi="pt_PT"/>
+        </w:rPr>
+        <w:t>וּ⁠מְעֹֽנֹתָ֖י⁠ו</w:t>
+      </w:r>
+    </w:p>
+    <w:p>
+      <w:pPr/>
+      <w:r>
+        <w:rPr>
+          <w:lang w:val="pt_PT" w:bidi="pt_PT"/>
+        </w:rPr>
+      </w:r>
+      <w:r>
+        <w:rPr>
           <w:b/>
           <w:lang w:val="pt_PT" w:bidi="pt_PT"/>
         </w:rPr>
@@ -13126,6 +14526,20 @@
       </w:r>
       <w:r>
         <w:rPr>
+          <w:lang w:val="pt_PT" w:bidi="pt_PT"/>
+        </w:rPr>
+        <w:t>הִנְ⁠נִ֣י אֵלַ֗יִ⁠ךְ</w:t>
+      </w:r>
+    </w:p>
+    <w:p>
+      <w:pPr/>
+      <w:r>
+        <w:rPr>
+          <w:lang w:val="pt_PT" w:bidi="pt_PT"/>
+        </w:rPr>
+      </w:r>
+      <w:r>
+        <w:rPr>
           <w:b/>
           <w:lang w:val="pt_PT" w:bidi="pt_PT"/>
         </w:rPr>
@@ -13223,6 +14637,20 @@
       </w:r>
       <w:r>
         <w:rPr>
+          <w:lang w:val="pt_PT" w:bidi="pt_PT"/>
+        </w:rPr>
+        <w:t>הִנְ⁠נִ֣י אֵלַ֗יִ⁠ךְ</w:t>
+      </w:r>
+    </w:p>
+    <w:p>
+      <w:pPr/>
+      <w:r>
+        <w:rPr>
+          <w:lang w:val="pt_PT" w:bidi="pt_PT"/>
+        </w:rPr>
+      </w:r>
+      <w:r>
+        <w:rPr>
           <w:b/>
           <w:lang w:val="pt_PT" w:bidi="pt_PT"/>
         </w:rPr>
@@ -13333,6 +14761,20 @@
       </w:r>
       <w:r>
         <w:rPr>
+          <w:lang w:val="pt_PT" w:bidi="pt_PT"/>
+        </w:rPr>
+        <w:t>נְאֻם֙</w:t>
+      </w:r>
+    </w:p>
+    <w:p>
+      <w:pPr/>
+      <w:r>
+        <w:rPr>
+          <w:lang w:val="pt_PT" w:bidi="pt_PT"/>
+        </w:rPr>
+      </w:r>
+      <w:r>
+        <w:rPr>
           <w:b/>
           <w:lang w:val="pt_PT" w:bidi="pt_PT"/>
         </w:rPr>
@@ -13430,6 +14872,20 @@
       </w:r>
       <w:r>
         <w:rPr>
+          <w:lang w:val="pt_PT" w:bidi="pt_PT"/>
+        </w:rPr>
+        <w:t>רִכְבָּ֔⁠הּ</w:t>
+      </w:r>
+    </w:p>
+    <w:p>
+      <w:pPr/>
+      <w:r>
+        <w:rPr>
+          <w:lang w:val="pt_PT" w:bidi="pt_PT"/>
+        </w:rPr>
+      </w:r>
+      <w:r>
+        <w:rPr>
           <w:b/>
           <w:lang w:val="pt_PT" w:bidi="pt_PT"/>
         </w:rPr>
@@ -13526,6 +14982,20 @@
       </w:r>
       <w:r>
         <w:rPr>
+          <w:lang w:val="pt_PT" w:bidi="pt_PT"/>
+        </w:rPr>
+        <w:t>רִכְבָּ֔⁠הּ</w:t>
+      </w:r>
+    </w:p>
+    <w:p>
+      <w:pPr/>
+      <w:r>
+        <w:rPr>
+          <w:lang w:val="pt_PT" w:bidi="pt_PT"/>
+        </w:rPr>
+      </w:r>
+      <w:r>
+        <w:rPr>
           <w:b/>
           <w:lang w:val="pt_PT" w:bidi="pt_PT"/>
         </w:rPr>
@@ -13622,6 +15092,20 @@
       </w:r>
       <w:r>
         <w:rPr>
+          <w:lang w:val="pt_PT" w:bidi="pt_PT"/>
+        </w:rPr>
+        <w:t>תֹּ֣אכַל חָ֑רֶב</w:t>
+      </w:r>
+    </w:p>
+    <w:p>
+      <w:pPr/>
+      <w:r>
+        <w:rPr>
+          <w:lang w:val="pt_PT" w:bidi="pt_PT"/>
+        </w:rPr>
+      </w:r>
+      <w:r>
+        <w:rPr>
           <w:b/>
           <w:lang w:val="pt_PT" w:bidi="pt_PT"/>
         </w:rPr>
@@ -13747,6 +15231,20 @@
         <w:rPr>
           <w:lang w:val="pt_PT" w:bidi="pt_PT"/>
         </w:rPr>
+      </w:r>
+    </w:p>
+    <w:p>
+      <w:pPr/>
+      <w:r>
+        <w:rPr>
+          <w:lang w:val="pt_PT" w:bidi="pt_PT"/>
+        </w:rPr>
+      </w:r>
+      <w:r>
+        <w:rPr>
+          <w:lang w:val="pt_PT" w:bidi="pt_PT"/>
+        </w:rPr>
+        <w:t>וְ⁠הִכְרַתִּ֤י</w:t>
       </w:r>
     </w:p>
     <w:p>
@@ -14089,6 +15587,20 @@
       </w:r>
       <w:r>
         <w:rPr>
+          <w:lang w:val="pt_PT" w:bidi="pt_PT"/>
+        </w:rPr>
+        <w:t>עִ֣יר דָּמִ֑ים</w:t>
+      </w:r>
+    </w:p>
+    <w:p>
+      <w:pPr/>
+      <w:r>
+        <w:rPr>
+          <w:lang w:val="pt_PT" w:bidi="pt_PT"/>
+        </w:rPr>
+      </w:r>
+      <w:r>
+        <w:rPr>
           <w:b/>
           <w:lang w:val="pt_PT" w:bidi="pt_PT"/>
         </w:rPr>
@@ -14212,6 +15724,20 @@
       </w:r>
       <w:r>
         <w:rPr>
+          <w:lang w:val="pt_PT" w:bidi="pt_PT"/>
+        </w:rPr>
+        <w:t>כֻּלָּ֗⁠הּ כַּ֤חַשׁ</w:t>
+      </w:r>
+    </w:p>
+    <w:p>
+      <w:pPr/>
+      <w:r>
+        <w:rPr>
+          <w:lang w:val="pt_PT" w:bidi="pt_PT"/>
+        </w:rPr>
+      </w:r>
+      <w:r>
+        <w:rPr>
           <w:b/>
           <w:lang w:val="pt_PT" w:bidi="pt_PT"/>
         </w:rPr>
@@ -14690,6 +16216,20 @@
       </w:r>
       <w:r>
         <w:rPr>
+          <w:lang w:val="pt_PT" w:bidi="pt_PT"/>
+        </w:rPr>
+        <w:t>וְ⁠אֵ֥ין קֵ֨צֶה֙ לַ⁠גְּוִיָּ֔ה</w:t>
+      </w:r>
+    </w:p>
+    <w:p>
+      <w:pPr/>
+      <w:r>
+        <w:rPr>
+          <w:lang w:val="pt_PT" w:bidi="pt_PT"/>
+        </w:rPr>
+      </w:r>
+      <w:r>
+        <w:rPr>
           <w:b/>
           <w:lang w:val="pt_PT" w:bidi="pt_PT"/>
         </w:rPr>
@@ -14787,6 +16327,20 @@
       </w:r>
       <w:r>
         <w:rPr>
+          <w:lang w:val="pt_PT" w:bidi="pt_PT"/>
+        </w:rPr>
+        <w:t>וְכָשְׁל֖וּ</w:t>
+      </w:r>
+    </w:p>
+    <w:p>
+      <w:pPr/>
+      <w:r>
+        <w:rPr>
+          <w:lang w:val="pt_PT" w:bidi="pt_PT"/>
+        </w:rPr>
+      </w:r>
+      <w:r>
+        <w:rPr>
           <w:b/>
           <w:lang w:val="pt_PT" w:bidi="pt_PT"/>
         </w:rPr>
@@ -14896,6 +16450,20 @@
       </w:r>
       <w:r>
         <w:rPr>
+          <w:lang w:val="pt_PT" w:bidi="pt_PT"/>
+        </w:rPr>
+        <w:t>בִּ⁠גְוִיָּתָֽ⁠ם</w:t>
+      </w:r>
+    </w:p>
+    <w:p>
+      <w:pPr/>
+      <w:r>
+        <w:rPr>
+          <w:lang w:val="pt_PT" w:bidi="pt_PT"/>
+        </w:rPr>
+      </w:r>
+      <w:r>
+        <w:rPr>
           <w:b/>
           <w:lang w:val="pt_PT" w:bidi="pt_PT"/>
         </w:rPr>
@@ -15005,6 +16573,20 @@
       </w:r>
       <w:r>
         <w:rPr>
+          <w:lang w:val="pt_PT" w:bidi="pt_PT"/>
+        </w:rPr>
+        <w:t>זְנוּנֵ֣י זוֹנָ֔ה</w:t>
+      </w:r>
+    </w:p>
+    <w:p>
+      <w:pPr/>
+      <w:r>
+        <w:rPr>
+          <w:lang w:val="pt_PT" w:bidi="pt_PT"/>
+        </w:rPr>
+      </w:r>
+      <w:r>
+        <w:rPr>
           <w:b/>
           <w:lang w:val="pt_PT" w:bidi="pt_PT"/>
         </w:rPr>
@@ -15088,6 +16670,20 @@
       </w:r>
       <w:r>
         <w:rPr>
+          <w:lang w:val="pt_PT" w:bidi="pt_PT"/>
+        </w:rPr>
+        <w:t>מֵ⁠רֹב֙</w:t>
+      </w:r>
+    </w:p>
+    <w:p>
+      <w:pPr/>
+      <w:r>
+        <w:rPr>
+          <w:lang w:val="pt_PT" w:bidi="pt_PT"/>
+        </w:rPr>
+      </w:r>
+      <w:r>
+        <w:rPr>
           <w:b/>
           <w:lang w:val="pt_PT" w:bidi="pt_PT"/>
         </w:rPr>
@@ -15171,6 +16767,20 @@
       </w:r>
       <w:r>
         <w:rPr>
+          <w:lang w:val="pt_PT" w:bidi="pt_PT"/>
+        </w:rPr>
+        <w:t>וּ⁠מִשְׁפָּח֖וֹת</w:t>
+      </w:r>
+    </w:p>
+    <w:p>
+      <w:pPr/>
+      <w:r>
+        <w:rPr>
+          <w:lang w:val="pt_PT" w:bidi="pt_PT"/>
+        </w:rPr>
+      </w:r>
+      <w:r>
+        <w:rPr>
           <w:b/>
           <w:lang w:val="pt_PT" w:bidi="pt_PT"/>
         </w:rPr>
@@ -15243,6 +16853,20 @@
         <w:rPr>
           <w:lang w:val="pt_PT" w:bidi="pt_PT"/>
         </w:rPr>
+      </w:r>
+    </w:p>
+    <w:p>
+      <w:pPr/>
+      <w:r>
+        <w:rPr>
+          <w:lang w:val="pt_PT" w:bidi="pt_PT"/>
+        </w:rPr>
+      </w:r>
+      <w:r>
+        <w:rPr>
+          <w:lang w:val="pt_PT" w:bidi="pt_PT"/>
+        </w:rPr>
+        <w:t>הִנְ⁠נִ֣י אֵלַ֗יִ⁠ךְ</w:t>
       </w:r>
     </w:p>
     <w:p>
@@ -15368,6 +16992,20 @@
       </w:r>
       <w:r>
         <w:rPr>
+          <w:lang w:val="pt_PT" w:bidi="pt_PT"/>
+        </w:rPr>
+        <w:t>אֵלַ֗יִ⁠ךְ</w:t>
+      </w:r>
+    </w:p>
+    <w:p>
+      <w:pPr/>
+      <w:r>
+        <w:rPr>
+          <w:lang w:val="pt_PT" w:bidi="pt_PT"/>
+        </w:rPr>
+      </w:r>
+      <w:r>
+        <w:rPr>
           <w:b/>
           <w:lang w:val="pt_PT" w:bidi="pt_PT"/>
         </w:rPr>
@@ -15464,6 +17102,20 @@
       </w:r>
       <w:r>
         <w:rPr>
+          <w:lang w:val="pt_PT" w:bidi="pt_PT"/>
+        </w:rPr>
+        <w:t>נְאֻם֙</w:t>
+      </w:r>
+    </w:p>
+    <w:p>
+      <w:pPr/>
+      <w:r>
+        <w:rPr>
+          <w:lang w:val="pt_PT" w:bidi="pt_PT"/>
+        </w:rPr>
+      </w:r>
+      <w:r>
+        <w:rPr>
           <w:b/>
           <w:lang w:val="pt_PT" w:bidi="pt_PT"/>
         </w:rPr>
@@ -15547,6 +17199,20 @@
       </w:r>
       <w:r>
         <w:rPr>
+          <w:lang w:val="pt_PT" w:bidi="pt_PT"/>
+        </w:rPr>
+        <w:t>וּ⁠מַמְלָכ֖וֹת קְלוֹנֵֽ⁠ךְ</w:t>
+      </w:r>
+    </w:p>
+    <w:p>
+      <w:pPr/>
+      <w:r>
+        <w:rPr>
+          <w:lang w:val="pt_PT" w:bidi="pt_PT"/>
+        </w:rPr>
+      </w:r>
+      <w:r>
+        <w:rPr>
           <w:b/>
           <w:lang w:val="pt_PT" w:bidi="pt_PT"/>
         </w:rPr>
@@ -15644,6 +17310,20 @@
       </w:r>
       <w:r>
         <w:rPr>
+          <w:lang w:val="pt_PT" w:bidi="pt_PT"/>
+        </w:rPr>
+        <w:t>קְלוֹנֵֽ⁠ךְ</w:t>
+      </w:r>
+    </w:p>
+    <w:p>
+      <w:pPr/>
+      <w:r>
+        <w:rPr>
+          <w:lang w:val="pt_PT" w:bidi="pt_PT"/>
+        </w:rPr>
+      </w:r>
+      <w:r>
+        <w:rPr>
           <w:b/>
           <w:lang w:val="pt_PT" w:bidi="pt_PT"/>
         </w:rPr>
@@ -15742,6 +17422,20 @@
         <w:rPr>
           <w:lang w:val="pt_PT" w:bidi="pt_PT"/>
         </w:rPr>
+      </w:r>
+    </w:p>
+    <w:p>
+      <w:pPr/>
+      <w:r>
+        <w:rPr>
+          <w:lang w:val="pt_PT" w:bidi="pt_PT"/>
+        </w:rPr>
+      </w:r>
+      <w:r>
+        <w:rPr>
+          <w:lang w:val="pt_PT" w:bidi="pt_PT"/>
+        </w:rPr>
+        <w:t>עָלַ֛יִ⁠ךְ</w:t>
       </w:r>
     </w:p>
     <w:p>
@@ -15867,6 +17561,20 @@
       </w:r>
       <w:r>
         <w:rPr>
+          <w:lang w:val="pt_PT" w:bidi="pt_PT"/>
+        </w:rPr>
+        <w:t>וְ⁠הִשְׁלַכְתִּ֥י עָלַ֛יִ⁠ךְ שִׁקֻּצִ֖ים</w:t>
+      </w:r>
+    </w:p>
+    <w:p>
+      <w:pPr/>
+      <w:r>
+        <w:rPr>
+          <w:lang w:val="pt_PT" w:bidi="pt_PT"/>
+        </w:rPr>
+      </w:r>
+      <w:r>
+        <w:rPr>
           <w:b/>
           <w:lang w:val="pt_PT" w:bidi="pt_PT"/>
         </w:rPr>
@@ -15963,6 +17671,20 @@
       </w:r>
       <w:r>
         <w:rPr>
+          <w:lang w:val="pt_PT" w:bidi="pt_PT"/>
+        </w:rPr>
+        <w:t>שָׁדְּדָ֣ה נִֽינְוֵ֔ה</w:t>
+      </w:r>
+    </w:p>
+    <w:p>
+      <w:pPr/>
+      <w:r>
+        <w:rPr>
+          <w:lang w:val="pt_PT" w:bidi="pt_PT"/>
+        </w:rPr>
+      </w:r>
+      <w:r>
+        <w:rPr>
           <w:b/>
           <w:lang w:val="pt_PT" w:bidi="pt_PT"/>
         </w:rPr>
@@ -16072,6 +17794,20 @@
       </w:r>
       <w:r>
         <w:rPr>
+          <w:lang w:val="pt_PT" w:bidi="pt_PT"/>
+        </w:rPr>
+        <w:t>שָׁדְּדָ֣ה נִֽינְוֵ֔ה</w:t>
+      </w:r>
+    </w:p>
+    <w:p>
+      <w:pPr/>
+      <w:r>
+        <w:rPr>
+          <w:lang w:val="pt_PT" w:bidi="pt_PT"/>
+        </w:rPr>
+      </w:r>
+      <w:r>
+        <w:rPr>
           <w:b/>
           <w:lang w:val="pt_PT" w:bidi="pt_PT"/>
         </w:rPr>
@@ -16155,6 +17891,20 @@
       </w:r>
       <w:r>
         <w:rPr>
+          <w:lang w:val="pt_PT" w:bidi="pt_PT"/>
+        </w:rPr>
+        <w:t>מִ֖י יָנ֣וּד לָ֑⁠הּ</w:t>
+      </w:r>
+    </w:p>
+    <w:p>
+      <w:pPr/>
+      <w:r>
+        <w:rPr>
+          <w:lang w:val="pt_PT" w:bidi="pt_PT"/>
+        </w:rPr>
+      </w:r>
+      <w:r>
+        <w:rPr>
           <w:b/>
           <w:lang w:val="pt_PT" w:bidi="pt_PT"/>
         </w:rPr>
@@ -16238,6 +17988,20 @@
       </w:r>
       <w:r>
         <w:rPr>
+          <w:lang w:val="pt_PT" w:bidi="pt_PT"/>
+        </w:rPr>
+        <w:t>מֵ⁠אַ֛יִן אֲבַקֵּ֥שׁ מְנַחֲמִ֖ים לָֽ⁠ךְ</w:t>
+      </w:r>
+    </w:p>
+    <w:p>
+      <w:pPr/>
+      <w:r>
+        <w:rPr>
+          <w:lang w:val="pt_PT" w:bidi="pt_PT"/>
+        </w:rPr>
+      </w:r>
+      <w:r>
+        <w:rPr>
           <w:b/>
           <w:lang w:val="pt_PT" w:bidi="pt_PT"/>
         </w:rPr>
@@ -16432,6 +18196,20 @@
       </w:r>
       <w:r>
         <w:rPr>
+          <w:lang w:val="pt_PT" w:bidi="pt_PT"/>
+        </w:rPr>
+        <w:t>מִ⁠נֹּ֣א אָמ֔וֹן</w:t>
+      </w:r>
+    </w:p>
+    <w:p>
+      <w:pPr/>
+      <w:r>
+        <w:rPr>
+          <w:lang w:val="pt_PT" w:bidi="pt_PT"/>
+        </w:rPr>
+      </w:r>
+      <w:r>
+        <w:rPr>
           <w:b/>
           <w:lang w:val="pt_PT" w:bidi="pt_PT"/>
         </w:rPr>
@@ -16522,6 +18300,20 @@
       </w:r>
       <w:r>
         <w:rPr>
+          <w:lang w:val="pt_PT" w:bidi="pt_PT"/>
+        </w:rPr>
+        <w:t>אֲשֶׁר־חֵ֣יל יָ֔ם מִ⁠יָּ֖ם חוֹמָתָֽ⁠הּ</w:t>
+      </w:r>
+    </w:p>
+    <w:p>
+      <w:pPr/>
+      <w:r>
+        <w:rPr>
+          <w:lang w:val="pt_PT" w:bidi="pt_PT"/>
+        </w:rPr>
+      </w:r>
+      <w:r>
+        <w:rPr>
           <w:b/>
           <w:lang w:val="pt_PT" w:bidi="pt_PT"/>
         </w:rPr>
@@ -16645,6 +18437,20 @@
       </w:r>
       <w:r>
         <w:rPr>
+          <w:lang w:val="pt_PT" w:bidi="pt_PT"/>
+        </w:rPr>
+        <w:t>מִ⁠יָּ֖ם חוֹמָתָֽ⁠הּ</w:t>
+      </w:r>
+    </w:p>
+    <w:p>
+      <w:pPr/>
+      <w:r>
+        <w:rPr>
+          <w:lang w:val="pt_PT" w:bidi="pt_PT"/>
+        </w:rPr>
+      </w:r>
+      <w:r>
+        <w:rPr>
           <w:b/>
           <w:lang w:val="pt_PT" w:bidi="pt_PT"/>
         </w:rPr>
@@ -16754,6 +18560,20 @@
       </w:r>
       <w:r>
         <w:rPr>
+          <w:lang w:val="pt_PT" w:bidi="pt_PT"/>
+        </w:rPr>
+        <w:t>מִ⁠יָּ֖ם חוֹמָתָֽ⁠הּ</w:t>
+      </w:r>
+    </w:p>
+    <w:p>
+      <w:pPr/>
+      <w:r>
+        <w:rPr>
+          <w:lang w:val="pt_PT" w:bidi="pt_PT"/>
+        </w:rPr>
+      </w:r>
+      <w:r>
+        <w:rPr>
           <w:b/>
           <w:lang w:val="pt_PT" w:bidi="pt_PT"/>
         </w:rPr>
@@ -16837,6 +18657,20 @@
       </w:r>
       <w:r>
         <w:rPr>
+          <w:lang w:val="pt_PT" w:bidi="pt_PT"/>
+        </w:rPr>
+        <w:t>עָצְמָ֛⁠ה</w:t>
+      </w:r>
+    </w:p>
+    <w:p>
+      <w:pPr/>
+      <w:r>
+        <w:rPr>
+          <w:lang w:val="pt_PT" w:bidi="pt_PT"/>
+        </w:rPr>
+      </w:r>
+      <w:r>
+        <w:rPr>
           <w:b/>
           <w:lang w:val="pt_PT" w:bidi="pt_PT"/>
         </w:rPr>
@@ -16933,6 +18767,20 @@
       </w:r>
       <w:r>
         <w:rPr>
+          <w:lang w:val="pt_PT" w:bidi="pt_PT"/>
+        </w:rPr>
+        <w:t>וְ⁠אֵ֣ין קֵ֑צֶה</w:t>
+      </w:r>
+    </w:p>
+    <w:p>
+      <w:pPr/>
+      <w:r>
+        <w:rPr>
+          <w:lang w:val="pt_PT" w:bidi="pt_PT"/>
+        </w:rPr>
+      </w:r>
+      <w:r>
+        <w:rPr>
           <w:b/>
           <w:lang w:val="pt_PT" w:bidi="pt_PT"/>
         </w:rPr>
@@ -17016,6 +18864,20 @@
       </w:r>
       <w:r>
         <w:rPr>
+          <w:lang w:val="pt_PT" w:bidi="pt_PT"/>
+        </w:rPr>
+        <w:t>וְ⁠אֵ֣ין קֵ֑צֶה</w:t>
+      </w:r>
+    </w:p>
+    <w:p>
+      <w:pPr/>
+      <w:r>
+        <w:rPr>
+          <w:lang w:val="pt_PT" w:bidi="pt_PT"/>
+        </w:rPr>
+      </w:r>
+      <w:r>
+        <w:rPr>
           <w:b/>
           <w:lang w:val="pt_PT" w:bidi="pt_PT"/>
         </w:rPr>
@@ -17099,6 +18961,20 @@
       </w:r>
       <w:r>
         <w:rPr>
+          <w:lang w:val="pt_PT" w:bidi="pt_PT"/>
+        </w:rPr>
+        <w:t>פּ֣וּט</w:t>
+      </w:r>
+    </w:p>
+    <w:p>
+      <w:pPr/>
+      <w:r>
+        <w:rPr>
+          <w:lang w:val="pt_PT" w:bidi="pt_PT"/>
+        </w:rPr>
+      </w:r>
+      <w:r>
+        <w:rPr>
           <w:b/>
           <w:lang w:val="pt_PT" w:bidi="pt_PT"/>
         </w:rPr>
@@ -17208,6 +19084,20 @@
       </w:r>
       <w:r>
         <w:rPr>
+          <w:lang w:val="pt_PT" w:bidi="pt_PT"/>
+        </w:rPr>
+        <w:t>וְ⁠לוּבִ֔ים</w:t>
+      </w:r>
+    </w:p>
+    <w:p>
+      <w:pPr/>
+      <w:r>
+        <w:rPr>
+          <w:lang w:val="pt_PT" w:bidi="pt_PT"/>
+        </w:rPr>
+      </w:r>
+      <w:r>
+        <w:rPr>
           <w:b/>
           <w:lang w:val="pt_PT" w:bidi="pt_PT"/>
         </w:rPr>
@@ -17298,6 +19188,20 @@
       </w:r>
       <w:r>
         <w:rPr>
+          <w:lang w:val="pt_PT" w:bidi="pt_PT"/>
+        </w:rPr>
+        <w:t>בְּ⁠עֶזְרָתֵֽ⁠ךְ</w:t>
+      </w:r>
+    </w:p>
+    <w:p>
+      <w:pPr/>
+      <w:r>
+        <w:rPr>
+          <w:lang w:val="pt_PT" w:bidi="pt_PT"/>
+        </w:rPr>
+      </w:r>
+      <w:r>
+        <w:rPr>
           <w:b/>
           <w:lang w:val="pt_PT" w:bidi="pt_PT"/>
         </w:rPr>
@@ -17394,6 +19298,20 @@
       </w:r>
       <w:r>
         <w:rPr>
+          <w:lang w:val="pt_PT" w:bidi="pt_PT"/>
+        </w:rPr>
+        <w:t>הִ֗יא לַ⁠גֹּלָה֙</w:t>
+      </w:r>
+    </w:p>
+    <w:p>
+      <w:pPr/>
+      <w:r>
+        <w:rPr>
+          <w:lang w:val="pt_PT" w:bidi="pt_PT"/>
+        </w:rPr>
+      </w:r>
+      <w:r>
+        <w:rPr>
           <w:b/>
           <w:lang w:val="pt_PT" w:bidi="pt_PT"/>
         </w:rPr>
@@ -17517,6 +19435,20 @@
       </w:r>
       <w:r>
         <w:rPr>
+          <w:lang w:val="pt_PT" w:bidi="pt_PT"/>
+        </w:rPr>
+        <w:t>גְּדוֹלֶ֖י⁠הָ</w:t>
+      </w:r>
+    </w:p>
+    <w:p>
+      <w:pPr/>
+      <w:r>
+        <w:rPr>
+          <w:lang w:val="pt_PT" w:bidi="pt_PT"/>
+        </w:rPr>
+      </w:r>
+      <w:r>
+        <w:rPr>
           <w:b/>
           <w:lang w:val="pt_PT" w:bidi="pt_PT"/>
         </w:rPr>
@@ -17723,6 +19655,20 @@
       </w:r>
       <w:r>
         <w:rPr>
+          <w:lang w:val="pt_PT" w:bidi="pt_PT"/>
+        </w:rPr>
+        <w:t>בְּ⁠רֹ֣אשׁ כָּל־חוּצ֑וֹת</w:t>
+      </w:r>
+    </w:p>
+    <w:p>
+      <w:pPr/>
+      <w:r>
+        <w:rPr>
+          <w:lang w:val="pt_PT" w:bidi="pt_PT"/>
+        </w:rPr>
+      </w:r>
+      <w:r>
+        <w:rPr>
           <w:b/>
           <w:lang w:val="pt_PT" w:bidi="pt_PT"/>
         </w:rPr>
@@ -17832,6 +19778,20 @@
       </w:r>
       <w:r>
         <w:rPr>
+          <w:lang w:val="pt_PT" w:bidi="pt_PT"/>
+        </w:rPr>
+        <w:t>יַדּ֣וּ</w:t>
+      </w:r>
+    </w:p>
+    <w:p>
+      <w:pPr/>
+      <w:r>
+        <w:rPr>
+          <w:lang w:val="pt_PT" w:bidi="pt_PT"/>
+        </w:rPr>
+      </w:r>
+      <w:r>
+        <w:rPr>
           <w:b/>
           <w:lang w:val="pt_PT" w:bidi="pt_PT"/>
         </w:rPr>
@@ -17928,6 +19888,20 @@
       </w:r>
       <w:r>
         <w:rPr>
+          <w:lang w:val="pt_PT" w:bidi="pt_PT"/>
+        </w:rPr>
+        <w:t>וְ⁠כָל־גְּדוֹלֶ֖י⁠הָ רֻתְּק֥וּ</w:t>
+      </w:r>
+    </w:p>
+    <w:p>
+      <w:pPr/>
+      <w:r>
+        <w:rPr>
+          <w:lang w:val="pt_PT" w:bidi="pt_PT"/>
+        </w:rPr>
+      </w:r>
+      <w:r>
+        <w:rPr>
           <w:b/>
           <w:lang w:val="pt_PT" w:bidi="pt_PT"/>
         </w:rPr>
@@ -18051,6 +20025,20 @@
       </w:r>
       <w:r>
         <w:rPr>
+          <w:lang w:val="pt_PT" w:bidi="pt_PT"/>
+        </w:rPr>
+        <w:t>אַ֣תְּ</w:t>
+      </w:r>
+    </w:p>
+    <w:p>
+      <w:pPr/>
+      <w:r>
+        <w:rPr>
+          <w:lang w:val="pt_PT" w:bidi="pt_PT"/>
+        </w:rPr>
+      </w:r>
+      <w:r>
+        <w:rPr>
           <w:b/>
           <w:lang w:val="pt_PT" w:bidi="pt_PT"/>
         </w:rPr>
@@ -18147,6 +20135,20 @@
       </w:r>
       <w:r>
         <w:rPr>
+          <w:lang w:val="pt_PT" w:bidi="pt_PT"/>
+        </w:rPr>
+        <w:t>תִּשְׁכְּרִ֔י</w:t>
+      </w:r>
+    </w:p>
+    <w:p>
+      <w:pPr/>
+      <w:r>
+        <w:rPr>
+          <w:lang w:val="pt_PT" w:bidi="pt_PT"/>
+        </w:rPr>
+      </w:r>
+      <w:r>
+        <w:rPr>
           <w:b/>
           <w:lang w:val="pt_PT" w:bidi="pt_PT"/>
         </w:rPr>
@@ -18243,6 +20245,20 @@
       </w:r>
       <w:r>
         <w:rPr>
+          <w:lang w:val="pt_PT" w:bidi="pt_PT"/>
+        </w:rPr>
+        <w:t>תְּהִ֖י נַֽעֲלָמָ֑ה</w:t>
+      </w:r>
+    </w:p>
+    <w:p>
+      <w:pPr/>
+      <w:r>
+        <w:rPr>
+          <w:lang w:val="pt_PT" w:bidi="pt_PT"/>
+        </w:rPr>
+      </w:r>
+      <w:r>
+        <w:rPr>
           <w:b/>
           <w:lang w:val="pt_PT" w:bidi="pt_PT"/>
         </w:rPr>
@@ -18488,6 +20504,20 @@
       </w:r>
       <w:r>
         <w:rPr>
+          <w:lang w:val="pt_PT" w:bidi="pt_PT"/>
+        </w:rPr>
+        <w:t>הִנֵּ֨ה</w:t>
+      </w:r>
+    </w:p>
+    <w:p>
+      <w:pPr/>
+      <w:r>
+        <w:rPr>
+          <w:lang w:val="pt_PT" w:bidi="pt_PT"/>
+        </w:rPr>
+      </w:r>
+      <w:r>
+        <w:rPr>
           <w:b/>
           <w:lang w:val="pt_PT" w:bidi="pt_PT"/>
         </w:rPr>
@@ -18598,6 +20628,20 @@
       </w:r>
       <w:r>
         <w:rPr>
+          <w:lang w:val="pt_PT" w:bidi="pt_PT"/>
+        </w:rPr>
+        <w:t>עַמֵּ֤⁠ךְ</w:t>
+      </w:r>
+    </w:p>
+    <w:p>
+      <w:pPr/>
+      <w:r>
+        <w:rPr>
+          <w:lang w:val="pt_PT" w:bidi="pt_PT"/>
+        </w:rPr>
+      </w:r>
+      <w:r>
+        <w:rPr>
           <w:b/>
           <w:lang w:val="pt_PT" w:bidi="pt_PT"/>
         </w:rPr>
@@ -18694,6 +20738,20 @@
       </w:r>
       <w:r>
         <w:rPr>
+          <w:lang w:val="pt_PT" w:bidi="pt_PT"/>
+        </w:rPr>
+        <w:t>נָשִׁים֙</w:t>
+      </w:r>
+    </w:p>
+    <w:p>
+      <w:pPr/>
+      <w:r>
+        <w:rPr>
+          <w:lang w:val="pt_PT" w:bidi="pt_PT"/>
+        </w:rPr>
+      </w:r>
+      <w:r>
+        <w:rPr>
           <w:b/>
           <w:lang w:val="pt_PT" w:bidi="pt_PT"/>
         </w:rPr>
@@ -18803,6 +20861,20 @@
       </w:r>
       <w:r>
         <w:rPr>
+          <w:lang w:val="pt_PT" w:bidi="pt_PT"/>
+        </w:rPr>
+        <w:t>פָּת֥וֹחַ נִפְתְּח֖וּ</w:t>
+      </w:r>
+    </w:p>
+    <w:p>
+      <w:pPr/>
+      <w:r>
+        <w:rPr>
+          <w:lang w:val="pt_PT" w:bidi="pt_PT"/>
+        </w:rPr>
+      </w:r>
+      <w:r>
+        <w:rPr>
           <w:b/>
           <w:lang w:val="pt_PT" w:bidi="pt_PT"/>
         </w:rPr>
@@ -18913,6 +20985,20 @@
       </w:r>
       <w:r>
         <w:rPr>
+          <w:lang w:val="pt_PT" w:bidi="pt_PT"/>
+        </w:rPr>
+        <w:t>נִפְתְּח֖וּ &amp; אָכְלָ֥ה</w:t>
+      </w:r>
+    </w:p>
+    <w:p>
+      <w:pPr/>
+      <w:r>
+        <w:rPr>
+          <w:lang w:val="pt_PT" w:bidi="pt_PT"/>
+        </w:rPr>
+      </w:r>
+      <w:r>
+        <w:rPr>
           <w:b/>
           <w:lang w:val="pt_PT" w:bidi="pt_PT"/>
         </w:rPr>
@@ -19009,6 +21095,20 @@
       </w:r>
       <w:r>
         <w:rPr>
+          <w:lang w:val="pt_PT" w:bidi="pt_PT"/>
+        </w:rPr>
+        <w:t>בְּרִיחָֽיִ⁠ך</w:t>
+      </w:r>
+    </w:p>
+    <w:p>
+      <w:pPr/>
+      <w:r>
+        <w:rPr>
+          <w:lang w:val="pt_PT" w:bidi="pt_PT"/>
+        </w:rPr>
+      </w:r>
+      <w:r>
+        <w:rPr>
           <w:b/>
           <w:lang w:val="pt_PT" w:bidi="pt_PT"/>
         </w:rPr>
@@ -19118,6 +21218,20 @@
       </w:r>
       <w:r>
         <w:rPr>
+          <w:lang w:val="pt_PT" w:bidi="pt_PT"/>
+        </w:rPr>
+        <w:t>מֵ֤י מָצוֹר֙ שַֽׁאֲבִי־לָ֔⁠ךְ</w:t>
+      </w:r>
+    </w:p>
+    <w:p>
+      <w:pPr/>
+      <w:r>
+        <w:rPr>
+          <w:lang w:val="pt_PT" w:bidi="pt_PT"/>
+        </w:rPr>
+      </w:r>
+      <w:r>
+        <w:rPr>
           <w:b/>
           <w:lang w:val="pt_PT" w:bidi="pt_PT"/>
         </w:rPr>
@@ -19241,6 +21355,20 @@
       </w:r>
       <w:r>
         <w:rPr>
+          <w:lang w:val="pt_PT" w:bidi="pt_PT"/>
+        </w:rPr>
+        <w:t>לָ֔⁠ךְ</w:t>
+      </w:r>
+    </w:p>
+    <w:p>
+      <w:pPr/>
+      <w:r>
+        <w:rPr>
+          <w:lang w:val="pt_PT" w:bidi="pt_PT"/>
+        </w:rPr>
+      </w:r>
+      <w:r>
+        <w:rPr>
           <w:b/>
           <w:lang w:val="pt_PT" w:bidi="pt_PT"/>
         </w:rPr>
@@ -19337,6 +21465,20 @@
       </w:r>
       <w:r>
         <w:rPr>
+          <w:lang w:val="pt_PT" w:bidi="pt_PT"/>
+        </w:rPr>
+        <w:t>מַלְבֵּֽן</w:t>
+      </w:r>
+    </w:p>
+    <w:p>
+      <w:pPr/>
+      <w:r>
+        <w:rPr>
+          <w:lang w:val="pt_PT" w:bidi="pt_PT"/>
+        </w:rPr>
+      </w:r>
+      <w:r>
+        <w:rPr>
           <w:b/>
           <w:lang w:val="pt_PT" w:bidi="pt_PT"/>
         </w:rPr>
@@ -19447,6 +21589,20 @@
       </w:r>
       <w:r>
         <w:rPr>
+          <w:lang w:val="pt_PT" w:bidi="pt_PT"/>
+        </w:rPr>
+        <w:t>שָׁ֚ם תֹּאכְלֵ֣⁠ךְ אֵ֔שׁ</w:t>
+      </w:r>
+    </w:p>
+    <w:p>
+      <w:pPr/>
+      <w:r>
+        <w:rPr>
+          <w:lang w:val="pt_PT" w:bidi="pt_PT"/>
+        </w:rPr>
+      </w:r>
+      <w:r>
+        <w:rPr>
           <w:b/>
           <w:lang w:val="pt_PT" w:bidi="pt_PT"/>
         </w:rPr>
@@ -19557,6 +21713,20 @@
       </w:r>
       <w:r>
         <w:rPr>
+          <w:lang w:val="pt_PT" w:bidi="pt_PT"/>
+        </w:rPr>
+        <w:t>תַּכְרִיתֵ֣⁠ךְ</w:t>
+      </w:r>
+    </w:p>
+    <w:p>
+      <w:pPr/>
+      <w:r>
+        <w:rPr>
+          <w:lang w:val="pt_PT" w:bidi="pt_PT"/>
+        </w:rPr>
+      </w:r>
+      <w:r>
+        <w:rPr>
           <w:b/>
           <w:lang w:val="pt_PT" w:bidi="pt_PT"/>
         </w:rPr>
@@ -19667,6 +21837,20 @@
       </w:r>
       <w:r>
         <w:rPr>
+          <w:lang w:val="pt_PT" w:bidi="pt_PT"/>
+        </w:rPr>
+        <w:t>כַּ⁠יָּ֑לֶק</w:t>
+      </w:r>
+    </w:p>
+    <w:p>
+      <w:pPr/>
+      <w:r>
+        <w:rPr>
+          <w:lang w:val="pt_PT" w:bidi="pt_PT"/>
+        </w:rPr>
+      </w:r>
+      <w:r>
+        <w:rPr>
           <w:b/>
           <w:lang w:val="pt_PT" w:bidi="pt_PT"/>
         </w:rPr>
@@ -19764,6 +21948,20 @@
       </w:r>
       <w:r>
         <w:rPr>
+          <w:lang w:val="pt_PT" w:bidi="pt_PT"/>
+        </w:rPr>
+        <w:t>כַּ⁠יֶּ֔לֶק</w:t>
+      </w:r>
+    </w:p>
+    <w:p>
+      <w:pPr/>
+      <w:r>
+        <w:rPr>
+          <w:lang w:val="pt_PT" w:bidi="pt_PT"/>
+        </w:rPr>
+      </w:r>
+      <w:r>
+        <w:rPr>
           <w:b/>
           <w:lang w:val="pt_PT" w:bidi="pt_PT"/>
         </w:rPr>
@@ -19861,6 +22059,20 @@
       </w:r>
       <w:r>
         <w:rPr>
+          <w:lang w:val="pt_PT" w:bidi="pt_PT"/>
+        </w:rPr>
+        <w:t>כָּ⁠אַרְבֶּֽה</w:t>
+      </w:r>
+    </w:p>
+    <w:p>
+      <w:pPr/>
+      <w:r>
+        <w:rPr>
+          <w:lang w:val="pt_PT" w:bidi="pt_PT"/>
+        </w:rPr>
+      </w:r>
+      <w:r>
+        <w:rPr>
           <w:b/>
           <w:lang w:val="pt_PT" w:bidi="pt_PT"/>
         </w:rPr>
@@ -19958,6 +22170,20 @@
       </w:r>
       <w:r>
         <w:rPr>
+          <w:lang w:val="pt_PT" w:bidi="pt_PT"/>
+        </w:rPr>
+        <w:t>הִרְבֵּית֙</w:t>
+      </w:r>
+    </w:p>
+    <w:p>
+      <w:pPr/>
+      <w:r>
+        <w:rPr>
+          <w:lang w:val="pt_PT" w:bidi="pt_PT"/>
+        </w:rPr>
+      </w:r>
+      <w:r>
+        <w:rPr>
           <w:b/>
           <w:lang w:val="pt_PT" w:bidi="pt_PT"/>
         </w:rPr>
@@ -20054,6 +22280,20 @@
       </w:r>
       <w:r>
         <w:rPr>
+          <w:lang w:val="pt_PT" w:bidi="pt_PT"/>
+        </w:rPr>
+        <w:t>מִ⁠כּוֹכְבֵ֖י הַ⁠שָּׁמָ֑יִם</w:t>
+      </w:r>
+    </w:p>
+    <w:p>
+      <w:pPr/>
+      <w:r>
+        <w:rPr>
+          <w:lang w:val="pt_PT" w:bidi="pt_PT"/>
+        </w:rPr>
+      </w:r>
+      <w:r>
+        <w:rPr>
           <w:b/>
           <w:lang w:val="pt_PT" w:bidi="pt_PT"/>
         </w:rPr>
@@ -20151,6 +22391,20 @@
       </w:r>
       <w:r>
         <w:rPr>
+          <w:lang w:val="pt_PT" w:bidi="pt_PT"/>
+        </w:rPr>
+        <w:t>יֶ֥לֶק פָּשַׁ֖ט וַ⁠יָּעֹֽף</w:t>
+      </w:r>
+    </w:p>
+    <w:p>
+      <w:pPr/>
+      <w:r>
+        <w:rPr>
+          <w:lang w:val="pt_PT" w:bidi="pt_PT"/>
+        </w:rPr>
+      </w:r>
+      <w:r>
+        <w:rPr>
           <w:b/>
           <w:lang w:val="pt_PT" w:bidi="pt_PT"/>
         </w:rPr>
@@ -20248,6 +22502,20 @@
       </w:r>
       <w:r>
         <w:rPr>
+          <w:lang w:val="pt_PT" w:bidi="pt_PT"/>
+        </w:rPr>
+        <w:t>פָּשַׁ֖ט</w:t>
+      </w:r>
+    </w:p>
+    <w:p>
+      <w:pPr/>
+      <w:r>
+        <w:rPr>
+          <w:lang w:val="pt_PT" w:bidi="pt_PT"/>
+        </w:rPr>
+      </w:r>
+      <w:r>
+        <w:rPr>
           <w:b/>
           <w:lang w:val="pt_PT" w:bidi="pt_PT"/>
         </w:rPr>
@@ -20454,6 +22722,20 @@
       </w:r>
       <w:r>
         <w:rPr>
+          <w:lang w:val="pt_PT" w:bidi="pt_PT"/>
+        </w:rPr>
+        <w:t>מִנְּזָרַ֨יִ⁠ךְ֙ כָּֽ⁠אַרְבֶּ֔ה וְ⁠טַפְסְרַ֖יִ⁠ךְ כְּ⁠ג֣וֹב גֹּבָ֑י</w:t>
+      </w:r>
+    </w:p>
+    <w:p>
+      <w:pPr/>
+      <w:r>
+        <w:rPr>
+          <w:lang w:val="pt_PT" w:bidi="pt_PT"/>
+        </w:rPr>
+      </w:r>
+      <w:r>
+        <w:rPr>
           <w:b/>
           <w:lang w:val="pt_PT" w:bidi="pt_PT"/>
         </w:rPr>
@@ -20674,6 +22956,20 @@
       </w:r>
       <w:r>
         <w:rPr>
+          <w:lang w:val="pt_PT" w:bidi="pt_PT"/>
+        </w:rPr>
+        <w:t>וְ⁠נוֹדַ֔ד &amp; מְקוֹמ֖⁠וֹ</w:t>
+      </w:r>
+    </w:p>
+    <w:p>
+      <w:pPr/>
+      <w:r>
+        <w:rPr>
+          <w:lang w:val="pt_PT" w:bidi="pt_PT"/>
+        </w:rPr>
+      </w:r>
+      <w:r>
+        <w:rPr>
           <w:b/>
           <w:lang w:val="pt_PT" w:bidi="pt_PT"/>
         </w:rPr>
@@ -20784,6 +23080,20 @@
       </w:r>
       <w:r>
         <w:rPr>
+          <w:lang w:val="pt_PT" w:bidi="pt_PT"/>
+        </w:rPr>
+        <w:t>נָמ֤וּ רֹעֶ֨י⁠ךָ֙ מֶ֣לֶךְ אַשּׁ֔וּר</w:t>
+      </w:r>
+    </w:p>
+    <w:p>
+      <w:pPr/>
+      <w:r>
+        <w:rPr>
+          <w:lang w:val="pt_PT" w:bidi="pt_PT"/>
+        </w:rPr>
+      </w:r>
+      <w:r>
+        <w:rPr>
           <w:b/>
           <w:lang w:val="pt_PT" w:bidi="pt_PT"/>
         </w:rPr>
@@ -20881,6 +23191,20 @@
       </w:r>
       <w:r>
         <w:rPr>
+          <w:lang w:val="pt_PT" w:bidi="pt_PT"/>
+        </w:rPr>
+        <w:t>נָמ֤וּ רֹעֶ֨י⁠ךָ֙ &amp; יִשְׁכְּנ֖וּ אַדִּירֶ֑י⁠ךָ</w:t>
+      </w:r>
+    </w:p>
+    <w:p>
+      <w:pPr/>
+      <w:r>
+        <w:rPr>
+          <w:lang w:val="pt_PT" w:bidi="pt_PT"/>
+        </w:rPr>
+      </w:r>
+      <w:r>
+        <w:rPr>
           <w:b/>
           <w:lang w:val="pt_PT" w:bidi="pt_PT"/>
         </w:rPr>
@@ -20991,6 +23315,20 @@
       </w:r>
       <w:r>
         <w:rPr>
+          <w:lang w:val="pt_PT" w:bidi="pt_PT"/>
+        </w:rPr>
+        <w:t>רֹעֶ֨י⁠ךָ֙</w:t>
+      </w:r>
+    </w:p>
+    <w:p>
+      <w:pPr/>
+      <w:r>
+        <w:rPr>
+          <w:lang w:val="pt_PT" w:bidi="pt_PT"/>
+        </w:rPr>
+      </w:r>
+      <w:r>
+        <w:rPr>
           <w:b/>
           <w:lang w:val="pt_PT" w:bidi="pt_PT"/>
         </w:rPr>
@@ -21087,6 +23425,20 @@
       </w:r>
       <w:r>
         <w:rPr>
+          <w:lang w:val="pt_PT" w:bidi="pt_PT"/>
+        </w:rPr>
+        <w:t>נָמ֤וּ &amp; יִשְׁכְּנ֖וּ</w:t>
+      </w:r>
+    </w:p>
+    <w:p>
+      <w:pPr/>
+      <w:r>
+        <w:rPr>
+          <w:lang w:val="pt_PT" w:bidi="pt_PT"/>
+        </w:rPr>
+      </w:r>
+      <w:r>
+        <w:rPr>
           <w:b/>
           <w:lang w:val="pt_PT" w:bidi="pt_PT"/>
         </w:rPr>
@@ -21196,6 +23548,20 @@
       </w:r>
       <w:r>
         <w:rPr>
+          <w:lang w:val="pt_PT" w:bidi="pt_PT"/>
+        </w:rPr>
+        <w:t>נָפֹ֧שׁוּ עַמְּ⁠ךָ֛</w:t>
+      </w:r>
+    </w:p>
+    <w:p>
+      <w:pPr/>
+      <w:r>
+        <w:rPr>
+          <w:lang w:val="pt_PT" w:bidi="pt_PT"/>
+        </w:rPr>
+      </w:r>
+      <w:r>
+        <w:rPr>
           <w:b/>
           <w:lang w:val="pt_PT" w:bidi="pt_PT"/>
         </w:rPr>
@@ -21428,6 +23794,20 @@
       </w:r>
       <w:r>
         <w:rPr>
+          <w:lang w:val="pt_PT" w:bidi="pt_PT"/>
+        </w:rPr>
+        <w:t>נַחְלָ֖ה מַכָּתֶ֑⁠ךָ</w:t>
+      </w:r>
+    </w:p>
+    <w:p>
+      <w:pPr/>
+      <w:r>
+        <w:rPr>
+          <w:lang w:val="pt_PT" w:bidi="pt_PT"/>
+        </w:rPr>
+      </w:r>
+      <w:r>
+        <w:rPr>
           <w:b/>
           <w:lang w:val="pt_PT" w:bidi="pt_PT"/>
         </w:rPr>
@@ -21524,6 +23904,20 @@
       </w:r>
       <w:r>
         <w:rPr>
+          <w:lang w:val="pt_PT" w:bidi="pt_PT"/>
+        </w:rPr>
+        <w:t>שֹׁמְעֵ֣י שִׁמְעֲ⁠ךָ֗</w:t>
+      </w:r>
+    </w:p>
+    <w:p>
+      <w:pPr/>
+      <w:r>
+        <w:rPr>
+          <w:lang w:val="pt_PT" w:bidi="pt_PT"/>
+        </w:rPr>
+      </w:r>
+      <w:r>
+        <w:rPr>
           <w:b/>
           <w:lang w:val="pt_PT" w:bidi="pt_PT"/>
         </w:rPr>
@@ -21647,6 +24041,20 @@
       </w:r>
       <w:r>
         <w:rPr>
+          <w:lang w:val="pt_PT" w:bidi="pt_PT"/>
+        </w:rPr>
+        <w:t>תָּ֤קְעוּ כַף֙</w:t>
+      </w:r>
+    </w:p>
+    <w:p>
+      <w:pPr/>
+      <w:r>
+        <w:rPr>
+          <w:lang w:val="pt_PT" w:bidi="pt_PT"/>
+        </w:rPr>
+      </w:r>
+      <w:r>
+        <w:rPr>
           <w:b/>
           <w:lang w:val="pt_PT" w:bidi="pt_PT"/>
         </w:rPr>
@@ -21737,6 +24145,20 @@
       </w:r>
       <w:r>
         <w:rPr>
+          <w:lang w:val="pt_PT" w:bidi="pt_PT"/>
+        </w:rPr>
+        <w:t>כִּ֗י עַל־מִ֛י לֹֽא־עָבְרָ֥ה רָעָתְ⁠ךָ֖ תָּמִֽיד</w:t>
+      </w:r>
+    </w:p>
+    <w:p>
+      <w:pPr/>
+      <w:r>
+        <w:rPr>
+          <w:lang w:val="pt_PT" w:bidi="pt_PT"/>
+        </w:rPr>
+      </w:r>
+      <w:r>
+        <w:rPr>
           <w:b/>
           <w:lang w:val="pt_PT" w:bidi="pt_PT"/>
         </w:rPr>
@@ -21829,6 +24251,20 @@
         <w:rPr>
           <w:lang w:val="pt_PT" w:bidi="pt_PT"/>
         </w:rPr>
+      </w:r>
+    </w:p>
+    <w:p>
+      <w:pPr/>
+      <w:r>
+        <w:rPr>
+          <w:lang w:val="pt_PT" w:bidi="pt_PT"/>
+        </w:rPr>
+      </w:r>
+      <w:r>
+        <w:rPr>
+          <w:lang w:val="pt_PT" w:bidi="pt_PT"/>
+        </w:rPr>
+        <w:t>רָעָתְ⁠ךָ֖ תָּמִֽיד</w:t>
       </w:r>
     </w:p>
     <w:p>

--- a/por/docx/34.content.docx
+++ b/por/docx/34.content.docx
@@ -1141,6 +1141,20 @@
       </w:r>
       <w:r>
         <w:rPr>
+          <w:lang w:val="pt_PT" w:bidi="pt_PT"/>
+        </w:rPr>
+        <w:t>נֹקֵ֤ם &amp; לְ⁠צָרָ֔י⁠ו</w:t>
+      </w:r>
+    </w:p>
+    <w:p>
+      <w:pPr/>
+      <w:r>
+        <w:rPr>
+          <w:lang w:val="pt_PT" w:bidi="pt_PT"/>
+        </w:rPr>
+      </w:r>
+      <w:r>
+        <w:rPr>
           <w:b/>
           <w:lang w:val="pt_PT" w:bidi="pt_PT"/>
         </w:rPr>
@@ -3162,6 +3176,20 @@
       </w:r>
       <w:r>
         <w:rPr>
+          <w:lang w:val="pt_PT" w:bidi="pt_PT"/>
+        </w:rPr>
+        <w:t>לִ⁠פְנֵ֤י זַעְמ⁠וֹ֙ &amp; חֲמָת⁠וֹ֙ נִתְּכָ֣ה כָ⁠אֵ֔שׁ</w:t>
+      </w:r>
+    </w:p>
+    <w:p>
+      <w:pPr/>
+      <w:r>
+        <w:rPr>
+          <w:lang w:val="pt_PT" w:bidi="pt_PT"/>
+        </w:rPr>
+      </w:r>
+      <w:r>
+        <w:rPr>
           <w:b/>
           <w:lang w:val="pt_PT" w:bidi="pt_PT"/>
         </w:rPr>
@@ -3313,6 +3341,117 @@
         <w:rPr>
           <w:lang w:val="pt_PT" w:bidi="pt_PT"/>
         </w:rPr>
+        <w:t>לִ⁠פְנֵ֤י זַעְמ⁠וֹ֙ מִ֣י יַֽעֲמ֔וֹד</w:t>
+      </w:r>
+    </w:p>
+    <w:p>
+      <w:pPr/>
+      <w:r>
+        <w:rPr>
+          <w:lang w:val="pt_PT" w:bidi="pt_PT"/>
+        </w:rPr>
+      </w:r>
+      <w:r>
+        <w:rPr>
+          <w:b/>
+          <w:lang w:val="pt_PT" w:bidi="pt_PT"/>
+        </w:rPr>
+        <w:t>"</w:t>
+      </w:r>
+      <w:r>
+        <w:rPr>
+          <w:b/>
+          <w:lang w:val="pt_PT" w:bidi="pt_PT"/>
+        </w:rPr>
+        <w:t>Quem pode resistir à sua ira?</w:t>
+      </w:r>
+      <w:r>
+        <w:rPr>
+          <w:b/>
+          <w:lang w:val="pt_PT" w:bidi="pt_PT"/>
+        </w:rPr>
+        <w:t>".</w:t>
+      </w:r>
+    </w:p>
+    <w:p>
+      <w:pPr/>
+      <w:r>
+        <w:rPr>
+          <w:lang w:val="pt_PT" w:bidi="pt_PT"/>
+        </w:rPr>
+      </w:r>
+      <w:r>
+        <w:rPr>
+          <w:lang w:val="pt_PT" w:bidi="pt_PT"/>
+        </w:rPr>
+        <w:t>O autor utiliza a forma de pergunta para enfatizar que ninguém pode suportar quando Yahweh está irado. Se no seu idioma essa forma não é comum, você pode traduzir isso como uma afirmação ou exclamação. Tradução alternativa: "Ninguém pode suportar quando ele está irado!".</w:t>
+      </w:r>
+    </w:p>
+    <w:p>
+      <w:pPr/>
+      <w:r>
+        <w:rPr>
+          <w:lang w:val="pt_PT" w:bidi="pt_PT"/>
+        </w:rPr>
+      </w:r>
+      <w:r>
+        <w:rPr>
+          <w:lang w:val="pt_PT" w:bidi="pt_PT"/>
+        </w:rPr>
+        <w:t xml:space="preserve">Veja: </w:t>
+      </w:r>
+      <w:r>
+        <w:rPr>
+          <w:lang w:val="pt_PT" w:bidi="pt_PT"/>
+        </w:rPr>
+        <w:t>Pergunta retórica.</w:t>
+      </w:r>
+      <w:r>
+        <w:rPr>
+          <w:lang w:val="pt_PT" w:bidi="pt_PT"/>
+        </w:rPr>
+      </w:r>
+      <w:r>
+        <w:rPr>
+          <w:lang w:val="pt_PT" w:bidi="pt_PT"/>
+        </w:rPr>
+      </w:r>
+    </w:p>
+    <w:p>
+      <w:pPr/>
+      <w:r>
+        <w:rPr>
+          <w:lang w:val="pt_PT" w:bidi="pt_PT"/>
+        </w:rPr>
+      </w:r>
+    </w:p>
+    <w:p>
+      <w:pPr>
+        <w:pStyle w:val="Heading2"/>
+      </w:pPr>
+      <w:r>
+        <w:rPr>
+          <w:lang w:val="pt_PT" w:bidi="pt_PT"/>
+        </w:rPr>
+        <w:t>Naum 1.6 (#6)</w:t>
+      </w:r>
+      <w:r>
+        <w:rPr>
+          <w:lang w:val="pt_PT" w:bidi="pt_PT"/>
+        </w:rPr>
+      </w:r>
+    </w:p>
+    <w:p>
+      <w:pPr/>
+      <w:r>
+        <w:rPr>
+          <w:lang w:val="pt_PT" w:bidi="pt_PT"/>
+        </w:rPr>
+      </w:r>
+      <w:r>
+        <w:rPr>
+          <w:lang w:val="pt_PT" w:bidi="pt_PT"/>
+        </w:rPr>
         <w:t>וּ⁠מִ֥י יָק֖וּם בַּ⁠חֲר֣וֹן אַפּ֑⁠וֹ</w:t>
       </w:r>
     </w:p>
@@ -3356,7 +3495,7 @@
         <w:rPr>
           <w:lang w:val="pt_PT" w:bidi="pt_PT"/>
         </w:rPr>
-        <w:t>O autor utiliza a forma de pergunta para enfatizar que ninguém pode suportar quando Yahweh está irado. Se no seu idioma essa forma não é comum, você pode traduzir isso como uma afirmação ou exclamação. Tradução alternativa: "Ninguém pode suportar quando ele está irado!".</w:t>
+        <w:t>O autor utiliza a forma de pergunta para enfatizar que ninguém pode resistir quando Yahweh está irado. Se no seu idioma essa forma não for comum, você pode traduzir como uma afirmação ou exclamação. Tradução alternativa: "Ninguém pode resistir à sua ira feroz!".</w:t>
       </w:r>
     </w:p>
     <w:p>
@@ -3405,12 +3544,26 @@
         <w:rPr>
           <w:lang w:val="pt_PT" w:bidi="pt_PT"/>
         </w:rPr>
-        <w:t>Naum 1.6 (#6)</w:t>
-      </w:r>
-      <w:r>
-        <w:rPr>
-          <w:lang w:val="pt_PT" w:bidi="pt_PT"/>
-        </w:rPr>
+        <w:t>Naum 1.7 (#1)</w:t>
+      </w:r>
+      <w:r>
+        <w:rPr>
+          <w:lang w:val="pt_PT" w:bidi="pt_PT"/>
+        </w:rPr>
+      </w:r>
+    </w:p>
+    <w:p>
+      <w:pPr/>
+      <w:r>
+        <w:rPr>
+          <w:lang w:val="pt_PT" w:bidi="pt_PT"/>
+        </w:rPr>
+      </w:r>
+      <w:r>
+        <w:rPr>
+          <w:lang w:val="pt_PT" w:bidi="pt_PT"/>
+        </w:rPr>
+        <w:t>לְ⁠מָע֖וֹז</w:t>
       </w:r>
     </w:p>
     <w:p>
@@ -3432,7 +3585,7 @@
           <w:b/>
           <w:lang w:val="pt_PT" w:bidi="pt_PT"/>
         </w:rPr>
-        <w:t>Quem pode resistir à sua ira?</w:t>
+        <w:t>O Senhor Deus é bom</w:t>
       </w:r>
       <w:r>
         <w:rPr>
@@ -3453,7 +3606,20 @@
         <w:rPr>
           <w:lang w:val="pt_PT" w:bidi="pt_PT"/>
         </w:rPr>
-        <w:t>O autor utiliza a forma de pergunta para enfatizar que ninguém pode resistir quando Yahweh está irado. Se no seu idioma essa forma não for comum, você pode traduzir como uma afirmação ou exclamação. Tradução alternativa: "Ninguém pode resistir à sua ira feroz!".</w:t>
+        <w:t xml:space="preserve">Uma tradução literal dirá: </w:t>
+      </w:r>
+      <w:r>
+        <w:rPr>
+          <w:b/>
+          <w:lang w:val="pt_PT" w:bidi="pt_PT"/>
+        </w:rPr>
+        <w:t xml:space="preserve">O Senhor é bom, uma fortaleza. </w:t>
+      </w:r>
+      <w:r>
+        <w:rPr>
+          <w:lang w:val="pt_PT" w:bidi="pt_PT"/>
+        </w:rPr>
+        <w:t>No texto original, o autor está omitindo algumas das palavras que, em muitas línguas, uma frase precisa para estar completa. Você pode fornecer "ele é" de uma parte anterior da frase, se for mais claro em seu idioma. Tradução alternativa: "pois ele é uma fortaleza".</w:t>
       </w:r>
     </w:p>
     <w:p>
@@ -3473,6 +3639,651 @@
         <w:rPr>
           <w:lang w:val="pt_PT" w:bidi="pt_PT"/>
         </w:rPr>
+        <w:t>Elipse.</w:t>
+      </w:r>
+      <w:r>
+        <w:rPr>
+          <w:lang w:val="pt_PT" w:bidi="pt_PT"/>
+        </w:rPr>
+      </w:r>
+      <w:r>
+        <w:rPr>
+          <w:lang w:val="pt_PT" w:bidi="pt_PT"/>
+        </w:rPr>
+      </w:r>
+    </w:p>
+    <w:p>
+      <w:pPr/>
+      <w:r>
+        <w:rPr>
+          <w:lang w:val="pt_PT" w:bidi="pt_PT"/>
+        </w:rPr>
+      </w:r>
+    </w:p>
+    <w:p>
+      <w:pPr>
+        <w:pStyle w:val="Heading2"/>
+      </w:pPr>
+      <w:r>
+        <w:rPr>
+          <w:lang w:val="pt_PT" w:bidi="pt_PT"/>
+        </w:rPr>
+        <w:t>Naum 1.7 (#2)</w:t>
+      </w:r>
+      <w:r>
+        <w:rPr>
+          <w:lang w:val="pt_PT" w:bidi="pt_PT"/>
+        </w:rPr>
+      </w:r>
+    </w:p>
+    <w:p>
+      <w:pPr/>
+      <w:r>
+        <w:rPr>
+          <w:lang w:val="pt_PT" w:bidi="pt_PT"/>
+        </w:rPr>
+      </w:r>
+      <w:r>
+        <w:rPr>
+          <w:lang w:val="pt_PT" w:bidi="pt_PT"/>
+        </w:rPr>
+        <w:t>בְּ⁠י֣וֹם צָרָ֑ה</w:t>
+      </w:r>
+    </w:p>
+    <w:p>
+      <w:pPr/>
+      <w:r>
+        <w:rPr>
+          <w:lang w:val="pt_PT" w:bidi="pt_PT"/>
+        </w:rPr>
+      </w:r>
+      <w:r>
+        <w:rPr>
+          <w:b/>
+          <w:lang w:val="pt_PT" w:bidi="pt_PT"/>
+        </w:rPr>
+        <w:t>"Em tempos difíceis".</w:t>
+      </w:r>
+    </w:p>
+    <w:p>
+      <w:pPr/>
+      <w:r>
+        <w:rPr>
+          <w:lang w:val="pt_PT" w:bidi="pt_PT"/>
+        </w:rPr>
+      </w:r>
+      <w:r>
+        <w:rPr>
+          <w:lang w:val="pt_PT" w:bidi="pt_PT"/>
+        </w:rPr>
+        <w:t>Uma tradução mais literal dirá: "no dia da tribulação"</w:t>
+      </w:r>
+      <w:r>
+        <w:rPr>
+          <w:b/>
+          <w:lang w:val="pt_PT" w:bidi="pt_PT"/>
+        </w:rPr>
+        <w:t xml:space="preserve">. </w:t>
+      </w:r>
+      <w:r>
+        <w:rPr>
+          <w:lang w:val="pt_PT" w:bidi="pt_PT"/>
+        </w:rPr>
+        <w:t xml:space="preserve">O autor está usando a forma possessiva para descrever um </w:t>
+      </w:r>
+      <w:r>
+        <w:rPr>
+          <w:b/>
+          <w:lang w:val="pt_PT" w:bidi="pt_PT"/>
+        </w:rPr>
+        <w:t>dia</w:t>
+      </w:r>
+      <w:r>
+        <w:rPr>
+          <w:lang w:val="pt_PT" w:bidi="pt_PT"/>
+        </w:rPr>
+        <w:t xml:space="preserve"> caracterizado por </w:t>
+      </w:r>
+      <w:r>
+        <w:rPr>
+          <w:b/>
+          <w:lang w:val="pt_PT" w:bidi="pt_PT"/>
+        </w:rPr>
+        <w:t>tribulação</w:t>
+      </w:r>
+      <w:r>
+        <w:rPr>
+          <w:lang w:val="pt_PT" w:bidi="pt_PT"/>
+        </w:rPr>
+        <w:t>. Se o seu idioma não usa a forma possessiva para isso, você pode expressar isso como um momento em que os problemas acontecem. Tradução alternativa: "em um momento em que há problemas".</w:t>
+      </w:r>
+    </w:p>
+    <w:p>
+      <w:pPr/>
+      <w:r>
+        <w:rPr>
+          <w:lang w:val="pt_PT" w:bidi="pt_PT"/>
+        </w:rPr>
+      </w:r>
+      <w:r>
+        <w:rPr>
+          <w:lang w:val="pt_PT" w:bidi="pt_PT"/>
+        </w:rPr>
+        <w:t xml:space="preserve">Veja: </w:t>
+      </w:r>
+      <w:r>
+        <w:rPr>
+          <w:lang w:val="pt_PT" w:bidi="pt_PT"/>
+        </w:rPr>
+        <w:t>Posse.</w:t>
+      </w:r>
+      <w:r>
+        <w:rPr>
+          <w:lang w:val="pt_PT" w:bidi="pt_PT"/>
+        </w:rPr>
+      </w:r>
+      <w:r>
+        <w:rPr>
+          <w:lang w:val="pt_PT" w:bidi="pt_PT"/>
+        </w:rPr>
+      </w:r>
+    </w:p>
+    <w:p>
+      <w:pPr/>
+      <w:r>
+        <w:rPr>
+          <w:lang w:val="pt_PT" w:bidi="pt_PT"/>
+        </w:rPr>
+      </w:r>
+    </w:p>
+    <w:p>
+      <w:pPr>
+        <w:pStyle w:val="Heading2"/>
+      </w:pPr>
+      <w:r>
+        <w:rPr>
+          <w:lang w:val="pt_PT" w:bidi="pt_PT"/>
+        </w:rPr>
+        <w:t>Naum 1.7 (#3)</w:t>
+      </w:r>
+      <w:r>
+        <w:rPr>
+          <w:lang w:val="pt_PT" w:bidi="pt_PT"/>
+        </w:rPr>
+      </w:r>
+    </w:p>
+    <w:p>
+      <w:pPr/>
+      <w:r>
+        <w:rPr>
+          <w:lang w:val="pt_PT" w:bidi="pt_PT"/>
+        </w:rPr>
+      </w:r>
+      <w:r>
+        <w:rPr>
+          <w:lang w:val="pt_PT" w:bidi="pt_PT"/>
+        </w:rPr>
+        <w:t>חֹ֥סֵי בֽ⁠וֹ</w:t>
+      </w:r>
+    </w:p>
+    <w:p>
+      <w:pPr/>
+      <w:r>
+        <w:rPr>
+          <w:lang w:val="pt_PT" w:bidi="pt_PT"/>
+        </w:rPr>
+      </w:r>
+      <w:r>
+        <w:rPr>
+          <w:b/>
+          <w:lang w:val="pt_PT" w:bidi="pt_PT"/>
+        </w:rPr>
+        <w:t>"</w:t>
+      </w:r>
+      <w:r>
+        <w:rPr>
+          <w:b/>
+          <w:lang w:val="pt_PT" w:bidi="pt_PT"/>
+        </w:rPr>
+        <w:t>cuida dos que procuram a sua proteção</w:t>
+      </w:r>
+      <w:r>
+        <w:rPr>
+          <w:b/>
+          <w:lang w:val="pt_PT" w:bidi="pt_PT"/>
+        </w:rPr>
+        <w:t>".</w:t>
+      </w:r>
+    </w:p>
+    <w:p>
+      <w:pPr/>
+      <w:r>
+        <w:rPr>
+          <w:lang w:val="pt_PT" w:bidi="pt_PT"/>
+        </w:rPr>
+      </w:r>
+      <w:r>
+        <w:rPr>
+          <w:lang w:val="pt_PT" w:bidi="pt_PT"/>
+        </w:rPr>
+        <w:t xml:space="preserve">No texto original, o autor está falando de Yahweh como um </w:t>
+      </w:r>
+      <w:r>
+        <w:rPr>
+          <w:b/>
+          <w:lang w:val="pt_PT" w:bidi="pt_PT"/>
+        </w:rPr>
+        <w:t>refúgio</w:t>
+      </w:r>
+      <w:r>
+        <w:rPr>
+          <w:lang w:val="pt_PT" w:bidi="pt_PT"/>
+        </w:rPr>
+        <w:t>, ou seja, um lugar seguro para se esconder. Se for útil em seu idioma, você pode declarar o significado de forma clara. Tradução alternativa: "aqueles que buscam proteção nele".</w:t>
+      </w:r>
+    </w:p>
+    <w:p>
+      <w:pPr/>
+      <w:r>
+        <w:rPr>
+          <w:lang w:val="pt_PT" w:bidi="pt_PT"/>
+        </w:rPr>
+      </w:r>
+      <w:r>
+        <w:rPr>
+          <w:lang w:val="pt_PT" w:bidi="pt_PT"/>
+        </w:rPr>
+        <w:t xml:space="preserve">Veja: </w:t>
+      </w:r>
+      <w:r>
+        <w:rPr>
+          <w:lang w:val="pt_PT" w:bidi="pt_PT"/>
+        </w:rPr>
+        <w:t>Metáfora.</w:t>
+      </w:r>
+      <w:r>
+        <w:rPr>
+          <w:lang w:val="pt_PT" w:bidi="pt_PT"/>
+        </w:rPr>
+      </w:r>
+      <w:r>
+        <w:rPr>
+          <w:lang w:val="pt_PT" w:bidi="pt_PT"/>
+        </w:rPr>
+      </w:r>
+    </w:p>
+    <w:p>
+      <w:pPr/>
+      <w:r>
+        <w:rPr>
+          <w:lang w:val="pt_PT" w:bidi="pt_PT"/>
+        </w:rPr>
+      </w:r>
+    </w:p>
+    <w:p>
+      <w:pPr>
+        <w:pStyle w:val="Heading2"/>
+      </w:pPr>
+      <w:r>
+        <w:rPr>
+          <w:lang w:val="pt_PT" w:bidi="pt_PT"/>
+        </w:rPr>
+        <w:t>Naum 1.8 (#1)</w:t>
+      </w:r>
+      <w:r>
+        <w:rPr>
+          <w:lang w:val="pt_PT" w:bidi="pt_PT"/>
+        </w:rPr>
+      </w:r>
+    </w:p>
+    <w:p>
+      <w:pPr/>
+      <w:r>
+        <w:rPr>
+          <w:lang w:val="pt_PT" w:bidi="pt_PT"/>
+        </w:rPr>
+      </w:r>
+      <w:r>
+        <w:rPr>
+          <w:lang w:val="pt_PT" w:bidi="pt_PT"/>
+        </w:rPr>
+        <w:t>מְקוֹמָ֑⁠הּ</w:t>
+      </w:r>
+    </w:p>
+    <w:p>
+      <w:pPr/>
+      <w:r>
+        <w:rPr>
+          <w:lang w:val="pt_PT" w:bidi="pt_PT"/>
+        </w:rPr>
+      </w:r>
+      <w:r>
+        <w:rPr>
+          <w:b/>
+          <w:lang w:val="pt_PT" w:bidi="pt_PT"/>
+        </w:rPr>
+        <w:t>"</w:t>
+      </w:r>
+      <w:r>
+        <w:rPr>
+          <w:b/>
+          <w:lang w:val="pt_PT" w:bidi="pt_PT"/>
+        </w:rPr>
+        <w:t>ele manda os seus adversários para o mundo dos mortos</w:t>
+      </w:r>
+      <w:r>
+        <w:rPr>
+          <w:b/>
+          <w:lang w:val="pt_PT" w:bidi="pt_PT"/>
+        </w:rPr>
+        <w:t>".</w:t>
+      </w:r>
+    </w:p>
+    <w:p>
+      <w:pPr/>
+      <w:r>
+        <w:rPr>
+          <w:lang w:val="pt_PT" w:bidi="pt_PT"/>
+        </w:rPr>
+      </w:r>
+      <w:r>
+        <w:rPr>
+          <w:lang w:val="pt_PT" w:bidi="pt_PT"/>
+        </w:rPr>
+        <w:t xml:space="preserve">Uma tradução literal dirá: </w:t>
+      </w:r>
+      <w:r>
+        <w:rPr>
+          <w:b/>
+          <w:lang w:val="pt_PT" w:bidi="pt_PT"/>
+        </w:rPr>
+        <w:t>acabará de uma vez com o seu lugar</w:t>
+      </w:r>
+      <w:r>
+        <w:rPr>
+          <w:lang w:val="pt_PT" w:bidi="pt_PT"/>
+        </w:rPr>
+        <w:t xml:space="preserve">. O pronome </w:t>
+      </w:r>
+      <w:r>
+        <w:rPr>
+          <w:b/>
+          <w:lang w:val="pt_PT" w:bidi="pt_PT"/>
+        </w:rPr>
+        <w:t>seu</w:t>
+      </w:r>
+      <w:r>
+        <w:rPr>
+          <w:lang w:val="pt_PT" w:bidi="pt_PT"/>
+        </w:rPr>
+        <w:t xml:space="preserve"> refere-se a Nínive. Se isso não está claro para os leitores, você pode usar o nome da cidade aqui. Tradução alternativa: "para o lugar de Nínive".</w:t>
+      </w:r>
+    </w:p>
+    <w:p>
+      <w:pPr/>
+      <w:r>
+        <w:rPr>
+          <w:lang w:val="pt_PT" w:bidi="pt_PT"/>
+        </w:rPr>
+      </w:r>
+      <w:r>
+        <w:rPr>
+          <w:lang w:val="pt_PT" w:bidi="pt_PT"/>
+        </w:rPr>
+        <w:t xml:space="preserve">Veja: </w:t>
+      </w:r>
+      <w:r>
+        <w:rPr>
+          <w:lang w:val="pt_PT" w:bidi="pt_PT"/>
+        </w:rPr>
+        <w:t>Pronomes — Quando usá-los.</w:t>
+      </w:r>
+      <w:r>
+        <w:rPr>
+          <w:lang w:val="pt_PT" w:bidi="pt_PT"/>
+        </w:rPr>
+      </w:r>
+      <w:r>
+        <w:rPr>
+          <w:lang w:val="pt_PT" w:bidi="pt_PT"/>
+        </w:rPr>
+      </w:r>
+    </w:p>
+    <w:p>
+      <w:pPr/>
+      <w:r>
+        <w:rPr>
+          <w:lang w:val="pt_PT" w:bidi="pt_PT"/>
+        </w:rPr>
+      </w:r>
+    </w:p>
+    <w:p>
+      <w:pPr>
+        <w:pStyle w:val="Heading2"/>
+      </w:pPr>
+      <w:r>
+        <w:rPr>
+          <w:lang w:val="pt_PT" w:bidi="pt_PT"/>
+        </w:rPr>
+        <w:t>Naum 1.8 (#2)</w:t>
+      </w:r>
+      <w:r>
+        <w:rPr>
+          <w:lang w:val="pt_PT" w:bidi="pt_PT"/>
+        </w:rPr>
+      </w:r>
+    </w:p>
+    <w:p>
+      <w:pPr/>
+      <w:r>
+        <w:rPr>
+          <w:lang w:val="pt_PT" w:bidi="pt_PT"/>
+        </w:rPr>
+      </w:r>
+      <w:r>
+        <w:rPr>
+          <w:lang w:val="pt_PT" w:bidi="pt_PT"/>
+        </w:rPr>
+        <w:t>וְ⁠אֹיְבָ֖י⁠ו יְרַדֶּף־חֹֽשֶׁךְ</w:t>
+      </w:r>
+    </w:p>
+    <w:p>
+      <w:pPr/>
+      <w:r>
+        <w:rPr>
+          <w:lang w:val="pt_PT" w:bidi="pt_PT"/>
+        </w:rPr>
+      </w:r>
+      <w:r>
+        <w:rPr>
+          <w:b/>
+          <w:lang w:val="pt_PT" w:bidi="pt_PT"/>
+        </w:rPr>
+        <w:t>"</w:t>
+      </w:r>
+      <w:r>
+        <w:rPr>
+          <w:b/>
+          <w:lang w:val="pt_PT" w:bidi="pt_PT"/>
+        </w:rPr>
+        <w:t>ele manda os seus adversários para o mundo dos mortos</w:t>
+      </w:r>
+      <w:r>
+        <w:rPr>
+          <w:b/>
+          <w:lang w:val="pt_PT" w:bidi="pt_PT"/>
+        </w:rPr>
+        <w:t>".</w:t>
+      </w:r>
+    </w:p>
+    <w:p>
+      <w:pPr/>
+      <w:r>
+        <w:rPr>
+          <w:lang w:val="pt_PT" w:bidi="pt_PT"/>
+        </w:rPr>
+      </w:r>
+      <w:r>
+        <w:rPr>
+          <w:lang w:val="pt_PT" w:bidi="pt_PT"/>
+        </w:rPr>
+        <w:t xml:space="preserve">Uma tradução literal dirá: </w:t>
+      </w:r>
+      <w:r>
+        <w:rPr>
+          <w:b/>
+          <w:lang w:val="pt_PT" w:bidi="pt_PT"/>
+        </w:rPr>
+        <w:t>e as trevas perseguirão os seus inimigos</w:t>
+      </w:r>
+      <w:r>
+        <w:rPr>
+          <w:lang w:val="pt_PT" w:bidi="pt_PT"/>
+        </w:rPr>
+        <w:t xml:space="preserve">. Aqui, </w:t>
+      </w:r>
+      <w:r>
+        <w:rPr>
+          <w:b/>
+          <w:lang w:val="pt_PT" w:bidi="pt_PT"/>
+        </w:rPr>
+        <w:t>trevas</w:t>
+      </w:r>
+      <w:r>
+        <w:rPr>
+          <w:lang w:val="pt_PT" w:bidi="pt_PT"/>
+        </w:rPr>
+        <w:t xml:space="preserve"> representa todos os tipos de coisas ruins, e Naum fala dela como se fosse uma pessoa perseguindo seus inimigos. Isso significa que Yahweh não permitirá que seus inimigos escapem do castigo. Se for útil em seu idioma, você pode declarar o significado de forma clara. Tradução alternativa: "seus inimigos não escaparão do castigo".</w:t>
+      </w:r>
+    </w:p>
+    <w:p>
+      <w:pPr/>
+      <w:r>
+        <w:rPr>
+          <w:lang w:val="pt_PT" w:bidi="pt_PT"/>
+        </w:rPr>
+      </w:r>
+      <w:r>
+        <w:rPr>
+          <w:lang w:val="pt_PT" w:bidi="pt_PT"/>
+        </w:rPr>
+        <w:t xml:space="preserve">Veja: </w:t>
+      </w:r>
+      <w:r>
+        <w:rPr>
+          <w:lang w:val="pt_PT" w:bidi="pt_PT"/>
+        </w:rPr>
+        <w:t>Personificação.</w:t>
+      </w:r>
+      <w:r>
+        <w:rPr>
+          <w:lang w:val="pt_PT" w:bidi="pt_PT"/>
+        </w:rPr>
+      </w:r>
+      <w:r>
+        <w:rPr>
+          <w:lang w:val="pt_PT" w:bidi="pt_PT"/>
+        </w:rPr>
+      </w:r>
+    </w:p>
+    <w:p>
+      <w:pPr/>
+      <w:r>
+        <w:rPr>
+          <w:lang w:val="pt_PT" w:bidi="pt_PT"/>
+        </w:rPr>
+      </w:r>
+    </w:p>
+    <w:p>
+      <w:pPr>
+        <w:pStyle w:val="Heading2"/>
+      </w:pPr>
+      <w:r>
+        <w:rPr>
+          <w:lang w:val="pt_PT" w:bidi="pt_PT"/>
+        </w:rPr>
+        <w:t>Naum 1.9 (#1)</w:t>
+      </w:r>
+      <w:r>
+        <w:rPr>
+          <w:lang w:val="pt_PT" w:bidi="pt_PT"/>
+        </w:rPr>
+      </w:r>
+    </w:p>
+    <w:p>
+      <w:pPr/>
+      <w:r>
+        <w:rPr>
+          <w:lang w:val="pt_PT" w:bidi="pt_PT"/>
+        </w:rPr>
+      </w:r>
+      <w:r>
+        <w:rPr>
+          <w:lang w:val="pt_PT" w:bidi="pt_PT"/>
+        </w:rPr>
+        <w:t>מַה־תְּחַשְּׁבוּ⁠ן֙ אֶל־יְהוָ֔ה</w:t>
+      </w:r>
+    </w:p>
+    <w:p>
+      <w:pPr/>
+      <w:r>
+        <w:rPr>
+          <w:lang w:val="pt_PT" w:bidi="pt_PT"/>
+        </w:rPr>
+      </w:r>
+      <w:r>
+        <w:rPr>
+          <w:b/>
+          <w:lang w:val="pt_PT" w:bidi="pt_PT"/>
+        </w:rPr>
+        <w:t>"</w:t>
+      </w:r>
+      <w:r>
+        <w:rPr>
+          <w:b/>
+          <w:lang w:val="pt_PT" w:bidi="pt_PT"/>
+        </w:rPr>
+        <w:t>O que é que vocês estão planejando contra o Senhor?</w:t>
+      </w:r>
+      <w:r>
+        <w:rPr>
+          <w:b/>
+          <w:lang w:val="pt_PT" w:bidi="pt_PT"/>
+        </w:rPr>
+        <w:t>".</w:t>
+      </w:r>
+    </w:p>
+    <w:p>
+      <w:pPr/>
+      <w:r>
+        <w:rPr>
+          <w:lang w:val="pt_PT" w:bidi="pt_PT"/>
+        </w:rPr>
+      </w:r>
+      <w:r>
+        <w:rPr>
+          <w:lang w:val="pt_PT" w:bidi="pt_PT"/>
+        </w:rPr>
+        <w:t>Naum está usando a forma de pergunta para comunicar fortemente que é inútil conspirar contra Yahweh. Se você não usa a forma de pergunta para esse propósito em seu idioma, você pode traduzir isso como uma afirmação ou uma exclamação. Tradução alternativa: "Qualquer coisa que você esteja conspirando contra Yahweh, não tem importância".</w:t>
+      </w:r>
+    </w:p>
+    <w:p>
+      <w:pPr/>
+      <w:r>
+        <w:rPr>
+          <w:lang w:val="pt_PT" w:bidi="pt_PT"/>
+        </w:rPr>
+      </w:r>
+      <w:r>
+        <w:rPr>
+          <w:lang w:val="pt_PT" w:bidi="pt_PT"/>
+        </w:rPr>
+        <w:t xml:space="preserve">Veja: </w:t>
+      </w:r>
+      <w:r>
+        <w:rPr>
+          <w:lang w:val="pt_PT" w:bidi="pt_PT"/>
+        </w:rPr>
         <w:t>Pergunta retórica.</w:t>
       </w:r>
       <w:r>
@@ -3502,26 +4313,246 @@
         <w:rPr>
           <w:lang w:val="pt_PT" w:bidi="pt_PT"/>
         </w:rPr>
-        <w:t>Naum 1.7 (#1)</w:t>
-      </w:r>
-      <w:r>
-        <w:rPr>
-          <w:lang w:val="pt_PT" w:bidi="pt_PT"/>
-        </w:rPr>
-      </w:r>
-    </w:p>
-    <w:p>
-      <w:pPr/>
-      <w:r>
-        <w:rPr>
-          <w:lang w:val="pt_PT" w:bidi="pt_PT"/>
-        </w:rPr>
-      </w:r>
-      <w:r>
-        <w:rPr>
-          <w:lang w:val="pt_PT" w:bidi="pt_PT"/>
-        </w:rPr>
-        <w:t>לְ⁠מָע֖וֹז</w:t>
+        <w:t>Naum 1.9 (#2)</w:t>
+      </w:r>
+      <w:r>
+        <w:rPr>
+          <w:lang w:val="pt_PT" w:bidi="pt_PT"/>
+        </w:rPr>
+      </w:r>
+    </w:p>
+    <w:p>
+      <w:pPr/>
+      <w:r>
+        <w:rPr>
+          <w:lang w:val="pt_PT" w:bidi="pt_PT"/>
+        </w:rPr>
+      </w:r>
+      <w:r>
+        <w:rPr>
+          <w:lang w:val="pt_PT" w:bidi="pt_PT"/>
+        </w:rPr>
+        <w:t>תְּחַשְּׁבוּ⁠ן֙</w:t>
+      </w:r>
+    </w:p>
+    <w:p>
+      <w:pPr/>
+      <w:r>
+        <w:rPr>
+          <w:lang w:val="pt_PT" w:bidi="pt_PT"/>
+        </w:rPr>
+      </w:r>
+      <w:r>
+        <w:rPr>
+          <w:b/>
+          <w:lang w:val="pt_PT" w:bidi="pt_PT"/>
+        </w:rPr>
+        <w:t>"vocês estão planejando".</w:t>
+      </w:r>
+    </w:p>
+    <w:p>
+      <w:pPr/>
+      <w:r>
+        <w:rPr>
+          <w:lang w:val="pt_PT" w:bidi="pt_PT"/>
+        </w:rPr>
+      </w:r>
+      <w:r>
+        <w:rPr>
+          <w:lang w:val="pt_PT" w:bidi="pt_PT"/>
+        </w:rPr>
+        <w:t xml:space="preserve">O pronome </w:t>
+      </w:r>
+      <w:r>
+        <w:rPr>
+          <w:b/>
+          <w:lang w:val="pt_PT" w:bidi="pt_PT"/>
+        </w:rPr>
+        <w:t>vocês</w:t>
+      </w:r>
+      <w:r>
+        <w:rPr>
+          <w:lang w:val="pt_PT" w:bidi="pt_PT"/>
+        </w:rPr>
+        <w:t xml:space="preserve"> refere-se aos ninivitas. Se isso não está claro para seus leitores, você pode usar o nome do povo aqui. Tradução alternativa: "vocês, ninivitas, estão tramando".</w:t>
+      </w:r>
+    </w:p>
+    <w:p>
+      <w:pPr/>
+      <w:r>
+        <w:rPr>
+          <w:lang w:val="pt_PT" w:bidi="pt_PT"/>
+        </w:rPr>
+      </w:r>
+      <w:r>
+        <w:rPr>
+          <w:lang w:val="pt_PT" w:bidi="pt_PT"/>
+        </w:rPr>
+        <w:t xml:space="preserve">Veja: </w:t>
+      </w:r>
+      <w:r>
+        <w:rPr>
+          <w:lang w:val="pt_PT" w:bidi="pt_PT"/>
+        </w:rPr>
+        <w:t>Pronomes — Quando usá-los.</w:t>
+      </w:r>
+      <w:r>
+        <w:rPr>
+          <w:lang w:val="pt_PT" w:bidi="pt_PT"/>
+        </w:rPr>
+      </w:r>
+      <w:r>
+        <w:rPr>
+          <w:lang w:val="pt_PT" w:bidi="pt_PT"/>
+        </w:rPr>
+      </w:r>
+    </w:p>
+    <w:p>
+      <w:pPr/>
+      <w:r>
+        <w:rPr>
+          <w:lang w:val="pt_PT" w:bidi="pt_PT"/>
+        </w:rPr>
+      </w:r>
+    </w:p>
+    <w:p>
+      <w:pPr>
+        <w:pStyle w:val="Heading2"/>
+      </w:pPr>
+      <w:r>
+        <w:rPr>
+          <w:lang w:val="pt_PT" w:bidi="pt_PT"/>
+        </w:rPr>
+        <w:t>Naum 1.9 (#3)</w:t>
+      </w:r>
+      <w:r>
+        <w:rPr>
+          <w:lang w:val="pt_PT" w:bidi="pt_PT"/>
+        </w:rPr>
+      </w:r>
+    </w:p>
+    <w:p>
+      <w:pPr/>
+      <w:r>
+        <w:rPr>
+          <w:lang w:val="pt_PT" w:bidi="pt_PT"/>
+        </w:rPr>
+      </w:r>
+      <w:r>
+        <w:rPr>
+          <w:lang w:val="pt_PT" w:bidi="pt_PT"/>
+        </w:rPr>
+        <w:t>תְּחַשְּׁבוּ⁠ן֙</w:t>
+      </w:r>
+    </w:p>
+    <w:p>
+      <w:pPr/>
+      <w:r>
+        <w:rPr>
+          <w:lang w:val="pt_PT" w:bidi="pt_PT"/>
+        </w:rPr>
+      </w:r>
+      <w:r>
+        <w:rPr>
+          <w:b/>
+          <w:lang w:val="pt_PT" w:bidi="pt_PT"/>
+        </w:rPr>
+        <w:t>"vocês estão planejando".</w:t>
+      </w:r>
+    </w:p>
+    <w:p>
+      <w:pPr/>
+      <w:r>
+        <w:rPr>
+          <w:lang w:val="pt_PT" w:bidi="pt_PT"/>
+        </w:rPr>
+      </w:r>
+      <w:r>
+        <w:rPr>
+          <w:lang w:val="pt_PT" w:bidi="pt_PT"/>
+        </w:rPr>
+        <w:t xml:space="preserve">Aqui, </w:t>
+      </w:r>
+      <w:r>
+        <w:rPr>
+          <w:b/>
+          <w:lang w:val="pt_PT" w:bidi="pt_PT"/>
+        </w:rPr>
+        <w:t>vocês</w:t>
+      </w:r>
+      <w:r>
+        <w:rPr>
+          <w:lang w:val="pt_PT" w:bidi="pt_PT"/>
+        </w:rPr>
+        <w:t xml:space="preserve"> é plural. Refere-se aos ninivitas, então use a forma plural na tradução se o seu idioma fizer essa distinção.</w:t>
+      </w:r>
+    </w:p>
+    <w:p>
+      <w:pPr/>
+      <w:r>
+        <w:rPr>
+          <w:lang w:val="pt_PT" w:bidi="pt_PT"/>
+        </w:rPr>
+      </w:r>
+      <w:r>
+        <w:rPr>
+          <w:lang w:val="pt_PT" w:bidi="pt_PT"/>
+        </w:rPr>
+        <w:t xml:space="preserve">Veja: </w:t>
+      </w:r>
+      <w:r>
+        <w:rPr>
+          <w:lang w:val="pt_PT" w:bidi="pt_PT"/>
+        </w:rPr>
+        <w:t>Formas de 'você' — Singular.</w:t>
+      </w:r>
+      <w:r>
+        <w:rPr>
+          <w:lang w:val="pt_PT" w:bidi="pt_PT"/>
+        </w:rPr>
+      </w:r>
+      <w:r>
+        <w:rPr>
+          <w:lang w:val="pt_PT" w:bidi="pt_PT"/>
+        </w:rPr>
+      </w:r>
+    </w:p>
+    <w:p>
+      <w:pPr/>
+      <w:r>
+        <w:rPr>
+          <w:lang w:val="pt_PT" w:bidi="pt_PT"/>
+        </w:rPr>
+      </w:r>
+    </w:p>
+    <w:p>
+      <w:pPr>
+        <w:pStyle w:val="Heading2"/>
+      </w:pPr>
+      <w:r>
+        <w:rPr>
+          <w:lang w:val="pt_PT" w:bidi="pt_PT"/>
+        </w:rPr>
+        <w:t>Naum 1.9 (#4)</w:t>
+      </w:r>
+      <w:r>
+        <w:rPr>
+          <w:lang w:val="pt_PT" w:bidi="pt_PT"/>
+        </w:rPr>
+      </w:r>
+    </w:p>
+    <w:p>
+      <w:pPr/>
+      <w:r>
+        <w:rPr>
+          <w:lang w:val="pt_PT" w:bidi="pt_PT"/>
+        </w:rPr>
+      </w:r>
+      <w:r>
+        <w:rPr>
+          <w:lang w:val="pt_PT" w:bidi="pt_PT"/>
+        </w:rPr>
+        <w:t>צָרָֽה</w:t>
       </w:r>
     </w:p>
     <w:p>
@@ -3543,7 +4574,7 @@
           <w:b/>
           <w:lang w:val="pt_PT" w:bidi="pt_PT"/>
         </w:rPr>
-        <w:t>O Senhor Deus é bom</w:t>
+        <w:t>Contra Deus ninguém se levanta duas vezes</w:t>
       </w:r>
       <w:r>
         <w:rPr>
@@ -3564,6 +4595,1433 @@
         <w:rPr>
           <w:lang w:val="pt_PT" w:bidi="pt_PT"/>
         </w:rPr>
+        <w:t xml:space="preserve">No texto original usa-se a palavra que pode ser traduzida como </w:t>
+      </w:r>
+      <w:r>
+        <w:rPr>
+          <w:b/>
+          <w:lang w:val="pt_PT" w:bidi="pt_PT"/>
+        </w:rPr>
+        <w:t xml:space="preserve">problema. </w:t>
+      </w:r>
+      <w:r>
+        <w:rPr>
+          <w:lang w:val="pt_PT" w:bidi="pt_PT"/>
+        </w:rPr>
+        <w:t xml:space="preserve">Se o seu idioma não utiliza um substantivo abstrato para a ideia de </w:t>
+      </w:r>
+      <w:r>
+        <w:rPr>
+          <w:b/>
+          <w:lang w:val="pt_PT" w:bidi="pt_PT"/>
+        </w:rPr>
+        <w:t>problema</w:t>
+      </w:r>
+      <w:r>
+        <w:rPr>
+          <w:lang w:val="pt_PT" w:bidi="pt_PT"/>
+        </w:rPr>
+        <w:t>, você pode expressar a mesma ideia de outra forma. Tradução alternativa: "eventos problemáticos".</w:t>
+      </w:r>
+    </w:p>
+    <w:p>
+      <w:pPr/>
+      <w:r>
+        <w:rPr>
+          <w:lang w:val="pt_PT" w:bidi="pt_PT"/>
+        </w:rPr>
+      </w:r>
+      <w:r>
+        <w:rPr>
+          <w:lang w:val="pt_PT" w:bidi="pt_PT"/>
+        </w:rPr>
+        <w:t xml:space="preserve">Veja: </w:t>
+      </w:r>
+      <w:r>
+        <w:rPr>
+          <w:lang w:val="pt_PT" w:bidi="pt_PT"/>
+        </w:rPr>
+        <w:t>Substantivos abstratos.</w:t>
+      </w:r>
+      <w:r>
+        <w:rPr>
+          <w:lang w:val="pt_PT" w:bidi="pt_PT"/>
+        </w:rPr>
+      </w:r>
+      <w:r>
+        <w:rPr>
+          <w:lang w:val="pt_PT" w:bidi="pt_PT"/>
+        </w:rPr>
+      </w:r>
+    </w:p>
+    <w:p>
+      <w:pPr/>
+      <w:r>
+        <w:rPr>
+          <w:lang w:val="pt_PT" w:bidi="pt_PT"/>
+        </w:rPr>
+      </w:r>
+    </w:p>
+    <w:p>
+      <w:pPr>
+        <w:pStyle w:val="Heading2"/>
+      </w:pPr>
+      <w:r>
+        <w:rPr>
+          <w:lang w:val="pt_PT" w:bidi="pt_PT"/>
+        </w:rPr>
+        <w:t>Naum 1.9 (#5)</w:t>
+      </w:r>
+      <w:r>
+        <w:rPr>
+          <w:lang w:val="pt_PT" w:bidi="pt_PT"/>
+        </w:rPr>
+      </w:r>
+    </w:p>
+    <w:p>
+      <w:pPr/>
+      <w:r>
+        <w:rPr>
+          <w:lang w:val="pt_PT" w:bidi="pt_PT"/>
+        </w:rPr>
+      </w:r>
+      <w:r>
+        <w:rPr>
+          <w:lang w:val="pt_PT" w:bidi="pt_PT"/>
+        </w:rPr>
+        <w:t>לֹֽא־תָק֥וּם</w:t>
+      </w:r>
+    </w:p>
+    <w:p>
+      <w:pPr/>
+      <w:r>
+        <w:rPr>
+          <w:lang w:val="pt_PT" w:bidi="pt_PT"/>
+        </w:rPr>
+      </w:r>
+      <w:r>
+        <w:rPr>
+          <w:b/>
+          <w:lang w:val="pt_PT" w:bidi="pt_PT"/>
+        </w:rPr>
+        <w:t>"</w:t>
+      </w:r>
+      <w:r>
+        <w:rPr>
+          <w:b/>
+          <w:lang w:val="pt_PT" w:bidi="pt_PT"/>
+        </w:rPr>
+        <w:t>ninguém se levanta</w:t>
+      </w:r>
+      <w:r>
+        <w:rPr>
+          <w:b/>
+          <w:lang w:val="pt_PT" w:bidi="pt_PT"/>
+        </w:rPr>
+        <w:t>".</w:t>
+      </w:r>
+    </w:p>
+    <w:p>
+      <w:pPr/>
+      <w:r>
+        <w:rPr>
+          <w:lang w:val="pt_PT" w:bidi="pt_PT"/>
+        </w:rPr>
+      </w:r>
+      <w:r>
+        <w:rPr>
+          <w:lang w:val="pt_PT" w:bidi="pt_PT"/>
+        </w:rPr>
+        <w:t xml:space="preserve">No texto original usa-se uma palavra que pode ser traduzida como </w:t>
+      </w:r>
+      <w:r>
+        <w:rPr>
+          <w:b/>
+          <w:lang w:val="pt_PT" w:bidi="pt_PT"/>
+        </w:rPr>
+        <w:t xml:space="preserve">problema. </w:t>
+      </w:r>
+      <w:r>
+        <w:rPr>
+          <w:lang w:val="pt_PT" w:bidi="pt_PT"/>
+        </w:rPr>
+        <w:t xml:space="preserve">O autor está falando de </w:t>
+      </w:r>
+      <w:r>
+        <w:rPr>
+          <w:b/>
+          <w:lang w:val="pt_PT" w:bidi="pt_PT"/>
+        </w:rPr>
+        <w:t>problemas</w:t>
+      </w:r>
+      <w:r>
+        <w:rPr>
+          <w:lang w:val="pt_PT" w:bidi="pt_PT"/>
+        </w:rPr>
+        <w:t xml:space="preserve"> como se fossem uma pessoa que pudesse </w:t>
+      </w:r>
+      <w:r>
+        <w:rPr>
+          <w:b/>
+          <w:lang w:val="pt_PT" w:bidi="pt_PT"/>
+        </w:rPr>
+        <w:t>se levantar</w:t>
+      </w:r>
+      <w:r>
+        <w:rPr>
+          <w:lang w:val="pt_PT" w:bidi="pt_PT"/>
+        </w:rPr>
+        <w:t>. Se for útil no seu idioma, você pode declarar o significado de forma clara. Tradução alternativa: "não acontecerá" ou "não virá sobre você".</w:t>
+      </w:r>
+    </w:p>
+    <w:p>
+      <w:pPr/>
+      <w:r>
+        <w:rPr>
+          <w:lang w:val="pt_PT" w:bidi="pt_PT"/>
+        </w:rPr>
+      </w:r>
+      <w:r>
+        <w:rPr>
+          <w:lang w:val="pt_PT" w:bidi="pt_PT"/>
+        </w:rPr>
+        <w:t xml:space="preserve">Veja: </w:t>
+      </w:r>
+      <w:r>
+        <w:rPr>
+          <w:lang w:val="pt_PT" w:bidi="pt_PT"/>
+        </w:rPr>
+        <w:t>Personificação.</w:t>
+      </w:r>
+      <w:r>
+        <w:rPr>
+          <w:lang w:val="pt_PT" w:bidi="pt_PT"/>
+        </w:rPr>
+      </w:r>
+      <w:r>
+        <w:rPr>
+          <w:lang w:val="pt_PT" w:bidi="pt_PT"/>
+        </w:rPr>
+      </w:r>
+    </w:p>
+    <w:p>
+      <w:pPr/>
+      <w:r>
+        <w:rPr>
+          <w:lang w:val="pt_PT" w:bidi="pt_PT"/>
+        </w:rPr>
+      </w:r>
+    </w:p>
+    <w:p>
+      <w:pPr>
+        <w:pStyle w:val="Heading2"/>
+      </w:pPr>
+      <w:r>
+        <w:rPr>
+          <w:lang w:val="pt_PT" w:bidi="pt_PT"/>
+        </w:rPr>
+        <w:t>Naum 1.10 (#1)</w:t>
+      </w:r>
+      <w:r>
+        <w:rPr>
+          <w:lang w:val="pt_PT" w:bidi="pt_PT"/>
+        </w:rPr>
+      </w:r>
+    </w:p>
+    <w:p>
+      <w:pPr/>
+      <w:r>
+        <w:rPr>
+          <w:lang w:val="pt_PT" w:bidi="pt_PT"/>
+        </w:rPr>
+      </w:r>
+      <w:r>
+        <w:rPr>
+          <w:lang w:val="pt_PT" w:bidi="pt_PT"/>
+        </w:rPr>
+        <w:t>עַד־סִירִ֣ים סְבֻכִ֔ים וּ⁠כְ⁠סָבְאָ֖⁠ם סְבוּאִ֑ים אֻ֨כְּל֔וּ</w:t>
+      </w:r>
+    </w:p>
+    <w:p>
+      <w:pPr/>
+      <w:r>
+        <w:rPr>
+          <w:lang w:val="pt_PT" w:bidi="pt_PT"/>
+        </w:rPr>
+      </w:r>
+      <w:r>
+        <w:rPr>
+          <w:b/>
+          <w:lang w:val="pt_PT" w:bidi="pt_PT"/>
+        </w:rPr>
+        <w:t>"</w:t>
+      </w:r>
+      <w:r>
+        <w:rPr>
+          <w:b/>
+          <w:lang w:val="pt_PT" w:bidi="pt_PT"/>
+        </w:rPr>
+        <w:t>Como uma moita de espinheiros, como a palha seca, vocês serão completamente destruídos</w:t>
+      </w:r>
+      <w:r>
+        <w:rPr>
+          <w:b/>
+          <w:lang w:val="pt_PT" w:bidi="pt_PT"/>
+        </w:rPr>
+        <w:t>".</w:t>
+      </w:r>
+    </w:p>
+    <w:p>
+      <w:pPr/>
+      <w:r>
+        <w:rPr>
+          <w:lang w:val="pt_PT" w:bidi="pt_PT"/>
+        </w:rPr>
+      </w:r>
+      <w:r>
+        <w:rPr>
+          <w:lang w:val="pt_PT" w:bidi="pt_PT"/>
+        </w:rPr>
+        <w:t>O autor está dizendo que os ninivitas são como arbustos espinhosos emaranhados e restolho seco em um incêndio, e como a bebida em suas próprias mãos, porque todas essas coisas são rapidamente consumidas. Se for útil em seu idioma, você pode afirmar isso explicitamente. Tradução alternativa: "como arbustos espinhosos emaranhados em um incêndio e como uma bebida nas mãos de um ninivita, eles são rapidamente consumidos".</w:t>
+      </w:r>
+    </w:p>
+    <w:p>
+      <w:pPr/>
+      <w:r>
+        <w:rPr>
+          <w:lang w:val="pt_PT" w:bidi="pt_PT"/>
+        </w:rPr>
+      </w:r>
+      <w:r>
+        <w:rPr>
+          <w:lang w:val="pt_PT" w:bidi="pt_PT"/>
+        </w:rPr>
+        <w:t xml:space="preserve">Veja: </w:t>
+      </w:r>
+      <w:r>
+        <w:rPr>
+          <w:lang w:val="pt_PT" w:bidi="pt_PT"/>
+        </w:rPr>
+        <w:t>Símile.</w:t>
+      </w:r>
+      <w:r>
+        <w:rPr>
+          <w:lang w:val="pt_PT" w:bidi="pt_PT"/>
+        </w:rPr>
+      </w:r>
+      <w:r>
+        <w:rPr>
+          <w:lang w:val="pt_PT" w:bidi="pt_PT"/>
+        </w:rPr>
+      </w:r>
+    </w:p>
+    <w:p>
+      <w:pPr/>
+      <w:r>
+        <w:rPr>
+          <w:lang w:val="pt_PT" w:bidi="pt_PT"/>
+        </w:rPr>
+      </w:r>
+    </w:p>
+    <w:p>
+      <w:pPr>
+        <w:pStyle w:val="Heading2"/>
+      </w:pPr>
+      <w:r>
+        <w:rPr>
+          <w:lang w:val="pt_PT" w:bidi="pt_PT"/>
+        </w:rPr>
+        <w:t>Naum 1.10 (#2)</w:t>
+      </w:r>
+      <w:r>
+        <w:rPr>
+          <w:lang w:val="pt_PT" w:bidi="pt_PT"/>
+        </w:rPr>
+      </w:r>
+    </w:p>
+    <w:p>
+      <w:pPr/>
+      <w:r>
+        <w:rPr>
+          <w:lang w:val="pt_PT" w:bidi="pt_PT"/>
+        </w:rPr>
+      </w:r>
+      <w:r>
+        <w:rPr>
+          <w:lang w:val="pt_PT" w:bidi="pt_PT"/>
+        </w:rPr>
+        <w:t>וּ⁠כְ⁠סָבְאָ֖⁠ם &amp; אֻ֨כְּל֔וּ</w:t>
+      </w:r>
+    </w:p>
+    <w:p>
+      <w:pPr/>
+      <w:r>
+        <w:rPr>
+          <w:lang w:val="pt_PT" w:bidi="pt_PT"/>
+        </w:rPr>
+      </w:r>
+      <w:r>
+        <w:rPr>
+          <w:b/>
+          <w:lang w:val="pt_PT" w:bidi="pt_PT"/>
+        </w:rPr>
+        <w:t>"</w:t>
+      </w:r>
+      <w:r>
+        <w:rPr>
+          <w:b/>
+          <w:lang w:val="pt_PT" w:bidi="pt_PT"/>
+        </w:rPr>
+        <w:t>Como uma moita de espinheiros</w:t>
+      </w:r>
+      <w:r>
+        <w:rPr>
+          <w:b/>
+          <w:lang w:val="pt_PT" w:bidi="pt_PT"/>
+        </w:rPr>
+        <w:t>" — "</w:t>
+      </w:r>
+      <w:r>
+        <w:rPr>
+          <w:b/>
+          <w:lang w:val="pt_PT" w:bidi="pt_PT"/>
+        </w:rPr>
+        <w:t>vocês serão completamente destruídos".</w:t>
+      </w:r>
+    </w:p>
+    <w:p>
+      <w:pPr/>
+      <w:r>
+        <w:rPr>
+          <w:lang w:val="pt_PT" w:bidi="pt_PT"/>
+        </w:rPr>
+      </w:r>
+      <w:r>
+        <w:rPr>
+          <w:lang w:val="pt_PT" w:bidi="pt_PT"/>
+        </w:rPr>
+        <w:t xml:space="preserve">No texto original usa-se o pronomes </w:t>
+      </w:r>
+      <w:r>
+        <w:rPr>
+          <w:b/>
+          <w:lang w:val="pt_PT" w:bidi="pt_PT"/>
+        </w:rPr>
+        <w:t xml:space="preserve">eles </w:t>
+      </w:r>
+      <w:r>
+        <w:rPr>
+          <w:lang w:val="pt_PT" w:bidi="pt_PT"/>
+        </w:rPr>
+        <w:t xml:space="preserve">e </w:t>
+      </w:r>
+      <w:r>
+        <w:rPr>
+          <w:b/>
+          <w:lang w:val="pt_PT" w:bidi="pt_PT"/>
+        </w:rPr>
+        <w:t>deles.</w:t>
+      </w:r>
+      <w:r>
+        <w:rPr>
+          <w:lang w:val="pt_PT" w:bidi="pt_PT"/>
+        </w:rPr>
+        <w:t xml:space="preserve"> Os pronomes </w:t>
+      </w:r>
+      <w:r>
+        <w:rPr>
+          <w:b/>
+          <w:lang w:val="pt_PT" w:bidi="pt_PT"/>
+        </w:rPr>
+        <w:t>deles</w:t>
+      </w:r>
+      <w:r>
+        <w:rPr>
+          <w:lang w:val="pt_PT" w:bidi="pt_PT"/>
+        </w:rPr>
+        <w:t xml:space="preserve"> e </w:t>
+      </w:r>
+      <w:r>
+        <w:rPr>
+          <w:b/>
+          <w:lang w:val="pt_PT" w:bidi="pt_PT"/>
+        </w:rPr>
+        <w:t xml:space="preserve">eles </w:t>
+      </w:r>
+      <w:r>
+        <w:rPr>
+          <w:lang w:val="pt_PT" w:bidi="pt_PT"/>
+        </w:rPr>
+        <w:t>referem-se aos ninivitas. Se isso não está claro para seus leitores, você pode usar o nome do povo aqui. Tradução alternativa: "e a bebida dos ninivitas... os ninivitas são devorados".</w:t>
+      </w:r>
+    </w:p>
+    <w:p>
+      <w:pPr/>
+      <w:r>
+        <w:rPr>
+          <w:lang w:val="pt_PT" w:bidi="pt_PT"/>
+        </w:rPr>
+      </w:r>
+      <w:r>
+        <w:rPr>
+          <w:lang w:val="pt_PT" w:bidi="pt_PT"/>
+        </w:rPr>
+        <w:t xml:space="preserve">Veja: </w:t>
+      </w:r>
+      <w:r>
+        <w:rPr>
+          <w:lang w:val="pt_PT" w:bidi="pt_PT"/>
+        </w:rPr>
+        <w:t xml:space="preserve">Pronomes — Quando usá-los. </w:t>
+      </w:r>
+      <w:r>
+        <w:rPr>
+          <w:lang w:val="pt_PT" w:bidi="pt_PT"/>
+        </w:rPr>
+      </w:r>
+      <w:r>
+        <w:rPr>
+          <w:lang w:val="pt_PT" w:bidi="pt_PT"/>
+        </w:rPr>
+      </w:r>
+    </w:p>
+    <w:p>
+      <w:pPr/>
+      <w:r>
+        <w:rPr>
+          <w:lang w:val="pt_PT" w:bidi="pt_PT"/>
+        </w:rPr>
+      </w:r>
+    </w:p>
+    <w:p>
+      <w:pPr>
+        <w:pStyle w:val="Heading2"/>
+      </w:pPr>
+      <w:r>
+        <w:rPr>
+          <w:lang w:val="pt_PT" w:bidi="pt_PT"/>
+        </w:rPr>
+        <w:t>Naum 1.10 (#3)</w:t>
+      </w:r>
+      <w:r>
+        <w:rPr>
+          <w:lang w:val="pt_PT" w:bidi="pt_PT"/>
+        </w:rPr>
+      </w:r>
+    </w:p>
+    <w:p>
+      <w:pPr/>
+      <w:r>
+        <w:rPr>
+          <w:lang w:val="pt_PT" w:bidi="pt_PT"/>
+        </w:rPr>
+      </w:r>
+      <w:r>
+        <w:rPr>
+          <w:lang w:val="pt_PT" w:bidi="pt_PT"/>
+        </w:rPr>
+        <w:t>אֻ֨כְּל֔וּ</w:t>
+      </w:r>
+    </w:p>
+    <w:p>
+      <w:pPr/>
+      <w:r>
+        <w:rPr>
+          <w:lang w:val="pt_PT" w:bidi="pt_PT"/>
+        </w:rPr>
+      </w:r>
+      <w:r>
+        <w:rPr>
+          <w:b/>
+          <w:lang w:val="pt_PT" w:bidi="pt_PT"/>
+        </w:rPr>
+        <w:t>"serão completamente consumidos".</w:t>
+      </w:r>
+    </w:p>
+    <w:p>
+      <w:pPr/>
+      <w:r>
+        <w:rPr>
+          <w:lang w:val="pt_PT" w:bidi="pt_PT"/>
+        </w:rPr>
+      </w:r>
+      <w:r>
+        <w:rPr>
+          <w:lang w:val="pt_PT" w:bidi="pt_PT"/>
+        </w:rPr>
+        <w:t xml:space="preserve">Se o seu idioma não utiliza essa forma passiva, você pode expressar a ideia de forma ativa ou de outra maneira que seja natural no seu idioma. Se for necessário indicar quem realizou a ação, fica claro pelo contexto que foi Deus. Tradução alternativa: "Deus os consumirá". </w:t>
+      </w:r>
+    </w:p>
+    <w:p>
+      <w:pPr/>
+      <w:r>
+        <w:rPr>
+          <w:lang w:val="pt_PT" w:bidi="pt_PT"/>
+        </w:rPr>
+      </w:r>
+      <w:r>
+        <w:rPr>
+          <w:lang w:val="pt_PT" w:bidi="pt_PT"/>
+        </w:rPr>
+        <w:t xml:space="preserve">Veja: </w:t>
+      </w:r>
+      <w:r>
+        <w:rPr>
+          <w:lang w:val="pt_PT" w:bidi="pt_PT"/>
+        </w:rPr>
+        <w:t>Ativo ou passivo.</w:t>
+      </w:r>
+      <w:r>
+        <w:rPr>
+          <w:lang w:val="pt_PT" w:bidi="pt_PT"/>
+        </w:rPr>
+      </w:r>
+      <w:r>
+        <w:rPr>
+          <w:lang w:val="pt_PT" w:bidi="pt_PT"/>
+        </w:rPr>
+      </w:r>
+    </w:p>
+    <w:p>
+      <w:pPr/>
+      <w:r>
+        <w:rPr>
+          <w:lang w:val="pt_PT" w:bidi="pt_PT"/>
+        </w:rPr>
+      </w:r>
+    </w:p>
+    <w:p>
+      <w:pPr>
+        <w:pStyle w:val="Heading2"/>
+      </w:pPr>
+      <w:r>
+        <w:rPr>
+          <w:lang w:val="pt_PT" w:bidi="pt_PT"/>
+        </w:rPr>
+        <w:t>Naum 1.11 (#1)</w:t>
+      </w:r>
+      <w:r>
+        <w:rPr>
+          <w:lang w:val="pt_PT" w:bidi="pt_PT"/>
+        </w:rPr>
+      </w:r>
+    </w:p>
+    <w:p>
+      <w:pPr/>
+      <w:r>
+        <w:rPr>
+          <w:lang w:val="pt_PT" w:bidi="pt_PT"/>
+        </w:rPr>
+      </w:r>
+      <w:r>
+        <w:rPr>
+          <w:lang w:val="pt_PT" w:bidi="pt_PT"/>
+        </w:rPr>
+        <w:t>מִמֵּ֣⁠ךְ</w:t>
+      </w:r>
+    </w:p>
+    <w:p>
+      <w:pPr/>
+      <w:r>
+        <w:rPr>
+          <w:lang w:val="pt_PT" w:bidi="pt_PT"/>
+        </w:rPr>
+      </w:r>
+      <w:r>
+        <w:rPr>
+          <w:b/>
+          <w:lang w:val="pt_PT" w:bidi="pt_PT"/>
+        </w:rPr>
+        <w:t>"Da cidade de Nínive".</w:t>
+      </w:r>
+    </w:p>
+    <w:p>
+      <w:pPr/>
+      <w:r>
+        <w:rPr>
+          <w:lang w:val="pt_PT" w:bidi="pt_PT"/>
+        </w:rPr>
+      </w:r>
+      <w:r>
+        <w:rPr>
+          <w:lang w:val="pt_PT" w:bidi="pt_PT"/>
+        </w:rPr>
+        <w:t xml:space="preserve">No texto original usa-se o pronome </w:t>
+      </w:r>
+      <w:r>
+        <w:rPr>
+          <w:b/>
+          <w:lang w:val="pt_PT" w:bidi="pt_PT"/>
+        </w:rPr>
+        <w:t xml:space="preserve">você. </w:t>
+      </w:r>
+      <w:r>
+        <w:rPr>
+          <w:lang w:val="pt_PT" w:bidi="pt_PT"/>
+        </w:rPr>
+        <w:t xml:space="preserve">O pronome </w:t>
+      </w:r>
+      <w:r>
+        <w:rPr>
+          <w:b/>
+          <w:lang w:val="pt_PT" w:bidi="pt_PT"/>
+        </w:rPr>
+        <w:t>você</w:t>
+      </w:r>
+      <w:r>
+        <w:rPr>
+          <w:lang w:val="pt_PT" w:bidi="pt_PT"/>
+        </w:rPr>
+        <w:t xml:space="preserve"> refere-se a Nínive. Se isso não está claro para seus leitores, você pode adicionar o nome da cidade aqui. Tradução alternativa: "De você, Nínive".</w:t>
+      </w:r>
+    </w:p>
+    <w:p>
+      <w:pPr/>
+      <w:r>
+        <w:rPr>
+          <w:lang w:val="pt_PT" w:bidi="pt_PT"/>
+        </w:rPr>
+      </w:r>
+      <w:r>
+        <w:rPr>
+          <w:lang w:val="pt_PT" w:bidi="pt_PT"/>
+        </w:rPr>
+        <w:t xml:space="preserve">Veja: </w:t>
+      </w:r>
+      <w:r>
+        <w:rPr>
+          <w:lang w:val="pt_PT" w:bidi="pt_PT"/>
+        </w:rPr>
+        <w:t xml:space="preserve">Pronomes — Quando usá-los. </w:t>
+      </w:r>
+      <w:r>
+        <w:rPr>
+          <w:lang w:val="pt_PT" w:bidi="pt_PT"/>
+        </w:rPr>
+      </w:r>
+      <w:r>
+        <w:rPr>
+          <w:lang w:val="pt_PT" w:bidi="pt_PT"/>
+        </w:rPr>
+      </w:r>
+    </w:p>
+    <w:p>
+      <w:pPr/>
+      <w:r>
+        <w:rPr>
+          <w:lang w:val="pt_PT" w:bidi="pt_PT"/>
+        </w:rPr>
+      </w:r>
+    </w:p>
+    <w:p>
+      <w:pPr>
+        <w:pStyle w:val="Heading2"/>
+      </w:pPr>
+      <w:r>
+        <w:rPr>
+          <w:lang w:val="pt_PT" w:bidi="pt_PT"/>
+        </w:rPr>
+        <w:t>Naum 1.11 (#2)</w:t>
+      </w:r>
+      <w:r>
+        <w:rPr>
+          <w:lang w:val="pt_PT" w:bidi="pt_PT"/>
+        </w:rPr>
+      </w:r>
+    </w:p>
+    <w:p>
+      <w:pPr/>
+      <w:r>
+        <w:rPr>
+          <w:lang w:val="pt_PT" w:bidi="pt_PT"/>
+        </w:rPr>
+      </w:r>
+      <w:r>
+        <w:rPr>
+          <w:lang w:val="pt_PT" w:bidi="pt_PT"/>
+        </w:rPr>
+        <w:t>מִמֵּ֣⁠ךְ</w:t>
+      </w:r>
+    </w:p>
+    <w:p>
+      <w:pPr/>
+      <w:r>
+        <w:rPr>
+          <w:lang w:val="pt_PT" w:bidi="pt_PT"/>
+        </w:rPr>
+      </w:r>
+      <w:r>
+        <w:rPr>
+          <w:b/>
+          <w:lang w:val="pt_PT" w:bidi="pt_PT"/>
+        </w:rPr>
+        <w:t>"Da cidade de Nínive".</w:t>
+      </w:r>
+    </w:p>
+    <w:p>
+      <w:pPr/>
+      <w:r>
+        <w:rPr>
+          <w:lang w:val="pt_PT" w:bidi="pt_PT"/>
+        </w:rPr>
+      </w:r>
+      <w:r>
+        <w:rPr>
+          <w:lang w:val="pt_PT" w:bidi="pt_PT"/>
+        </w:rPr>
+        <w:t xml:space="preserve">No texto original usa-se o pronome </w:t>
+      </w:r>
+      <w:r>
+        <w:rPr>
+          <w:b/>
+          <w:lang w:val="pt_PT" w:bidi="pt_PT"/>
+        </w:rPr>
+        <w:t xml:space="preserve">você. </w:t>
+      </w:r>
+      <w:r>
+        <w:rPr>
+          <w:lang w:val="pt_PT" w:bidi="pt_PT"/>
+        </w:rPr>
+        <w:t xml:space="preserve">Aqui, </w:t>
+      </w:r>
+      <w:r>
+        <w:rPr>
+          <w:b/>
+          <w:lang w:val="pt_PT" w:bidi="pt_PT"/>
+        </w:rPr>
+        <w:t>você</w:t>
+      </w:r>
+      <w:r>
+        <w:rPr>
+          <w:lang w:val="pt_PT" w:bidi="pt_PT"/>
+        </w:rPr>
+        <w:t xml:space="preserve"> é singular. Refere-se a Nínive, então use a forma singular na sua tradução se o seu idioma fizer essa distinção.</w:t>
+      </w:r>
+    </w:p>
+    <w:p>
+      <w:pPr/>
+      <w:r>
+        <w:rPr>
+          <w:lang w:val="pt_PT" w:bidi="pt_PT"/>
+        </w:rPr>
+      </w:r>
+      <w:r>
+        <w:rPr>
+          <w:lang w:val="pt_PT" w:bidi="pt_PT"/>
+        </w:rPr>
+        <w:t xml:space="preserve">Veja: </w:t>
+      </w:r>
+      <w:r>
+        <w:rPr>
+          <w:lang w:val="pt_PT" w:bidi="pt_PT"/>
+        </w:rPr>
+        <w:t>Formas de 'você' — Singular.</w:t>
+      </w:r>
+      <w:r>
+        <w:rPr>
+          <w:lang w:val="pt_PT" w:bidi="pt_PT"/>
+        </w:rPr>
+      </w:r>
+      <w:r>
+        <w:rPr>
+          <w:lang w:val="pt_PT" w:bidi="pt_PT"/>
+        </w:rPr>
+      </w:r>
+    </w:p>
+    <w:p>
+      <w:pPr/>
+      <w:r>
+        <w:rPr>
+          <w:lang w:val="pt_PT" w:bidi="pt_PT"/>
+        </w:rPr>
+      </w:r>
+    </w:p>
+    <w:p>
+      <w:pPr>
+        <w:pStyle w:val="Heading2"/>
+      </w:pPr>
+      <w:r>
+        <w:rPr>
+          <w:lang w:val="pt_PT" w:bidi="pt_PT"/>
+        </w:rPr>
+        <w:t>Naum 1.11 (#3)</w:t>
+      </w:r>
+      <w:r>
+        <w:rPr>
+          <w:lang w:val="pt_PT" w:bidi="pt_PT"/>
+        </w:rPr>
+      </w:r>
+    </w:p>
+    <w:p>
+      <w:pPr/>
+      <w:r>
+        <w:rPr>
+          <w:lang w:val="pt_PT" w:bidi="pt_PT"/>
+        </w:rPr>
+      </w:r>
+      <w:r>
+        <w:rPr>
+          <w:lang w:val="pt_PT" w:bidi="pt_PT"/>
+        </w:rPr>
+        <w:t>מִמֵּ֣⁠ךְ יָצָ֔א</w:t>
+      </w:r>
+    </w:p>
+    <w:p>
+      <w:pPr/>
+      <w:r>
+        <w:rPr>
+          <w:lang w:val="pt_PT" w:bidi="pt_PT"/>
+        </w:rPr>
+      </w:r>
+      <w:r>
+        <w:rPr>
+          <w:b/>
+          <w:lang w:val="pt_PT" w:bidi="pt_PT"/>
+        </w:rPr>
+        <w:t>"Da cidade de Nínive".</w:t>
+      </w:r>
+    </w:p>
+    <w:p>
+      <w:pPr/>
+      <w:r>
+        <w:rPr>
+          <w:lang w:val="pt_PT" w:bidi="pt_PT"/>
+        </w:rPr>
+      </w:r>
+      <w:r>
+        <w:rPr>
+          <w:lang w:val="pt_PT" w:bidi="pt_PT"/>
+        </w:rPr>
+        <w:t>No texto original, Naum tem se referido a Nínive na terceira pessoa, mas agora ele se dirige à cidade diretamente na segunda pessoa. Ele faz isso mesmo sabendo que o povo de Nínive não pode ouvi-lo. Ele faz isso para expressar mais poderosamente sua profecia contra o povo de Nínive para seu público, o povo de Judá. Se for útil em seu idioma, você pode expressar a transição aqui de forma mais clara ou adicionar o nome da cidade. Tradução alternativa: "É isso que eu digo a Nínive: De você saiu" ou "De você, Nínive, saiu".</w:t>
+      </w:r>
+    </w:p>
+    <w:p>
+      <w:pPr/>
+      <w:r>
+        <w:rPr>
+          <w:lang w:val="pt_PT" w:bidi="pt_PT"/>
+        </w:rPr>
+      </w:r>
+      <w:r>
+        <w:rPr>
+          <w:lang w:val="pt_PT" w:bidi="pt_PT"/>
+        </w:rPr>
+        <w:t xml:space="preserve">Veja: </w:t>
+      </w:r>
+      <w:r>
+        <w:rPr>
+          <w:lang w:val="pt_PT" w:bidi="pt_PT"/>
+        </w:rPr>
+        <w:t>Apóstrofo.</w:t>
+      </w:r>
+      <w:r>
+        <w:rPr>
+          <w:lang w:val="pt_PT" w:bidi="pt_PT"/>
+        </w:rPr>
+      </w:r>
+      <w:r>
+        <w:rPr>
+          <w:lang w:val="pt_PT" w:bidi="pt_PT"/>
+        </w:rPr>
+      </w:r>
+    </w:p>
+    <w:p>
+      <w:pPr/>
+      <w:r>
+        <w:rPr>
+          <w:lang w:val="pt_PT" w:bidi="pt_PT"/>
+        </w:rPr>
+      </w:r>
+    </w:p>
+    <w:p>
+      <w:pPr>
+        <w:pStyle w:val="Heading2"/>
+      </w:pPr>
+      <w:r>
+        <w:rPr>
+          <w:lang w:val="pt_PT" w:bidi="pt_PT"/>
+        </w:rPr>
+        <w:t>Naum 1.11 (#4)</w:t>
+      </w:r>
+      <w:r>
+        <w:rPr>
+          <w:lang w:val="pt_PT" w:bidi="pt_PT"/>
+        </w:rPr>
+      </w:r>
+    </w:p>
+    <w:p>
+      <w:pPr/>
+      <w:r>
+        <w:rPr>
+          <w:lang w:val="pt_PT" w:bidi="pt_PT"/>
+        </w:rPr>
+      </w:r>
+      <w:r>
+        <w:rPr>
+          <w:lang w:val="pt_PT" w:bidi="pt_PT"/>
+        </w:rPr>
+        <w:t>חֹשֵׁ֥ב &amp; רָעָ֑ה יֹעֵ֖ץ בְּלִיָּֽעַל</w:t>
+      </w:r>
+    </w:p>
+    <w:p>
+      <w:pPr/>
+      <w:r>
+        <w:rPr>
+          <w:lang w:val="pt_PT" w:bidi="pt_PT"/>
+        </w:rPr>
+      </w:r>
+      <w:r>
+        <w:rPr>
+          <w:b/>
+          <w:lang w:val="pt_PT" w:bidi="pt_PT"/>
+        </w:rPr>
+        <w:t>"</w:t>
+      </w:r>
+      <w:r>
+        <w:rPr>
+          <w:b/>
+          <w:lang w:val="pt_PT" w:bidi="pt_PT"/>
+        </w:rPr>
+        <w:t>de más intenções</w:t>
+      </w:r>
+      <w:r>
+        <w:rPr>
+          <w:b/>
+          <w:lang w:val="pt_PT" w:bidi="pt_PT"/>
+        </w:rPr>
+        <w:t>" — "</w:t>
+      </w:r>
+      <w:r>
+        <w:rPr>
+          <w:b/>
+          <w:lang w:val="pt_PT" w:bidi="pt_PT"/>
+        </w:rPr>
+        <w:t>que planeja o mal</w:t>
+      </w:r>
+      <w:r>
+        <w:rPr>
+          <w:b/>
+          <w:lang w:val="pt_PT" w:bidi="pt_PT"/>
+        </w:rPr>
+        <w:t>".</w:t>
+      </w:r>
+    </w:p>
+    <w:p>
+      <w:pPr/>
+      <w:r>
+        <w:rPr>
+          <w:lang w:val="pt_PT" w:bidi="pt_PT"/>
+        </w:rPr>
+      </w:r>
+      <w:r>
+        <w:rPr>
+          <w:lang w:val="pt_PT" w:bidi="pt_PT"/>
+        </w:rPr>
+        <w:t>Essas duas cláusulas têm basicamente o mesmo significado. A segunda cláusula reforça o sentido da primeira ao repetir a mesma ideia com palavras diferentes. Se for útil para seus leitores, você pode combinar as cláusulas ou conectá-las com uma palavra que indique que a segunda cláusula está repetindo a primeira, sem acrescentar algo novo. Tradução alternativa: "um conspirador do mal... de fato, um conselheiro da maldade".</w:t>
+      </w:r>
+    </w:p>
+    <w:p>
+      <w:pPr/>
+      <w:r>
+        <w:rPr>
+          <w:lang w:val="pt_PT" w:bidi="pt_PT"/>
+        </w:rPr>
+      </w:r>
+      <w:r>
+        <w:rPr>
+          <w:lang w:val="pt_PT" w:bidi="pt_PT"/>
+        </w:rPr>
+        <w:t xml:space="preserve">Veja: </w:t>
+      </w:r>
+      <w:r>
+        <w:rPr>
+          <w:lang w:val="pt_PT" w:bidi="pt_PT"/>
+        </w:rPr>
+        <w:t>Paralelismo.</w:t>
+      </w:r>
+      <w:r>
+        <w:rPr>
+          <w:lang w:val="pt_PT" w:bidi="pt_PT"/>
+        </w:rPr>
+      </w:r>
+      <w:r>
+        <w:rPr>
+          <w:lang w:val="pt_PT" w:bidi="pt_PT"/>
+        </w:rPr>
+      </w:r>
+    </w:p>
+    <w:p>
+      <w:pPr/>
+      <w:r>
+        <w:rPr>
+          <w:lang w:val="pt_PT" w:bidi="pt_PT"/>
+        </w:rPr>
+      </w:r>
+    </w:p>
+    <w:p>
+      <w:pPr>
+        <w:pStyle w:val="Heading2"/>
+      </w:pPr>
+      <w:r>
+        <w:rPr>
+          <w:lang w:val="pt_PT" w:bidi="pt_PT"/>
+        </w:rPr>
+        <w:t>Naum 1.11 (#5)</w:t>
+      </w:r>
+      <w:r>
+        <w:rPr>
+          <w:lang w:val="pt_PT" w:bidi="pt_PT"/>
+        </w:rPr>
+      </w:r>
+    </w:p>
+    <w:p>
+      <w:pPr/>
+      <w:r>
+        <w:rPr>
+          <w:lang w:val="pt_PT" w:bidi="pt_PT"/>
+        </w:rPr>
+      </w:r>
+      <w:r>
+        <w:rPr>
+          <w:lang w:val="pt_PT" w:bidi="pt_PT"/>
+        </w:rPr>
+        <w:t>חֹשֵׁ֥ב &amp; רָעָ֑ה יֹעֵ֖ץ בְּלִיָּֽעַל</w:t>
+      </w:r>
+    </w:p>
+    <w:p>
+      <w:pPr/>
+      <w:r>
+        <w:rPr>
+          <w:lang w:val="pt_PT" w:bidi="pt_PT"/>
+        </w:rPr>
+      </w:r>
+      <w:r>
+        <w:rPr>
+          <w:b/>
+          <w:lang w:val="pt_PT" w:bidi="pt_PT"/>
+        </w:rPr>
+        <w:t>"</w:t>
+      </w:r>
+      <w:r>
+        <w:rPr>
+          <w:b/>
+          <w:lang w:val="pt_PT" w:bidi="pt_PT"/>
+        </w:rPr>
+        <w:t>de más intenções</w:t>
+      </w:r>
+      <w:r>
+        <w:rPr>
+          <w:b/>
+          <w:lang w:val="pt_PT" w:bidi="pt_PT"/>
+        </w:rPr>
+        <w:t>" — "</w:t>
+      </w:r>
+      <w:r>
+        <w:rPr>
+          <w:b/>
+          <w:lang w:val="pt_PT" w:bidi="pt_PT"/>
+        </w:rPr>
+        <w:t>que planeja o mal</w:t>
+      </w:r>
+      <w:r>
+        <w:rPr>
+          <w:b/>
+          <w:lang w:val="pt_PT" w:bidi="pt_PT"/>
+        </w:rPr>
+        <w:t>".</w:t>
+      </w:r>
+    </w:p>
+    <w:p>
+      <w:pPr/>
+      <w:r>
+        <w:rPr>
+          <w:lang w:val="pt_PT" w:bidi="pt_PT"/>
+        </w:rPr>
+      </w:r>
+      <w:r>
+        <w:rPr>
+          <w:lang w:val="pt_PT" w:bidi="pt_PT"/>
+        </w:rPr>
+        <w:t xml:space="preserve">No texto original usa-se a palavra </w:t>
+      </w:r>
+      <w:r>
+        <w:rPr>
+          <w:b/>
+          <w:lang w:val="pt_PT" w:bidi="pt_PT"/>
+        </w:rPr>
+        <w:t xml:space="preserve">maldade. </w:t>
+      </w:r>
+      <w:r>
+        <w:rPr>
+          <w:lang w:val="pt_PT" w:bidi="pt_PT"/>
+        </w:rPr>
+        <w:t xml:space="preserve">Se o seu idioma não utiliza substantivos abstratos para as ideias de </w:t>
+      </w:r>
+      <w:r>
+        <w:rPr>
+          <w:b/>
+          <w:lang w:val="pt_PT" w:bidi="pt_PT"/>
+        </w:rPr>
+        <w:t>mal</w:t>
+      </w:r>
+      <w:r>
+        <w:rPr>
+          <w:lang w:val="pt_PT" w:bidi="pt_PT"/>
+        </w:rPr>
+        <w:t xml:space="preserve"> e </w:t>
+      </w:r>
+      <w:r>
+        <w:rPr>
+          <w:b/>
+          <w:lang w:val="pt_PT" w:bidi="pt_PT"/>
+        </w:rPr>
+        <w:t>maldade</w:t>
+      </w:r>
+      <w:r>
+        <w:rPr>
+          <w:lang w:val="pt_PT" w:bidi="pt_PT"/>
+        </w:rPr>
+        <w:t>, você pode expressar as mesmas ideias de outra forma. Tradução alternativa: "um conspirador maligno ... um conselheiro perverso".</w:t>
+      </w:r>
+    </w:p>
+    <w:p>
+      <w:pPr/>
+      <w:r>
+        <w:rPr>
+          <w:lang w:val="pt_PT" w:bidi="pt_PT"/>
+        </w:rPr>
+      </w:r>
+      <w:r>
+        <w:rPr>
+          <w:lang w:val="pt_PT" w:bidi="pt_PT"/>
+        </w:rPr>
+        <w:t xml:space="preserve">Veja: </w:t>
+      </w:r>
+      <w:r>
+        <w:rPr>
+          <w:lang w:val="pt_PT" w:bidi="pt_PT"/>
+        </w:rPr>
+        <w:t>Substantivos abstratos.</w:t>
+      </w:r>
+      <w:r>
+        <w:rPr>
+          <w:lang w:val="pt_PT" w:bidi="pt_PT"/>
+        </w:rPr>
+      </w:r>
+      <w:r>
+        <w:rPr>
+          <w:lang w:val="pt_PT" w:bidi="pt_PT"/>
+        </w:rPr>
+      </w:r>
+    </w:p>
+    <w:p>
+      <w:pPr/>
+      <w:r>
+        <w:rPr>
+          <w:lang w:val="pt_PT" w:bidi="pt_PT"/>
+        </w:rPr>
+      </w:r>
+    </w:p>
+    <w:p>
+      <w:pPr>
+        <w:pStyle w:val="Heading2"/>
+      </w:pPr>
+      <w:r>
+        <w:rPr>
+          <w:lang w:val="pt_PT" w:bidi="pt_PT"/>
+        </w:rPr>
+        <w:t>Naum 1.12 (#1)</w:t>
+      </w:r>
+      <w:r>
+        <w:rPr>
+          <w:lang w:val="pt_PT" w:bidi="pt_PT"/>
+        </w:rPr>
+      </w:r>
+    </w:p>
+    <w:p>
+      <w:pPr/>
+      <w:r>
+        <w:rPr>
+          <w:lang w:val="pt_PT" w:bidi="pt_PT"/>
+        </w:rPr>
+      </w:r>
+      <w:r>
+        <w:rPr>
+          <w:lang w:val="pt_PT" w:bidi="pt_PT"/>
+        </w:rPr>
+        <w:t>שְׁלֵמִים֙</w:t>
+      </w:r>
+    </w:p>
+    <w:p>
+      <w:pPr/>
+      <w:r>
+        <w:rPr>
+          <w:lang w:val="pt_PT" w:bidi="pt_PT"/>
+        </w:rPr>
+      </w:r>
+      <w:r>
+        <w:rPr>
+          <w:b/>
+          <w:lang w:val="pt_PT" w:bidi="pt_PT"/>
+        </w:rPr>
+        <w:t>"embora sejam fortes e numerosos</w:t>
+      </w:r>
+      <w:r>
+        <w:rPr>
+          <w:b/>
+          <w:lang w:val="pt_PT" w:bidi="pt_PT"/>
+        </w:rPr>
+        <w:t>".</w:t>
+      </w:r>
+    </w:p>
+    <w:p>
+      <w:pPr/>
+      <w:r>
+        <w:rPr>
+          <w:lang w:val="pt_PT" w:bidi="pt_PT"/>
+        </w:rPr>
+      </w:r>
+      <w:r>
+        <w:rPr>
+          <w:lang w:val="pt_PT" w:bidi="pt_PT"/>
+        </w:rPr>
+        <w:t xml:space="preserve">No texto original usa-se o pronome </w:t>
+      </w:r>
+      <w:r>
+        <w:rPr>
+          <w:b/>
+          <w:lang w:val="pt_PT" w:bidi="pt_PT"/>
+        </w:rPr>
+        <w:t xml:space="preserve">eles. </w:t>
+      </w:r>
+      <w:r>
+        <w:rPr>
+          <w:lang w:val="pt_PT" w:bidi="pt_PT"/>
+        </w:rPr>
+        <w:t xml:space="preserve">O pronome </w:t>
+      </w:r>
+      <w:r>
+        <w:rPr>
+          <w:b/>
+          <w:lang w:val="pt_PT" w:bidi="pt_PT"/>
+        </w:rPr>
+        <w:t>eles</w:t>
+      </w:r>
+      <w:r>
+        <w:rPr>
+          <w:lang w:val="pt_PT" w:bidi="pt_PT"/>
+        </w:rPr>
+        <w:t xml:space="preserve"> refere-se aos ninivitas. Se isso não está claro para seus leitores, você pode usar o nome do povo aqui. Tradução alternativa: "os ninivitas estão seguros".</w:t>
+      </w:r>
+    </w:p>
+    <w:p>
+      <w:pPr/>
+      <w:r>
+        <w:rPr>
+          <w:lang w:val="pt_PT" w:bidi="pt_PT"/>
+        </w:rPr>
+      </w:r>
+      <w:r>
+        <w:rPr>
+          <w:lang w:val="pt_PT" w:bidi="pt_PT"/>
+        </w:rPr>
+        <w:t xml:space="preserve">Veja: </w:t>
+      </w:r>
+      <w:r>
+        <w:rPr>
+          <w:lang w:val="pt_PT" w:bidi="pt_PT"/>
+        </w:rPr>
+        <w:t>Pronomes — Quando usá-los.</w:t>
+      </w:r>
+      <w:r>
+        <w:rPr>
+          <w:lang w:val="pt_PT" w:bidi="pt_PT"/>
+        </w:rPr>
+      </w:r>
+      <w:r>
+        <w:rPr>
+          <w:lang w:val="pt_PT" w:bidi="pt_PT"/>
+        </w:rPr>
+      </w:r>
+    </w:p>
+    <w:p>
+      <w:pPr/>
+      <w:r>
+        <w:rPr>
+          <w:lang w:val="pt_PT" w:bidi="pt_PT"/>
+        </w:rPr>
+      </w:r>
+    </w:p>
+    <w:p>
+      <w:pPr>
+        <w:pStyle w:val="Heading2"/>
+      </w:pPr>
+      <w:r>
+        <w:rPr>
+          <w:lang w:val="pt_PT" w:bidi="pt_PT"/>
+        </w:rPr>
+        <w:t>Naum 1.12 (#2)</w:t>
+      </w:r>
+      <w:r>
+        <w:rPr>
+          <w:lang w:val="pt_PT" w:bidi="pt_PT"/>
+        </w:rPr>
+      </w:r>
+    </w:p>
+    <w:p>
+      <w:pPr/>
+      <w:r>
+        <w:rPr>
+          <w:lang w:val="pt_PT" w:bidi="pt_PT"/>
+        </w:rPr>
+      </w:r>
+      <w:r>
+        <w:rPr>
+          <w:lang w:val="pt_PT" w:bidi="pt_PT"/>
+        </w:rPr>
+        <w:t>שְׁלֵמִים֙</w:t>
+      </w:r>
+    </w:p>
+    <w:p>
+      <w:pPr/>
+      <w:r>
+        <w:rPr>
+          <w:lang w:val="pt_PT" w:bidi="pt_PT"/>
+        </w:rPr>
+      </w:r>
+      <w:r>
+        <w:rPr>
+          <w:b/>
+          <w:lang w:val="pt_PT" w:bidi="pt_PT"/>
+        </w:rPr>
+        <w:t>"</w:t>
+      </w:r>
+      <w:r>
+        <w:rPr>
+          <w:b/>
+          <w:lang w:val="pt_PT" w:bidi="pt_PT"/>
+        </w:rPr>
+        <w:t>embora sejam fortes e numerosos</w:t>
+      </w:r>
+      <w:r>
+        <w:rPr>
+          <w:b/>
+          <w:lang w:val="pt_PT" w:bidi="pt_PT"/>
+        </w:rPr>
+        <w:t>".</w:t>
+      </w:r>
+    </w:p>
+    <w:p>
+      <w:pPr/>
+      <w:r>
+        <w:rPr>
+          <w:lang w:val="pt_PT" w:bidi="pt_PT"/>
+        </w:rPr>
+      </w:r>
+      <w:r>
+        <w:rPr>
+          <w:lang w:val="pt_PT" w:bidi="pt_PT"/>
+        </w:rPr>
         <w:t xml:space="preserve">Uma tradução literal dirá: </w:t>
       </w:r>
       <w:r>
@@ -3571,13 +6029,26 @@
           <w:b/>
           <w:lang w:val="pt_PT" w:bidi="pt_PT"/>
         </w:rPr>
-        <w:t xml:space="preserve">O Senhor é bom, uma fortaleza. </w:t>
-      </w:r>
-      <w:r>
-        <w:rPr>
-          <w:lang w:val="pt_PT" w:bidi="pt_PT"/>
-        </w:rPr>
-        <w:t>No texto original, o autor está omitindo algumas das palavras que, em muitas línguas, uma frase precisa para estar completa. Você pode fornecer "ele é" de uma parte anterior da frase, se for mais claro em seu idioma. Tradução alternativa: "pois ele é uma fortaleza".</w:t>
+        <w:t>Por mais seguros que eles estejam</w:t>
+      </w:r>
+      <w:r>
+        <w:rPr>
+          <w:lang w:val="pt_PT" w:bidi="pt_PT"/>
+        </w:rPr>
+        <w:t xml:space="preserve">. A implicação é que </w:t>
+      </w:r>
+      <w:r>
+        <w:rPr>
+          <w:b/>
+          <w:lang w:val="pt_PT" w:bidi="pt_PT"/>
+        </w:rPr>
+        <w:t>eles estão seguros</w:t>
+      </w:r>
+      <w:r>
+        <w:rPr>
+          <w:lang w:val="pt_PT" w:bidi="pt_PT"/>
+        </w:rPr>
+        <w:t xml:space="preserve"> e com força. Você pode incluir essa informação se for útil para seus leitores. Tradução alternativa: "eles estão em plena força".</w:t>
       </w:r>
     </w:p>
     <w:p>
@@ -3597,7 +6068,7 @@
         <w:rPr>
           <w:lang w:val="pt_PT" w:bidi="pt_PT"/>
         </w:rPr>
-        <w:t>Elipse.</w:t>
+        <w:t>Conhecimento presumido e informações implícitas.</w:t>
       </w:r>
       <w:r>
         <w:rPr>
@@ -3626,2399 +6097,26 @@
         <w:rPr>
           <w:lang w:val="pt_PT" w:bidi="pt_PT"/>
         </w:rPr>
-        <w:t>Naum 1.7 (#2)</w:t>
-      </w:r>
-      <w:r>
-        <w:rPr>
-          <w:lang w:val="pt_PT" w:bidi="pt_PT"/>
-        </w:rPr>
-      </w:r>
-    </w:p>
-    <w:p>
-      <w:pPr/>
-      <w:r>
-        <w:rPr>
-          <w:lang w:val="pt_PT" w:bidi="pt_PT"/>
-        </w:rPr>
-      </w:r>
-      <w:r>
-        <w:rPr>
-          <w:lang w:val="pt_PT" w:bidi="pt_PT"/>
-        </w:rPr>
-        <w:t>בְּ⁠י֣וֹם צָרָ֑ה</w:t>
-      </w:r>
-    </w:p>
-    <w:p>
-      <w:pPr/>
-      <w:r>
-        <w:rPr>
-          <w:lang w:val="pt_PT" w:bidi="pt_PT"/>
-        </w:rPr>
-      </w:r>
-      <w:r>
-        <w:rPr>
-          <w:b/>
-          <w:lang w:val="pt_PT" w:bidi="pt_PT"/>
-        </w:rPr>
-        <w:t>"Em tempos difíceis".</w:t>
-      </w:r>
-    </w:p>
-    <w:p>
-      <w:pPr/>
-      <w:r>
-        <w:rPr>
-          <w:lang w:val="pt_PT" w:bidi="pt_PT"/>
-        </w:rPr>
-      </w:r>
-      <w:r>
-        <w:rPr>
-          <w:lang w:val="pt_PT" w:bidi="pt_PT"/>
-        </w:rPr>
-        <w:t>Uma tradução mais literal dirá: "no dia da tribulação"</w:t>
-      </w:r>
-      <w:r>
-        <w:rPr>
-          <w:b/>
-          <w:lang w:val="pt_PT" w:bidi="pt_PT"/>
-        </w:rPr>
-        <w:t xml:space="preserve">. </w:t>
-      </w:r>
-      <w:r>
-        <w:rPr>
-          <w:lang w:val="pt_PT" w:bidi="pt_PT"/>
-        </w:rPr>
-        <w:t xml:space="preserve">O autor está usando a forma possessiva para descrever um </w:t>
-      </w:r>
-      <w:r>
-        <w:rPr>
-          <w:b/>
-          <w:lang w:val="pt_PT" w:bidi="pt_PT"/>
-        </w:rPr>
-        <w:t>dia</w:t>
-      </w:r>
-      <w:r>
-        <w:rPr>
-          <w:lang w:val="pt_PT" w:bidi="pt_PT"/>
-        </w:rPr>
-        <w:t xml:space="preserve"> caracterizado por </w:t>
-      </w:r>
-      <w:r>
-        <w:rPr>
-          <w:b/>
-          <w:lang w:val="pt_PT" w:bidi="pt_PT"/>
-        </w:rPr>
-        <w:t>tribulação</w:t>
-      </w:r>
-      <w:r>
-        <w:rPr>
-          <w:lang w:val="pt_PT" w:bidi="pt_PT"/>
-        </w:rPr>
-        <w:t>. Se o seu idioma não usa a forma possessiva para isso, você pode expressar isso como um momento em que os problemas acontecem. Tradução alternativa: "em um momento em que há problemas".</w:t>
-      </w:r>
-    </w:p>
-    <w:p>
-      <w:pPr/>
-      <w:r>
-        <w:rPr>
-          <w:lang w:val="pt_PT" w:bidi="pt_PT"/>
-        </w:rPr>
-      </w:r>
-      <w:r>
-        <w:rPr>
-          <w:lang w:val="pt_PT" w:bidi="pt_PT"/>
-        </w:rPr>
-        <w:t xml:space="preserve">Veja: </w:t>
-      </w:r>
-      <w:r>
-        <w:rPr>
-          <w:lang w:val="pt_PT" w:bidi="pt_PT"/>
-        </w:rPr>
-        <w:t>Posse.</w:t>
-      </w:r>
-      <w:r>
-        <w:rPr>
-          <w:lang w:val="pt_PT" w:bidi="pt_PT"/>
-        </w:rPr>
-      </w:r>
-      <w:r>
-        <w:rPr>
-          <w:lang w:val="pt_PT" w:bidi="pt_PT"/>
-        </w:rPr>
-      </w:r>
-    </w:p>
-    <w:p>
-      <w:pPr/>
-      <w:r>
-        <w:rPr>
-          <w:lang w:val="pt_PT" w:bidi="pt_PT"/>
-        </w:rPr>
-      </w:r>
-    </w:p>
-    <w:p>
-      <w:pPr>
-        <w:pStyle w:val="Heading2"/>
-      </w:pPr>
-      <w:r>
-        <w:rPr>
-          <w:lang w:val="pt_PT" w:bidi="pt_PT"/>
-        </w:rPr>
-        <w:t>Naum 1.7 (#3)</w:t>
-      </w:r>
-      <w:r>
-        <w:rPr>
-          <w:lang w:val="pt_PT" w:bidi="pt_PT"/>
-        </w:rPr>
-      </w:r>
-    </w:p>
-    <w:p>
-      <w:pPr/>
-      <w:r>
-        <w:rPr>
-          <w:lang w:val="pt_PT" w:bidi="pt_PT"/>
-        </w:rPr>
-      </w:r>
-      <w:r>
-        <w:rPr>
-          <w:lang w:val="pt_PT" w:bidi="pt_PT"/>
-        </w:rPr>
-        <w:t>חֹ֥סֵי בֽ⁠וֹ</w:t>
-      </w:r>
-    </w:p>
-    <w:p>
-      <w:pPr/>
-      <w:r>
-        <w:rPr>
-          <w:lang w:val="pt_PT" w:bidi="pt_PT"/>
-        </w:rPr>
-      </w:r>
-      <w:r>
-        <w:rPr>
-          <w:b/>
-          <w:lang w:val="pt_PT" w:bidi="pt_PT"/>
-        </w:rPr>
-        <w:t>"</w:t>
-      </w:r>
-      <w:r>
-        <w:rPr>
-          <w:b/>
-          <w:lang w:val="pt_PT" w:bidi="pt_PT"/>
-        </w:rPr>
-        <w:t>cuida dos que procuram a sua proteção</w:t>
-      </w:r>
-      <w:r>
-        <w:rPr>
-          <w:b/>
-          <w:lang w:val="pt_PT" w:bidi="pt_PT"/>
-        </w:rPr>
-        <w:t>".</w:t>
-      </w:r>
-    </w:p>
-    <w:p>
-      <w:pPr/>
-      <w:r>
-        <w:rPr>
-          <w:lang w:val="pt_PT" w:bidi="pt_PT"/>
-        </w:rPr>
-      </w:r>
-      <w:r>
-        <w:rPr>
-          <w:lang w:val="pt_PT" w:bidi="pt_PT"/>
-        </w:rPr>
-        <w:t xml:space="preserve">No texto original, o autor está falando de Yahweh como um </w:t>
-      </w:r>
-      <w:r>
-        <w:rPr>
-          <w:b/>
-          <w:lang w:val="pt_PT" w:bidi="pt_PT"/>
-        </w:rPr>
-        <w:t>refúgio</w:t>
-      </w:r>
-      <w:r>
-        <w:rPr>
-          <w:lang w:val="pt_PT" w:bidi="pt_PT"/>
-        </w:rPr>
-        <w:t>, ou seja, um lugar seguro para se esconder. Se for útil em seu idioma, você pode declarar o significado de forma clara. Tradução alternativa: "aqueles que buscam proteção nele".</w:t>
-      </w:r>
-    </w:p>
-    <w:p>
-      <w:pPr/>
-      <w:r>
-        <w:rPr>
-          <w:lang w:val="pt_PT" w:bidi="pt_PT"/>
-        </w:rPr>
-      </w:r>
-      <w:r>
-        <w:rPr>
-          <w:lang w:val="pt_PT" w:bidi="pt_PT"/>
-        </w:rPr>
-        <w:t xml:space="preserve">Veja: </w:t>
-      </w:r>
-      <w:r>
-        <w:rPr>
-          <w:lang w:val="pt_PT" w:bidi="pt_PT"/>
-        </w:rPr>
-        <w:t>Metáfora.</w:t>
-      </w:r>
-      <w:r>
-        <w:rPr>
-          <w:lang w:val="pt_PT" w:bidi="pt_PT"/>
-        </w:rPr>
-      </w:r>
-      <w:r>
-        <w:rPr>
-          <w:lang w:val="pt_PT" w:bidi="pt_PT"/>
-        </w:rPr>
-      </w:r>
-    </w:p>
-    <w:p>
-      <w:pPr/>
-      <w:r>
-        <w:rPr>
-          <w:lang w:val="pt_PT" w:bidi="pt_PT"/>
-        </w:rPr>
-      </w:r>
-    </w:p>
-    <w:p>
-      <w:pPr>
-        <w:pStyle w:val="Heading2"/>
-      </w:pPr>
-      <w:r>
-        <w:rPr>
-          <w:lang w:val="pt_PT" w:bidi="pt_PT"/>
-        </w:rPr>
-        <w:t>Naum 1.8 (#1)</w:t>
-      </w:r>
-      <w:r>
-        <w:rPr>
-          <w:lang w:val="pt_PT" w:bidi="pt_PT"/>
-        </w:rPr>
-      </w:r>
-    </w:p>
-    <w:p>
-      <w:pPr/>
-      <w:r>
-        <w:rPr>
-          <w:lang w:val="pt_PT" w:bidi="pt_PT"/>
-        </w:rPr>
-      </w:r>
-      <w:r>
-        <w:rPr>
-          <w:lang w:val="pt_PT" w:bidi="pt_PT"/>
-        </w:rPr>
-        <w:t>מְקוֹמָ֑⁠הּ</w:t>
-      </w:r>
-    </w:p>
-    <w:p>
-      <w:pPr/>
-      <w:r>
-        <w:rPr>
-          <w:lang w:val="pt_PT" w:bidi="pt_PT"/>
-        </w:rPr>
-      </w:r>
-      <w:r>
-        <w:rPr>
-          <w:b/>
-          <w:lang w:val="pt_PT" w:bidi="pt_PT"/>
-        </w:rPr>
-        <w:t>"</w:t>
-      </w:r>
-      <w:r>
-        <w:rPr>
-          <w:b/>
-          <w:lang w:val="pt_PT" w:bidi="pt_PT"/>
-        </w:rPr>
-        <w:t>ele manda os seus adversários para o mundo dos mortos</w:t>
-      </w:r>
-      <w:r>
-        <w:rPr>
-          <w:b/>
-          <w:lang w:val="pt_PT" w:bidi="pt_PT"/>
-        </w:rPr>
-        <w:t>".</w:t>
-      </w:r>
-    </w:p>
-    <w:p>
-      <w:pPr/>
-      <w:r>
-        <w:rPr>
-          <w:lang w:val="pt_PT" w:bidi="pt_PT"/>
-        </w:rPr>
-      </w:r>
-      <w:r>
-        <w:rPr>
-          <w:lang w:val="pt_PT" w:bidi="pt_PT"/>
-        </w:rPr>
-        <w:t xml:space="preserve">Uma tradução literal dirá: </w:t>
-      </w:r>
-      <w:r>
-        <w:rPr>
-          <w:b/>
-          <w:lang w:val="pt_PT" w:bidi="pt_PT"/>
-        </w:rPr>
-        <w:t>acabará de uma vez com o seu lugar</w:t>
-      </w:r>
-      <w:r>
-        <w:rPr>
-          <w:lang w:val="pt_PT" w:bidi="pt_PT"/>
-        </w:rPr>
-        <w:t xml:space="preserve">. O pronome </w:t>
-      </w:r>
-      <w:r>
-        <w:rPr>
-          <w:b/>
-          <w:lang w:val="pt_PT" w:bidi="pt_PT"/>
-        </w:rPr>
-        <w:t>seu</w:t>
-      </w:r>
-      <w:r>
-        <w:rPr>
-          <w:lang w:val="pt_PT" w:bidi="pt_PT"/>
-        </w:rPr>
-        <w:t xml:space="preserve"> refere-se a Nínive. Se isso não está claro para os leitores, você pode usar o nome da cidade aqui. Tradução alternativa: "para o lugar de Nínive".</w:t>
-      </w:r>
-    </w:p>
-    <w:p>
-      <w:pPr/>
-      <w:r>
-        <w:rPr>
-          <w:lang w:val="pt_PT" w:bidi="pt_PT"/>
-        </w:rPr>
-      </w:r>
-      <w:r>
-        <w:rPr>
-          <w:lang w:val="pt_PT" w:bidi="pt_PT"/>
-        </w:rPr>
-        <w:t xml:space="preserve">Veja: </w:t>
-      </w:r>
-      <w:r>
-        <w:rPr>
-          <w:lang w:val="pt_PT" w:bidi="pt_PT"/>
-        </w:rPr>
-        <w:t>Pronomes — Quando usá-los.</w:t>
-      </w:r>
-      <w:r>
-        <w:rPr>
-          <w:lang w:val="pt_PT" w:bidi="pt_PT"/>
-        </w:rPr>
-      </w:r>
-      <w:r>
-        <w:rPr>
-          <w:lang w:val="pt_PT" w:bidi="pt_PT"/>
-        </w:rPr>
-      </w:r>
-    </w:p>
-    <w:p>
-      <w:pPr/>
-      <w:r>
-        <w:rPr>
-          <w:lang w:val="pt_PT" w:bidi="pt_PT"/>
-        </w:rPr>
-      </w:r>
-    </w:p>
-    <w:p>
-      <w:pPr>
-        <w:pStyle w:val="Heading2"/>
-      </w:pPr>
-      <w:r>
-        <w:rPr>
-          <w:lang w:val="pt_PT" w:bidi="pt_PT"/>
-        </w:rPr>
-        <w:t>Naum 1.8 (#2)</w:t>
-      </w:r>
-      <w:r>
-        <w:rPr>
-          <w:lang w:val="pt_PT" w:bidi="pt_PT"/>
-        </w:rPr>
-      </w:r>
-    </w:p>
-    <w:p>
-      <w:pPr/>
-      <w:r>
-        <w:rPr>
-          <w:lang w:val="pt_PT" w:bidi="pt_PT"/>
-        </w:rPr>
-      </w:r>
-      <w:r>
-        <w:rPr>
-          <w:lang w:val="pt_PT" w:bidi="pt_PT"/>
-        </w:rPr>
-        <w:t>וְ⁠אֹיְבָ֖י⁠ו יְרַדֶּף־חֹֽשֶׁךְ</w:t>
-      </w:r>
-    </w:p>
-    <w:p>
-      <w:pPr/>
-      <w:r>
-        <w:rPr>
-          <w:lang w:val="pt_PT" w:bidi="pt_PT"/>
-        </w:rPr>
-      </w:r>
-      <w:r>
-        <w:rPr>
-          <w:b/>
-          <w:lang w:val="pt_PT" w:bidi="pt_PT"/>
-        </w:rPr>
-        <w:t>"</w:t>
-      </w:r>
-      <w:r>
-        <w:rPr>
-          <w:b/>
-          <w:lang w:val="pt_PT" w:bidi="pt_PT"/>
-        </w:rPr>
-        <w:t>ele manda os seus adversários para o mundo dos mortos</w:t>
-      </w:r>
-      <w:r>
-        <w:rPr>
-          <w:b/>
-          <w:lang w:val="pt_PT" w:bidi="pt_PT"/>
-        </w:rPr>
-        <w:t>".</w:t>
-      </w:r>
-    </w:p>
-    <w:p>
-      <w:pPr/>
-      <w:r>
-        <w:rPr>
-          <w:lang w:val="pt_PT" w:bidi="pt_PT"/>
-        </w:rPr>
-      </w:r>
-      <w:r>
-        <w:rPr>
-          <w:lang w:val="pt_PT" w:bidi="pt_PT"/>
-        </w:rPr>
-        <w:t xml:space="preserve">Uma tradução literal dirá: </w:t>
-      </w:r>
-      <w:r>
-        <w:rPr>
-          <w:b/>
-          <w:lang w:val="pt_PT" w:bidi="pt_PT"/>
-        </w:rPr>
-        <w:t>e as trevas perseguirão os seus inimigos</w:t>
-      </w:r>
-      <w:r>
-        <w:rPr>
-          <w:lang w:val="pt_PT" w:bidi="pt_PT"/>
-        </w:rPr>
-        <w:t xml:space="preserve">. Aqui, </w:t>
-      </w:r>
-      <w:r>
-        <w:rPr>
-          <w:b/>
-          <w:lang w:val="pt_PT" w:bidi="pt_PT"/>
-        </w:rPr>
-        <w:t>trevas</w:t>
-      </w:r>
-      <w:r>
-        <w:rPr>
-          <w:lang w:val="pt_PT" w:bidi="pt_PT"/>
-        </w:rPr>
-        <w:t xml:space="preserve"> representa todos os tipos de coisas ruins, e Naum fala dela como se fosse uma pessoa perseguindo seus inimigos. Isso significa que Yahweh não permitirá que seus inimigos escapem do castigo. Se for útil em seu idioma, você pode declarar o significado de forma clara. Tradução alternativa: "seus inimigos não escaparão do castigo".</w:t>
-      </w:r>
-    </w:p>
-    <w:p>
-      <w:pPr/>
-      <w:r>
-        <w:rPr>
-          <w:lang w:val="pt_PT" w:bidi="pt_PT"/>
-        </w:rPr>
-      </w:r>
-      <w:r>
-        <w:rPr>
-          <w:lang w:val="pt_PT" w:bidi="pt_PT"/>
-        </w:rPr>
-        <w:t xml:space="preserve">Veja: </w:t>
-      </w:r>
-      <w:r>
-        <w:rPr>
-          <w:lang w:val="pt_PT" w:bidi="pt_PT"/>
-        </w:rPr>
-        <w:t>Personificação.</w:t>
-      </w:r>
-      <w:r>
-        <w:rPr>
-          <w:lang w:val="pt_PT" w:bidi="pt_PT"/>
-        </w:rPr>
-      </w:r>
-      <w:r>
-        <w:rPr>
-          <w:lang w:val="pt_PT" w:bidi="pt_PT"/>
-        </w:rPr>
-      </w:r>
-    </w:p>
-    <w:p>
-      <w:pPr/>
-      <w:r>
-        <w:rPr>
-          <w:lang w:val="pt_PT" w:bidi="pt_PT"/>
-        </w:rPr>
-      </w:r>
-    </w:p>
-    <w:p>
-      <w:pPr>
-        <w:pStyle w:val="Heading2"/>
-      </w:pPr>
-      <w:r>
-        <w:rPr>
-          <w:lang w:val="pt_PT" w:bidi="pt_PT"/>
-        </w:rPr>
-        <w:t>Naum 1.9 (#1)</w:t>
-      </w:r>
-      <w:r>
-        <w:rPr>
-          <w:lang w:val="pt_PT" w:bidi="pt_PT"/>
-        </w:rPr>
-      </w:r>
-    </w:p>
-    <w:p>
-      <w:pPr/>
-      <w:r>
-        <w:rPr>
-          <w:lang w:val="pt_PT" w:bidi="pt_PT"/>
-        </w:rPr>
-      </w:r>
-      <w:r>
-        <w:rPr>
-          <w:lang w:val="pt_PT" w:bidi="pt_PT"/>
-        </w:rPr>
-        <w:t>מַה־תְּחַשְּׁבוּ⁠ן֙ אֶל־יְהוָ֔ה</w:t>
-      </w:r>
-    </w:p>
-    <w:p>
-      <w:pPr/>
-      <w:r>
-        <w:rPr>
-          <w:lang w:val="pt_PT" w:bidi="pt_PT"/>
-        </w:rPr>
-      </w:r>
-      <w:r>
-        <w:rPr>
-          <w:b/>
-          <w:lang w:val="pt_PT" w:bidi="pt_PT"/>
-        </w:rPr>
-        <w:t>"</w:t>
-      </w:r>
-      <w:r>
-        <w:rPr>
-          <w:b/>
-          <w:lang w:val="pt_PT" w:bidi="pt_PT"/>
-        </w:rPr>
-        <w:t>O que é que vocês estão planejando contra o Senhor?</w:t>
-      </w:r>
-      <w:r>
-        <w:rPr>
-          <w:b/>
-          <w:lang w:val="pt_PT" w:bidi="pt_PT"/>
-        </w:rPr>
-        <w:t>".</w:t>
-      </w:r>
-    </w:p>
-    <w:p>
-      <w:pPr/>
-      <w:r>
-        <w:rPr>
-          <w:lang w:val="pt_PT" w:bidi="pt_PT"/>
-        </w:rPr>
-      </w:r>
-      <w:r>
-        <w:rPr>
-          <w:lang w:val="pt_PT" w:bidi="pt_PT"/>
-        </w:rPr>
-        <w:t>Naum está usando a forma de pergunta para comunicar fortemente que é inútil conspirar contra Yahweh. Se você não usa a forma de pergunta para esse propósito em seu idioma, você pode traduzir isso como uma afirmação ou uma exclamação. Tradução alternativa: "Qualquer coisa que você esteja conspirando contra Yahweh, não tem importância".</w:t>
-      </w:r>
-    </w:p>
-    <w:p>
-      <w:pPr/>
-      <w:r>
-        <w:rPr>
-          <w:lang w:val="pt_PT" w:bidi="pt_PT"/>
-        </w:rPr>
-      </w:r>
-      <w:r>
-        <w:rPr>
-          <w:lang w:val="pt_PT" w:bidi="pt_PT"/>
-        </w:rPr>
-        <w:t xml:space="preserve">Veja: </w:t>
-      </w:r>
-      <w:r>
-        <w:rPr>
-          <w:lang w:val="pt_PT" w:bidi="pt_PT"/>
-        </w:rPr>
-        <w:t>Pergunta retórica.</w:t>
-      </w:r>
-      <w:r>
-        <w:rPr>
-          <w:lang w:val="pt_PT" w:bidi="pt_PT"/>
-        </w:rPr>
-      </w:r>
-      <w:r>
-        <w:rPr>
-          <w:lang w:val="pt_PT" w:bidi="pt_PT"/>
-        </w:rPr>
-      </w:r>
-    </w:p>
-    <w:p>
-      <w:pPr/>
-      <w:r>
-        <w:rPr>
-          <w:lang w:val="pt_PT" w:bidi="pt_PT"/>
-        </w:rPr>
-      </w:r>
-    </w:p>
-    <w:p>
-      <w:pPr>
-        <w:pStyle w:val="Heading2"/>
-      </w:pPr>
-      <w:r>
-        <w:rPr>
-          <w:lang w:val="pt_PT" w:bidi="pt_PT"/>
-        </w:rPr>
-        <w:t>Naum 1.9 (#2)</w:t>
-      </w:r>
-      <w:r>
-        <w:rPr>
-          <w:lang w:val="pt_PT" w:bidi="pt_PT"/>
-        </w:rPr>
-      </w:r>
-    </w:p>
-    <w:p>
-      <w:pPr/>
-      <w:r>
-        <w:rPr>
-          <w:lang w:val="pt_PT" w:bidi="pt_PT"/>
-        </w:rPr>
-      </w:r>
-      <w:r>
-        <w:rPr>
-          <w:lang w:val="pt_PT" w:bidi="pt_PT"/>
-        </w:rPr>
-        <w:t>תְּחַשְּׁבוּ⁠ן֙</w:t>
-      </w:r>
-    </w:p>
-    <w:p>
-      <w:pPr/>
-      <w:r>
-        <w:rPr>
-          <w:lang w:val="pt_PT" w:bidi="pt_PT"/>
-        </w:rPr>
-      </w:r>
-      <w:r>
-        <w:rPr>
-          <w:b/>
-          <w:lang w:val="pt_PT" w:bidi="pt_PT"/>
-        </w:rPr>
-        <w:t>"vocês estão planejando".</w:t>
-      </w:r>
-    </w:p>
-    <w:p>
-      <w:pPr/>
-      <w:r>
-        <w:rPr>
-          <w:lang w:val="pt_PT" w:bidi="pt_PT"/>
-        </w:rPr>
-      </w:r>
-      <w:r>
-        <w:rPr>
-          <w:lang w:val="pt_PT" w:bidi="pt_PT"/>
-        </w:rPr>
-        <w:t xml:space="preserve">O pronome </w:t>
-      </w:r>
-      <w:r>
-        <w:rPr>
-          <w:b/>
-          <w:lang w:val="pt_PT" w:bidi="pt_PT"/>
-        </w:rPr>
-        <w:t>vocês</w:t>
-      </w:r>
-      <w:r>
-        <w:rPr>
-          <w:lang w:val="pt_PT" w:bidi="pt_PT"/>
-        </w:rPr>
-        <w:t xml:space="preserve"> refere-se aos ninivitas. Se isso não está claro para seus leitores, você pode usar o nome do povo aqui. Tradução alternativa: "vocês, ninivitas, estão tramando".</w:t>
-      </w:r>
-    </w:p>
-    <w:p>
-      <w:pPr/>
-      <w:r>
-        <w:rPr>
-          <w:lang w:val="pt_PT" w:bidi="pt_PT"/>
-        </w:rPr>
-      </w:r>
-      <w:r>
-        <w:rPr>
-          <w:lang w:val="pt_PT" w:bidi="pt_PT"/>
-        </w:rPr>
-        <w:t xml:space="preserve">Veja: </w:t>
-      </w:r>
-      <w:r>
-        <w:rPr>
-          <w:lang w:val="pt_PT" w:bidi="pt_PT"/>
-        </w:rPr>
-        <w:t>Pronomes — Quando usá-los.</w:t>
-      </w:r>
-      <w:r>
-        <w:rPr>
-          <w:lang w:val="pt_PT" w:bidi="pt_PT"/>
-        </w:rPr>
-      </w:r>
-      <w:r>
-        <w:rPr>
-          <w:lang w:val="pt_PT" w:bidi="pt_PT"/>
-        </w:rPr>
-      </w:r>
-    </w:p>
-    <w:p>
-      <w:pPr/>
-      <w:r>
-        <w:rPr>
-          <w:lang w:val="pt_PT" w:bidi="pt_PT"/>
-        </w:rPr>
-      </w:r>
-    </w:p>
-    <w:p>
-      <w:pPr>
-        <w:pStyle w:val="Heading2"/>
-      </w:pPr>
-      <w:r>
-        <w:rPr>
-          <w:lang w:val="pt_PT" w:bidi="pt_PT"/>
-        </w:rPr>
-        <w:t>Naum 1.9 (#3)</w:t>
-      </w:r>
-      <w:r>
-        <w:rPr>
-          <w:lang w:val="pt_PT" w:bidi="pt_PT"/>
-        </w:rPr>
-      </w:r>
-    </w:p>
-    <w:p>
-      <w:pPr/>
-      <w:r>
-        <w:rPr>
-          <w:lang w:val="pt_PT" w:bidi="pt_PT"/>
-        </w:rPr>
-      </w:r>
-      <w:r>
-        <w:rPr>
-          <w:lang w:val="pt_PT" w:bidi="pt_PT"/>
-        </w:rPr>
-        <w:t>תְּחַשְּׁבוּ⁠ן֙</w:t>
-      </w:r>
-    </w:p>
-    <w:p>
-      <w:pPr/>
-      <w:r>
-        <w:rPr>
-          <w:lang w:val="pt_PT" w:bidi="pt_PT"/>
-        </w:rPr>
-      </w:r>
-      <w:r>
-        <w:rPr>
-          <w:b/>
-          <w:lang w:val="pt_PT" w:bidi="pt_PT"/>
-        </w:rPr>
-        <w:t>"vocês estão planejando".</w:t>
-      </w:r>
-    </w:p>
-    <w:p>
-      <w:pPr/>
-      <w:r>
-        <w:rPr>
-          <w:lang w:val="pt_PT" w:bidi="pt_PT"/>
-        </w:rPr>
-      </w:r>
-      <w:r>
-        <w:rPr>
-          <w:lang w:val="pt_PT" w:bidi="pt_PT"/>
-        </w:rPr>
-        <w:t xml:space="preserve">Aqui, </w:t>
-      </w:r>
-      <w:r>
-        <w:rPr>
-          <w:b/>
-          <w:lang w:val="pt_PT" w:bidi="pt_PT"/>
-        </w:rPr>
-        <w:t>vocês</w:t>
-      </w:r>
-      <w:r>
-        <w:rPr>
-          <w:lang w:val="pt_PT" w:bidi="pt_PT"/>
-        </w:rPr>
-        <w:t xml:space="preserve"> é plural. Refere-se aos ninivitas, então use a forma plural na tradução se o seu idioma fizer essa distinção.</w:t>
-      </w:r>
-    </w:p>
-    <w:p>
-      <w:pPr/>
-      <w:r>
-        <w:rPr>
-          <w:lang w:val="pt_PT" w:bidi="pt_PT"/>
-        </w:rPr>
-      </w:r>
-      <w:r>
-        <w:rPr>
-          <w:lang w:val="pt_PT" w:bidi="pt_PT"/>
-        </w:rPr>
-        <w:t xml:space="preserve">Veja: </w:t>
-      </w:r>
-      <w:r>
-        <w:rPr>
-          <w:lang w:val="pt_PT" w:bidi="pt_PT"/>
-        </w:rPr>
-        <w:t>Formas de 'você' — Singular.</w:t>
-      </w:r>
-      <w:r>
-        <w:rPr>
-          <w:lang w:val="pt_PT" w:bidi="pt_PT"/>
-        </w:rPr>
-      </w:r>
-      <w:r>
-        <w:rPr>
-          <w:lang w:val="pt_PT" w:bidi="pt_PT"/>
-        </w:rPr>
-      </w:r>
-    </w:p>
-    <w:p>
-      <w:pPr/>
-      <w:r>
-        <w:rPr>
-          <w:lang w:val="pt_PT" w:bidi="pt_PT"/>
-        </w:rPr>
-      </w:r>
-    </w:p>
-    <w:p>
-      <w:pPr>
-        <w:pStyle w:val="Heading2"/>
-      </w:pPr>
-      <w:r>
-        <w:rPr>
-          <w:lang w:val="pt_PT" w:bidi="pt_PT"/>
-        </w:rPr>
-        <w:t>Naum 1.9 (#4)</w:t>
-      </w:r>
-      <w:r>
-        <w:rPr>
-          <w:lang w:val="pt_PT" w:bidi="pt_PT"/>
-        </w:rPr>
-      </w:r>
-    </w:p>
-    <w:p>
-      <w:pPr/>
-      <w:r>
-        <w:rPr>
-          <w:lang w:val="pt_PT" w:bidi="pt_PT"/>
-        </w:rPr>
-      </w:r>
-      <w:r>
-        <w:rPr>
-          <w:lang w:val="pt_PT" w:bidi="pt_PT"/>
-        </w:rPr>
-        <w:t>צָרָֽה</w:t>
-      </w:r>
-    </w:p>
-    <w:p>
-      <w:pPr/>
-      <w:r>
-        <w:rPr>
-          <w:lang w:val="pt_PT" w:bidi="pt_PT"/>
-        </w:rPr>
-      </w:r>
-      <w:r>
-        <w:rPr>
-          <w:b/>
-          <w:lang w:val="pt_PT" w:bidi="pt_PT"/>
-        </w:rPr>
-        <w:t>"</w:t>
-      </w:r>
-      <w:r>
-        <w:rPr>
-          <w:b/>
-          <w:lang w:val="pt_PT" w:bidi="pt_PT"/>
-        </w:rPr>
-        <w:t>Contra Deus ninguém se levanta duas vezes</w:t>
-      </w:r>
-      <w:r>
-        <w:rPr>
-          <w:b/>
-          <w:lang w:val="pt_PT" w:bidi="pt_PT"/>
-        </w:rPr>
-        <w:t>".</w:t>
-      </w:r>
-    </w:p>
-    <w:p>
-      <w:pPr/>
-      <w:r>
-        <w:rPr>
-          <w:lang w:val="pt_PT" w:bidi="pt_PT"/>
-        </w:rPr>
-      </w:r>
-      <w:r>
-        <w:rPr>
-          <w:lang w:val="pt_PT" w:bidi="pt_PT"/>
-        </w:rPr>
-        <w:t xml:space="preserve">No texto original usa-se a palavra que pode ser traduzida como </w:t>
-      </w:r>
-      <w:r>
-        <w:rPr>
-          <w:b/>
-          <w:lang w:val="pt_PT" w:bidi="pt_PT"/>
-        </w:rPr>
-        <w:t xml:space="preserve">problema. </w:t>
-      </w:r>
-      <w:r>
-        <w:rPr>
-          <w:lang w:val="pt_PT" w:bidi="pt_PT"/>
-        </w:rPr>
-        <w:t xml:space="preserve">Se o seu idioma não utiliza um substantivo abstrato para a ideia de </w:t>
-      </w:r>
-      <w:r>
-        <w:rPr>
-          <w:b/>
-          <w:lang w:val="pt_PT" w:bidi="pt_PT"/>
-        </w:rPr>
-        <w:t>problema</w:t>
-      </w:r>
-      <w:r>
-        <w:rPr>
-          <w:lang w:val="pt_PT" w:bidi="pt_PT"/>
-        </w:rPr>
-        <w:t>, você pode expressar a mesma ideia de outra forma. Tradução alternativa: "eventos problemáticos".</w:t>
-      </w:r>
-    </w:p>
-    <w:p>
-      <w:pPr/>
-      <w:r>
-        <w:rPr>
-          <w:lang w:val="pt_PT" w:bidi="pt_PT"/>
-        </w:rPr>
-      </w:r>
-      <w:r>
-        <w:rPr>
-          <w:lang w:val="pt_PT" w:bidi="pt_PT"/>
-        </w:rPr>
-        <w:t xml:space="preserve">Veja: </w:t>
-      </w:r>
-      <w:r>
-        <w:rPr>
-          <w:lang w:val="pt_PT" w:bidi="pt_PT"/>
-        </w:rPr>
-        <w:t>Substantivos abstratos.</w:t>
-      </w:r>
-      <w:r>
-        <w:rPr>
-          <w:lang w:val="pt_PT" w:bidi="pt_PT"/>
-        </w:rPr>
-      </w:r>
-      <w:r>
-        <w:rPr>
-          <w:lang w:val="pt_PT" w:bidi="pt_PT"/>
-        </w:rPr>
-      </w:r>
-    </w:p>
-    <w:p>
-      <w:pPr/>
-      <w:r>
-        <w:rPr>
-          <w:lang w:val="pt_PT" w:bidi="pt_PT"/>
-        </w:rPr>
-      </w:r>
-    </w:p>
-    <w:p>
-      <w:pPr>
-        <w:pStyle w:val="Heading2"/>
-      </w:pPr>
-      <w:r>
-        <w:rPr>
-          <w:lang w:val="pt_PT" w:bidi="pt_PT"/>
-        </w:rPr>
-        <w:t>Naum 1.9 (#5)</w:t>
-      </w:r>
-      <w:r>
-        <w:rPr>
-          <w:lang w:val="pt_PT" w:bidi="pt_PT"/>
-        </w:rPr>
-      </w:r>
-    </w:p>
-    <w:p>
-      <w:pPr/>
-      <w:r>
-        <w:rPr>
-          <w:lang w:val="pt_PT" w:bidi="pt_PT"/>
-        </w:rPr>
-      </w:r>
-      <w:r>
-        <w:rPr>
-          <w:lang w:val="pt_PT" w:bidi="pt_PT"/>
-        </w:rPr>
-        <w:t>לֹֽא־תָק֥וּם</w:t>
-      </w:r>
-    </w:p>
-    <w:p>
-      <w:pPr/>
-      <w:r>
-        <w:rPr>
-          <w:lang w:val="pt_PT" w:bidi="pt_PT"/>
-        </w:rPr>
-      </w:r>
-      <w:r>
-        <w:rPr>
-          <w:b/>
-          <w:lang w:val="pt_PT" w:bidi="pt_PT"/>
-        </w:rPr>
-        <w:t>"</w:t>
-      </w:r>
-      <w:r>
-        <w:rPr>
-          <w:b/>
-          <w:lang w:val="pt_PT" w:bidi="pt_PT"/>
-        </w:rPr>
-        <w:t>ninguém se levanta</w:t>
-      </w:r>
-      <w:r>
-        <w:rPr>
-          <w:b/>
-          <w:lang w:val="pt_PT" w:bidi="pt_PT"/>
-        </w:rPr>
-        <w:t>".</w:t>
-      </w:r>
-    </w:p>
-    <w:p>
-      <w:pPr/>
-      <w:r>
-        <w:rPr>
-          <w:lang w:val="pt_PT" w:bidi="pt_PT"/>
-        </w:rPr>
-      </w:r>
-      <w:r>
-        <w:rPr>
-          <w:lang w:val="pt_PT" w:bidi="pt_PT"/>
-        </w:rPr>
-        <w:t xml:space="preserve">No texto original usa-se uma palavra que pode ser traduzida como </w:t>
-      </w:r>
-      <w:r>
-        <w:rPr>
-          <w:b/>
-          <w:lang w:val="pt_PT" w:bidi="pt_PT"/>
-        </w:rPr>
-        <w:t xml:space="preserve">problema. </w:t>
-      </w:r>
-      <w:r>
-        <w:rPr>
-          <w:lang w:val="pt_PT" w:bidi="pt_PT"/>
-        </w:rPr>
-        <w:t xml:space="preserve">O autor está falando de </w:t>
-      </w:r>
-      <w:r>
-        <w:rPr>
-          <w:b/>
-          <w:lang w:val="pt_PT" w:bidi="pt_PT"/>
-        </w:rPr>
-        <w:t>problemas</w:t>
-      </w:r>
-      <w:r>
-        <w:rPr>
-          <w:lang w:val="pt_PT" w:bidi="pt_PT"/>
-        </w:rPr>
-        <w:t xml:space="preserve"> como se fossem uma pessoa que pudesse </w:t>
-      </w:r>
-      <w:r>
-        <w:rPr>
-          <w:b/>
-          <w:lang w:val="pt_PT" w:bidi="pt_PT"/>
-        </w:rPr>
-        <w:t>se levantar</w:t>
-      </w:r>
-      <w:r>
-        <w:rPr>
-          <w:lang w:val="pt_PT" w:bidi="pt_PT"/>
-        </w:rPr>
-        <w:t>. Se for útil no seu idioma, você pode declarar o significado de forma clara. Tradução alternativa: "não acontecerá" ou "não virá sobre você".</w:t>
-      </w:r>
-    </w:p>
-    <w:p>
-      <w:pPr/>
-      <w:r>
-        <w:rPr>
-          <w:lang w:val="pt_PT" w:bidi="pt_PT"/>
-        </w:rPr>
-      </w:r>
-      <w:r>
-        <w:rPr>
-          <w:lang w:val="pt_PT" w:bidi="pt_PT"/>
-        </w:rPr>
-        <w:t xml:space="preserve">Veja: </w:t>
-      </w:r>
-      <w:r>
-        <w:rPr>
-          <w:lang w:val="pt_PT" w:bidi="pt_PT"/>
-        </w:rPr>
-        <w:t>Personificação.</w:t>
-      </w:r>
-      <w:r>
-        <w:rPr>
-          <w:lang w:val="pt_PT" w:bidi="pt_PT"/>
-        </w:rPr>
-      </w:r>
-      <w:r>
-        <w:rPr>
-          <w:lang w:val="pt_PT" w:bidi="pt_PT"/>
-        </w:rPr>
-      </w:r>
-    </w:p>
-    <w:p>
-      <w:pPr/>
-      <w:r>
-        <w:rPr>
-          <w:lang w:val="pt_PT" w:bidi="pt_PT"/>
-        </w:rPr>
-      </w:r>
-    </w:p>
-    <w:p>
-      <w:pPr>
-        <w:pStyle w:val="Heading2"/>
-      </w:pPr>
-      <w:r>
-        <w:rPr>
-          <w:lang w:val="pt_PT" w:bidi="pt_PT"/>
-        </w:rPr>
-        <w:t>Naum 1.10 (#1)</w:t>
-      </w:r>
-      <w:r>
-        <w:rPr>
-          <w:lang w:val="pt_PT" w:bidi="pt_PT"/>
-        </w:rPr>
-      </w:r>
-    </w:p>
-    <w:p>
-      <w:pPr/>
-      <w:r>
-        <w:rPr>
-          <w:lang w:val="pt_PT" w:bidi="pt_PT"/>
-        </w:rPr>
-      </w:r>
-      <w:r>
-        <w:rPr>
-          <w:b/>
-          <w:lang w:val="pt_PT" w:bidi="pt_PT"/>
-        </w:rPr>
-        <w:t>"</w:t>
-      </w:r>
-      <w:r>
-        <w:rPr>
-          <w:b/>
-          <w:lang w:val="pt_PT" w:bidi="pt_PT"/>
-        </w:rPr>
-        <w:t>Como uma moita de espinheiros, como a palha seca, vocês serão completamente destruídos</w:t>
-      </w:r>
-      <w:r>
-        <w:rPr>
-          <w:b/>
-          <w:lang w:val="pt_PT" w:bidi="pt_PT"/>
-        </w:rPr>
-        <w:t>".</w:t>
-      </w:r>
-    </w:p>
-    <w:p>
-      <w:pPr/>
-      <w:r>
-        <w:rPr>
-          <w:lang w:val="pt_PT" w:bidi="pt_PT"/>
-        </w:rPr>
-      </w:r>
-      <w:r>
-        <w:rPr>
-          <w:lang w:val="pt_PT" w:bidi="pt_PT"/>
-        </w:rPr>
-        <w:t>O autor está dizendo que os ninivitas são como arbustos espinhosos emaranhados e restolho seco em um incêndio, e como a bebida em suas próprias mãos, porque todas essas coisas são rapidamente consumidas. Se for útil em seu idioma, você pode afirmar isso explicitamente. Tradução alternativa: "como arbustos espinhosos emaranhados em um incêndio e como uma bebida nas mãos de um ninivita, eles são rapidamente consumidos".</w:t>
-      </w:r>
-    </w:p>
-    <w:p>
-      <w:pPr/>
-      <w:r>
-        <w:rPr>
-          <w:lang w:val="pt_PT" w:bidi="pt_PT"/>
-        </w:rPr>
-      </w:r>
-      <w:r>
-        <w:rPr>
-          <w:lang w:val="pt_PT" w:bidi="pt_PT"/>
-        </w:rPr>
-        <w:t xml:space="preserve">Veja: </w:t>
-      </w:r>
-      <w:r>
-        <w:rPr>
-          <w:lang w:val="pt_PT" w:bidi="pt_PT"/>
-        </w:rPr>
-        <w:t>Símile.</w:t>
-      </w:r>
-      <w:r>
-        <w:rPr>
-          <w:lang w:val="pt_PT" w:bidi="pt_PT"/>
-        </w:rPr>
-      </w:r>
-      <w:r>
-        <w:rPr>
-          <w:lang w:val="pt_PT" w:bidi="pt_PT"/>
-        </w:rPr>
-      </w:r>
-    </w:p>
-    <w:p>
-      <w:pPr/>
-      <w:r>
-        <w:rPr>
-          <w:lang w:val="pt_PT" w:bidi="pt_PT"/>
-        </w:rPr>
-      </w:r>
-    </w:p>
-    <w:p>
-      <w:pPr>
-        <w:pStyle w:val="Heading2"/>
-      </w:pPr>
-      <w:r>
-        <w:rPr>
-          <w:lang w:val="pt_PT" w:bidi="pt_PT"/>
-        </w:rPr>
-        <w:t>Naum 1.10 (#2)</w:t>
-      </w:r>
-      <w:r>
-        <w:rPr>
-          <w:lang w:val="pt_PT" w:bidi="pt_PT"/>
-        </w:rPr>
-      </w:r>
-    </w:p>
-    <w:p>
-      <w:pPr/>
-      <w:r>
-        <w:rPr>
-          <w:lang w:val="pt_PT" w:bidi="pt_PT"/>
-        </w:rPr>
-      </w:r>
-      <w:r>
-        <w:rPr>
-          <w:b/>
-          <w:lang w:val="pt_PT" w:bidi="pt_PT"/>
-        </w:rPr>
-        <w:t>"</w:t>
-      </w:r>
-      <w:r>
-        <w:rPr>
-          <w:b/>
-          <w:lang w:val="pt_PT" w:bidi="pt_PT"/>
-        </w:rPr>
-        <w:t>Como uma moita de espinheiros</w:t>
-      </w:r>
-      <w:r>
-        <w:rPr>
-          <w:b/>
-          <w:lang w:val="pt_PT" w:bidi="pt_PT"/>
-        </w:rPr>
-        <w:t>" — "</w:t>
-      </w:r>
-      <w:r>
-        <w:rPr>
-          <w:b/>
-          <w:lang w:val="pt_PT" w:bidi="pt_PT"/>
-        </w:rPr>
-        <w:t>vocês serão completamente destruídos".</w:t>
-      </w:r>
-    </w:p>
-    <w:p>
-      <w:pPr/>
-      <w:r>
-        <w:rPr>
-          <w:lang w:val="pt_PT" w:bidi="pt_PT"/>
-        </w:rPr>
-      </w:r>
-      <w:r>
-        <w:rPr>
-          <w:lang w:val="pt_PT" w:bidi="pt_PT"/>
-        </w:rPr>
-        <w:t xml:space="preserve">No texto original usa-se o pronomes </w:t>
-      </w:r>
-      <w:r>
-        <w:rPr>
-          <w:b/>
-          <w:lang w:val="pt_PT" w:bidi="pt_PT"/>
-        </w:rPr>
-        <w:t xml:space="preserve">eles </w:t>
-      </w:r>
-      <w:r>
-        <w:rPr>
-          <w:lang w:val="pt_PT" w:bidi="pt_PT"/>
-        </w:rPr>
-        <w:t xml:space="preserve">e </w:t>
-      </w:r>
-      <w:r>
-        <w:rPr>
-          <w:b/>
-          <w:lang w:val="pt_PT" w:bidi="pt_PT"/>
-        </w:rPr>
-        <w:t>deles.</w:t>
-      </w:r>
-      <w:r>
-        <w:rPr>
-          <w:lang w:val="pt_PT" w:bidi="pt_PT"/>
-        </w:rPr>
-        <w:t xml:space="preserve"> Os pronomes </w:t>
-      </w:r>
-      <w:r>
-        <w:rPr>
-          <w:b/>
-          <w:lang w:val="pt_PT" w:bidi="pt_PT"/>
-        </w:rPr>
-        <w:t>deles</w:t>
-      </w:r>
-      <w:r>
-        <w:rPr>
-          <w:lang w:val="pt_PT" w:bidi="pt_PT"/>
-        </w:rPr>
-        <w:t xml:space="preserve"> e </w:t>
-      </w:r>
-      <w:r>
-        <w:rPr>
-          <w:b/>
-          <w:lang w:val="pt_PT" w:bidi="pt_PT"/>
-        </w:rPr>
-        <w:t xml:space="preserve">eles </w:t>
-      </w:r>
-      <w:r>
-        <w:rPr>
-          <w:lang w:val="pt_PT" w:bidi="pt_PT"/>
-        </w:rPr>
-        <w:t>referem-se aos ninivitas. Se isso não está claro para seus leitores, você pode usar o nome do povo aqui. Tradução alternativa: "e a bebida dos ninivitas... os ninivitas são devorados".</w:t>
-      </w:r>
-    </w:p>
-    <w:p>
-      <w:pPr/>
-      <w:r>
-        <w:rPr>
-          <w:lang w:val="pt_PT" w:bidi="pt_PT"/>
-        </w:rPr>
-      </w:r>
-      <w:r>
-        <w:rPr>
-          <w:lang w:val="pt_PT" w:bidi="pt_PT"/>
-        </w:rPr>
-        <w:t xml:space="preserve">Veja: </w:t>
-      </w:r>
-      <w:r>
-        <w:rPr>
-          <w:lang w:val="pt_PT" w:bidi="pt_PT"/>
-        </w:rPr>
-        <w:t xml:space="preserve">Pronomes — Quando usá-los. </w:t>
-      </w:r>
-      <w:r>
-        <w:rPr>
-          <w:lang w:val="pt_PT" w:bidi="pt_PT"/>
-        </w:rPr>
-      </w:r>
-      <w:r>
-        <w:rPr>
-          <w:lang w:val="pt_PT" w:bidi="pt_PT"/>
-        </w:rPr>
-      </w:r>
-    </w:p>
-    <w:p>
-      <w:pPr/>
-      <w:r>
-        <w:rPr>
-          <w:lang w:val="pt_PT" w:bidi="pt_PT"/>
-        </w:rPr>
-      </w:r>
-    </w:p>
-    <w:p>
-      <w:pPr>
-        <w:pStyle w:val="Heading2"/>
-      </w:pPr>
-      <w:r>
-        <w:rPr>
-          <w:lang w:val="pt_PT" w:bidi="pt_PT"/>
-        </w:rPr>
-        <w:t>Naum 1.10 (#3)</w:t>
-      </w:r>
-      <w:r>
-        <w:rPr>
-          <w:lang w:val="pt_PT" w:bidi="pt_PT"/>
-        </w:rPr>
-      </w:r>
-    </w:p>
-    <w:p>
-      <w:pPr/>
-      <w:r>
-        <w:rPr>
-          <w:lang w:val="pt_PT" w:bidi="pt_PT"/>
-        </w:rPr>
-      </w:r>
-      <w:r>
-        <w:rPr>
-          <w:lang w:val="pt_PT" w:bidi="pt_PT"/>
-        </w:rPr>
-        <w:t>אֻ֨כְּל֔וּ</w:t>
-      </w:r>
-    </w:p>
-    <w:p>
-      <w:pPr/>
-      <w:r>
-        <w:rPr>
-          <w:lang w:val="pt_PT" w:bidi="pt_PT"/>
-        </w:rPr>
-      </w:r>
-      <w:r>
-        <w:rPr>
-          <w:b/>
-          <w:lang w:val="pt_PT" w:bidi="pt_PT"/>
-        </w:rPr>
-        <w:t>"serão completamente consumidos".</w:t>
-      </w:r>
-    </w:p>
-    <w:p>
-      <w:pPr/>
-      <w:r>
-        <w:rPr>
-          <w:lang w:val="pt_PT" w:bidi="pt_PT"/>
-        </w:rPr>
-      </w:r>
-      <w:r>
-        <w:rPr>
-          <w:lang w:val="pt_PT" w:bidi="pt_PT"/>
-        </w:rPr>
-        <w:t xml:space="preserve">Se o seu idioma não utiliza essa forma passiva, você pode expressar a ideia de forma ativa ou de outra maneira que seja natural no seu idioma. Se for necessário indicar quem realizou a ação, fica claro pelo contexto que foi Deus. Tradução alternativa: "Deus os consumirá". </w:t>
-      </w:r>
-    </w:p>
-    <w:p>
-      <w:pPr/>
-      <w:r>
-        <w:rPr>
-          <w:lang w:val="pt_PT" w:bidi="pt_PT"/>
-        </w:rPr>
-      </w:r>
-      <w:r>
-        <w:rPr>
-          <w:lang w:val="pt_PT" w:bidi="pt_PT"/>
-        </w:rPr>
-        <w:t xml:space="preserve">Veja: </w:t>
-      </w:r>
-      <w:r>
-        <w:rPr>
-          <w:lang w:val="pt_PT" w:bidi="pt_PT"/>
-        </w:rPr>
-        <w:t>Ativo ou passivo.</w:t>
-      </w:r>
-      <w:r>
-        <w:rPr>
-          <w:lang w:val="pt_PT" w:bidi="pt_PT"/>
-        </w:rPr>
-      </w:r>
-      <w:r>
-        <w:rPr>
-          <w:lang w:val="pt_PT" w:bidi="pt_PT"/>
-        </w:rPr>
-      </w:r>
-    </w:p>
-    <w:p>
-      <w:pPr/>
-      <w:r>
-        <w:rPr>
-          <w:lang w:val="pt_PT" w:bidi="pt_PT"/>
-        </w:rPr>
-      </w:r>
-    </w:p>
-    <w:p>
-      <w:pPr>
-        <w:pStyle w:val="Heading2"/>
-      </w:pPr>
-      <w:r>
-        <w:rPr>
-          <w:lang w:val="pt_PT" w:bidi="pt_PT"/>
-        </w:rPr>
-        <w:t>Naum 1.11 (#1)</w:t>
-      </w:r>
-      <w:r>
-        <w:rPr>
-          <w:lang w:val="pt_PT" w:bidi="pt_PT"/>
-        </w:rPr>
-      </w:r>
-    </w:p>
-    <w:p>
-      <w:pPr/>
-      <w:r>
-        <w:rPr>
-          <w:lang w:val="pt_PT" w:bidi="pt_PT"/>
-        </w:rPr>
-      </w:r>
-      <w:r>
-        <w:rPr>
-          <w:lang w:val="pt_PT" w:bidi="pt_PT"/>
-        </w:rPr>
-        <w:t>מִמֵּ֣⁠ךְ</w:t>
-      </w:r>
-    </w:p>
-    <w:p>
-      <w:pPr/>
-      <w:r>
-        <w:rPr>
-          <w:lang w:val="pt_PT" w:bidi="pt_PT"/>
-        </w:rPr>
-      </w:r>
-      <w:r>
-        <w:rPr>
-          <w:b/>
-          <w:lang w:val="pt_PT" w:bidi="pt_PT"/>
-        </w:rPr>
-        <w:t>"Da cidade de Nínive".</w:t>
-      </w:r>
-    </w:p>
-    <w:p>
-      <w:pPr/>
-      <w:r>
-        <w:rPr>
-          <w:lang w:val="pt_PT" w:bidi="pt_PT"/>
-        </w:rPr>
-      </w:r>
-      <w:r>
-        <w:rPr>
-          <w:lang w:val="pt_PT" w:bidi="pt_PT"/>
-        </w:rPr>
-        <w:t xml:space="preserve">No texto original usa-se o pronome </w:t>
-      </w:r>
-      <w:r>
-        <w:rPr>
-          <w:b/>
-          <w:lang w:val="pt_PT" w:bidi="pt_PT"/>
-        </w:rPr>
-        <w:t xml:space="preserve">você. </w:t>
-      </w:r>
-      <w:r>
-        <w:rPr>
-          <w:lang w:val="pt_PT" w:bidi="pt_PT"/>
-        </w:rPr>
-        <w:t xml:space="preserve">O pronome </w:t>
-      </w:r>
-      <w:r>
-        <w:rPr>
-          <w:b/>
-          <w:lang w:val="pt_PT" w:bidi="pt_PT"/>
-        </w:rPr>
-        <w:t>você</w:t>
-      </w:r>
-      <w:r>
-        <w:rPr>
-          <w:lang w:val="pt_PT" w:bidi="pt_PT"/>
-        </w:rPr>
-        <w:t xml:space="preserve"> refere-se a Nínive. Se isso não está claro para seus leitores, você pode adicionar o nome da cidade aqui. Tradução alternativa: "De você, Nínive".</w:t>
-      </w:r>
-    </w:p>
-    <w:p>
-      <w:pPr/>
-      <w:r>
-        <w:rPr>
-          <w:lang w:val="pt_PT" w:bidi="pt_PT"/>
-        </w:rPr>
-      </w:r>
-      <w:r>
-        <w:rPr>
-          <w:lang w:val="pt_PT" w:bidi="pt_PT"/>
-        </w:rPr>
-        <w:t xml:space="preserve">Veja: </w:t>
-      </w:r>
-      <w:r>
-        <w:rPr>
-          <w:lang w:val="pt_PT" w:bidi="pt_PT"/>
-        </w:rPr>
-        <w:t xml:space="preserve">Pronomes — Quando usá-los. </w:t>
-      </w:r>
-      <w:r>
-        <w:rPr>
-          <w:lang w:val="pt_PT" w:bidi="pt_PT"/>
-        </w:rPr>
-      </w:r>
-      <w:r>
-        <w:rPr>
-          <w:lang w:val="pt_PT" w:bidi="pt_PT"/>
-        </w:rPr>
-      </w:r>
-    </w:p>
-    <w:p>
-      <w:pPr/>
-      <w:r>
-        <w:rPr>
-          <w:lang w:val="pt_PT" w:bidi="pt_PT"/>
-        </w:rPr>
-      </w:r>
-    </w:p>
-    <w:p>
-      <w:pPr>
-        <w:pStyle w:val="Heading2"/>
-      </w:pPr>
-      <w:r>
-        <w:rPr>
-          <w:lang w:val="pt_PT" w:bidi="pt_PT"/>
-        </w:rPr>
-        <w:t>Naum 1.11 (#2)</w:t>
-      </w:r>
-      <w:r>
-        <w:rPr>
-          <w:lang w:val="pt_PT" w:bidi="pt_PT"/>
-        </w:rPr>
-      </w:r>
-    </w:p>
-    <w:p>
-      <w:pPr/>
-      <w:r>
-        <w:rPr>
-          <w:lang w:val="pt_PT" w:bidi="pt_PT"/>
-        </w:rPr>
-      </w:r>
-      <w:r>
-        <w:rPr>
-          <w:lang w:val="pt_PT" w:bidi="pt_PT"/>
-        </w:rPr>
-        <w:t>מִמֵּ֣⁠ךְ</w:t>
-      </w:r>
-    </w:p>
-    <w:p>
-      <w:pPr/>
-      <w:r>
-        <w:rPr>
-          <w:lang w:val="pt_PT" w:bidi="pt_PT"/>
-        </w:rPr>
-      </w:r>
-      <w:r>
-        <w:rPr>
-          <w:b/>
-          <w:lang w:val="pt_PT" w:bidi="pt_PT"/>
-        </w:rPr>
-        <w:t>"Da cidade de Nínive".</w:t>
-      </w:r>
-    </w:p>
-    <w:p>
-      <w:pPr/>
-      <w:r>
-        <w:rPr>
-          <w:lang w:val="pt_PT" w:bidi="pt_PT"/>
-        </w:rPr>
-      </w:r>
-      <w:r>
-        <w:rPr>
-          <w:lang w:val="pt_PT" w:bidi="pt_PT"/>
-        </w:rPr>
-        <w:t xml:space="preserve">No texto original usa-se o pronome </w:t>
-      </w:r>
-      <w:r>
-        <w:rPr>
-          <w:b/>
-          <w:lang w:val="pt_PT" w:bidi="pt_PT"/>
-        </w:rPr>
-        <w:t xml:space="preserve">você. </w:t>
-      </w:r>
-      <w:r>
-        <w:rPr>
-          <w:lang w:val="pt_PT" w:bidi="pt_PT"/>
-        </w:rPr>
-        <w:t xml:space="preserve">Aqui, </w:t>
-      </w:r>
-      <w:r>
-        <w:rPr>
-          <w:b/>
-          <w:lang w:val="pt_PT" w:bidi="pt_PT"/>
-        </w:rPr>
-        <w:t>você</w:t>
-      </w:r>
-      <w:r>
-        <w:rPr>
-          <w:lang w:val="pt_PT" w:bidi="pt_PT"/>
-        </w:rPr>
-        <w:t xml:space="preserve"> é singular. Refere-se a Nínive, então use a forma singular na sua tradução se o seu idioma fizer essa distinção.</w:t>
-      </w:r>
-    </w:p>
-    <w:p>
-      <w:pPr/>
-      <w:r>
-        <w:rPr>
-          <w:lang w:val="pt_PT" w:bidi="pt_PT"/>
-        </w:rPr>
-      </w:r>
-      <w:r>
-        <w:rPr>
-          <w:lang w:val="pt_PT" w:bidi="pt_PT"/>
-        </w:rPr>
-        <w:t xml:space="preserve">Veja: </w:t>
-      </w:r>
-      <w:r>
-        <w:rPr>
-          <w:lang w:val="pt_PT" w:bidi="pt_PT"/>
-        </w:rPr>
-        <w:t>Formas de 'você' — Singular.</w:t>
-      </w:r>
-      <w:r>
-        <w:rPr>
-          <w:lang w:val="pt_PT" w:bidi="pt_PT"/>
-        </w:rPr>
-      </w:r>
-      <w:r>
-        <w:rPr>
-          <w:lang w:val="pt_PT" w:bidi="pt_PT"/>
-        </w:rPr>
-      </w:r>
-    </w:p>
-    <w:p>
-      <w:pPr/>
-      <w:r>
-        <w:rPr>
-          <w:lang w:val="pt_PT" w:bidi="pt_PT"/>
-        </w:rPr>
-      </w:r>
-    </w:p>
-    <w:p>
-      <w:pPr>
-        <w:pStyle w:val="Heading2"/>
-      </w:pPr>
-      <w:r>
-        <w:rPr>
-          <w:lang w:val="pt_PT" w:bidi="pt_PT"/>
-        </w:rPr>
-        <w:t>Naum 1.11 (#3)</w:t>
-      </w:r>
-      <w:r>
-        <w:rPr>
-          <w:lang w:val="pt_PT" w:bidi="pt_PT"/>
-        </w:rPr>
-      </w:r>
-    </w:p>
-    <w:p>
-      <w:pPr/>
-      <w:r>
-        <w:rPr>
-          <w:lang w:val="pt_PT" w:bidi="pt_PT"/>
-        </w:rPr>
-      </w:r>
-      <w:r>
-        <w:rPr>
-          <w:lang w:val="pt_PT" w:bidi="pt_PT"/>
-        </w:rPr>
-        <w:t>מִמֵּ֣⁠ךְ יָצָ֔א</w:t>
-      </w:r>
-    </w:p>
-    <w:p>
-      <w:pPr/>
-      <w:r>
-        <w:rPr>
-          <w:lang w:val="pt_PT" w:bidi="pt_PT"/>
-        </w:rPr>
-      </w:r>
-      <w:r>
-        <w:rPr>
-          <w:b/>
-          <w:lang w:val="pt_PT" w:bidi="pt_PT"/>
-        </w:rPr>
-        <w:t>"Da cidade de Nínive".</w:t>
-      </w:r>
-    </w:p>
-    <w:p>
-      <w:pPr/>
-      <w:r>
-        <w:rPr>
-          <w:lang w:val="pt_PT" w:bidi="pt_PT"/>
-        </w:rPr>
-      </w:r>
-      <w:r>
-        <w:rPr>
-          <w:lang w:val="pt_PT" w:bidi="pt_PT"/>
-        </w:rPr>
-        <w:t>No texto original, Naum tem se referido a Nínive na terceira pessoa, mas agora ele se dirige à cidade diretamente na segunda pessoa. Ele faz isso mesmo sabendo que o povo de Nínive não pode ouvi-lo. Ele faz isso para expressar mais poderosamente sua profecia contra o povo de Nínive para seu público, o povo de Judá. Se for útil em seu idioma, você pode expressar a transição aqui de forma mais clara ou adicionar o nome da cidade. Tradução alternativa: "É isso que eu digo a Nínive: De você saiu" ou "De você, Nínive, saiu".</w:t>
-      </w:r>
-    </w:p>
-    <w:p>
-      <w:pPr/>
-      <w:r>
-        <w:rPr>
-          <w:lang w:val="pt_PT" w:bidi="pt_PT"/>
-        </w:rPr>
-      </w:r>
-      <w:r>
-        <w:rPr>
-          <w:lang w:val="pt_PT" w:bidi="pt_PT"/>
-        </w:rPr>
-        <w:t xml:space="preserve">Veja: </w:t>
-      </w:r>
-      <w:r>
-        <w:rPr>
-          <w:lang w:val="pt_PT" w:bidi="pt_PT"/>
-        </w:rPr>
-        <w:t>Apóstrofo.</w:t>
-      </w:r>
-      <w:r>
-        <w:rPr>
-          <w:lang w:val="pt_PT" w:bidi="pt_PT"/>
-        </w:rPr>
-      </w:r>
-      <w:r>
-        <w:rPr>
-          <w:lang w:val="pt_PT" w:bidi="pt_PT"/>
-        </w:rPr>
-      </w:r>
-    </w:p>
-    <w:p>
-      <w:pPr/>
-      <w:r>
-        <w:rPr>
-          <w:lang w:val="pt_PT" w:bidi="pt_PT"/>
-        </w:rPr>
-      </w:r>
-    </w:p>
-    <w:p>
-      <w:pPr>
-        <w:pStyle w:val="Heading2"/>
-      </w:pPr>
-      <w:r>
-        <w:rPr>
-          <w:lang w:val="pt_PT" w:bidi="pt_PT"/>
-        </w:rPr>
-        <w:t>Naum 1.11 (#4)</w:t>
-      </w:r>
-      <w:r>
-        <w:rPr>
-          <w:lang w:val="pt_PT" w:bidi="pt_PT"/>
-        </w:rPr>
-      </w:r>
-    </w:p>
-    <w:p>
-      <w:pPr/>
-      <w:r>
-        <w:rPr>
-          <w:lang w:val="pt_PT" w:bidi="pt_PT"/>
-        </w:rPr>
-      </w:r>
-      <w:r>
-        <w:rPr>
-          <w:lang w:val="pt_PT" w:bidi="pt_PT"/>
-        </w:rPr>
-        <w:t>חֹשֵׁ֥ב &amp; רָעָ֑ה יֹעֵ֖ץ בְּלִיָּֽעַל</w:t>
-      </w:r>
-    </w:p>
-    <w:p>
-      <w:pPr/>
-      <w:r>
-        <w:rPr>
-          <w:lang w:val="pt_PT" w:bidi="pt_PT"/>
-        </w:rPr>
-      </w:r>
-      <w:r>
-        <w:rPr>
-          <w:b/>
-          <w:lang w:val="pt_PT" w:bidi="pt_PT"/>
-        </w:rPr>
-        <w:t>"</w:t>
-      </w:r>
-      <w:r>
-        <w:rPr>
-          <w:b/>
-          <w:lang w:val="pt_PT" w:bidi="pt_PT"/>
-        </w:rPr>
-        <w:t>de más intenções</w:t>
-      </w:r>
-      <w:r>
-        <w:rPr>
-          <w:b/>
-          <w:lang w:val="pt_PT" w:bidi="pt_PT"/>
-        </w:rPr>
-        <w:t>" — "</w:t>
-      </w:r>
-      <w:r>
-        <w:rPr>
-          <w:b/>
-          <w:lang w:val="pt_PT" w:bidi="pt_PT"/>
-        </w:rPr>
-        <w:t>que planeja o mal</w:t>
-      </w:r>
-      <w:r>
-        <w:rPr>
-          <w:b/>
-          <w:lang w:val="pt_PT" w:bidi="pt_PT"/>
-        </w:rPr>
-        <w:t>".</w:t>
-      </w:r>
-    </w:p>
-    <w:p>
-      <w:pPr/>
-      <w:r>
-        <w:rPr>
-          <w:lang w:val="pt_PT" w:bidi="pt_PT"/>
-        </w:rPr>
-      </w:r>
-      <w:r>
-        <w:rPr>
-          <w:lang w:val="pt_PT" w:bidi="pt_PT"/>
-        </w:rPr>
-        <w:t>Essas duas cláusulas têm basicamente o mesmo significado. A segunda cláusula reforça o sentido da primeira ao repetir a mesma ideia com palavras diferentes. Se for útil para seus leitores, você pode combinar as cláusulas ou conectá-las com uma palavra que indique que a segunda cláusula está repetindo a primeira, sem acrescentar algo novo. Tradução alternativa: "um conspirador do mal... de fato, um conselheiro da maldade".</w:t>
-      </w:r>
-    </w:p>
-    <w:p>
-      <w:pPr/>
-      <w:r>
-        <w:rPr>
-          <w:lang w:val="pt_PT" w:bidi="pt_PT"/>
-        </w:rPr>
-      </w:r>
-      <w:r>
-        <w:rPr>
-          <w:lang w:val="pt_PT" w:bidi="pt_PT"/>
-        </w:rPr>
-        <w:t xml:space="preserve">Veja: </w:t>
-      </w:r>
-      <w:r>
-        <w:rPr>
-          <w:lang w:val="pt_PT" w:bidi="pt_PT"/>
-        </w:rPr>
-        <w:t>Paralelismo.</w:t>
-      </w:r>
-      <w:r>
-        <w:rPr>
-          <w:lang w:val="pt_PT" w:bidi="pt_PT"/>
-        </w:rPr>
-      </w:r>
-      <w:r>
-        <w:rPr>
-          <w:lang w:val="pt_PT" w:bidi="pt_PT"/>
-        </w:rPr>
-      </w:r>
-    </w:p>
-    <w:p>
-      <w:pPr/>
-      <w:r>
-        <w:rPr>
-          <w:lang w:val="pt_PT" w:bidi="pt_PT"/>
-        </w:rPr>
-      </w:r>
-    </w:p>
-    <w:p>
-      <w:pPr>
-        <w:pStyle w:val="Heading2"/>
-      </w:pPr>
-      <w:r>
-        <w:rPr>
-          <w:lang w:val="pt_PT" w:bidi="pt_PT"/>
-        </w:rPr>
-        <w:t>Naum 1.11 (#5)</w:t>
-      </w:r>
-      <w:r>
-        <w:rPr>
-          <w:lang w:val="pt_PT" w:bidi="pt_PT"/>
-        </w:rPr>
-      </w:r>
-    </w:p>
-    <w:p>
-      <w:pPr/>
-      <w:r>
-        <w:rPr>
-          <w:lang w:val="pt_PT" w:bidi="pt_PT"/>
-        </w:rPr>
-      </w:r>
-      <w:r>
-        <w:rPr>
-          <w:b/>
-          <w:lang w:val="pt_PT" w:bidi="pt_PT"/>
-        </w:rPr>
-        <w:t>"</w:t>
-      </w:r>
-      <w:r>
-        <w:rPr>
-          <w:b/>
-          <w:lang w:val="pt_PT" w:bidi="pt_PT"/>
-        </w:rPr>
-        <w:t>de más intenções</w:t>
-      </w:r>
-      <w:r>
-        <w:rPr>
-          <w:b/>
-          <w:lang w:val="pt_PT" w:bidi="pt_PT"/>
-        </w:rPr>
-        <w:t>" — "</w:t>
-      </w:r>
-      <w:r>
-        <w:rPr>
-          <w:b/>
-          <w:lang w:val="pt_PT" w:bidi="pt_PT"/>
-        </w:rPr>
-        <w:t>que planeja o mal</w:t>
-      </w:r>
-      <w:r>
-        <w:rPr>
-          <w:b/>
-          <w:lang w:val="pt_PT" w:bidi="pt_PT"/>
-        </w:rPr>
-        <w:t>".</w:t>
-      </w:r>
-    </w:p>
-    <w:p>
-      <w:pPr/>
-      <w:r>
-        <w:rPr>
-          <w:lang w:val="pt_PT" w:bidi="pt_PT"/>
-        </w:rPr>
-      </w:r>
-      <w:r>
-        <w:rPr>
-          <w:lang w:val="pt_PT" w:bidi="pt_PT"/>
-        </w:rPr>
-        <w:t xml:space="preserve">No texto original usa-se a palavra </w:t>
-      </w:r>
-      <w:r>
-        <w:rPr>
-          <w:b/>
-          <w:lang w:val="pt_PT" w:bidi="pt_PT"/>
-        </w:rPr>
-        <w:t xml:space="preserve">maldade. </w:t>
-      </w:r>
-      <w:r>
-        <w:rPr>
-          <w:lang w:val="pt_PT" w:bidi="pt_PT"/>
-        </w:rPr>
-        <w:t xml:space="preserve">Se o seu idioma não utiliza substantivos abstratos para as ideias de </w:t>
-      </w:r>
-      <w:r>
-        <w:rPr>
-          <w:b/>
-          <w:lang w:val="pt_PT" w:bidi="pt_PT"/>
-        </w:rPr>
-        <w:t>mal</w:t>
-      </w:r>
-      <w:r>
-        <w:rPr>
-          <w:lang w:val="pt_PT" w:bidi="pt_PT"/>
-        </w:rPr>
-        <w:t xml:space="preserve"> e </w:t>
-      </w:r>
-      <w:r>
-        <w:rPr>
-          <w:b/>
-          <w:lang w:val="pt_PT" w:bidi="pt_PT"/>
-        </w:rPr>
-        <w:t>maldade</w:t>
-      </w:r>
-      <w:r>
-        <w:rPr>
-          <w:lang w:val="pt_PT" w:bidi="pt_PT"/>
-        </w:rPr>
-        <w:t>, você pode expressar as mesmas ideias de outra forma. Tradução alternativa: "um conspirador maligno ... um conselheiro perverso".</w:t>
-      </w:r>
-    </w:p>
-    <w:p>
-      <w:pPr/>
-      <w:r>
-        <w:rPr>
-          <w:lang w:val="pt_PT" w:bidi="pt_PT"/>
-        </w:rPr>
-      </w:r>
-      <w:r>
-        <w:rPr>
-          <w:lang w:val="pt_PT" w:bidi="pt_PT"/>
-        </w:rPr>
-        <w:t xml:space="preserve">Veja: </w:t>
-      </w:r>
-      <w:r>
-        <w:rPr>
-          <w:lang w:val="pt_PT" w:bidi="pt_PT"/>
-        </w:rPr>
-        <w:t>Substantivos abstratos.</w:t>
-      </w:r>
-      <w:r>
-        <w:rPr>
-          <w:lang w:val="pt_PT" w:bidi="pt_PT"/>
-        </w:rPr>
-      </w:r>
-      <w:r>
-        <w:rPr>
-          <w:lang w:val="pt_PT" w:bidi="pt_PT"/>
-        </w:rPr>
-      </w:r>
-    </w:p>
-    <w:p>
-      <w:pPr/>
-      <w:r>
-        <w:rPr>
-          <w:lang w:val="pt_PT" w:bidi="pt_PT"/>
-        </w:rPr>
-      </w:r>
-    </w:p>
-    <w:p>
-      <w:pPr>
-        <w:pStyle w:val="Heading2"/>
-      </w:pPr>
-      <w:r>
-        <w:rPr>
-          <w:lang w:val="pt_PT" w:bidi="pt_PT"/>
-        </w:rPr>
-        <w:t>Naum 1.12 (#1)</w:t>
-      </w:r>
-      <w:r>
-        <w:rPr>
-          <w:lang w:val="pt_PT" w:bidi="pt_PT"/>
-        </w:rPr>
-      </w:r>
-    </w:p>
-    <w:p>
-      <w:pPr/>
-      <w:r>
-        <w:rPr>
-          <w:lang w:val="pt_PT" w:bidi="pt_PT"/>
-        </w:rPr>
-      </w:r>
-      <w:r>
-        <w:rPr>
-          <w:lang w:val="pt_PT" w:bidi="pt_PT"/>
-        </w:rPr>
-        <w:t>שְׁלֵמִים֙</w:t>
-      </w:r>
-    </w:p>
-    <w:p>
-      <w:pPr/>
-      <w:r>
-        <w:rPr>
-          <w:lang w:val="pt_PT" w:bidi="pt_PT"/>
-        </w:rPr>
-      </w:r>
-      <w:r>
-        <w:rPr>
-          <w:b/>
-          <w:lang w:val="pt_PT" w:bidi="pt_PT"/>
-        </w:rPr>
-        <w:t>"embora sejam fortes e numerosos</w:t>
-      </w:r>
-      <w:r>
-        <w:rPr>
-          <w:b/>
-          <w:lang w:val="pt_PT" w:bidi="pt_PT"/>
-        </w:rPr>
-        <w:t>".</w:t>
-      </w:r>
-    </w:p>
-    <w:p>
-      <w:pPr/>
-      <w:r>
-        <w:rPr>
-          <w:lang w:val="pt_PT" w:bidi="pt_PT"/>
-        </w:rPr>
-      </w:r>
-      <w:r>
-        <w:rPr>
-          <w:lang w:val="pt_PT" w:bidi="pt_PT"/>
-        </w:rPr>
-        <w:t xml:space="preserve">No texto original usa-se o pronome </w:t>
-      </w:r>
-      <w:r>
-        <w:rPr>
-          <w:b/>
-          <w:lang w:val="pt_PT" w:bidi="pt_PT"/>
-        </w:rPr>
-        <w:t xml:space="preserve">eles. </w:t>
-      </w:r>
-      <w:r>
-        <w:rPr>
-          <w:lang w:val="pt_PT" w:bidi="pt_PT"/>
-        </w:rPr>
-        <w:t xml:space="preserve">O pronome </w:t>
-      </w:r>
-      <w:r>
-        <w:rPr>
-          <w:b/>
-          <w:lang w:val="pt_PT" w:bidi="pt_PT"/>
-        </w:rPr>
-        <w:t>eles</w:t>
-      </w:r>
-      <w:r>
-        <w:rPr>
-          <w:lang w:val="pt_PT" w:bidi="pt_PT"/>
-        </w:rPr>
-        <w:t xml:space="preserve"> refere-se aos ninivitas. Se isso não está claro para seus leitores, você pode usar o nome do povo aqui. Tradução alternativa: "os ninivitas estão seguros".</w:t>
-      </w:r>
-    </w:p>
-    <w:p>
-      <w:pPr/>
-      <w:r>
-        <w:rPr>
-          <w:lang w:val="pt_PT" w:bidi="pt_PT"/>
-        </w:rPr>
-      </w:r>
-      <w:r>
-        <w:rPr>
-          <w:lang w:val="pt_PT" w:bidi="pt_PT"/>
-        </w:rPr>
-        <w:t xml:space="preserve">Veja: </w:t>
-      </w:r>
-      <w:r>
-        <w:rPr>
-          <w:lang w:val="pt_PT" w:bidi="pt_PT"/>
-        </w:rPr>
-        <w:t>Pronomes — Quando usá-los.</w:t>
-      </w:r>
-      <w:r>
-        <w:rPr>
-          <w:lang w:val="pt_PT" w:bidi="pt_PT"/>
-        </w:rPr>
-      </w:r>
-      <w:r>
-        <w:rPr>
-          <w:lang w:val="pt_PT" w:bidi="pt_PT"/>
-        </w:rPr>
-      </w:r>
-    </w:p>
-    <w:p>
-      <w:pPr/>
-      <w:r>
-        <w:rPr>
-          <w:lang w:val="pt_PT" w:bidi="pt_PT"/>
-        </w:rPr>
-      </w:r>
-    </w:p>
-    <w:p>
-      <w:pPr>
-        <w:pStyle w:val="Heading2"/>
-      </w:pPr>
-      <w:r>
-        <w:rPr>
-          <w:lang w:val="pt_PT" w:bidi="pt_PT"/>
-        </w:rPr>
-        <w:t>Naum 1.12 (#2)</w:t>
-      </w:r>
-      <w:r>
-        <w:rPr>
-          <w:lang w:val="pt_PT" w:bidi="pt_PT"/>
-        </w:rPr>
-      </w:r>
-    </w:p>
-    <w:p>
-      <w:pPr/>
-      <w:r>
-        <w:rPr>
-          <w:lang w:val="pt_PT" w:bidi="pt_PT"/>
-        </w:rPr>
-      </w:r>
-      <w:r>
-        <w:rPr>
-          <w:lang w:val="pt_PT" w:bidi="pt_PT"/>
-        </w:rPr>
-        <w:t>שְׁלֵמִים֙</w:t>
-      </w:r>
-    </w:p>
-    <w:p>
-      <w:pPr/>
-      <w:r>
-        <w:rPr>
-          <w:lang w:val="pt_PT" w:bidi="pt_PT"/>
-        </w:rPr>
-      </w:r>
-      <w:r>
-        <w:rPr>
-          <w:b/>
-          <w:lang w:val="pt_PT" w:bidi="pt_PT"/>
-        </w:rPr>
-        <w:t>"</w:t>
-      </w:r>
-      <w:r>
-        <w:rPr>
-          <w:b/>
-          <w:lang w:val="pt_PT" w:bidi="pt_PT"/>
-        </w:rPr>
-        <w:t>embora sejam fortes e numerosos</w:t>
-      </w:r>
-      <w:r>
-        <w:rPr>
-          <w:b/>
-          <w:lang w:val="pt_PT" w:bidi="pt_PT"/>
-        </w:rPr>
-        <w:t>".</w:t>
-      </w:r>
-    </w:p>
-    <w:p>
-      <w:pPr/>
-      <w:r>
-        <w:rPr>
-          <w:lang w:val="pt_PT" w:bidi="pt_PT"/>
-        </w:rPr>
-      </w:r>
-      <w:r>
-        <w:rPr>
-          <w:lang w:val="pt_PT" w:bidi="pt_PT"/>
-        </w:rPr>
-        <w:t xml:space="preserve">Uma tradução literal dirá: </w:t>
-      </w:r>
-      <w:r>
-        <w:rPr>
-          <w:b/>
-          <w:lang w:val="pt_PT" w:bidi="pt_PT"/>
-        </w:rPr>
-        <w:t>Por mais seguros que eles estejam</w:t>
-      </w:r>
-      <w:r>
-        <w:rPr>
-          <w:lang w:val="pt_PT" w:bidi="pt_PT"/>
-        </w:rPr>
-        <w:t xml:space="preserve">. A implicação é que </w:t>
-      </w:r>
-      <w:r>
-        <w:rPr>
-          <w:b/>
-          <w:lang w:val="pt_PT" w:bidi="pt_PT"/>
-        </w:rPr>
-        <w:t>eles estão seguros</w:t>
-      </w:r>
-      <w:r>
-        <w:rPr>
-          <w:lang w:val="pt_PT" w:bidi="pt_PT"/>
-        </w:rPr>
-        <w:t xml:space="preserve"> e com força. Você pode incluir essa informação se for útil para seus leitores. Tradução alternativa: "eles estão em plena força".</w:t>
-      </w:r>
-    </w:p>
-    <w:p>
-      <w:pPr/>
-      <w:r>
-        <w:rPr>
-          <w:lang w:val="pt_PT" w:bidi="pt_PT"/>
-        </w:rPr>
-      </w:r>
-      <w:r>
-        <w:rPr>
-          <w:lang w:val="pt_PT" w:bidi="pt_PT"/>
-        </w:rPr>
-        <w:t xml:space="preserve">Veja: </w:t>
-      </w:r>
-      <w:r>
-        <w:rPr>
-          <w:lang w:val="pt_PT" w:bidi="pt_PT"/>
-        </w:rPr>
-        <w:t>Conhecimento presumido e informações implícitas.</w:t>
-      </w:r>
-      <w:r>
-        <w:rPr>
-          <w:lang w:val="pt_PT" w:bidi="pt_PT"/>
-        </w:rPr>
-      </w:r>
-      <w:r>
-        <w:rPr>
-          <w:lang w:val="pt_PT" w:bidi="pt_PT"/>
-        </w:rPr>
-      </w:r>
-    </w:p>
-    <w:p>
-      <w:pPr/>
-      <w:r>
-        <w:rPr>
-          <w:lang w:val="pt_PT" w:bidi="pt_PT"/>
-        </w:rPr>
-      </w:r>
-    </w:p>
-    <w:p>
-      <w:pPr>
-        <w:pStyle w:val="Heading2"/>
-      </w:pPr>
-      <w:r>
-        <w:rPr>
-          <w:lang w:val="pt_PT" w:bidi="pt_PT"/>
-        </w:rPr>
         <w:t>Naum 1.12 (#3)</w:t>
       </w:r>
       <w:r>
         <w:rPr>
           <w:lang w:val="pt_PT" w:bidi="pt_PT"/>
         </w:rPr>
+      </w:r>
+    </w:p>
+    <w:p>
+      <w:pPr/>
+      <w:r>
+        <w:rPr>
+          <w:lang w:val="pt_PT" w:bidi="pt_PT"/>
+        </w:rPr>
+      </w:r>
+      <w:r>
+        <w:rPr>
+          <w:lang w:val="pt_PT" w:bidi="pt_PT"/>
+        </w:rPr>
+        <w:t>נָגֹ֖זּוּ וְ⁠עָבָ֑ר</w:t>
       </w:r>
     </w:p>
     <w:p>
@@ -9603,6 +9701,20 @@
       </w:r>
       <w:r>
         <w:rPr>
+          <w:lang w:val="pt_PT" w:bidi="pt_PT"/>
+        </w:rPr>
+        <w:t>שָׁ֤ב יְהוָה֙ אֶת־גְּא֣וֹן יַעֲקֹ֔ב כִּ⁠גְא֖וֹן יִשְׂרָאֵ֑ל</w:t>
+      </w:r>
+    </w:p>
+    <w:p>
+      <w:pPr/>
+      <w:r>
+        <w:rPr>
+          <w:lang w:val="pt_PT" w:bidi="pt_PT"/>
+        </w:rPr>
+      </w:r>
+      <w:r>
+        <w:rPr>
           <w:b/>
           <w:lang w:val="pt_PT" w:bidi="pt_PT"/>
         </w:rPr>
@@ -11132,6 +11244,20 @@
       </w:r>
       <w:r>
         <w:rPr>
+          <w:lang w:val="pt_PT" w:bidi="pt_PT"/>
+        </w:rPr>
+        <w:t>שַׁעֲרֵ֥י הַ⁠נְּהָר֖וֹת נִפְתָּ֑חוּ וְ⁠הַֽ⁠הֵיכָ֖ל נָמֽוֹג</w:t>
+      </w:r>
+    </w:p>
+    <w:p>
+      <w:pPr/>
+      <w:r>
+        <w:rPr>
+          <w:lang w:val="pt_PT" w:bidi="pt_PT"/>
+        </w:rPr>
+      </w:r>
+      <w:r>
+        <w:rPr>
           <w:b/>
           <w:lang w:val="pt_PT" w:bidi="pt_PT"/>
         </w:rPr>
@@ -11229,6 +11355,20 @@
       </w:r>
       <w:r>
         <w:rPr>
+          <w:lang w:val="pt_PT" w:bidi="pt_PT"/>
+        </w:rPr>
+        <w:t>שַׁעֲרֵ֥י הַ⁠נְּהָר֖וֹת</w:t>
+      </w:r>
+    </w:p>
+    <w:p>
+      <w:pPr/>
+      <w:r>
+        <w:rPr>
+          <w:lang w:val="pt_PT" w:bidi="pt_PT"/>
+        </w:rPr>
+      </w:r>
+      <w:r>
+        <w:rPr>
           <w:b/>
           <w:lang w:val="pt_PT" w:bidi="pt_PT"/>
         </w:rPr>
@@ -11890,6 +12030,20 @@
       </w:r>
       <w:r>
         <w:rPr>
+          <w:lang w:val="pt_PT" w:bidi="pt_PT"/>
+        </w:rPr>
+        <w:t>גֻּלְּתָ֣ה הֹֽעֲלָ֑תָה וְ⁠אַמְהֹתֶ֗י⁠הָ</w:t>
+      </w:r>
+    </w:p>
+    <w:p>
+      <w:pPr/>
+      <w:r>
+        <w:rPr>
+          <w:lang w:val="pt_PT" w:bidi="pt_PT"/>
+        </w:rPr>
+      </w:r>
+      <w:r>
+        <w:rPr>
           <w:b/>
           <w:lang w:val="pt_PT" w:bidi="pt_PT"/>
         </w:rPr>
@@ -12792,6 +12946,20 @@
       </w:r>
       <w:r>
         <w:rPr>
+          <w:lang w:val="pt_PT" w:bidi="pt_PT"/>
+        </w:rPr>
+        <w:t>בֹּ֥זּוּ כֶ֖סֶף בֹּ֣זּוּ זָהָ֑ב וְ⁠אֵ֥ין קֵ֨צֶה֙ לַ⁠תְּכוּנָ֔ה כָּבֹ֕ד מִ⁠כֹּ֖ל כְּלִ֥י חֶמְדָּֽה</w:t>
+      </w:r>
+    </w:p>
+    <w:p>
+      <w:pPr/>
+      <w:r>
+        <w:rPr>
+          <w:lang w:val="pt_PT" w:bidi="pt_PT"/>
+        </w:rPr>
+      </w:r>
+      <w:r>
+        <w:rPr>
           <w:b/>
           <w:lang w:val="pt_PT" w:bidi="pt_PT"/>
         </w:rPr>
@@ -13684,6 +13852,20 @@
         <w:rPr>
           <w:lang w:val="pt_PT" w:bidi="pt_PT"/>
         </w:rPr>
+      </w:r>
+    </w:p>
+    <w:p>
+      <w:pPr/>
+      <w:r>
+        <w:rPr>
+          <w:lang w:val="pt_PT" w:bidi="pt_PT"/>
+        </w:rPr>
+      </w:r>
+      <w:r>
+        <w:rPr>
+          <w:lang w:val="pt_PT" w:bidi="pt_PT"/>
+        </w:rPr>
+        <w:t>אַיֵּה֙ מְע֣וֹן אֲרָי֔וֹת וּ⁠מִרְעֶ֥ה ה֖וּא לַ⁠כְּפִרִ֑ים אֲשֶׁ֣ר הָלַךְ֩ אַרְיֵ֨ה לָבִ֥יא שָׁ֛ם גּ֥וּר אַרְיֵ֖ה וְ⁠אֵ֥ין מַחֲרִֽיד</w:t>
       </w:r>
     </w:p>
     <w:p>
@@ -15834,6 +16016,20 @@
       </w:r>
       <w:r>
         <w:rPr>
+          <w:lang w:val="pt_PT" w:bidi="pt_PT"/>
+        </w:rPr>
+        <w:t>שׁ֔וֹט &amp; רַ֣עַשׁ אוֹפָ֑ן וְ⁠ס֣וּס דֹּהֵ֔ר וּ⁠מֶרְכָּבָ֖ה מְרַקֵּדָֽה</w:t>
+      </w:r>
+    </w:p>
+    <w:p>
+      <w:pPr/>
+      <w:r>
+        <w:rPr>
+          <w:lang w:val="pt_PT" w:bidi="pt_PT"/>
+        </w:rPr>
+      </w:r>
+      <w:r>
+        <w:rPr>
           <w:b/>
           <w:lang w:val="pt_PT" w:bidi="pt_PT"/>
         </w:rPr>
@@ -15983,6 +16179,20 @@
       </w:r>
       <w:r>
         <w:rPr>
+          <w:lang w:val="pt_PT" w:bidi="pt_PT"/>
+        </w:rPr>
+        <w:t>פָּרָ֣שׁ מַעֲלֶ֗ה וְ⁠לַ֤הַב חֶ֨רֶב֙ וּ⁠בְרַ֣ק חֲנִ֔ית</w:t>
+      </w:r>
+    </w:p>
+    <w:p>
+      <w:pPr/>
+      <w:r>
+        <w:rPr>
+          <w:lang w:val="pt_PT" w:bidi="pt_PT"/>
+        </w:rPr>
+      </w:r>
+      <w:r>
+        <w:rPr>
           <w:b/>
           <w:lang w:val="pt_PT" w:bidi="pt_PT"/>
         </w:rPr>
@@ -16108,6 +16318,20 @@
         <w:rPr>
           <w:lang w:val="pt_PT" w:bidi="pt_PT"/>
         </w:rPr>
+      </w:r>
+    </w:p>
+    <w:p>
+      <w:pPr/>
+      <w:r>
+        <w:rPr>
+          <w:lang w:val="pt_PT" w:bidi="pt_PT"/>
+        </w:rPr>
+      </w:r>
+      <w:r>
+        <w:rPr>
+          <w:lang w:val="pt_PT" w:bidi="pt_PT"/>
+        </w:rPr>
+        <w:t>פָּרָ֣שׁ מַעֲלֶ֗ה וְ⁠לַ֤הַב חֶ֨רֶב֙ וּ⁠בְרַ֣ק חֲנִ֔ית</w:t>
       </w:r>
     </w:p>
     <w:p>
@@ -18099,6 +18323,20 @@
       </w:r>
       <w:r>
         <w:rPr>
+          <w:lang w:val="pt_PT" w:bidi="pt_PT"/>
+        </w:rPr>
+        <w:t>הֲ⁠תֵֽיטְבִי֙ מִ⁠נֹּ֣א אָמ֔וֹן הַ⁠יֹּֽשְׁבָה֙ בַּ⁠יְאֹרִ֔ים מַ֖יִם סָבִ֣יב לָ֑⁠הּ אֲשֶׁר־חֵ֣יל יָ֔ם מִ⁠יָּ֖ם חוֹמָתָֽ⁠הּ</w:t>
+      </w:r>
+    </w:p>
+    <w:p>
+      <w:pPr/>
+      <w:r>
+        <w:rPr>
+          <w:lang w:val="pt_PT" w:bidi="pt_PT"/>
+        </w:rPr>
+      </w:r>
+      <w:r>
+        <w:rPr>
           <w:b/>
           <w:lang w:val="pt_PT" w:bidi="pt_PT"/>
         </w:rPr>
@@ -19545,6 +19783,20 @@
       </w:r>
       <w:r>
         <w:rPr>
+          <w:lang w:val="pt_PT" w:bidi="pt_PT"/>
+        </w:rPr>
+        <w:t>עֹלָלֶ֛י⁠הָ יְרֻטְּשׁ֖וּ</w:t>
+      </w:r>
+    </w:p>
+    <w:p>
+      <w:pPr/>
+      <w:r>
+        <w:rPr>
+          <w:lang w:val="pt_PT" w:bidi="pt_PT"/>
+        </w:rPr>
+      </w:r>
+      <w:r>
+        <w:rPr>
           <w:b/>
           <w:lang w:val="pt_PT" w:bidi="pt_PT"/>
         </w:rPr>
@@ -20368,6 +20620,20 @@
       </w:r>
       <w:r>
         <w:rPr>
+          <w:lang w:val="pt_PT" w:bidi="pt_PT"/>
+        </w:rPr>
+        <w:t>כָּ֨ל־מִבְצָרַ֔יִ⁠ךְ תְּאֵנִ֖ים עִם־בִּכּוּרִ֑ים</w:t>
+      </w:r>
+    </w:p>
+    <w:p>
+      <w:pPr/>
+      <w:r>
+        <w:rPr>
+          <w:lang w:val="pt_PT" w:bidi="pt_PT"/>
+        </w:rPr>
+      </w:r>
+      <w:r>
+        <w:rPr>
           <w:b/>
           <w:lang w:val="pt_PT" w:bidi="pt_PT"/>
         </w:rPr>
@@ -22625,6 +22891,20 @@
       </w:r>
       <w:r>
         <w:rPr>
+          <w:lang w:val="pt_PT" w:bidi="pt_PT"/>
+        </w:rPr>
+        <w:t>מִנְּזָרַ֨יִ⁠ךְ֙ כָּֽ⁠אַרְבֶּ֔ה וְ⁠טַפְסְרַ֖יִ⁠ךְ כְּ⁠ג֣וֹב גֹּבָ֑י</w:t>
+      </w:r>
+    </w:p>
+    <w:p>
+      <w:pPr/>
+      <w:r>
+        <w:rPr>
+          <w:lang w:val="pt_PT" w:bidi="pt_PT"/>
+        </w:rPr>
+      </w:r>
+      <w:r>
+        <w:rPr>
           <w:b/>
           <w:lang w:val="pt_PT" w:bidi="pt_PT"/>
         </w:rPr>
@@ -22859,6 +23139,20 @@
       </w:r>
       <w:r>
         <w:rPr>
+          <w:lang w:val="pt_PT" w:bidi="pt_PT"/>
+        </w:rPr>
+        <w:t>וְ⁠טַפְסְרַ֖יִ⁠ךְ כְּ⁠ג֣וֹב גֹּבָ֑י</w:t>
+      </w:r>
+    </w:p>
+    <w:p>
+      <w:pPr/>
+      <w:r>
+        <w:rPr>
+          <w:lang w:val="pt_PT" w:bidi="pt_PT"/>
+        </w:rPr>
+      </w:r>
+      <w:r>
+        <w:rPr>
           <w:b/>
           <w:lang w:val="pt_PT" w:bidi="pt_PT"/>
         </w:rPr>
@@ -23647,6 +23941,20 @@
         <w:rPr>
           <w:lang w:val="pt_PT" w:bidi="pt_PT"/>
         </w:rPr>
+      </w:r>
+    </w:p>
+    <w:p>
+      <w:pPr/>
+      <w:r>
+        <w:rPr>
+          <w:lang w:val="pt_PT" w:bidi="pt_PT"/>
+        </w:rPr>
+      </w:r>
+      <w:r>
+        <w:rPr>
+          <w:lang w:val="pt_PT" w:bidi="pt_PT"/>
+        </w:rPr>
+        <w:t>אֵין־כֵּהָ֣ה לְ⁠שִׁבְרֶ֔⁠ךָ</w:t>
       </w:r>
     </w:p>
     <w:p>

--- a/por/docx/34.content.docx
+++ b/por/docx/34.content.docx
@@ -16553,7 +16553,7 @@
         <w:rPr>
           <w:lang w:val="pt_PT" w:bidi="pt_PT"/>
         </w:rPr>
-        <w:t>וְכָשְׁל֖וּ</w:t>
+        <w:t>יכשלו</w:t>
       </w:r>
     </w:p>
     <w:p>
